--- a/Bao_Cao/Kich_Ban_Demo_Bao_Ve_Website_BigData.docx
+++ b/Bao_Cao/Kich_Ban_Demo_Bao_Ve_Website_BigData.docx
@@ -4,23 +4,7 @@
   <w:body>
     <w:p>
       <w:pPr>
-        <w:spacing w:before="0" w:after="20" w:line="288" w:lineRule="auto"/>
-        <w:jc w:val="center"/>
-      </w:pPr>
-      <w:r>
-        <w:rPr>
-          <w:rFonts w:ascii="Times New Roman" w:hAnsi="Times New Roman"/>
-          <w:b/>
-          <w:i w:val="0"/>
-          <w:color w:val="646464"/>
-          <w:sz w:val="20"/>
-        </w:rPr>
-        <w:t>BỘ CÔNG THƯƠNG — TRƯỜNG ĐẠI HỌC CÔNG NGHIỆP THỰC PHẨM TP. HCM (HUFI / HUIT)</w:t>
-      </w:r>
-    </w:p>
-    <w:p>
-      <w:pPr>
-        <w:spacing w:before="0" w:after="120" w:line="288" w:lineRule="auto"/>
+        <w:spacing w:before="0" w:after="160" w:line="276" w:lineRule="auto"/>
         <w:jc w:val="center"/>
       </w:pPr>
       <w:r>
@@ -30,25 +14,16 @@
           <w:i w:val="0"/>
           <w:color w:val="1B365D"/>
           <w:sz w:val="21"/>
+          <w:rFonts w:ascii="Times New Roman" w:hAnsi="Times New Roman" w:eastAsia="Times New Roman" w:cs="Times New Roman"/>
         </w:rPr>
-        <w:t>KHOA CÔNG NGHỆ THÔNG TIN — HỌC PHẦN: CÔNG NGHỆ DỮ LIỆU LỚN (BIG DATA TECHNOLOGIES)</w:t>
+        <w:t>TRƯỜNG ĐẠI HỌC CÔNG THƯƠNG TP. HỒ CHÍ MINH (HUIT)</w:t>
+        <w:br/>
+        <w:t>KHOA CÔNG NGHỆ THÔNG TIN — BỘ MÔN KHOA HỌC DỮ LIỆU</w:t>
       </w:r>
     </w:p>
     <w:p>
       <w:pPr>
-        <w:jc w:val="center"/>
-      </w:pPr>
-      <w:r>
-        <w:rPr>
-          <w:color w:val="0D766E"/>
-          <w:sz w:val="18"/>
-        </w:rPr>
-        <w:t>━━━━━━━━━━━━━━━━━━━━━━━━━━━━━━━━━━━━━━━━━━━━━━━━━━━━━━━━━━━━━</w:t>
-      </w:r>
-    </w:p>
-    <w:p>
-      <w:pPr>
-        <w:spacing w:before="80" w:after="60" w:line="288" w:lineRule="auto"/>
+        <w:spacing w:before="80" w:after="40" w:line="276" w:lineRule="auto"/>
         <w:jc w:val="center"/>
       </w:pPr>
       <w:r>
@@ -57,14 +32,15 @@
           <w:b/>
           <w:i w:val="0"/>
           <w:color w:val="1B365D"/>
-          <w:sz w:val="36"/>
+          <w:sz w:val="30"/>
+          <w:rFonts w:ascii="Times New Roman" w:hAnsi="Times New Roman" w:eastAsia="Times New Roman" w:cs="Times New Roman"/>
         </w:rPr>
-        <w:t>KỊCH BẢN CHI TIẾT TRÌNH DIỄN (LIVE DEMO) &amp; BẢO VỆ HỆ THỐNG</w:t>
+        <w:t>KỊCH BẢN CHI TIẾT TRÌNH DIỄN (LIVE DEMO) &amp; BẢO VỆ ĐỒ ÁN BIG DATA</w:t>
       </w:r>
     </w:p>
     <w:p>
       <w:pPr>
-        <w:spacing w:before="0" w:after="200" w:line="288" w:lineRule="auto"/>
+        <w:spacing w:before="0" w:after="200" w:line="276" w:lineRule="auto"/>
         <w:jc w:val="center"/>
       </w:pPr>
       <w:r>
@@ -73,9 +49,10 @@
           <w:b/>
           <w:i/>
           <w:color w:val="0D766E"/>
-          <w:sz w:val="25"/>
+          <w:sz w:val="19"/>
+          <w:rFonts w:ascii="Times New Roman" w:hAnsi="Times New Roman" w:eastAsia="Times New Roman" w:cs="Times New Roman"/>
         </w:rPr>
-        <w:t>“HỆ THỐNG PHÂN TÍCH DỮ LIỆU LỚN THỊ TRƯỜNG CHUYỂN NHƯỢNG BÓNG ĐÁ TRÊN NỀN TẢNG HADOOP HDFS, SPARK, KAFKA, AIRFLOW &amp; STREAMLIT”</w:t>
+        <w:t>BẢNG CHỈ DẪN URL TRUY CẬP TỪNG PHÂN HỆ, THAO TÁC MÀN HÌNH VÀ LỜI THOẠI THUYẾT TRÌNH MẪU</w:t>
       </w:r>
     </w:p>
     <w:tbl>
@@ -93,16 +70,16 @@
             <w:tcW w:type="dxa" w:w="9360"/>
             <w:shd w:fill="F4F6F9"/>
             <w:tcMar>
-              <w:top w:w="80" w:type="dxa"/>
-              <w:bottom w:w="80" w:type="dxa"/>
-              <w:left w:w="120" w:type="dxa"/>
+              <w:top w:w="70" w:type="dxa"/>
+              <w:bottom w:w="70" w:type="dxa"/>
+              <w:left w:w="100" w:type="dxa"/>
               <w:right w:w="100" w:type="dxa"/>
             </w:tcMar>
             <w:tcBorders>
-              <w:top w:val="single" w:sz="12" w:space="0" w:color="999999"/>
-              <w:bottom w:val="single" w:sz="12" w:space="0" w:color="999999"/>
-              <w:left w:val="single" w:sz="12" w:space="0" w:color="999999"/>
-              <w:right w:val="single" w:sz="12" w:space="0" w:color="999999"/>
+              <w:top w:val="single" w:sz="8" w:space="0" w:color="999999"/>
+              <w:bottom w:val="single" w:sz="8" w:space="0" w:color="999999"/>
+              <w:left w:val="single" w:sz="8" w:space="0" w:color="999999"/>
+              <w:right w:val="single" w:sz="8" w:space="0" w:color="999999"/>
             </w:tcBorders>
           </w:tcPr>
           <w:p>
@@ -113,80 +90,114 @@
               <w:rPr>
                 <w:rFonts w:ascii="Times New Roman" w:hAnsi="Times New Roman"/>
                 <w:b/>
+                <w:i w:val="0"/>
                 <w:color w:val="222222"/>
-                <w:sz w:val="22"/>
+                <w:sz w:val="21"/>
+                <w:rFonts w:ascii="Times New Roman" w:hAnsi="Times New Roman" w:eastAsia="Times New Roman" w:cs="Times New Roman"/>
               </w:rPr>
-              <w:t>📌 THÔNG TIN HỒ SƠ BẢO VỆ</w:t>
+              <w:t>[LƯU Ý] THÔNG TIN HỒ SƠ BẢO VỆ</w:t>
             </w:r>
           </w:p>
           <w:p>
             <w:pPr>
-              <w:spacing w:before="40" w:after="40" w:line="276" w:lineRule="auto"/>
-              <w:ind w:left="170"/>
+              <w:spacing w:before="20" w:after="40" w:line="276" w:lineRule="auto"/>
+              <w:jc w:val="both"/>
             </w:pPr>
             <w:r>
               <w:rPr>
                 <w:rFonts w:ascii="Times New Roman" w:hAnsi="Times New Roman"/>
+                <w:b w:val="0"/>
+                <w:i w:val="0"/>
                 <w:color w:val="222222"/>
-                <w:sz w:val="22"/>
+                <w:sz w:val="20"/>
+                <w:rFonts w:ascii="Times New Roman" w:hAnsi="Times New Roman" w:eastAsia="Times New Roman" w:cs="Times New Roman"/>
+              </w:rPr>
+              <w:t>Đề tài: Xây dựng Data Pipeline thu thập, xử lý phân tán và phân tích dữ liệu thị trường chuyển nhượng bóng đá quốc tế</w:t>
+            </w:r>
+          </w:p>
+          <w:p>
+            <w:pPr>
+              <w:spacing w:before="20" w:after="40" w:line="276" w:lineRule="auto"/>
+              <w:jc w:val="both"/>
+            </w:pPr>
+            <w:r>
+              <w:rPr>
+                <w:rFonts w:ascii="Times New Roman" w:hAnsi="Times New Roman"/>
+                <w:b w:val="0"/>
+                <w:i w:val="0"/>
+                <w:color w:val="222222"/>
+                <w:sz w:val="20"/>
+                <w:rFonts w:ascii="Times New Roman" w:hAnsi="Times New Roman" w:eastAsia="Times New Roman" w:cs="Times New Roman"/>
               </w:rPr>
               <w:t>Giảng viên hướng dẫn: ThS. Huỳnh Thái Học</w:t>
             </w:r>
           </w:p>
           <w:p>
             <w:pPr>
-              <w:spacing w:before="40" w:after="40" w:line="276" w:lineRule="auto"/>
-              <w:ind w:left="170"/>
+              <w:spacing w:before="20" w:after="40" w:line="276" w:lineRule="auto"/>
+              <w:jc w:val="both"/>
             </w:pPr>
             <w:r>
               <w:rPr>
                 <w:rFonts w:ascii="Times New Roman" w:hAnsi="Times New Roman"/>
+                <w:b w:val="0"/>
+                <w:i w:val="0"/>
                 <w:color w:val="222222"/>
-                <w:sz w:val="22"/>
+                <w:sz w:val="20"/>
+                <w:rFonts w:ascii="Times New Roman" w:hAnsi="Times New Roman" w:eastAsia="Times New Roman" w:cs="Times New Roman"/>
               </w:rPr>
               <w:t>Nhóm sinh viên thực hiện (Nhóm 5): Đặng Duy Lợi (Trưởng nhóm - 2001230479) | Chu Văn Quốc Trung (2001231010) | Nguyễn Thế Quang (20012307010)</w:t>
             </w:r>
           </w:p>
           <w:p>
             <w:pPr>
-              <w:spacing w:before="40" w:after="40" w:line="276" w:lineRule="auto"/>
-              <w:ind w:left="170"/>
+              <w:spacing w:before="20" w:after="40" w:line="276" w:lineRule="auto"/>
+              <w:jc w:val="both"/>
             </w:pPr>
             <w:r>
               <w:rPr>
                 <w:rFonts w:ascii="Times New Roman" w:hAnsi="Times New Roman"/>
+                <w:b w:val="0"/>
+                <w:i w:val="0"/>
                 <w:color w:val="222222"/>
-                <w:sz w:val="22"/>
+                <w:sz w:val="20"/>
+                <w:rFonts w:ascii="Times New Roman" w:hAnsi="Times New Roman" w:eastAsia="Times New Roman" w:cs="Times New Roman"/>
               </w:rPr>
-              <w:t>Thời lượng trình diễn khuyến nghị: 8 đến 10 phút (kèm 5 phút Q&amp;A phản biện)</w:t>
+              <w:t>Thời lượng khuyến nghị: 8 đến 10 phút trình diễn (kèm 5 phút Q&amp;A phản biện)</w:t>
             </w:r>
           </w:p>
           <w:p>
             <w:pPr>
-              <w:spacing w:before="40" w:after="40" w:line="276" w:lineRule="auto"/>
-              <w:ind w:left="170"/>
+              <w:spacing w:before="20" w:after="40" w:line="276" w:lineRule="auto"/>
+              <w:jc w:val="both"/>
             </w:pPr>
             <w:r>
               <w:rPr>
                 <w:rFonts w:ascii="Times New Roman" w:hAnsi="Times New Roman"/>
+                <w:b w:val="0"/>
+                <w:i w:val="0"/>
                 <w:color w:val="222222"/>
-                <w:sz w:val="22"/>
+                <w:sz w:val="20"/>
+                <w:rFonts w:ascii="Times New Roman" w:hAnsi="Times New Roman" w:eastAsia="Times New Roman" w:cs="Times New Roman"/>
               </w:rPr>
-              <w:t>Liên kết GitHub Repository: https://github.com/takachi15/transfermarkt-bigdata-analytics</w:t>
+              <w:t>GitHub Repository chính thức: https://github.com/takachi15/transfermarkt-bigdata-analytics</w:t>
             </w:r>
           </w:p>
           <w:p>
             <w:pPr>
-              <w:spacing w:before="40" w:after="40" w:line="276" w:lineRule="auto"/>
-              <w:ind w:left="170"/>
+              <w:spacing w:before="20" w:after="40" w:line="276" w:lineRule="auto"/>
+              <w:jc w:val="both"/>
             </w:pPr>
             <w:r>
               <w:rPr>
                 <w:rFonts w:ascii="Times New Roman" w:hAnsi="Times New Roman"/>
+                <w:b w:val="0"/>
+                <w:i w:val="0"/>
                 <w:color w:val="222222"/>
-                <w:sz w:val="22"/>
+                <w:sz w:val="20"/>
+                <w:rFonts w:ascii="Times New Roman" w:hAnsi="Times New Roman" w:eastAsia="Times New Roman" w:cs="Times New Roman"/>
               </w:rPr>
-              <w:t>Môi trường Web Dashboard phục vụ demo: http://localhost:8501 (Khởi động 1-Click bằng tệp CHAY_WEB.bat)</w:t>
+              <w:t>Địa chỉ Web Dashboard cục bộ: http://localhost:8501 (Khởi động 1-Click bằng file CHAY_WEB.bat)</w:t>
             </w:r>
           </w:p>
         </w:tc>
@@ -194,7 +205,8 @@
     </w:tbl>
     <w:p>
       <w:pPr>
-        <w:spacing w:before="40" w:after="40"/>
+        <w:spacing w:before="0" w:after="20" w:line="276" w:lineRule="auto"/>
+        <w:jc w:val="both"/>
       </w:pPr>
     </w:p>
     <w:p>
@@ -206,15 +218,17 @@
         <w:rPr>
           <w:rFonts w:ascii="Times New Roman" w:hAnsi="Times New Roman"/>
           <w:b/>
+          <w:i w:val="0"/>
           <w:color w:val="1B365D"/>
-          <w:sz w:val="28"/>
+          <w:sz w:val="27"/>
+          <w:rFonts w:ascii="Times New Roman" w:hAnsi="Times New Roman" w:eastAsia="Times New Roman" w:cs="Times New Roman"/>
         </w:rPr>
-        <w:t>1. Checklist chuẩn bị kỹ thuật trước giờ bảo vệ (3 phút trước khi lên bục)</w:t>
+        <w:t>1. Bảng phân công thời gian và Ánh xạ URL từng phân hệ (Navigation Matrix)</w:t>
       </w:r>
     </w:p>
     <w:p>
       <w:pPr>
-        <w:spacing w:before="0" w:after="60" w:line="288" w:lineRule="auto"/>
+        <w:spacing w:before="0" w:after="60" w:line="276" w:lineRule="auto"/>
         <w:jc w:val="both"/>
       </w:pPr>
       <w:r>
@@ -223,123 +237,162 @@
           <w:b w:val="0"/>
           <w:i w:val="0"/>
           <w:color w:val="222222"/>
-          <w:sz w:val="24"/>
+          <w:sz w:val="22"/>
+          <w:rFonts w:ascii="Times New Roman" w:hAnsi="Times New Roman" w:eastAsia="Times New Roman" w:cs="Times New Roman"/>
         </w:rPr>
-        <w:t>Để buổi demo diễn ra trơn tru tuyệt đối, không gặp sự cố gián đoạn kết nối hay lỗi trình chiếu, nhóm sinh viên bắt buộc hoàn thành checklist 5 bước sau:</w:t>
+        <w:t>Bảng dưới đây giúp nhóm định vị tức thì Tab cần bấm trên Sidebar và URL tương ứng để chuyển đổi màn hình mượt mà trong 10 phút thuyết trình:</w:t>
       </w:r>
     </w:p>
     <w:tbl>
       <w:tblPr>
         <w:tblW w:type="auto" w:w="0"/>
         <w:jc w:val="center"/>
-        <w:tblLayout w:type="fixed"/>
         <w:tblLook w:firstColumn="1" w:firstRow="1" w:lastColumn="0" w:lastRow="0" w:noHBand="0" w:noVBand="1" w:val="04A0"/>
       </w:tblPr>
       <w:tblGrid>
-        <w:gridCol w:w="3230"/>
-        <w:gridCol w:w="3230"/>
-        <w:gridCol w:w="3230"/>
+        <w:gridCol w:w="2422"/>
+        <w:gridCol w:w="2422"/>
+        <w:gridCol w:w="2422"/>
+        <w:gridCol w:w="2422"/>
       </w:tblGrid>
       <w:tr>
         <w:tc>
           <w:tcPr>
-            <w:tcW w:type="dxa" w:w="2160"/>
+            <w:tcW w:type="dxa" w:w="2304"/>
             <w:shd w:fill="1B365D"/>
             <w:tcMar>
-              <w:top w:w="90" w:type="dxa"/>
-              <w:bottom w:w="90" w:type="dxa"/>
+              <w:top w:w="70" w:type="dxa"/>
+              <w:bottom w:w="70" w:type="dxa"/>
               <w:left w:w="80" w:type="dxa"/>
               <w:right w:w="80" w:type="dxa"/>
             </w:tcMar>
             <w:tcBorders>
-              <w:top w:val="single" w:sz="6" w:space="0" w:color="1B365D"/>
-              <w:bottom w:val="single" w:sz="6" w:space="0" w:color="1B365D"/>
-              <w:left w:val="single" w:sz="6" w:space="0" w:color="1B365D"/>
-              <w:right w:val="single" w:sz="6" w:space="0" w:color="1B365D"/>
+              <w:top w:val="single" w:sz="10" w:space="0" w:color="1B365D"/>
+              <w:bottom w:val="single" w:sz="10" w:space="0" w:color="1B365D"/>
+              <w:left w:val="none"/>
+              <w:right w:val="none"/>
             </w:tcBorders>
           </w:tcPr>
           <w:p>
             <w:pPr>
-              <w:spacing w:line="240" w:lineRule="auto" w:before="0" w:after="0"/>
+              <w:spacing w:before="20" w:after="20"/>
               <w:jc w:val="center"/>
             </w:pPr>
-            <w:r/>
             <w:r>
               <w:rPr>
                 <w:rFonts w:ascii="Times New Roman" w:hAnsi="Times New Roman"/>
                 <w:b/>
+                <w:i w:val="0"/>
                 <w:color w:val="FFFFFF"/>
-                <w:sz w:val="22"/>
+                <w:sz w:val="19"/>
+                <w:rFonts w:ascii="Times New Roman" w:hAnsi="Times New Roman" w:eastAsia="Times New Roman" w:cs="Times New Roman"/>
               </w:rPr>
-              <w:t>Hạng mục chuẩn bị</w:t>
+              <w:t>Phân đoạn &amp; Thời gian</w:t>
             </w:r>
           </w:p>
         </w:tc>
         <w:tc>
           <w:tcPr>
-            <w:tcW w:type="dxa" w:w="5472"/>
+            <w:tcW w:type="dxa" w:w="2592"/>
             <w:shd w:fill="1B365D"/>
             <w:tcMar>
-              <w:top w:w="90" w:type="dxa"/>
-              <w:bottom w:w="90" w:type="dxa"/>
+              <w:top w:w="70" w:type="dxa"/>
+              <w:bottom w:w="70" w:type="dxa"/>
               <w:left w:w="80" w:type="dxa"/>
               <w:right w:w="80" w:type="dxa"/>
             </w:tcMar>
             <w:tcBorders>
-              <w:top w:val="single" w:sz="6" w:space="0" w:color="1B365D"/>
-              <w:bottom w:val="single" w:sz="6" w:space="0" w:color="1B365D"/>
-              <w:left w:val="single" w:sz="6" w:space="0" w:color="1B365D"/>
-              <w:right w:val="single" w:sz="6" w:space="0" w:color="1B365D"/>
+              <w:top w:val="single" w:sz="10" w:space="0" w:color="1B365D"/>
+              <w:bottom w:val="single" w:sz="10" w:space="0" w:color="1B365D"/>
+              <w:left w:val="none"/>
+              <w:right w:val="none"/>
             </w:tcBorders>
           </w:tcPr>
           <w:p>
             <w:pPr>
-              <w:spacing w:line="240" w:lineRule="auto" w:before="0" w:after="0"/>
+              <w:spacing w:before="20" w:after="20"/>
               <w:jc w:val="center"/>
             </w:pPr>
-            <w:r/>
             <w:r>
               <w:rPr>
                 <w:rFonts w:ascii="Times New Roman" w:hAnsi="Times New Roman"/>
                 <w:b/>
+                <w:i w:val="0"/>
                 <w:color w:val="FFFFFF"/>
-                <w:sz w:val="22"/>
+                <w:sz w:val="19"/>
+                <w:rFonts w:ascii="Times New Roman" w:hAnsi="Times New Roman" w:eastAsia="Times New Roman" w:cs="Times New Roman"/>
               </w:rPr>
-              <w:t>Thao tác kỹ thuật chi tiết</w:t>
+              <w:t>Tên Tab trên Sidebar</w:t>
             </w:r>
           </w:p>
         </w:tc>
         <w:tc>
           <w:tcPr>
-            <w:tcW w:type="dxa" w:w="1728"/>
+            <w:tcW w:type="dxa" w:w="2880"/>
             <w:shd w:fill="1B365D"/>
             <w:tcMar>
-              <w:top w:w="90" w:type="dxa"/>
-              <w:bottom w:w="90" w:type="dxa"/>
+              <w:top w:w="70" w:type="dxa"/>
+              <w:bottom w:w="70" w:type="dxa"/>
               <w:left w:w="80" w:type="dxa"/>
               <w:right w:w="80" w:type="dxa"/>
             </w:tcMar>
             <w:tcBorders>
-              <w:top w:val="single" w:sz="6" w:space="0" w:color="1B365D"/>
-              <w:bottom w:val="single" w:sz="6" w:space="0" w:color="1B365D"/>
-              <w:left w:val="single" w:sz="6" w:space="0" w:color="1B365D"/>
-              <w:right w:val="single" w:sz="6" w:space="0" w:color="1B365D"/>
+              <w:top w:val="single" w:sz="10" w:space="0" w:color="1B365D"/>
+              <w:bottom w:val="single" w:sz="10" w:space="0" w:color="1B365D"/>
+              <w:left w:val="none"/>
+              <w:right w:val="none"/>
             </w:tcBorders>
           </w:tcPr>
           <w:p>
             <w:pPr>
-              <w:spacing w:line="240" w:lineRule="auto" w:before="0" w:after="0"/>
+              <w:spacing w:before="20" w:after="20"/>
               <w:jc w:val="center"/>
             </w:pPr>
-            <w:r/>
             <w:r>
               <w:rPr>
                 <w:rFonts w:ascii="Times New Roman" w:hAnsi="Times New Roman"/>
                 <w:b/>
+                <w:i w:val="0"/>
                 <w:color w:val="FFFFFF"/>
-                <w:sz w:val="22"/>
+                <w:sz w:val="19"/>
+                <w:rFonts w:ascii="Times New Roman" w:hAnsi="Times New Roman" w:eastAsia="Times New Roman" w:cs="Times New Roman"/>
               </w:rPr>
-              <w:t>Trạng thái</w:t>
+              <w:t>Địa chỉ URL tương ứng</w:t>
+            </w:r>
+          </w:p>
+        </w:tc>
+        <w:tc>
+          <w:tcPr>
+            <w:tcW w:type="dxa" w:w="1584"/>
+            <w:shd w:fill="1B365D"/>
+            <w:tcMar>
+              <w:top w:w="70" w:type="dxa"/>
+              <w:bottom w:w="70" w:type="dxa"/>
+              <w:left w:w="80" w:type="dxa"/>
+              <w:right w:w="80" w:type="dxa"/>
+            </w:tcMar>
+            <w:tcBorders>
+              <w:top w:val="single" w:sz="10" w:space="0" w:color="1B365D"/>
+              <w:bottom w:val="single" w:sz="10" w:space="0" w:color="1B365D"/>
+              <w:left w:val="none"/>
+              <w:right w:val="none"/>
+            </w:tcBorders>
+          </w:tcPr>
+          <w:p>
+            <w:pPr>
+              <w:spacing w:before="20" w:after="20"/>
+              <w:jc w:val="center"/>
+            </w:pPr>
+            <w:r>
+              <w:rPr>
+                <w:rFonts w:ascii="Times New Roman" w:hAnsi="Times New Roman"/>
+                <w:b/>
+                <w:i w:val="0"/>
+                <w:color w:val="FFFFFF"/>
+                <w:sz w:val="19"/>
+                <w:rFonts w:ascii="Times New Roman" w:hAnsi="Times New Roman" w:eastAsia="Times New Roman" w:cs="Times New Roman"/>
+              </w:rPr>
+              <w:t>Thành viên phụ trách</w:t>
             </w:r>
           </w:p>
         </w:tc>
@@ -347,101 +400,141 @@
       <w:tr>
         <w:tc>
           <w:tcPr>
-            <w:tcW w:type="dxa" w:w="2160"/>
+            <w:tcW w:type="dxa" w:w="2304"/>
             <w:shd w:fill="FFFFFF"/>
             <w:tcMar>
-              <w:top w:w="70" w:type="dxa"/>
-              <w:bottom w:w="70" w:type="dxa"/>
+              <w:top w:w="60" w:type="dxa"/>
+              <w:bottom w:w="60" w:type="dxa"/>
               <w:left w:w="80" w:type="dxa"/>
               <w:right w:w="80" w:type="dxa"/>
             </w:tcMar>
             <w:tcBorders>
-              <w:top w:val="single" w:sz="4" w:space="0" w:color="D0D5DD"/>
-              <w:bottom w:val="single" w:sz="4" w:space="0" w:color="D0D5DD"/>
-              <w:left w:val="single" w:sz="4" w:space="0" w:color="D0D5DD"/>
-              <w:right w:val="single" w:sz="4" w:space="0" w:color="D0D5DD"/>
+              <w:top w:val="single" w:sz="4" w:space="0" w:color="E5E7EB"/>
+              <w:bottom w:val="single" w:sz="4" w:space="0" w:color="E5E7EB"/>
+              <w:left w:val="none"/>
+              <w:right w:val="none"/>
             </w:tcBorders>
           </w:tcPr>
           <w:p>
             <w:pPr>
-              <w:spacing w:line="276" w:lineRule="auto" w:before="0" w:after="0"/>
+              <w:spacing w:before="20" w:after="20" w:line="264" w:lineRule="auto"/>
               <w:jc w:val="center"/>
             </w:pPr>
-            <w:r/>
             <w:r>
               <w:rPr>
                 <w:rFonts w:ascii="Times New Roman" w:hAnsi="Times New Roman"/>
                 <w:b/>
+                <w:i w:val="0"/>
                 <w:color w:val="222222"/>
-                <w:sz w:val="21"/>
+                <w:sz w:val="18"/>
+                <w:rFonts w:ascii="Times New Roman" w:hAnsi="Times New Roman" w:eastAsia="Times New Roman" w:cs="Times New Roman"/>
               </w:rPr>
-              <w:t>Bước 1: Khởi động Web Dashboard</w:t>
+              <w:t>Phần 1: Mở đầu (00:00 - 01:00)</w:t>
             </w:r>
           </w:p>
         </w:tc>
         <w:tc>
           <w:tcPr>
-            <w:tcW w:type="dxa" w:w="5472"/>
+            <w:tcW w:type="dxa" w:w="2592"/>
             <w:shd w:fill="FFFFFF"/>
             <w:tcMar>
-              <w:top w:w="70" w:type="dxa"/>
-              <w:bottom w:w="70" w:type="dxa"/>
+              <w:top w:w="60" w:type="dxa"/>
+              <w:bottom w:w="60" w:type="dxa"/>
               <w:left w:w="80" w:type="dxa"/>
               <w:right w:w="80" w:type="dxa"/>
             </w:tcMar>
             <w:tcBorders>
-              <w:top w:val="single" w:sz="4" w:space="0" w:color="D0D5DD"/>
-              <w:bottom w:val="single" w:sz="4" w:space="0" w:color="D0D5DD"/>
-              <w:left w:val="single" w:sz="4" w:space="0" w:color="D0D5DD"/>
-              <w:right w:val="single" w:sz="4" w:space="0" w:color="D0D5DD"/>
+              <w:top w:val="single" w:sz="4" w:space="0" w:color="E5E7EB"/>
+              <w:bottom w:val="single" w:sz="4" w:space="0" w:color="E5E7EB"/>
+              <w:left w:val="none"/>
+              <w:right w:val="none"/>
             </w:tcBorders>
           </w:tcPr>
           <w:p>
             <w:pPr>
-              <w:spacing w:line="276" w:lineRule="auto" w:before="0" w:after="0"/>
+              <w:spacing w:before="20" w:after="20" w:line="264" w:lineRule="auto"/>
               <w:jc w:val="center"/>
             </w:pPr>
-            <w:r/>
             <w:r>
               <w:rPr>
                 <w:rFonts w:ascii="Times New Roman" w:hAnsi="Times New Roman"/>
+                <w:b w:val="0"/>
+                <w:i w:val="0"/>
                 <w:color w:val="222222"/>
-                <w:sz w:val="21"/>
+                <w:sz w:val="18"/>
+                <w:rFonts w:ascii="Times New Roman" w:hAnsi="Times New Roman" w:eastAsia="Times New Roman" w:cs="Times New Roman"/>
               </w:rPr>
-              <w:t>Nhấp đúp chuột vào CHAY_WEB.bat tại thư mục gốc. Trình duyệt tự động mở http://localhost:8501.</w:t>
+              <w:t>Trang bìa &amp; Header</w:t>
             </w:r>
           </w:p>
         </w:tc>
         <w:tc>
           <w:tcPr>
-            <w:tcW w:type="dxa" w:w="1728"/>
+            <w:tcW w:type="dxa" w:w="2880"/>
             <w:shd w:fill="FFFFFF"/>
             <w:tcMar>
-              <w:top w:w="70" w:type="dxa"/>
-              <w:bottom w:w="70" w:type="dxa"/>
+              <w:top w:w="60" w:type="dxa"/>
+              <w:bottom w:w="60" w:type="dxa"/>
               <w:left w:w="80" w:type="dxa"/>
               <w:right w:w="80" w:type="dxa"/>
             </w:tcMar>
             <w:tcBorders>
-              <w:top w:val="single" w:sz="4" w:space="0" w:color="D0D5DD"/>
-              <w:bottom w:val="single" w:sz="4" w:space="0" w:color="D0D5DD"/>
-              <w:left w:val="single" w:sz="4" w:space="0" w:color="D0D5DD"/>
-              <w:right w:val="single" w:sz="4" w:space="0" w:color="D0D5DD"/>
+              <w:top w:val="single" w:sz="4" w:space="0" w:color="E5E7EB"/>
+              <w:bottom w:val="single" w:sz="4" w:space="0" w:color="E5E7EB"/>
+              <w:left w:val="none"/>
+              <w:right w:val="none"/>
             </w:tcBorders>
           </w:tcPr>
           <w:p>
             <w:pPr>
-              <w:spacing w:line="276" w:lineRule="auto" w:before="0" w:after="0"/>
+              <w:spacing w:before="20" w:after="20" w:line="264" w:lineRule="auto"/>
               <w:jc w:val="left"/>
             </w:pPr>
-            <w:r/>
             <w:r>
               <w:rPr>
                 <w:rFonts w:ascii="Times New Roman" w:hAnsi="Times New Roman"/>
+                <w:b w:val="0"/>
+                <w:i w:val="0"/>
                 <w:color w:val="222222"/>
-                <w:sz w:val="21"/>
+                <w:sz w:val="18"/>
+                <w:rFonts w:ascii="Times New Roman" w:hAnsi="Times New Roman" w:eastAsia="Times New Roman" w:cs="Times New Roman"/>
               </w:rPr>
-              <w:t>Sẵn sàng (Port 8501)</w:t>
+              <w:t>http://localhost:8501</w:t>
+            </w:r>
+          </w:p>
+        </w:tc>
+        <w:tc>
+          <w:tcPr>
+            <w:tcW w:type="dxa" w:w="1584"/>
+            <w:shd w:fill="FFFFFF"/>
+            <w:tcMar>
+              <w:top w:w="60" w:type="dxa"/>
+              <w:bottom w:w="60" w:type="dxa"/>
+              <w:left w:w="80" w:type="dxa"/>
+              <w:right w:w="80" w:type="dxa"/>
+            </w:tcMar>
+            <w:tcBorders>
+              <w:top w:val="single" w:sz="4" w:space="0" w:color="E5E7EB"/>
+              <w:bottom w:val="single" w:sz="4" w:space="0" w:color="E5E7EB"/>
+              <w:left w:val="none"/>
+              <w:right w:val="none"/>
+            </w:tcBorders>
+          </w:tcPr>
+          <w:p>
+            <w:pPr>
+              <w:spacing w:before="20" w:after="20" w:line="264" w:lineRule="auto"/>
+              <w:jc w:val="left"/>
+            </w:pPr>
+            <w:r>
+              <w:rPr>
+                <w:rFonts w:ascii="Times New Roman" w:hAnsi="Times New Roman"/>
+                <w:b/>
+                <w:i w:val="0"/>
+                <w:color w:val="222222"/>
+                <w:sz w:val="18"/>
+                <w:rFonts w:ascii="Times New Roman" w:hAnsi="Times New Roman" w:eastAsia="Times New Roman" w:cs="Times New Roman"/>
+              </w:rPr>
+              <w:t>Đặng Duy Lợi</w:t>
             </w:r>
           </w:p>
         </w:tc>
@@ -449,101 +542,145 @@
       <w:tr>
         <w:tc>
           <w:tcPr>
-            <w:tcW w:type="dxa" w:w="2160"/>
+            <w:tcW w:type="dxa" w:w="2304"/>
             <w:shd w:fill="F4F6F9"/>
             <w:tcMar>
-              <w:top w:w="70" w:type="dxa"/>
-              <w:bottom w:w="70" w:type="dxa"/>
+              <w:top w:w="60" w:type="dxa"/>
+              <w:bottom w:w="60" w:type="dxa"/>
               <w:left w:w="80" w:type="dxa"/>
               <w:right w:w="80" w:type="dxa"/>
             </w:tcMar>
             <w:tcBorders>
-              <w:top w:val="single" w:sz="4" w:space="0" w:color="D0D5DD"/>
-              <w:bottom w:val="single" w:sz="4" w:space="0" w:color="D0D5DD"/>
-              <w:left w:val="single" w:sz="4" w:space="0" w:color="D0D5DD"/>
-              <w:right w:val="single" w:sz="4" w:space="0" w:color="D0D5DD"/>
+              <w:top w:val="single" w:sz="4" w:space="0" w:color="E5E7EB"/>
+              <w:bottom w:val="single" w:sz="4" w:space="0" w:color="E5E7EB"/>
+              <w:left w:val="none"/>
+              <w:right w:val="none"/>
             </w:tcBorders>
           </w:tcPr>
           <w:p>
             <w:pPr>
-              <w:spacing w:line="276" w:lineRule="auto" w:before="0" w:after="0"/>
+              <w:spacing w:before="20" w:after="20" w:line="264" w:lineRule="auto"/>
               <w:jc w:val="center"/>
             </w:pPr>
-            <w:r/>
             <w:r>
               <w:rPr>
                 <w:rFonts w:ascii="Times New Roman" w:hAnsi="Times New Roman"/>
                 <w:b/>
+                <w:i w:val="0"/>
                 <w:color w:val="222222"/>
-                <w:sz w:val="21"/>
+                <w:sz w:val="18"/>
+                <w:rFonts w:ascii="Times New Roman" w:hAnsi="Times New Roman" w:eastAsia="Times New Roman" w:cs="Times New Roman"/>
               </w:rPr>
-              <w:t>Bước 2: Mở chế độ Full Screen</w:t>
+              <w:t>Phần 2: Kiến trúc &amp; HDFS (01:00 - 02:30)</w:t>
             </w:r>
           </w:p>
         </w:tc>
         <w:tc>
           <w:tcPr>
-            <w:tcW w:type="dxa" w:w="5472"/>
+            <w:tcW w:type="dxa" w:w="2592"/>
             <w:shd w:fill="F4F6F9"/>
             <w:tcMar>
-              <w:top w:w="70" w:type="dxa"/>
-              <w:bottom w:w="70" w:type="dxa"/>
+              <w:top w:w="60" w:type="dxa"/>
+              <w:bottom w:w="60" w:type="dxa"/>
               <w:left w:w="80" w:type="dxa"/>
               <w:right w:w="80" w:type="dxa"/>
             </w:tcMar>
             <w:tcBorders>
-              <w:top w:val="single" w:sz="4" w:space="0" w:color="D0D5DD"/>
-              <w:bottom w:val="single" w:sz="4" w:space="0" w:color="D0D5DD"/>
-              <w:left w:val="single" w:sz="4" w:space="0" w:color="D0D5DD"/>
-              <w:right w:val="single" w:sz="4" w:space="0" w:color="D0D5DD"/>
+              <w:top w:val="single" w:sz="4" w:space="0" w:color="E5E7EB"/>
+              <w:bottom w:val="single" w:sz="4" w:space="0" w:color="E5E7EB"/>
+              <w:left w:val="none"/>
+              <w:right w:val="none"/>
             </w:tcBorders>
           </w:tcPr>
           <w:p>
             <w:pPr>
-              <w:spacing w:line="276" w:lineRule="auto" w:before="0" w:after="0"/>
+              <w:spacing w:before="20" w:after="20" w:line="264" w:lineRule="auto"/>
               <w:jc w:val="center"/>
             </w:pPr>
-            <w:r/>
             <w:r>
               <w:rPr>
                 <w:rFonts w:ascii="Times New Roman" w:hAnsi="Times New Roman"/>
+                <w:b w:val="0"/>
+                <w:i w:val="0"/>
                 <w:color w:val="222222"/>
-                <w:sz w:val="21"/>
+                <w:sz w:val="18"/>
+                <w:rFonts w:ascii="Times New Roman" w:hAnsi="Times New Roman" w:eastAsia="Times New Roman" w:cs="Times New Roman"/>
               </w:rPr>
-              <w:t>Nhấn phím F11 trên trình duyệt Chrome/Edge để ẩn toàn bộ thanh URL và Bookmark, hiển thị chuẩn Enterprise.</w:t>
+              <w:t>Bản đồ ứng dụng Big Data</w:t>
+              <w:br/>
+              <w:t>Quản trị dữ liệu HDFS Data Lake</w:t>
             </w:r>
           </w:p>
         </w:tc>
         <w:tc>
           <w:tcPr>
-            <w:tcW w:type="dxa" w:w="1728"/>
+            <w:tcW w:type="dxa" w:w="2880"/>
             <w:shd w:fill="F4F6F9"/>
             <w:tcMar>
-              <w:top w:w="70" w:type="dxa"/>
-              <w:bottom w:w="70" w:type="dxa"/>
+              <w:top w:w="60" w:type="dxa"/>
+              <w:bottom w:w="60" w:type="dxa"/>
               <w:left w:w="80" w:type="dxa"/>
               <w:right w:w="80" w:type="dxa"/>
             </w:tcMar>
             <w:tcBorders>
-              <w:top w:val="single" w:sz="4" w:space="0" w:color="D0D5DD"/>
-              <w:bottom w:val="single" w:sz="4" w:space="0" w:color="D0D5DD"/>
-              <w:left w:val="single" w:sz="4" w:space="0" w:color="D0D5DD"/>
-              <w:right w:val="single" w:sz="4" w:space="0" w:color="D0D5DD"/>
+              <w:top w:val="single" w:sz="4" w:space="0" w:color="E5E7EB"/>
+              <w:bottom w:val="single" w:sz="4" w:space="0" w:color="E5E7EB"/>
+              <w:left w:val="none"/>
+              <w:right w:val="none"/>
             </w:tcBorders>
           </w:tcPr>
           <w:p>
             <w:pPr>
-              <w:spacing w:line="276" w:lineRule="auto" w:before="0" w:after="0"/>
+              <w:spacing w:before="20" w:after="20" w:line="264" w:lineRule="auto"/>
               <w:jc w:val="left"/>
             </w:pPr>
-            <w:r/>
             <w:r>
               <w:rPr>
                 <w:rFonts w:ascii="Times New Roman" w:hAnsi="Times New Roman"/>
+                <w:b w:val="0"/>
+                <w:i w:val="0"/>
                 <w:color w:val="222222"/>
-                <w:sz w:val="21"/>
+                <w:sz w:val="18"/>
+                <w:rFonts w:ascii="Times New Roman" w:hAnsi="Times New Roman" w:eastAsia="Times New Roman" w:cs="Times New Roman"/>
               </w:rPr>
-              <w:t>Toàn màn hình chuyên nghiệp</w:t>
+              <w:t>http://localhost:8501/?page=Bản+đồ+ứng+dụng+Big+Data</w:t>
+              <w:br/>
+              <w:t>http://localhost:8501/?page=Quản+trị+dữ+liệu+HDFS+Data+Lake</w:t>
+            </w:r>
+          </w:p>
+        </w:tc>
+        <w:tc>
+          <w:tcPr>
+            <w:tcW w:type="dxa" w:w="1584"/>
+            <w:shd w:fill="F4F6F9"/>
+            <w:tcMar>
+              <w:top w:w="60" w:type="dxa"/>
+              <w:bottom w:w="60" w:type="dxa"/>
+              <w:left w:w="80" w:type="dxa"/>
+              <w:right w:w="80" w:type="dxa"/>
+            </w:tcMar>
+            <w:tcBorders>
+              <w:top w:val="single" w:sz="4" w:space="0" w:color="E5E7EB"/>
+              <w:bottom w:val="single" w:sz="4" w:space="0" w:color="E5E7EB"/>
+              <w:left w:val="none"/>
+              <w:right w:val="none"/>
+            </w:tcBorders>
+          </w:tcPr>
+          <w:p>
+            <w:pPr>
+              <w:spacing w:before="20" w:after="20" w:line="264" w:lineRule="auto"/>
+              <w:jc w:val="left"/>
+            </w:pPr>
+            <w:r>
+              <w:rPr>
+                <w:rFonts w:ascii="Times New Roman" w:hAnsi="Times New Roman"/>
+                <w:b/>
+                <w:i w:val="0"/>
+                <w:color w:val="222222"/>
+                <w:sz w:val="18"/>
+                <w:rFonts w:ascii="Times New Roman" w:hAnsi="Times New Roman" w:eastAsia="Times New Roman" w:cs="Times New Roman"/>
+              </w:rPr>
+              <w:t>Đặng Duy Lợi</w:t>
             </w:r>
           </w:p>
         </w:tc>
@@ -551,101 +688,141 @@
       <w:tr>
         <w:tc>
           <w:tcPr>
-            <w:tcW w:type="dxa" w:w="2160"/>
+            <w:tcW w:type="dxa" w:w="2304"/>
             <w:shd w:fill="FFFFFF"/>
             <w:tcMar>
-              <w:top w:w="70" w:type="dxa"/>
-              <w:bottom w:w="70" w:type="dxa"/>
+              <w:top w:w="60" w:type="dxa"/>
+              <w:bottom w:w="60" w:type="dxa"/>
               <w:left w:w="80" w:type="dxa"/>
               <w:right w:w="80" w:type="dxa"/>
             </w:tcMar>
             <w:tcBorders>
-              <w:top w:val="single" w:sz="4" w:space="0" w:color="D0D5DD"/>
-              <w:bottom w:val="single" w:sz="4" w:space="0" w:color="D0D5DD"/>
-              <w:left w:val="single" w:sz="4" w:space="0" w:color="D0D5DD"/>
-              <w:right w:val="single" w:sz="4" w:space="0" w:color="D0D5DD"/>
+              <w:top w:val="single" w:sz="4" w:space="0" w:color="E5E7EB"/>
+              <w:bottom w:val="single" w:sz="4" w:space="0" w:color="E5E7EB"/>
+              <w:left w:val="none"/>
+              <w:right w:val="none"/>
             </w:tcBorders>
           </w:tcPr>
           <w:p>
             <w:pPr>
-              <w:spacing w:line="276" w:lineRule="auto" w:before="0" w:after="0"/>
+              <w:spacing w:before="20" w:after="20" w:line="264" w:lineRule="auto"/>
               <w:jc w:val="center"/>
             </w:pPr>
-            <w:r/>
             <w:r>
               <w:rPr>
                 <w:rFonts w:ascii="Times New Roman" w:hAnsi="Times New Roman"/>
                 <w:b/>
+                <w:i w:val="0"/>
                 <w:color w:val="222222"/>
-                <w:sz w:val="21"/>
+                <w:sz w:val="18"/>
+                <w:rFonts w:ascii="Times New Roman" w:hAnsi="Times New Roman" w:eastAsia="Times New Roman" w:cs="Times New Roman"/>
               </w:rPr>
-              <w:t>Bước 3: Mở sẵn Tab phụ chứng minh</w:t>
+              <w:t>Phần 3: Benchmark Spark (02:30 - 04:00)</w:t>
             </w:r>
           </w:p>
         </w:tc>
         <w:tc>
           <w:tcPr>
-            <w:tcW w:type="dxa" w:w="5472"/>
+            <w:tcW w:type="dxa" w:w="2592"/>
             <w:shd w:fill="FFFFFF"/>
             <w:tcMar>
-              <w:top w:w="70" w:type="dxa"/>
-              <w:bottom w:w="70" w:type="dxa"/>
+              <w:top w:w="60" w:type="dxa"/>
+              <w:bottom w:w="60" w:type="dxa"/>
               <w:left w:w="80" w:type="dxa"/>
               <w:right w:w="80" w:type="dxa"/>
             </w:tcMar>
             <w:tcBorders>
-              <w:top w:val="single" w:sz="4" w:space="0" w:color="D0D5DD"/>
-              <w:bottom w:val="single" w:sz="4" w:space="0" w:color="D0D5DD"/>
-              <w:left w:val="single" w:sz="4" w:space="0" w:color="D0D5DD"/>
-              <w:right w:val="single" w:sz="4" w:space="0" w:color="D0D5DD"/>
+              <w:top w:val="single" w:sz="4" w:space="0" w:color="E5E7EB"/>
+              <w:bottom w:val="single" w:sz="4" w:space="0" w:color="E5E7EB"/>
+              <w:left w:val="none"/>
+              <w:right w:val="none"/>
             </w:tcBorders>
           </w:tcPr>
           <w:p>
             <w:pPr>
-              <w:spacing w:line="276" w:lineRule="auto" w:before="0" w:after="0"/>
+              <w:spacing w:before="20" w:after="20" w:line="264" w:lineRule="auto"/>
               <w:jc w:val="center"/>
             </w:pPr>
-            <w:r/>
             <w:r>
               <w:rPr>
                 <w:rFonts w:ascii="Times New Roman" w:hAnsi="Times New Roman"/>
+                <w:b w:val="0"/>
+                <w:i w:val="0"/>
                 <w:color w:val="222222"/>
-                <w:sz w:val="21"/>
+                <w:sz w:val="18"/>
+                <w:rFonts w:ascii="Times New Roman" w:hAnsi="Times New Roman" w:eastAsia="Times New Roman" w:cs="Times New Roman"/>
               </w:rPr>
-              <w:t>Mở sẵn 1 tab HDFS NameNode (cổng 9870) và 1 tab Airflow UI (cổng 8080) để chuyển tab tức thì khi thầy hỏi.</w:t>
+              <w:t>Benchmark hiệu năng Spark vs Pandas</w:t>
             </w:r>
           </w:p>
         </w:tc>
         <w:tc>
           <w:tcPr>
-            <w:tcW w:type="dxa" w:w="1728"/>
+            <w:tcW w:type="dxa" w:w="2880"/>
             <w:shd w:fill="FFFFFF"/>
             <w:tcMar>
-              <w:top w:w="70" w:type="dxa"/>
-              <w:bottom w:w="70" w:type="dxa"/>
+              <w:top w:w="60" w:type="dxa"/>
+              <w:bottom w:w="60" w:type="dxa"/>
               <w:left w:w="80" w:type="dxa"/>
               <w:right w:w="80" w:type="dxa"/>
             </w:tcMar>
             <w:tcBorders>
-              <w:top w:val="single" w:sz="4" w:space="0" w:color="D0D5DD"/>
-              <w:bottom w:val="single" w:sz="4" w:space="0" w:color="D0D5DD"/>
-              <w:left w:val="single" w:sz="4" w:space="0" w:color="D0D5DD"/>
-              <w:right w:val="single" w:sz="4" w:space="0" w:color="D0D5DD"/>
+              <w:top w:val="single" w:sz="4" w:space="0" w:color="E5E7EB"/>
+              <w:bottom w:val="single" w:sz="4" w:space="0" w:color="E5E7EB"/>
+              <w:left w:val="none"/>
+              <w:right w:val="none"/>
             </w:tcBorders>
           </w:tcPr>
           <w:p>
             <w:pPr>
-              <w:spacing w:line="276" w:lineRule="auto" w:before="0" w:after="0"/>
+              <w:spacing w:before="20" w:after="20" w:line="264" w:lineRule="auto"/>
               <w:jc w:val="left"/>
             </w:pPr>
-            <w:r/>
             <w:r>
               <w:rPr>
                 <w:rFonts w:ascii="Times New Roman" w:hAnsi="Times New Roman"/>
+                <w:b w:val="0"/>
+                <w:i w:val="0"/>
                 <w:color w:val="222222"/>
-                <w:sz w:val="21"/>
+                <w:sz w:val="18"/>
+                <w:rFonts w:ascii="Times New Roman" w:hAnsi="Times New Roman" w:eastAsia="Times New Roman" w:cs="Times New Roman"/>
               </w:rPr>
-              <w:t>Tab 9870 &amp; Tab 8080</w:t>
+              <w:t>http://localhost:8501/?page=Benchmark+hiệu+năng+Spark+vs+Pandas</w:t>
+            </w:r>
+          </w:p>
+        </w:tc>
+        <w:tc>
+          <w:tcPr>
+            <w:tcW w:type="dxa" w:w="1584"/>
+            <w:shd w:fill="FFFFFF"/>
+            <w:tcMar>
+              <w:top w:w="60" w:type="dxa"/>
+              <w:bottom w:w="60" w:type="dxa"/>
+              <w:left w:w="80" w:type="dxa"/>
+              <w:right w:w="80" w:type="dxa"/>
+            </w:tcMar>
+            <w:tcBorders>
+              <w:top w:val="single" w:sz="4" w:space="0" w:color="E5E7EB"/>
+              <w:bottom w:val="single" w:sz="4" w:space="0" w:color="E5E7EB"/>
+              <w:left w:val="none"/>
+              <w:right w:val="none"/>
+            </w:tcBorders>
+          </w:tcPr>
+          <w:p>
+            <w:pPr>
+              <w:spacing w:before="20" w:after="20" w:line="264" w:lineRule="auto"/>
+              <w:jc w:val="left"/>
+            </w:pPr>
+            <w:r>
+              <w:rPr>
+                <w:rFonts w:ascii="Times New Roman" w:hAnsi="Times New Roman"/>
+                <w:b/>
+                <w:i w:val="0"/>
+                <w:color w:val="222222"/>
+                <w:sz w:val="18"/>
+                <w:rFonts w:ascii="Times New Roman" w:hAnsi="Times New Roman" w:eastAsia="Times New Roman" w:cs="Times New Roman"/>
+              </w:rPr>
+              <w:t>Đặng Duy Lợi</w:t>
             </w:r>
           </w:p>
         </w:tc>
@@ -653,101 +830,145 @@
       <w:tr>
         <w:tc>
           <w:tcPr>
-            <w:tcW w:type="dxa" w:w="2160"/>
+            <w:tcW w:type="dxa" w:w="2304"/>
             <w:shd w:fill="F4F6F9"/>
             <w:tcMar>
-              <w:top w:w="70" w:type="dxa"/>
-              <w:bottom w:w="70" w:type="dxa"/>
+              <w:top w:w="60" w:type="dxa"/>
+              <w:bottom w:w="60" w:type="dxa"/>
               <w:left w:w="80" w:type="dxa"/>
               <w:right w:w="80" w:type="dxa"/>
             </w:tcMar>
             <w:tcBorders>
-              <w:top w:val="single" w:sz="4" w:space="0" w:color="D0D5DD"/>
-              <w:bottom w:val="single" w:sz="4" w:space="0" w:color="D0D5DD"/>
-              <w:left w:val="single" w:sz="4" w:space="0" w:color="D0D5DD"/>
-              <w:right w:val="single" w:sz="4" w:space="0" w:color="D0D5DD"/>
+              <w:top w:val="single" w:sz="4" w:space="0" w:color="E5E7EB"/>
+              <w:bottom w:val="single" w:sz="4" w:space="0" w:color="E5E7EB"/>
+              <w:left w:val="none"/>
+              <w:right w:val="none"/>
             </w:tcBorders>
           </w:tcPr>
           <w:p>
             <w:pPr>
-              <w:spacing w:line="276" w:lineRule="auto" w:before="0" w:after="0"/>
+              <w:spacing w:before="20" w:after="20" w:line="264" w:lineRule="auto"/>
               <w:jc w:val="center"/>
             </w:pPr>
-            <w:r/>
             <w:r>
               <w:rPr>
                 <w:rFonts w:ascii="Times New Roman" w:hAnsi="Times New Roman"/>
                 <w:b/>
+                <w:i w:val="0"/>
                 <w:color w:val="222222"/>
-                <w:sz w:val="21"/>
+                <w:sz w:val="18"/>
+                <w:rFonts w:ascii="Times New Roman" w:hAnsi="Times New Roman" w:eastAsia="Times New Roman" w:cs="Times New Roman"/>
               </w:rPr>
-              <w:t>Bước 4: Phân công vai trò</w:t>
+              <w:t>Phần 4: Thị trường &amp; SQL (04:00 - 05:30)</w:t>
             </w:r>
           </w:p>
         </w:tc>
         <w:tc>
           <w:tcPr>
-            <w:tcW w:type="dxa" w:w="5472"/>
+            <w:tcW w:type="dxa" w:w="2592"/>
             <w:shd w:fill="F4F6F9"/>
             <w:tcMar>
-              <w:top w:w="70" w:type="dxa"/>
-              <w:bottom w:w="70" w:type="dxa"/>
+              <w:top w:w="60" w:type="dxa"/>
+              <w:bottom w:w="60" w:type="dxa"/>
               <w:left w:w="80" w:type="dxa"/>
               <w:right w:w="80" w:type="dxa"/>
             </w:tcMar>
             <w:tcBorders>
-              <w:top w:val="single" w:sz="4" w:space="0" w:color="D0D5DD"/>
-              <w:bottom w:val="single" w:sz="4" w:space="0" w:color="D0D5DD"/>
-              <w:left w:val="single" w:sz="4" w:space="0" w:color="D0D5DD"/>
-              <w:right w:val="single" w:sz="4" w:space="0" w:color="D0D5DD"/>
+              <w:top w:val="single" w:sz="4" w:space="0" w:color="E5E7EB"/>
+              <w:bottom w:val="single" w:sz="4" w:space="0" w:color="E5E7EB"/>
+              <w:left w:val="none"/>
+              <w:right w:val="none"/>
             </w:tcBorders>
           </w:tcPr>
           <w:p>
             <w:pPr>
-              <w:spacing w:line="276" w:lineRule="auto" w:before="0" w:after="0"/>
+              <w:spacing w:before="20" w:after="20" w:line="264" w:lineRule="auto"/>
               <w:jc w:val="center"/>
             </w:pPr>
-            <w:r/>
             <w:r>
               <w:rPr>
                 <w:rFonts w:ascii="Times New Roman" w:hAnsi="Times New Roman"/>
+                <w:b w:val="0"/>
+                <w:i w:val="0"/>
                 <w:color w:val="222222"/>
-                <w:sz w:val="21"/>
+                <w:sz w:val="18"/>
+                <w:rFonts w:ascii="Times New Roman" w:hAnsi="Times New Roman" w:eastAsia="Times New Roman" w:cs="Times New Roman"/>
               </w:rPr>
-              <w:t>1 người ngồi máy tính điều khiển chuột mượt mà; 2 người đứng thuyết trình tự tin, rõ ràng, mắt hướng về Hội đồng.</w:t>
+              <w:t>Tổng quan thị trường</w:t>
+              <w:br/>
+              <w:t>Phân tích Spark SQL</w:t>
             </w:r>
           </w:p>
         </w:tc>
         <w:tc>
           <w:tcPr>
-            <w:tcW w:type="dxa" w:w="1728"/>
+            <w:tcW w:type="dxa" w:w="2880"/>
             <w:shd w:fill="F4F6F9"/>
             <w:tcMar>
-              <w:top w:w="70" w:type="dxa"/>
-              <w:bottom w:w="70" w:type="dxa"/>
+              <w:top w:w="60" w:type="dxa"/>
+              <w:bottom w:w="60" w:type="dxa"/>
               <w:left w:w="80" w:type="dxa"/>
               <w:right w:w="80" w:type="dxa"/>
             </w:tcMar>
             <w:tcBorders>
-              <w:top w:val="single" w:sz="4" w:space="0" w:color="D0D5DD"/>
-              <w:bottom w:val="single" w:sz="4" w:space="0" w:color="D0D5DD"/>
-              <w:left w:val="single" w:sz="4" w:space="0" w:color="D0D5DD"/>
-              <w:right w:val="single" w:sz="4" w:space="0" w:color="D0D5DD"/>
+              <w:top w:val="single" w:sz="4" w:space="0" w:color="E5E7EB"/>
+              <w:bottom w:val="single" w:sz="4" w:space="0" w:color="E5E7EB"/>
+              <w:left w:val="none"/>
+              <w:right w:val="none"/>
             </w:tcBorders>
           </w:tcPr>
           <w:p>
             <w:pPr>
-              <w:spacing w:line="276" w:lineRule="auto" w:before="0" w:after="0"/>
+              <w:spacing w:before="20" w:after="20" w:line="264" w:lineRule="auto"/>
               <w:jc w:val="left"/>
             </w:pPr>
-            <w:r/>
             <w:r>
               <w:rPr>
                 <w:rFonts w:ascii="Times New Roman" w:hAnsi="Times New Roman"/>
+                <w:b w:val="0"/>
+                <w:i w:val="0"/>
                 <w:color w:val="222222"/>
-                <w:sz w:val="21"/>
+                <w:sz w:val="18"/>
+                <w:rFonts w:ascii="Times New Roman" w:hAnsi="Times New Roman" w:eastAsia="Times New Roman" w:cs="Times New Roman"/>
               </w:rPr>
-              <w:t>3 thành viên phối hợp</w:t>
+              <w:t>http://localhost:8501/?page=Tổng+quan+thị+trường</w:t>
+              <w:br/>
+              <w:t>http://localhost:8501/?page=Phân+tích+Spark+SQL</w:t>
+            </w:r>
+          </w:p>
+        </w:tc>
+        <w:tc>
+          <w:tcPr>
+            <w:tcW w:type="dxa" w:w="1584"/>
+            <w:shd w:fill="F4F6F9"/>
+            <w:tcMar>
+              <w:top w:w="60" w:type="dxa"/>
+              <w:bottom w:w="60" w:type="dxa"/>
+              <w:left w:w="80" w:type="dxa"/>
+              <w:right w:w="80" w:type="dxa"/>
+            </w:tcMar>
+            <w:tcBorders>
+              <w:top w:val="single" w:sz="4" w:space="0" w:color="E5E7EB"/>
+              <w:bottom w:val="single" w:sz="4" w:space="0" w:color="E5E7EB"/>
+              <w:left w:val="none"/>
+              <w:right w:val="none"/>
+            </w:tcBorders>
+          </w:tcPr>
+          <w:p>
+            <w:pPr>
+              <w:spacing w:before="20" w:after="20" w:line="264" w:lineRule="auto"/>
+              <w:jc w:val="left"/>
+            </w:pPr>
+            <w:r>
+              <w:rPr>
+                <w:rFonts w:ascii="Times New Roman" w:hAnsi="Times New Roman"/>
+                <w:b/>
+                <w:i w:val="0"/>
+                <w:color w:val="222222"/>
+                <w:sz w:val="18"/>
+                <w:rFonts w:ascii="Times New Roman" w:hAnsi="Times New Roman" w:eastAsia="Times New Roman" w:cs="Times New Roman"/>
+              </w:rPr>
+              <w:t>Chu Văn Quốc Trung</w:t>
             </w:r>
           </w:p>
         </w:tc>
@@ -755,101 +976,575 @@
       <w:tr>
         <w:tc>
           <w:tcPr>
-            <w:tcW w:type="dxa" w:w="2160"/>
+            <w:tcW w:type="dxa" w:w="2304"/>
             <w:shd w:fill="FFFFFF"/>
             <w:tcMar>
-              <w:top w:w="70" w:type="dxa"/>
-              <w:bottom w:w="70" w:type="dxa"/>
+              <w:top w:w="60" w:type="dxa"/>
+              <w:bottom w:w="60" w:type="dxa"/>
               <w:left w:w="80" w:type="dxa"/>
               <w:right w:w="80" w:type="dxa"/>
             </w:tcMar>
             <w:tcBorders>
-              <w:top w:val="single" w:sz="4" w:space="0" w:color="D0D5DD"/>
-              <w:bottom w:val="single" w:sz="4" w:space="0" w:color="D0D5DD"/>
-              <w:left w:val="single" w:sz="4" w:space="0" w:color="D0D5DD"/>
-              <w:right w:val="single" w:sz="4" w:space="0" w:color="D0D5DD"/>
+              <w:top w:val="single" w:sz="4" w:space="0" w:color="E5E7EB"/>
+              <w:bottom w:val="single" w:sz="4" w:space="0" w:color="E5E7EB"/>
+              <w:left w:val="none"/>
+              <w:right w:val="none"/>
             </w:tcBorders>
           </w:tcPr>
           <w:p>
             <w:pPr>
-              <w:spacing w:line="276" w:lineRule="auto" w:before="0" w:after="0"/>
+              <w:spacing w:before="20" w:after="20" w:line="264" w:lineRule="auto"/>
               <w:jc w:val="center"/>
             </w:pPr>
-            <w:r/>
             <w:r>
               <w:rPr>
                 <w:rFonts w:ascii="Times New Roman" w:hAnsi="Times New Roman"/>
                 <w:b/>
+                <w:i w:val="0"/>
                 <w:color w:val="222222"/>
-                <w:sz w:val="21"/>
+                <w:sz w:val="18"/>
+                <w:rFonts w:ascii="Times New Roman" w:hAnsi="Times New Roman" w:eastAsia="Times New Roman" w:cs="Times New Roman"/>
               </w:rPr>
-              <w:t>Bước 5: Dự phòng Offline</w:t>
+              <w:t>Phần 5: Machine Learning (05:30 - 07:30)</w:t>
             </w:r>
           </w:p>
         </w:tc>
         <w:tc>
           <w:tcPr>
-            <w:tcW w:type="dxa" w:w="5472"/>
+            <w:tcW w:type="dxa" w:w="2592"/>
             <w:shd w:fill="FFFFFF"/>
             <w:tcMar>
-              <w:top w:w="70" w:type="dxa"/>
-              <w:bottom w:w="70" w:type="dxa"/>
+              <w:top w:w="60" w:type="dxa"/>
+              <w:bottom w:w="60" w:type="dxa"/>
               <w:left w:w="80" w:type="dxa"/>
               <w:right w:w="80" w:type="dxa"/>
             </w:tcMar>
             <w:tcBorders>
-              <w:top w:val="single" w:sz="4" w:space="0" w:color="D0D5DD"/>
-              <w:bottom w:val="single" w:sz="4" w:space="0" w:color="D0D5DD"/>
-              <w:left w:val="single" w:sz="4" w:space="0" w:color="D0D5DD"/>
-              <w:right w:val="single" w:sz="4" w:space="0" w:color="D0D5DD"/>
+              <w:top w:val="single" w:sz="4" w:space="0" w:color="E5E7EB"/>
+              <w:bottom w:val="single" w:sz="4" w:space="0" w:color="E5E7EB"/>
+              <w:left w:val="none"/>
+              <w:right w:val="none"/>
             </w:tcBorders>
           </w:tcPr>
           <w:p>
             <w:pPr>
-              <w:spacing w:line="276" w:lineRule="auto" w:before="0" w:after="0"/>
+              <w:spacing w:before="20" w:after="20" w:line="264" w:lineRule="auto"/>
               <w:jc w:val="center"/>
             </w:pPr>
-            <w:r/>
             <w:r>
               <w:rPr>
                 <w:rFonts w:ascii="Times New Roman" w:hAnsi="Times New Roman"/>
+                <w:b w:val="0"/>
+                <w:i w:val="0"/>
                 <w:color w:val="222222"/>
-                <w:sz w:val="21"/>
+                <w:sz w:val="18"/>
+                <w:rFonts w:ascii="Times New Roman" w:hAnsi="Times New Roman" w:eastAsia="Times New Roman" w:cs="Times New Roman"/>
               </w:rPr>
-              <w:t>Nếu mạng phòng học yếu, hệ thống vẫn chạy 100% hoàn hảo vì đã có sẵn SQLite Data Mart và Parquet cục bộ.</w:t>
+              <w:t>Phân cụm K-Means</w:t>
+              <w:br/>
+              <w:t>Dự đoán định giá (ML)</w:t>
             </w:r>
           </w:p>
         </w:tc>
         <w:tc>
           <w:tcPr>
-            <w:tcW w:type="dxa" w:w="1728"/>
+            <w:tcW w:type="dxa" w:w="2880"/>
             <w:shd w:fill="FFFFFF"/>
             <w:tcMar>
-              <w:top w:w="70" w:type="dxa"/>
-              <w:bottom w:w="70" w:type="dxa"/>
+              <w:top w:w="60" w:type="dxa"/>
+              <w:bottom w:w="60" w:type="dxa"/>
               <w:left w:w="80" w:type="dxa"/>
               <w:right w:w="80" w:type="dxa"/>
             </w:tcMar>
             <w:tcBorders>
-              <w:top w:val="single" w:sz="4" w:space="0" w:color="D0D5DD"/>
-              <w:bottom w:val="single" w:sz="4" w:space="0" w:color="D0D5DD"/>
-              <w:left w:val="single" w:sz="4" w:space="0" w:color="D0D5DD"/>
-              <w:right w:val="single" w:sz="4" w:space="0" w:color="D0D5DD"/>
+              <w:top w:val="single" w:sz="4" w:space="0" w:color="E5E7EB"/>
+              <w:bottom w:val="single" w:sz="4" w:space="0" w:color="E5E7EB"/>
+              <w:left w:val="none"/>
+              <w:right w:val="none"/>
             </w:tcBorders>
           </w:tcPr>
           <w:p>
             <w:pPr>
-              <w:spacing w:line="276" w:lineRule="auto" w:before="0" w:after="0"/>
+              <w:spacing w:before="20" w:after="20" w:line="264" w:lineRule="auto"/>
               <w:jc w:val="left"/>
             </w:pPr>
-            <w:r/>
             <w:r>
               <w:rPr>
                 <w:rFonts w:ascii="Times New Roman" w:hAnsi="Times New Roman"/>
+                <w:b w:val="0"/>
+                <w:i w:val="0"/>
                 <w:color w:val="222222"/>
-                <w:sz w:val="21"/>
+                <w:sz w:val="18"/>
+                <w:rFonts w:ascii="Times New Roman" w:hAnsi="Times New Roman" w:eastAsia="Times New Roman" w:cs="Times New Roman"/>
               </w:rPr>
-              <w:t>Chạy 100% độc lập</w:t>
+              <w:t>http://localhost:8501/?page=Phân+cụm+K-Means</w:t>
+              <w:br/>
+              <w:t>http://localhost:8501/?page=Dự+đoán+định+giá+(ML)</w:t>
+            </w:r>
+          </w:p>
+        </w:tc>
+        <w:tc>
+          <w:tcPr>
+            <w:tcW w:type="dxa" w:w="1584"/>
+            <w:shd w:fill="FFFFFF"/>
+            <w:tcMar>
+              <w:top w:w="60" w:type="dxa"/>
+              <w:bottom w:w="60" w:type="dxa"/>
+              <w:left w:w="80" w:type="dxa"/>
+              <w:right w:w="80" w:type="dxa"/>
+            </w:tcMar>
+            <w:tcBorders>
+              <w:top w:val="single" w:sz="4" w:space="0" w:color="E5E7EB"/>
+              <w:bottom w:val="single" w:sz="4" w:space="0" w:color="E5E7EB"/>
+              <w:left w:val="none"/>
+              <w:right w:val="none"/>
+            </w:tcBorders>
+          </w:tcPr>
+          <w:p>
+            <w:pPr>
+              <w:spacing w:before="20" w:after="20" w:line="264" w:lineRule="auto"/>
+              <w:jc w:val="left"/>
+            </w:pPr>
+            <w:r>
+              <w:rPr>
+                <w:rFonts w:ascii="Times New Roman" w:hAnsi="Times New Roman"/>
+                <w:b/>
+                <w:i w:val="0"/>
+                <w:color w:val="222222"/>
+                <w:sz w:val="18"/>
+                <w:rFonts w:ascii="Times New Roman" w:hAnsi="Times New Roman" w:eastAsia="Times New Roman" w:cs="Times New Roman"/>
+              </w:rPr>
+              <w:t>Chu Văn Quốc Trung</w:t>
+            </w:r>
+          </w:p>
+        </w:tc>
+      </w:tr>
+      <w:tr>
+        <w:tc>
+          <w:tcPr>
+            <w:tcW w:type="dxa" w:w="2304"/>
+            <w:shd w:fill="F4F6F9"/>
+            <w:tcMar>
+              <w:top w:w="60" w:type="dxa"/>
+              <w:bottom w:w="60" w:type="dxa"/>
+              <w:left w:w="80" w:type="dxa"/>
+              <w:right w:w="80" w:type="dxa"/>
+            </w:tcMar>
+            <w:tcBorders>
+              <w:top w:val="single" w:sz="4" w:space="0" w:color="E5E7EB"/>
+              <w:bottom w:val="single" w:sz="4" w:space="0" w:color="E5E7EB"/>
+              <w:left w:val="none"/>
+              <w:right w:val="none"/>
+            </w:tcBorders>
+          </w:tcPr>
+          <w:p>
+            <w:pPr>
+              <w:spacing w:before="20" w:after="20" w:line="264" w:lineRule="auto"/>
+              <w:jc w:val="center"/>
+            </w:pPr>
+            <w:r>
+              <w:rPr>
+                <w:rFonts w:ascii="Times New Roman" w:hAnsi="Times New Roman"/>
+                <w:b/>
+                <w:i w:val="0"/>
+                <w:color w:val="222222"/>
+                <w:sz w:val="18"/>
+                <w:rFonts w:ascii="Times New Roman" w:hAnsi="Times New Roman" w:eastAsia="Times New Roman" w:cs="Times New Roman"/>
+              </w:rPr>
+              <w:t>Phần 6: Kafka &amp; Airflow (07:30 - 08:30)</w:t>
+            </w:r>
+          </w:p>
+        </w:tc>
+        <w:tc>
+          <w:tcPr>
+            <w:tcW w:type="dxa" w:w="2592"/>
+            <w:shd w:fill="F4F6F9"/>
+            <w:tcMar>
+              <w:top w:w="60" w:type="dxa"/>
+              <w:bottom w:w="60" w:type="dxa"/>
+              <w:left w:w="80" w:type="dxa"/>
+              <w:right w:w="80" w:type="dxa"/>
+            </w:tcMar>
+            <w:tcBorders>
+              <w:top w:val="single" w:sz="4" w:space="0" w:color="E5E7EB"/>
+              <w:bottom w:val="single" w:sz="4" w:space="0" w:color="E5E7EB"/>
+              <w:left w:val="none"/>
+              <w:right w:val="none"/>
+            </w:tcBorders>
+          </w:tcPr>
+          <w:p>
+            <w:pPr>
+              <w:spacing w:before="20" w:after="20" w:line="264" w:lineRule="auto"/>
+              <w:jc w:val="center"/>
+            </w:pPr>
+            <w:r>
+              <w:rPr>
+                <w:rFonts w:ascii="Times New Roman" w:hAnsi="Times New Roman"/>
+                <w:b w:val="0"/>
+                <w:i w:val="0"/>
+                <w:color w:val="222222"/>
+                <w:sz w:val="18"/>
+                <w:rFonts w:ascii="Times New Roman" w:hAnsi="Times New Roman" w:eastAsia="Times New Roman" w:cs="Times New Roman"/>
+              </w:rPr>
+              <w:t>Dòng dữ liệu Kafka Streaming</w:t>
+              <w:br/>
+              <w:t>Điều phối Airflow Workflow</w:t>
+            </w:r>
+          </w:p>
+        </w:tc>
+        <w:tc>
+          <w:tcPr>
+            <w:tcW w:type="dxa" w:w="2880"/>
+            <w:shd w:fill="F4F6F9"/>
+            <w:tcMar>
+              <w:top w:w="60" w:type="dxa"/>
+              <w:bottom w:w="60" w:type="dxa"/>
+              <w:left w:w="80" w:type="dxa"/>
+              <w:right w:w="80" w:type="dxa"/>
+            </w:tcMar>
+            <w:tcBorders>
+              <w:top w:val="single" w:sz="4" w:space="0" w:color="E5E7EB"/>
+              <w:bottom w:val="single" w:sz="4" w:space="0" w:color="E5E7EB"/>
+              <w:left w:val="none"/>
+              <w:right w:val="none"/>
+            </w:tcBorders>
+          </w:tcPr>
+          <w:p>
+            <w:pPr>
+              <w:spacing w:before="20" w:after="20" w:line="264" w:lineRule="auto"/>
+              <w:jc w:val="left"/>
+            </w:pPr>
+            <w:r>
+              <w:rPr>
+                <w:rFonts w:ascii="Times New Roman" w:hAnsi="Times New Roman"/>
+                <w:b w:val="0"/>
+                <w:i w:val="0"/>
+                <w:color w:val="222222"/>
+                <w:sz w:val="18"/>
+                <w:rFonts w:ascii="Times New Roman" w:hAnsi="Times New Roman" w:eastAsia="Times New Roman" w:cs="Times New Roman"/>
+              </w:rPr>
+              <w:t>http://localhost:8501/?page=Dòng+dữ+liệu+Kafka+Streaming</w:t>
+              <w:br/>
+              <w:t>http://localhost:8501/?page=Điều+phối+Airflow+Workflow</w:t>
+            </w:r>
+          </w:p>
+        </w:tc>
+        <w:tc>
+          <w:tcPr>
+            <w:tcW w:type="dxa" w:w="1584"/>
+            <w:shd w:fill="F4F6F9"/>
+            <w:tcMar>
+              <w:top w:w="60" w:type="dxa"/>
+              <w:bottom w:w="60" w:type="dxa"/>
+              <w:left w:w="80" w:type="dxa"/>
+              <w:right w:w="80" w:type="dxa"/>
+            </w:tcMar>
+            <w:tcBorders>
+              <w:top w:val="single" w:sz="4" w:space="0" w:color="E5E7EB"/>
+              <w:bottom w:val="single" w:sz="4" w:space="0" w:color="E5E7EB"/>
+              <w:left w:val="none"/>
+              <w:right w:val="none"/>
+            </w:tcBorders>
+          </w:tcPr>
+          <w:p>
+            <w:pPr>
+              <w:spacing w:before="20" w:after="20" w:line="264" w:lineRule="auto"/>
+              <w:jc w:val="left"/>
+            </w:pPr>
+            <w:r>
+              <w:rPr>
+                <w:rFonts w:ascii="Times New Roman" w:hAnsi="Times New Roman"/>
+                <w:b/>
+                <w:i w:val="0"/>
+                <w:color w:val="222222"/>
+                <w:sz w:val="18"/>
+                <w:rFonts w:ascii="Times New Roman" w:hAnsi="Times New Roman" w:eastAsia="Times New Roman" w:cs="Times New Roman"/>
+              </w:rPr>
+              <w:t>Nguyễn Thế Quang</w:t>
+            </w:r>
+          </w:p>
+        </w:tc>
+      </w:tr>
+      <w:tr>
+        <w:tc>
+          <w:tcPr>
+            <w:tcW w:type="dxa" w:w="2304"/>
+            <w:shd w:fill="FFFFFF"/>
+            <w:tcMar>
+              <w:top w:w="60" w:type="dxa"/>
+              <w:bottom w:w="60" w:type="dxa"/>
+              <w:left w:w="80" w:type="dxa"/>
+              <w:right w:w="80" w:type="dxa"/>
+            </w:tcMar>
+            <w:tcBorders>
+              <w:top w:val="single" w:sz="4" w:space="0" w:color="E5E7EB"/>
+              <w:bottom w:val="single" w:sz="4" w:space="0" w:color="E5E7EB"/>
+              <w:left w:val="none"/>
+              <w:right w:val="none"/>
+            </w:tcBorders>
+          </w:tcPr>
+          <w:p>
+            <w:pPr>
+              <w:spacing w:before="20" w:after="20" w:line="264" w:lineRule="auto"/>
+              <w:jc w:val="center"/>
+            </w:pPr>
+            <w:r>
+              <w:rPr>
+                <w:rFonts w:ascii="Times New Roman" w:hAnsi="Times New Roman"/>
+                <w:b/>
+                <w:i w:val="0"/>
+                <w:color w:val="222222"/>
+                <w:sz w:val="18"/>
+                <w:rFonts w:ascii="Times New Roman" w:hAnsi="Times New Roman" w:eastAsia="Times New Roman" w:cs="Times New Roman"/>
+              </w:rPr>
+              <w:t>Phần 7: Data Mart &amp; Tổng kết (08:30 - 09:30)</w:t>
+            </w:r>
+          </w:p>
+        </w:tc>
+        <w:tc>
+          <w:tcPr>
+            <w:tcW w:type="dxa" w:w="2592"/>
+            <w:shd w:fill="FFFFFF"/>
+            <w:tcMar>
+              <w:top w:w="60" w:type="dxa"/>
+              <w:bottom w:w="60" w:type="dxa"/>
+              <w:left w:w="80" w:type="dxa"/>
+              <w:right w:w="80" w:type="dxa"/>
+            </w:tcMar>
+            <w:tcBorders>
+              <w:top w:val="single" w:sz="4" w:space="0" w:color="E5E7EB"/>
+              <w:bottom w:val="single" w:sz="4" w:space="0" w:color="E5E7EB"/>
+              <w:left w:val="none"/>
+              <w:right w:val="none"/>
+            </w:tcBorders>
+          </w:tcPr>
+          <w:p>
+            <w:pPr>
+              <w:spacing w:before="20" w:after="20" w:line="264" w:lineRule="auto"/>
+              <w:jc w:val="center"/>
+            </w:pPr>
+            <w:r>
+              <w:rPr>
+                <w:rFonts w:ascii="Times New Roman" w:hAnsi="Times New Roman"/>
+                <w:b w:val="0"/>
+                <w:i w:val="0"/>
+                <w:color w:val="222222"/>
+                <w:sz w:val="18"/>
+                <w:rFonts w:ascii="Times New Roman" w:hAnsi="Times New Roman" w:eastAsia="Times New Roman" w:cs="Times New Roman"/>
+              </w:rPr>
+              <w:t>Truy vấn CSDL Data Mart</w:t>
+            </w:r>
+          </w:p>
+        </w:tc>
+        <w:tc>
+          <w:tcPr>
+            <w:tcW w:type="dxa" w:w="2880"/>
+            <w:shd w:fill="FFFFFF"/>
+            <w:tcMar>
+              <w:top w:w="60" w:type="dxa"/>
+              <w:bottom w:w="60" w:type="dxa"/>
+              <w:left w:w="80" w:type="dxa"/>
+              <w:right w:w="80" w:type="dxa"/>
+            </w:tcMar>
+            <w:tcBorders>
+              <w:top w:val="single" w:sz="4" w:space="0" w:color="E5E7EB"/>
+              <w:bottom w:val="single" w:sz="4" w:space="0" w:color="E5E7EB"/>
+              <w:left w:val="none"/>
+              <w:right w:val="none"/>
+            </w:tcBorders>
+          </w:tcPr>
+          <w:p>
+            <w:pPr>
+              <w:spacing w:before="20" w:after="20" w:line="264" w:lineRule="auto"/>
+              <w:jc w:val="left"/>
+            </w:pPr>
+            <w:r>
+              <w:rPr>
+                <w:rFonts w:ascii="Times New Roman" w:hAnsi="Times New Roman"/>
+                <w:b w:val="0"/>
+                <w:i w:val="0"/>
+                <w:color w:val="222222"/>
+                <w:sz w:val="18"/>
+                <w:rFonts w:ascii="Times New Roman" w:hAnsi="Times New Roman" w:eastAsia="Times New Roman" w:cs="Times New Roman"/>
+              </w:rPr>
+              <w:t>http://localhost:8501/?page=Truy+vấn+CSDL+Data+Mart</w:t>
+            </w:r>
+          </w:p>
+        </w:tc>
+        <w:tc>
+          <w:tcPr>
+            <w:tcW w:type="dxa" w:w="1584"/>
+            <w:shd w:fill="FFFFFF"/>
+            <w:tcMar>
+              <w:top w:w="60" w:type="dxa"/>
+              <w:bottom w:w="60" w:type="dxa"/>
+              <w:left w:w="80" w:type="dxa"/>
+              <w:right w:w="80" w:type="dxa"/>
+            </w:tcMar>
+            <w:tcBorders>
+              <w:top w:val="single" w:sz="4" w:space="0" w:color="E5E7EB"/>
+              <w:bottom w:val="single" w:sz="4" w:space="0" w:color="E5E7EB"/>
+              <w:left w:val="none"/>
+              <w:right w:val="none"/>
+            </w:tcBorders>
+          </w:tcPr>
+          <w:p>
+            <w:pPr>
+              <w:spacing w:before="20" w:after="20" w:line="264" w:lineRule="auto"/>
+              <w:jc w:val="left"/>
+            </w:pPr>
+            <w:r>
+              <w:rPr>
+                <w:rFonts w:ascii="Times New Roman" w:hAnsi="Times New Roman"/>
+                <w:b/>
+                <w:i w:val="0"/>
+                <w:color w:val="222222"/>
+                <w:sz w:val="18"/>
+                <w:rFonts w:ascii="Times New Roman" w:hAnsi="Times New Roman" w:eastAsia="Times New Roman" w:cs="Times New Roman"/>
+              </w:rPr>
+              <w:t>Nguyễn Thế Quang</w:t>
+            </w:r>
+          </w:p>
+        </w:tc>
+      </w:tr>
+      <w:tr>
+        <w:tc>
+          <w:tcPr>
+            <w:tcW w:type="dxa" w:w="2304"/>
+            <w:shd w:fill="F4F6F9"/>
+            <w:tcMar>
+              <w:top w:w="60" w:type="dxa"/>
+              <w:bottom w:w="60" w:type="dxa"/>
+              <w:left w:w="80" w:type="dxa"/>
+              <w:right w:w="80" w:type="dxa"/>
+            </w:tcMar>
+            <w:tcBorders>
+              <w:top w:val="single" w:sz="4" w:space="0" w:color="E5E7EB"/>
+              <w:bottom w:val="single" w:sz="4" w:space="0" w:color="E5E7EB"/>
+              <w:left w:val="none"/>
+              <w:right w:val="none"/>
+            </w:tcBorders>
+          </w:tcPr>
+          <w:p>
+            <w:pPr>
+              <w:spacing w:before="20" w:after="20" w:line="264" w:lineRule="auto"/>
+              <w:jc w:val="center"/>
+            </w:pPr>
+            <w:r>
+              <w:rPr>
+                <w:rFonts w:ascii="Times New Roman" w:hAnsi="Times New Roman"/>
+                <w:b/>
+                <w:i w:val="0"/>
+                <w:color w:val="222222"/>
+                <w:sz w:val="18"/>
+                <w:rFonts w:ascii="Times New Roman" w:hAnsi="Times New Roman" w:eastAsia="Times New Roman" w:cs="Times New Roman"/>
+              </w:rPr>
+              <w:t>Phần 8: Q&amp;A Phản biện (09:30 - 15:00)</w:t>
+            </w:r>
+          </w:p>
+        </w:tc>
+        <w:tc>
+          <w:tcPr>
+            <w:tcW w:type="dxa" w:w="2592"/>
+            <w:shd w:fill="F4F6F9"/>
+            <w:tcMar>
+              <w:top w:w="60" w:type="dxa"/>
+              <w:bottom w:w="60" w:type="dxa"/>
+              <w:left w:w="80" w:type="dxa"/>
+              <w:right w:w="80" w:type="dxa"/>
+            </w:tcMar>
+            <w:tcBorders>
+              <w:top w:val="single" w:sz="4" w:space="0" w:color="E5E7EB"/>
+              <w:bottom w:val="single" w:sz="4" w:space="0" w:color="E5E7EB"/>
+              <w:left w:val="none"/>
+              <w:right w:val="none"/>
+            </w:tcBorders>
+          </w:tcPr>
+          <w:p>
+            <w:pPr>
+              <w:spacing w:before="20" w:after="20" w:line="264" w:lineRule="auto"/>
+              <w:jc w:val="center"/>
+            </w:pPr>
+            <w:r>
+              <w:rPr>
+                <w:rFonts w:ascii="Times New Roman" w:hAnsi="Times New Roman"/>
+                <w:b w:val="0"/>
+                <w:i w:val="0"/>
+                <w:color w:val="222222"/>
+                <w:sz w:val="18"/>
+                <w:rFonts w:ascii="Times New Roman" w:hAnsi="Times New Roman" w:eastAsia="Times New Roman" w:cs="Times New Roman"/>
+              </w:rPr>
+              <w:t>Toàn bộ Dashboard &amp; Terminal</w:t>
+            </w:r>
+          </w:p>
+        </w:tc>
+        <w:tc>
+          <w:tcPr>
+            <w:tcW w:type="dxa" w:w="2880"/>
+            <w:shd w:fill="F4F6F9"/>
+            <w:tcMar>
+              <w:top w:w="60" w:type="dxa"/>
+              <w:bottom w:w="60" w:type="dxa"/>
+              <w:left w:w="80" w:type="dxa"/>
+              <w:right w:w="80" w:type="dxa"/>
+            </w:tcMar>
+            <w:tcBorders>
+              <w:top w:val="single" w:sz="4" w:space="0" w:color="E5E7EB"/>
+              <w:bottom w:val="single" w:sz="4" w:space="0" w:color="E5E7EB"/>
+              <w:left w:val="none"/>
+              <w:right w:val="none"/>
+            </w:tcBorders>
+          </w:tcPr>
+          <w:p>
+            <w:pPr>
+              <w:spacing w:before="20" w:after="20" w:line="264" w:lineRule="auto"/>
+              <w:jc w:val="left"/>
+            </w:pPr>
+            <w:r>
+              <w:rPr>
+                <w:rFonts w:ascii="Times New Roman" w:hAnsi="Times New Roman"/>
+                <w:b w:val="0"/>
+                <w:i w:val="0"/>
+                <w:color w:val="222222"/>
+                <w:sz w:val="18"/>
+                <w:rFonts w:ascii="Times New Roman" w:hAnsi="Times New Roman" w:eastAsia="Times New Roman" w:cs="Times New Roman"/>
+              </w:rPr>
+              <w:t>Sẵn sàng các cổng 8501, 9870, 8080</w:t>
+            </w:r>
+          </w:p>
+        </w:tc>
+        <w:tc>
+          <w:tcPr>
+            <w:tcW w:type="dxa" w:w="1584"/>
+            <w:shd w:fill="F4F6F9"/>
+            <w:tcMar>
+              <w:top w:w="60" w:type="dxa"/>
+              <w:bottom w:w="60" w:type="dxa"/>
+              <w:left w:w="80" w:type="dxa"/>
+              <w:right w:w="80" w:type="dxa"/>
+            </w:tcMar>
+            <w:tcBorders>
+              <w:top w:val="single" w:sz="4" w:space="0" w:color="E5E7EB"/>
+              <w:bottom w:val="single" w:sz="4" w:space="0" w:color="E5E7EB"/>
+              <w:left w:val="none"/>
+              <w:right w:val="none"/>
+            </w:tcBorders>
+          </w:tcPr>
+          <w:p>
+            <w:pPr>
+              <w:spacing w:before="20" w:after="20" w:line="264" w:lineRule="auto"/>
+              <w:jc w:val="left"/>
+            </w:pPr>
+            <w:r>
+              <w:rPr>
+                <w:rFonts w:ascii="Times New Roman" w:hAnsi="Times New Roman"/>
+                <w:b/>
+                <w:i w:val="0"/>
+                <w:color w:val="222222"/>
+                <w:sz w:val="18"/>
+                <w:rFonts w:ascii="Times New Roman" w:hAnsi="Times New Roman" w:eastAsia="Times New Roman" w:cs="Times New Roman"/>
+              </w:rPr>
+              <w:t>Cả 3 thành viên</w:t>
             </w:r>
           </w:p>
         </w:tc>
@@ -857,7 +1552,8 @@
     </w:tbl>
     <w:p>
       <w:pPr>
-        <w:spacing w:before="0" w:after="80"/>
+        <w:spacing w:before="0" w:after="40" w:line="276" w:lineRule="auto"/>
+        <w:jc w:val="both"/>
       </w:pPr>
     </w:p>
     <w:p>
@@ -869,1278 +1565,12 @@
         <w:rPr>
           <w:rFonts w:ascii="Times New Roman" w:hAnsi="Times New Roman"/>
           <w:b/>
+          <w:i w:val="0"/>
           <w:color w:val="1B365D"/>
-          <w:sz w:val="28"/>
+          <w:sz w:val="27"/>
+          <w:rFonts w:ascii="Times New Roman" w:hAnsi="Times New Roman" w:eastAsia="Times New Roman" w:cs="Times New Roman"/>
         </w:rPr>
-        <w:t>2. Khung thời gian phân bổ buổi thuyết trình (Tổng thời lượng: 8 - 10 phút)</w:t>
-      </w:r>
-    </w:p>
-    <w:p>
-      <w:pPr>
-        <w:spacing w:before="0" w:after="60" w:line="288" w:lineRule="auto"/>
-        <w:jc w:val="both"/>
-      </w:pPr>
-      <w:r>
-        <w:rPr>
-          <w:rFonts w:ascii="Times New Roman" w:hAnsi="Times New Roman"/>
-          <w:b w:val="0"/>
-          <w:i w:val="0"/>
-          <w:color w:val="222222"/>
-          <w:sz w:val="24"/>
-        </w:rPr>
-        <w:t>Kịch bản được thiết kế theo cấu trúc kim tự tháp: Đi từ tổng quan kiến trúc Big Data đến điểm nhấn công nghệ cốt lõi và giá trị kinh tế thực tiễn:</w:t>
-      </w:r>
-    </w:p>
-    <w:tbl>
-      <w:tblPr>
-        <w:tblW w:type="auto" w:w="0"/>
-        <w:jc w:val="center"/>
-        <w:tblLayout w:type="fixed"/>
-        <w:tblLook w:firstColumn="1" w:firstRow="1" w:lastColumn="0" w:lastRow="0" w:noHBand="0" w:noVBand="1" w:val="04A0"/>
-      </w:tblPr>
-      <w:tblGrid>
-        <w:gridCol w:w="2422"/>
-        <w:gridCol w:w="2422"/>
-        <w:gridCol w:w="2422"/>
-        <w:gridCol w:w="2422"/>
-      </w:tblGrid>
-      <w:tr>
-        <w:tc>
-          <w:tcPr>
-            <w:tcW w:type="dxa" w:w="1584"/>
-            <w:shd w:fill="1B365D"/>
-            <w:tcMar>
-              <w:top w:w="90" w:type="dxa"/>
-              <w:bottom w:w="90" w:type="dxa"/>
-              <w:left w:w="80" w:type="dxa"/>
-              <w:right w:w="80" w:type="dxa"/>
-            </w:tcMar>
-            <w:tcBorders>
-              <w:top w:val="single" w:sz="6" w:space="0" w:color="1B365D"/>
-              <w:bottom w:val="single" w:sz="6" w:space="0" w:color="1B365D"/>
-              <w:left w:val="single" w:sz="6" w:space="0" w:color="1B365D"/>
-              <w:right w:val="single" w:sz="6" w:space="0" w:color="1B365D"/>
-            </w:tcBorders>
-          </w:tcPr>
-          <w:p>
-            <w:pPr>
-              <w:spacing w:line="240" w:lineRule="auto" w:before="0" w:after="0"/>
-              <w:jc w:val="center"/>
-            </w:pPr>
-            <w:r/>
-            <w:r>
-              <w:rPr>
-                <w:rFonts w:ascii="Times New Roman" w:hAnsi="Times New Roman"/>
-                <w:b/>
-                <w:color w:val="FFFFFF"/>
-                <w:sz w:val="22"/>
-              </w:rPr>
-              <w:t>Mốc thời gian</w:t>
-            </w:r>
-          </w:p>
-        </w:tc>
-        <w:tc>
-          <w:tcPr>
-            <w:tcW w:type="dxa" w:w="2592"/>
-            <w:shd w:fill="1B365D"/>
-            <w:tcMar>
-              <w:top w:w="90" w:type="dxa"/>
-              <w:bottom w:w="90" w:type="dxa"/>
-              <w:left w:w="80" w:type="dxa"/>
-              <w:right w:w="80" w:type="dxa"/>
-            </w:tcMar>
-            <w:tcBorders>
-              <w:top w:val="single" w:sz="6" w:space="0" w:color="1B365D"/>
-              <w:bottom w:val="single" w:sz="6" w:space="0" w:color="1B365D"/>
-              <w:left w:val="single" w:sz="6" w:space="0" w:color="1B365D"/>
-              <w:right w:val="single" w:sz="6" w:space="0" w:color="1B365D"/>
-            </w:tcBorders>
-          </w:tcPr>
-          <w:p>
-            <w:pPr>
-              <w:spacing w:line="240" w:lineRule="auto" w:before="0" w:after="0"/>
-              <w:jc w:val="center"/>
-            </w:pPr>
-            <w:r/>
-            <w:r>
-              <w:rPr>
-                <w:rFonts w:ascii="Times New Roman" w:hAnsi="Times New Roman"/>
-                <w:b/>
-                <w:color w:val="FFFFFF"/>
-                <w:sz w:val="22"/>
-              </w:rPr>
-              <w:t>Phân đoạn nội dung trình bày</w:t>
-            </w:r>
-          </w:p>
-        </w:tc>
-        <w:tc>
-          <w:tcPr>
-            <w:tcW w:type="dxa" w:w="3744"/>
-            <w:shd w:fill="1B365D"/>
-            <w:tcMar>
-              <w:top w:w="90" w:type="dxa"/>
-              <w:bottom w:w="90" w:type="dxa"/>
-              <w:left w:w="80" w:type="dxa"/>
-              <w:right w:w="80" w:type="dxa"/>
-            </w:tcMar>
-            <w:tcBorders>
-              <w:top w:val="single" w:sz="6" w:space="0" w:color="1B365D"/>
-              <w:bottom w:val="single" w:sz="6" w:space="0" w:color="1B365D"/>
-              <w:left w:val="single" w:sz="6" w:space="0" w:color="1B365D"/>
-              <w:right w:val="single" w:sz="6" w:space="0" w:color="1B365D"/>
-            </w:tcBorders>
-          </w:tcPr>
-          <w:p>
-            <w:pPr>
-              <w:spacing w:line="240" w:lineRule="auto" w:before="0" w:after="0"/>
-              <w:jc w:val="center"/>
-            </w:pPr>
-            <w:r/>
-            <w:r>
-              <w:rPr>
-                <w:rFonts w:ascii="Times New Roman" w:hAnsi="Times New Roman"/>
-                <w:b/>
-                <w:color w:val="FFFFFF"/>
-                <w:sz w:val="22"/>
-              </w:rPr>
-              <w:t>Trọng tâm nghiệp vụ &amp; Công nghệ</w:t>
-            </w:r>
-          </w:p>
-        </w:tc>
-        <w:tc>
-          <w:tcPr>
-            <w:tcW w:type="dxa" w:w="1440"/>
-            <w:shd w:fill="1B365D"/>
-            <w:tcMar>
-              <w:top w:w="90" w:type="dxa"/>
-              <w:bottom w:w="90" w:type="dxa"/>
-              <w:left w:w="80" w:type="dxa"/>
-              <w:right w:w="80" w:type="dxa"/>
-            </w:tcMar>
-            <w:tcBorders>
-              <w:top w:val="single" w:sz="6" w:space="0" w:color="1B365D"/>
-              <w:bottom w:val="single" w:sz="6" w:space="0" w:color="1B365D"/>
-              <w:left w:val="single" w:sz="6" w:space="0" w:color="1B365D"/>
-              <w:right w:val="single" w:sz="6" w:space="0" w:color="1B365D"/>
-            </w:tcBorders>
-          </w:tcPr>
-          <w:p>
-            <w:pPr>
-              <w:spacing w:line="240" w:lineRule="auto" w:before="0" w:after="0"/>
-              <w:jc w:val="center"/>
-            </w:pPr>
-            <w:r/>
-            <w:r>
-              <w:rPr>
-                <w:rFonts w:ascii="Times New Roman" w:hAnsi="Times New Roman"/>
-                <w:b/>
-                <w:color w:val="FFFFFF"/>
-                <w:sz w:val="22"/>
-              </w:rPr>
-              <w:t>Người nói</w:t>
-            </w:r>
-          </w:p>
-        </w:tc>
-      </w:tr>
-      <w:tr>
-        <w:tc>
-          <w:tcPr>
-            <w:tcW w:type="dxa" w:w="1584"/>
-            <w:shd w:fill="FFFFFF"/>
-            <w:tcMar>
-              <w:top w:w="70" w:type="dxa"/>
-              <w:bottom w:w="70" w:type="dxa"/>
-              <w:left w:w="80" w:type="dxa"/>
-              <w:right w:w="80" w:type="dxa"/>
-            </w:tcMar>
-            <w:tcBorders>
-              <w:top w:val="single" w:sz="4" w:space="0" w:color="D0D5DD"/>
-              <w:bottom w:val="single" w:sz="4" w:space="0" w:color="D0D5DD"/>
-              <w:left w:val="single" w:sz="4" w:space="0" w:color="D0D5DD"/>
-              <w:right w:val="single" w:sz="4" w:space="0" w:color="D0D5DD"/>
-            </w:tcBorders>
-          </w:tcPr>
-          <w:p>
-            <w:pPr>
-              <w:spacing w:line="276" w:lineRule="auto" w:before="0" w:after="0"/>
-              <w:jc w:val="center"/>
-            </w:pPr>
-            <w:r/>
-            <w:r>
-              <w:rPr>
-                <w:rFonts w:ascii="Times New Roman" w:hAnsi="Times New Roman"/>
-                <w:b/>
-                <w:color w:val="222222"/>
-                <w:sz w:val="21"/>
-              </w:rPr>
-              <w:t>00:00 - 01:00</w:t>
-            </w:r>
-          </w:p>
-        </w:tc>
-        <w:tc>
-          <w:tcPr>
-            <w:tcW w:type="dxa" w:w="2592"/>
-            <w:shd w:fill="FFFFFF"/>
-            <w:tcMar>
-              <w:top w:w="70" w:type="dxa"/>
-              <w:bottom w:w="70" w:type="dxa"/>
-              <w:left w:w="80" w:type="dxa"/>
-              <w:right w:w="80" w:type="dxa"/>
-            </w:tcMar>
-            <w:tcBorders>
-              <w:top w:val="single" w:sz="4" w:space="0" w:color="D0D5DD"/>
-              <w:bottom w:val="single" w:sz="4" w:space="0" w:color="D0D5DD"/>
-              <w:left w:val="single" w:sz="4" w:space="0" w:color="D0D5DD"/>
-              <w:right w:val="single" w:sz="4" w:space="0" w:color="D0D5DD"/>
-            </w:tcBorders>
-          </w:tcPr>
-          <w:p>
-            <w:pPr>
-              <w:spacing w:line="276" w:lineRule="auto" w:before="0" w:after="0"/>
-              <w:jc w:val="center"/>
-            </w:pPr>
-            <w:r/>
-            <w:r>
-              <w:rPr>
-                <w:rFonts w:ascii="Times New Roman" w:hAnsi="Times New Roman"/>
-                <w:color w:val="222222"/>
-                <w:sz w:val="21"/>
-              </w:rPr>
-              <w:t>Phần 1: Mở đầu &amp; Khởi chạy 1-Click</w:t>
-            </w:r>
-          </w:p>
-        </w:tc>
-        <w:tc>
-          <w:tcPr>
-            <w:tcW w:type="dxa" w:w="3744"/>
-            <w:shd w:fill="FFFFFF"/>
-            <w:tcMar>
-              <w:top w:w="70" w:type="dxa"/>
-              <w:bottom w:w="70" w:type="dxa"/>
-              <w:left w:w="80" w:type="dxa"/>
-              <w:right w:w="80" w:type="dxa"/>
-            </w:tcMar>
-            <w:tcBorders>
-              <w:top w:val="single" w:sz="4" w:space="0" w:color="D0D5DD"/>
-              <w:bottom w:val="single" w:sz="4" w:space="0" w:color="D0D5DD"/>
-              <w:left w:val="single" w:sz="4" w:space="0" w:color="D0D5DD"/>
-              <w:right w:val="single" w:sz="4" w:space="0" w:color="D0D5DD"/>
-            </w:tcBorders>
-          </w:tcPr>
-          <w:p>
-            <w:pPr>
-              <w:spacing w:line="276" w:lineRule="auto" w:before="0" w:after="0"/>
-              <w:jc w:val="left"/>
-            </w:pPr>
-            <w:r/>
-            <w:r>
-              <w:rPr>
-                <w:rFonts w:ascii="Times New Roman" w:hAnsi="Times New Roman"/>
-                <w:color w:val="222222"/>
-                <w:sz w:val="21"/>
-              </w:rPr>
-              <w:t>Giới thiệu đề tài, giảng viên hướng dẫn và kích hoạt hệ thống</w:t>
-            </w:r>
-          </w:p>
-        </w:tc>
-        <w:tc>
-          <w:tcPr>
-            <w:tcW w:type="dxa" w:w="1440"/>
-            <w:shd w:fill="FFFFFF"/>
-            <w:tcMar>
-              <w:top w:w="70" w:type="dxa"/>
-              <w:bottom w:w="70" w:type="dxa"/>
-              <w:left w:w="80" w:type="dxa"/>
-              <w:right w:w="80" w:type="dxa"/>
-            </w:tcMar>
-            <w:tcBorders>
-              <w:top w:val="single" w:sz="4" w:space="0" w:color="D0D5DD"/>
-              <w:bottom w:val="single" w:sz="4" w:space="0" w:color="D0D5DD"/>
-              <w:left w:val="single" w:sz="4" w:space="0" w:color="D0D5DD"/>
-              <w:right w:val="single" w:sz="4" w:space="0" w:color="D0D5DD"/>
-            </w:tcBorders>
-          </w:tcPr>
-          <w:p>
-            <w:pPr>
-              <w:spacing w:line="276" w:lineRule="auto" w:before="0" w:after="0"/>
-              <w:jc w:val="left"/>
-            </w:pPr>
-            <w:r/>
-            <w:r>
-              <w:rPr>
-                <w:rFonts w:ascii="Times New Roman" w:hAnsi="Times New Roman"/>
-                <w:color w:val="222222"/>
-                <w:sz w:val="21"/>
-              </w:rPr>
-              <w:t>Đặng Duy Lợi</w:t>
-            </w:r>
-          </w:p>
-        </w:tc>
-      </w:tr>
-      <w:tr>
-        <w:tc>
-          <w:tcPr>
-            <w:tcW w:type="dxa" w:w="1584"/>
-            <w:shd w:fill="F4F6F9"/>
-            <w:tcMar>
-              <w:top w:w="70" w:type="dxa"/>
-              <w:bottom w:w="70" w:type="dxa"/>
-              <w:left w:w="80" w:type="dxa"/>
-              <w:right w:w="80" w:type="dxa"/>
-            </w:tcMar>
-            <w:tcBorders>
-              <w:top w:val="single" w:sz="4" w:space="0" w:color="D0D5DD"/>
-              <w:bottom w:val="single" w:sz="4" w:space="0" w:color="D0D5DD"/>
-              <w:left w:val="single" w:sz="4" w:space="0" w:color="D0D5DD"/>
-              <w:right w:val="single" w:sz="4" w:space="0" w:color="D0D5DD"/>
-            </w:tcBorders>
-          </w:tcPr>
-          <w:p>
-            <w:pPr>
-              <w:spacing w:line="276" w:lineRule="auto" w:before="0" w:after="0"/>
-              <w:jc w:val="center"/>
-            </w:pPr>
-            <w:r/>
-            <w:r>
-              <w:rPr>
-                <w:rFonts w:ascii="Times New Roman" w:hAnsi="Times New Roman"/>
-                <w:b/>
-                <w:color w:val="222222"/>
-                <w:sz w:val="21"/>
-              </w:rPr>
-              <w:t>01:00 - 02:30</w:t>
-            </w:r>
-          </w:p>
-        </w:tc>
-        <w:tc>
-          <w:tcPr>
-            <w:tcW w:type="dxa" w:w="2592"/>
-            <w:shd w:fill="F4F6F9"/>
-            <w:tcMar>
-              <w:top w:w="70" w:type="dxa"/>
-              <w:bottom w:w="70" w:type="dxa"/>
-              <w:left w:w="80" w:type="dxa"/>
-              <w:right w:w="80" w:type="dxa"/>
-            </w:tcMar>
-            <w:tcBorders>
-              <w:top w:val="single" w:sz="4" w:space="0" w:color="D0D5DD"/>
-              <w:bottom w:val="single" w:sz="4" w:space="0" w:color="D0D5DD"/>
-              <w:left w:val="single" w:sz="4" w:space="0" w:color="D0D5DD"/>
-              <w:right w:val="single" w:sz="4" w:space="0" w:color="D0D5DD"/>
-            </w:tcBorders>
-          </w:tcPr>
-          <w:p>
-            <w:pPr>
-              <w:spacing w:line="276" w:lineRule="auto" w:before="0" w:after="0"/>
-              <w:jc w:val="center"/>
-            </w:pPr>
-            <w:r/>
-            <w:r>
-              <w:rPr>
-                <w:rFonts w:ascii="Times New Roman" w:hAnsi="Times New Roman"/>
-                <w:color w:val="222222"/>
-                <w:sz w:val="21"/>
-              </w:rPr>
-              <w:t>Phần 2: Kiến trúc 5 tầng &amp; Data Lake HDFS</w:t>
-            </w:r>
-          </w:p>
-        </w:tc>
-        <w:tc>
-          <w:tcPr>
-            <w:tcW w:type="dxa" w:w="3744"/>
-            <w:shd w:fill="F4F6F9"/>
-            <w:tcMar>
-              <w:top w:w="70" w:type="dxa"/>
-              <w:bottom w:w="70" w:type="dxa"/>
-              <w:left w:w="80" w:type="dxa"/>
-              <w:right w:w="80" w:type="dxa"/>
-            </w:tcMar>
-            <w:tcBorders>
-              <w:top w:val="single" w:sz="4" w:space="0" w:color="D0D5DD"/>
-              <w:bottom w:val="single" w:sz="4" w:space="0" w:color="D0D5DD"/>
-              <w:left w:val="single" w:sz="4" w:space="0" w:color="D0D5DD"/>
-              <w:right w:val="single" w:sz="4" w:space="0" w:color="D0D5DD"/>
-            </w:tcBorders>
-          </w:tcPr>
-          <w:p>
-            <w:pPr>
-              <w:spacing w:line="276" w:lineRule="auto" w:before="0" w:after="0"/>
-              <w:jc w:val="left"/>
-            </w:pPr>
-            <w:r/>
-            <w:r>
-              <w:rPr>
-                <w:rFonts w:ascii="Times New Roman" w:hAnsi="Times New Roman"/>
-                <w:color w:val="222222"/>
-                <w:sz w:val="21"/>
-              </w:rPr>
-              <w:t>Chứng minh Lambda Architecture, Data Lake 12 CSV (872 MB)</w:t>
-            </w:r>
-          </w:p>
-        </w:tc>
-        <w:tc>
-          <w:tcPr>
-            <w:tcW w:type="dxa" w:w="1440"/>
-            <w:shd w:fill="F4F6F9"/>
-            <w:tcMar>
-              <w:top w:w="70" w:type="dxa"/>
-              <w:bottom w:w="70" w:type="dxa"/>
-              <w:left w:w="80" w:type="dxa"/>
-              <w:right w:w="80" w:type="dxa"/>
-            </w:tcMar>
-            <w:tcBorders>
-              <w:top w:val="single" w:sz="4" w:space="0" w:color="D0D5DD"/>
-              <w:bottom w:val="single" w:sz="4" w:space="0" w:color="D0D5DD"/>
-              <w:left w:val="single" w:sz="4" w:space="0" w:color="D0D5DD"/>
-              <w:right w:val="single" w:sz="4" w:space="0" w:color="D0D5DD"/>
-            </w:tcBorders>
-          </w:tcPr>
-          <w:p>
-            <w:pPr>
-              <w:spacing w:line="276" w:lineRule="auto" w:before="0" w:after="0"/>
-              <w:jc w:val="left"/>
-            </w:pPr>
-            <w:r/>
-            <w:r>
-              <w:rPr>
-                <w:rFonts w:ascii="Times New Roman" w:hAnsi="Times New Roman"/>
-                <w:color w:val="222222"/>
-                <w:sz w:val="21"/>
-              </w:rPr>
-              <w:t>Đặng Duy Lợi</w:t>
-            </w:r>
-          </w:p>
-        </w:tc>
-      </w:tr>
-      <w:tr>
-        <w:tc>
-          <w:tcPr>
-            <w:tcW w:type="dxa" w:w="1584"/>
-            <w:shd w:fill="FFFFFF"/>
-            <w:tcMar>
-              <w:top w:w="70" w:type="dxa"/>
-              <w:bottom w:w="70" w:type="dxa"/>
-              <w:left w:w="80" w:type="dxa"/>
-              <w:right w:w="80" w:type="dxa"/>
-            </w:tcMar>
-            <w:tcBorders>
-              <w:top w:val="single" w:sz="4" w:space="0" w:color="D0D5DD"/>
-              <w:bottom w:val="single" w:sz="4" w:space="0" w:color="D0D5DD"/>
-              <w:left w:val="single" w:sz="4" w:space="0" w:color="D0D5DD"/>
-              <w:right w:val="single" w:sz="4" w:space="0" w:color="D0D5DD"/>
-            </w:tcBorders>
-          </w:tcPr>
-          <w:p>
-            <w:pPr>
-              <w:spacing w:line="276" w:lineRule="auto" w:before="0" w:after="0"/>
-              <w:jc w:val="center"/>
-            </w:pPr>
-            <w:r/>
-            <w:r>
-              <w:rPr>
-                <w:rFonts w:ascii="Times New Roman" w:hAnsi="Times New Roman"/>
-                <w:b/>
-                <w:color w:val="222222"/>
-                <w:sz w:val="21"/>
-              </w:rPr>
-              <w:t>02:30 - 04:00</w:t>
-            </w:r>
-          </w:p>
-        </w:tc>
-        <w:tc>
-          <w:tcPr>
-            <w:tcW w:type="dxa" w:w="2592"/>
-            <w:shd w:fill="FFFFFF"/>
-            <w:tcMar>
-              <w:top w:w="70" w:type="dxa"/>
-              <w:bottom w:w="70" w:type="dxa"/>
-              <w:left w:w="80" w:type="dxa"/>
-              <w:right w:w="80" w:type="dxa"/>
-            </w:tcMar>
-            <w:tcBorders>
-              <w:top w:val="single" w:sz="4" w:space="0" w:color="D0D5DD"/>
-              <w:bottom w:val="single" w:sz="4" w:space="0" w:color="D0D5DD"/>
-              <w:left w:val="single" w:sz="4" w:space="0" w:color="D0D5DD"/>
-              <w:right w:val="single" w:sz="4" w:space="0" w:color="D0D5DD"/>
-            </w:tcBorders>
-          </w:tcPr>
-          <w:p>
-            <w:pPr>
-              <w:spacing w:line="276" w:lineRule="auto" w:before="0" w:after="0"/>
-              <w:jc w:val="center"/>
-            </w:pPr>
-            <w:r/>
-            <w:r>
-              <w:rPr>
-                <w:rFonts w:ascii="Times New Roman" w:hAnsi="Times New Roman"/>
-                <w:color w:val="222222"/>
-                <w:sz w:val="21"/>
-              </w:rPr>
-              <w:t>Phần 3: Benchmark hiệu năng Spark vs Pandas</w:t>
-            </w:r>
-          </w:p>
-        </w:tc>
-        <w:tc>
-          <w:tcPr>
-            <w:tcW w:type="dxa" w:w="3744"/>
-            <w:shd w:fill="FFFFFF"/>
-            <w:tcMar>
-              <w:top w:w="70" w:type="dxa"/>
-              <w:bottom w:w="70" w:type="dxa"/>
-              <w:left w:w="80" w:type="dxa"/>
-              <w:right w:w="80" w:type="dxa"/>
-            </w:tcMar>
-            <w:tcBorders>
-              <w:top w:val="single" w:sz="4" w:space="0" w:color="D0D5DD"/>
-              <w:bottom w:val="single" w:sz="4" w:space="0" w:color="D0D5DD"/>
-              <w:left w:val="single" w:sz="4" w:space="0" w:color="D0D5DD"/>
-              <w:right w:val="single" w:sz="4" w:space="0" w:color="D0D5DD"/>
-            </w:tcBorders>
-          </w:tcPr>
-          <w:p>
-            <w:pPr>
-              <w:spacing w:line="276" w:lineRule="auto" w:before="0" w:after="0"/>
-              <w:jc w:val="left"/>
-            </w:pPr>
-            <w:r/>
-            <w:r>
-              <w:rPr>
-                <w:rFonts w:ascii="Times New Roman" w:hAnsi="Times New Roman"/>
-                <w:color w:val="222222"/>
-                <w:sz w:val="21"/>
-              </w:rPr>
-              <w:t>Đo trực tiếp quét 3.18 triệu dòng: Spark 4.2 nhanh gấp 16.0 lần</w:t>
-            </w:r>
-          </w:p>
-        </w:tc>
-        <w:tc>
-          <w:tcPr>
-            <w:tcW w:type="dxa" w:w="1440"/>
-            <w:shd w:fill="FFFFFF"/>
-            <w:tcMar>
-              <w:top w:w="70" w:type="dxa"/>
-              <w:bottom w:w="70" w:type="dxa"/>
-              <w:left w:w="80" w:type="dxa"/>
-              <w:right w:w="80" w:type="dxa"/>
-            </w:tcMar>
-            <w:tcBorders>
-              <w:top w:val="single" w:sz="4" w:space="0" w:color="D0D5DD"/>
-              <w:bottom w:val="single" w:sz="4" w:space="0" w:color="D0D5DD"/>
-              <w:left w:val="single" w:sz="4" w:space="0" w:color="D0D5DD"/>
-              <w:right w:val="single" w:sz="4" w:space="0" w:color="D0D5DD"/>
-            </w:tcBorders>
-          </w:tcPr>
-          <w:p>
-            <w:pPr>
-              <w:spacing w:line="276" w:lineRule="auto" w:before="0" w:after="0"/>
-              <w:jc w:val="left"/>
-            </w:pPr>
-            <w:r/>
-            <w:r>
-              <w:rPr>
-                <w:rFonts w:ascii="Times New Roman" w:hAnsi="Times New Roman"/>
-                <w:color w:val="222222"/>
-                <w:sz w:val="21"/>
-              </w:rPr>
-              <w:t>Đặng Duy Lợi</w:t>
-            </w:r>
-          </w:p>
-        </w:tc>
-      </w:tr>
-      <w:tr>
-        <w:tc>
-          <w:tcPr>
-            <w:tcW w:type="dxa" w:w="1584"/>
-            <w:shd w:fill="F4F6F9"/>
-            <w:tcMar>
-              <w:top w:w="70" w:type="dxa"/>
-              <w:bottom w:w="70" w:type="dxa"/>
-              <w:left w:w="80" w:type="dxa"/>
-              <w:right w:w="80" w:type="dxa"/>
-            </w:tcMar>
-            <w:tcBorders>
-              <w:top w:val="single" w:sz="4" w:space="0" w:color="D0D5DD"/>
-              <w:bottom w:val="single" w:sz="4" w:space="0" w:color="D0D5DD"/>
-              <w:left w:val="single" w:sz="4" w:space="0" w:color="D0D5DD"/>
-              <w:right w:val="single" w:sz="4" w:space="0" w:color="D0D5DD"/>
-            </w:tcBorders>
-          </w:tcPr>
-          <w:p>
-            <w:pPr>
-              <w:spacing w:line="276" w:lineRule="auto" w:before="0" w:after="0"/>
-              <w:jc w:val="center"/>
-            </w:pPr>
-            <w:r/>
-            <w:r>
-              <w:rPr>
-                <w:rFonts w:ascii="Times New Roman" w:hAnsi="Times New Roman"/>
-                <w:b/>
-                <w:color w:val="222222"/>
-                <w:sz w:val="21"/>
-              </w:rPr>
-              <w:t>04:00 - 05:30</w:t>
-            </w:r>
-          </w:p>
-        </w:tc>
-        <w:tc>
-          <w:tcPr>
-            <w:tcW w:type="dxa" w:w="2592"/>
-            <w:shd w:fill="F4F6F9"/>
-            <w:tcMar>
-              <w:top w:w="70" w:type="dxa"/>
-              <w:bottom w:w="70" w:type="dxa"/>
-              <w:left w:w="80" w:type="dxa"/>
-              <w:right w:w="80" w:type="dxa"/>
-            </w:tcMar>
-            <w:tcBorders>
-              <w:top w:val="single" w:sz="4" w:space="0" w:color="D0D5DD"/>
-              <w:bottom w:val="single" w:sz="4" w:space="0" w:color="D0D5DD"/>
-              <w:left w:val="single" w:sz="4" w:space="0" w:color="D0D5DD"/>
-              <w:right w:val="single" w:sz="4" w:space="0" w:color="D0D5DD"/>
-            </w:tcBorders>
-          </w:tcPr>
-          <w:p>
-            <w:pPr>
-              <w:spacing w:line="276" w:lineRule="auto" w:before="0" w:after="0"/>
-              <w:jc w:val="center"/>
-            </w:pPr>
-            <w:r/>
-            <w:r>
-              <w:rPr>
-                <w:rFonts w:ascii="Times New Roman" w:hAnsi="Times New Roman"/>
-                <w:color w:val="222222"/>
-                <w:sz w:val="21"/>
-              </w:rPr>
-              <w:t>Phần 4: Spark SQL &amp; Bộ lọc Niên độ động</w:t>
-            </w:r>
-          </w:p>
-        </w:tc>
-        <w:tc>
-          <w:tcPr>
-            <w:tcW w:type="dxa" w:w="3744"/>
-            <w:shd w:fill="F4F6F9"/>
-            <w:tcMar>
-              <w:top w:w="70" w:type="dxa"/>
-              <w:bottom w:w="70" w:type="dxa"/>
-              <w:left w:w="80" w:type="dxa"/>
-              <w:right w:w="80" w:type="dxa"/>
-            </w:tcMar>
-            <w:tcBorders>
-              <w:top w:val="single" w:sz="4" w:space="0" w:color="D0D5DD"/>
-              <w:bottom w:val="single" w:sz="4" w:space="0" w:color="D0D5DD"/>
-              <w:left w:val="single" w:sz="4" w:space="0" w:color="D0D5DD"/>
-              <w:right w:val="single" w:sz="4" w:space="0" w:color="D0D5DD"/>
-            </w:tcBorders>
-          </w:tcPr>
-          <w:p>
-            <w:pPr>
-              <w:spacing w:line="276" w:lineRule="auto" w:before="0" w:after="0"/>
-              <w:jc w:val="left"/>
-            </w:pPr>
-            <w:r/>
-            <w:r>
-              <w:rPr>
-                <w:rFonts w:ascii="Times New Roman" w:hAnsi="Times New Roman"/>
-                <w:color w:val="222222"/>
-                <w:sz w:val="21"/>
-              </w:rPr>
-              <w:t>Phân tích 4 góc độ chuyên sâu, Year Drill-Down 2020-2025, URL paging</w:t>
-            </w:r>
-          </w:p>
-        </w:tc>
-        <w:tc>
-          <w:tcPr>
-            <w:tcW w:type="dxa" w:w="1440"/>
-            <w:shd w:fill="F4F6F9"/>
-            <w:tcMar>
-              <w:top w:w="70" w:type="dxa"/>
-              <w:bottom w:w="70" w:type="dxa"/>
-              <w:left w:w="80" w:type="dxa"/>
-              <w:right w:w="80" w:type="dxa"/>
-            </w:tcMar>
-            <w:tcBorders>
-              <w:top w:val="single" w:sz="4" w:space="0" w:color="D0D5DD"/>
-              <w:bottom w:val="single" w:sz="4" w:space="0" w:color="D0D5DD"/>
-              <w:left w:val="single" w:sz="4" w:space="0" w:color="D0D5DD"/>
-              <w:right w:val="single" w:sz="4" w:space="0" w:color="D0D5DD"/>
-            </w:tcBorders>
-          </w:tcPr>
-          <w:p>
-            <w:pPr>
-              <w:spacing w:line="276" w:lineRule="auto" w:before="0" w:after="0"/>
-              <w:jc w:val="left"/>
-            </w:pPr>
-            <w:r/>
-            <w:r>
-              <w:rPr>
-                <w:rFonts w:ascii="Times New Roman" w:hAnsi="Times New Roman"/>
-                <w:color w:val="222222"/>
-                <w:sz w:val="21"/>
-              </w:rPr>
-              <w:t>Chu Văn Quốc Trung</w:t>
-            </w:r>
-          </w:p>
-        </w:tc>
-      </w:tr>
-      <w:tr>
-        <w:tc>
-          <w:tcPr>
-            <w:tcW w:type="dxa" w:w="1584"/>
-            <w:shd w:fill="FFFFFF"/>
-            <w:tcMar>
-              <w:top w:w="70" w:type="dxa"/>
-              <w:bottom w:w="70" w:type="dxa"/>
-              <w:left w:w="80" w:type="dxa"/>
-              <w:right w:w="80" w:type="dxa"/>
-            </w:tcMar>
-            <w:tcBorders>
-              <w:top w:val="single" w:sz="4" w:space="0" w:color="D0D5DD"/>
-              <w:bottom w:val="single" w:sz="4" w:space="0" w:color="D0D5DD"/>
-              <w:left w:val="single" w:sz="4" w:space="0" w:color="D0D5DD"/>
-              <w:right w:val="single" w:sz="4" w:space="0" w:color="D0D5DD"/>
-            </w:tcBorders>
-          </w:tcPr>
-          <w:p>
-            <w:pPr>
-              <w:spacing w:line="276" w:lineRule="auto" w:before="0" w:after="0"/>
-              <w:jc w:val="center"/>
-            </w:pPr>
-            <w:r/>
-            <w:r>
-              <w:rPr>
-                <w:rFonts w:ascii="Times New Roman" w:hAnsi="Times New Roman"/>
-                <w:b/>
-                <w:color w:val="222222"/>
-                <w:sz w:val="21"/>
-              </w:rPr>
-              <w:t>05:30 - 07:30</w:t>
-            </w:r>
-          </w:p>
-        </w:tc>
-        <w:tc>
-          <w:tcPr>
-            <w:tcW w:type="dxa" w:w="2592"/>
-            <w:shd w:fill="FFFFFF"/>
-            <w:tcMar>
-              <w:top w:w="70" w:type="dxa"/>
-              <w:bottom w:w="70" w:type="dxa"/>
-              <w:left w:w="80" w:type="dxa"/>
-              <w:right w:w="80" w:type="dxa"/>
-            </w:tcMar>
-            <w:tcBorders>
-              <w:top w:val="single" w:sz="4" w:space="0" w:color="D0D5DD"/>
-              <w:bottom w:val="single" w:sz="4" w:space="0" w:color="D0D5DD"/>
-              <w:left w:val="single" w:sz="4" w:space="0" w:color="D0D5DD"/>
-              <w:right w:val="single" w:sz="4" w:space="0" w:color="D0D5DD"/>
-            </w:tcBorders>
-          </w:tcPr>
-          <w:p>
-            <w:pPr>
-              <w:spacing w:line="276" w:lineRule="auto" w:before="0" w:after="0"/>
-              <w:jc w:val="center"/>
-            </w:pPr>
-            <w:r/>
-            <w:r>
-              <w:rPr>
-                <w:rFonts w:ascii="Times New Roman" w:hAnsi="Times New Roman"/>
-                <w:color w:val="222222"/>
-                <w:sz w:val="21"/>
-              </w:rPr>
-              <w:t>Phần 5: Điểm nhấn Machine Learning &amp; Scouting</w:t>
-            </w:r>
-          </w:p>
-        </w:tc>
-        <w:tc>
-          <w:tcPr>
-            <w:tcW w:type="dxa" w:w="3744"/>
-            <w:shd w:fill="FFFFFF"/>
-            <w:tcMar>
-              <w:top w:w="70" w:type="dxa"/>
-              <w:bottom w:w="70" w:type="dxa"/>
-              <w:left w:w="80" w:type="dxa"/>
-              <w:right w:w="80" w:type="dxa"/>
-            </w:tcMar>
-            <w:tcBorders>
-              <w:top w:val="single" w:sz="4" w:space="0" w:color="D0D5DD"/>
-              <w:bottom w:val="single" w:sz="4" w:space="0" w:color="D0D5DD"/>
-              <w:left w:val="single" w:sz="4" w:space="0" w:color="D0D5DD"/>
-              <w:right w:val="single" w:sz="4" w:space="0" w:color="D0D5DD"/>
-            </w:tcBorders>
-          </w:tcPr>
-          <w:p>
-            <w:pPr>
-              <w:spacing w:line="276" w:lineRule="auto" w:before="0" w:after="0"/>
-              <w:jc w:val="left"/>
-            </w:pPr>
-            <w:r/>
-            <w:r>
-              <w:rPr>
-                <w:rFonts w:ascii="Times New Roman" w:hAnsi="Times New Roman"/>
-                <w:color w:val="222222"/>
-                <w:sz w:val="21"/>
-              </w:rPr>
-              <w:t>K-Means (k=3), Random Forest (R²=84.7%) XAI &amp; Săn cầu thủ hời</w:t>
-            </w:r>
-          </w:p>
-        </w:tc>
-        <w:tc>
-          <w:tcPr>
-            <w:tcW w:type="dxa" w:w="1440"/>
-            <w:shd w:fill="FFFFFF"/>
-            <w:tcMar>
-              <w:top w:w="70" w:type="dxa"/>
-              <w:bottom w:w="70" w:type="dxa"/>
-              <w:left w:w="80" w:type="dxa"/>
-              <w:right w:w="80" w:type="dxa"/>
-            </w:tcMar>
-            <w:tcBorders>
-              <w:top w:val="single" w:sz="4" w:space="0" w:color="D0D5DD"/>
-              <w:bottom w:val="single" w:sz="4" w:space="0" w:color="D0D5DD"/>
-              <w:left w:val="single" w:sz="4" w:space="0" w:color="D0D5DD"/>
-              <w:right w:val="single" w:sz="4" w:space="0" w:color="D0D5DD"/>
-            </w:tcBorders>
-          </w:tcPr>
-          <w:p>
-            <w:pPr>
-              <w:spacing w:line="276" w:lineRule="auto" w:before="0" w:after="0"/>
-              <w:jc w:val="left"/>
-            </w:pPr>
-            <w:r/>
-            <w:r>
-              <w:rPr>
-                <w:rFonts w:ascii="Times New Roman" w:hAnsi="Times New Roman"/>
-                <w:color w:val="222222"/>
-                <w:sz w:val="21"/>
-              </w:rPr>
-              <w:t>Chu Văn Quốc Trung</w:t>
-            </w:r>
-          </w:p>
-        </w:tc>
-      </w:tr>
-      <w:tr>
-        <w:tc>
-          <w:tcPr>
-            <w:tcW w:type="dxa" w:w="1584"/>
-            <w:shd w:fill="F4F6F9"/>
-            <w:tcMar>
-              <w:top w:w="70" w:type="dxa"/>
-              <w:bottom w:w="70" w:type="dxa"/>
-              <w:left w:w="80" w:type="dxa"/>
-              <w:right w:w="80" w:type="dxa"/>
-            </w:tcMar>
-            <w:tcBorders>
-              <w:top w:val="single" w:sz="4" w:space="0" w:color="D0D5DD"/>
-              <w:bottom w:val="single" w:sz="4" w:space="0" w:color="D0D5DD"/>
-              <w:left w:val="single" w:sz="4" w:space="0" w:color="D0D5DD"/>
-              <w:right w:val="single" w:sz="4" w:space="0" w:color="D0D5DD"/>
-            </w:tcBorders>
-          </w:tcPr>
-          <w:p>
-            <w:pPr>
-              <w:spacing w:line="276" w:lineRule="auto" w:before="0" w:after="0"/>
-              <w:jc w:val="center"/>
-            </w:pPr>
-            <w:r/>
-            <w:r>
-              <w:rPr>
-                <w:rFonts w:ascii="Times New Roman" w:hAnsi="Times New Roman"/>
-                <w:b/>
-                <w:color w:val="222222"/>
-                <w:sz w:val="21"/>
-              </w:rPr>
-              <w:t>07:30 - 08:30</w:t>
-            </w:r>
-          </w:p>
-        </w:tc>
-        <w:tc>
-          <w:tcPr>
-            <w:tcW w:type="dxa" w:w="2592"/>
-            <w:shd w:fill="F4F6F9"/>
-            <w:tcMar>
-              <w:top w:w="70" w:type="dxa"/>
-              <w:bottom w:w="70" w:type="dxa"/>
-              <w:left w:w="80" w:type="dxa"/>
-              <w:right w:w="80" w:type="dxa"/>
-            </w:tcMar>
-            <w:tcBorders>
-              <w:top w:val="single" w:sz="4" w:space="0" w:color="D0D5DD"/>
-              <w:bottom w:val="single" w:sz="4" w:space="0" w:color="D0D5DD"/>
-              <w:left w:val="single" w:sz="4" w:space="0" w:color="D0D5DD"/>
-              <w:right w:val="single" w:sz="4" w:space="0" w:color="D0D5DD"/>
-            </w:tcBorders>
-          </w:tcPr>
-          <w:p>
-            <w:pPr>
-              <w:spacing w:line="276" w:lineRule="auto" w:before="0" w:after="0"/>
-              <w:jc w:val="center"/>
-            </w:pPr>
-            <w:r/>
-            <w:r>
-              <w:rPr>
-                <w:rFonts w:ascii="Times New Roman" w:hAnsi="Times New Roman"/>
-                <w:color w:val="222222"/>
-                <w:sz w:val="21"/>
-              </w:rPr>
-              <w:t>Phần 6: Kafka Streaming &amp; Điều phối Airflow</w:t>
-            </w:r>
-          </w:p>
-        </w:tc>
-        <w:tc>
-          <w:tcPr>
-            <w:tcW w:type="dxa" w:w="3744"/>
-            <w:shd w:fill="F4F6F9"/>
-            <w:tcMar>
-              <w:top w:w="70" w:type="dxa"/>
-              <w:bottom w:w="70" w:type="dxa"/>
-              <w:left w:w="80" w:type="dxa"/>
-              <w:right w:w="80" w:type="dxa"/>
-            </w:tcMar>
-            <w:tcBorders>
-              <w:top w:val="single" w:sz="4" w:space="0" w:color="D0D5DD"/>
-              <w:bottom w:val="single" w:sz="4" w:space="0" w:color="D0D5DD"/>
-              <w:left w:val="single" w:sz="4" w:space="0" w:color="D0D5DD"/>
-              <w:right w:val="single" w:sz="4" w:space="0" w:color="D0D5DD"/>
-            </w:tcBorders>
-          </w:tcPr>
-          <w:p>
-            <w:pPr>
-              <w:spacing w:line="276" w:lineRule="auto" w:before="0" w:after="0"/>
-              <w:jc w:val="left"/>
-            </w:pPr>
-            <w:r/>
-            <w:r>
-              <w:rPr>
-                <w:rFonts w:ascii="Times New Roman" w:hAnsi="Times New Roman"/>
-                <w:color w:val="222222"/>
-                <w:sz w:val="21"/>
-              </w:rPr>
-              <w:t>Phát sóng luồng JSON cổng 9092 &amp; Airflow DAG 7 tasks SUCCESS</w:t>
-            </w:r>
-          </w:p>
-        </w:tc>
-        <w:tc>
-          <w:tcPr>
-            <w:tcW w:type="dxa" w:w="1440"/>
-            <w:shd w:fill="F4F6F9"/>
-            <w:tcMar>
-              <w:top w:w="70" w:type="dxa"/>
-              <w:bottom w:w="70" w:type="dxa"/>
-              <w:left w:w="80" w:type="dxa"/>
-              <w:right w:w="80" w:type="dxa"/>
-            </w:tcMar>
-            <w:tcBorders>
-              <w:top w:val="single" w:sz="4" w:space="0" w:color="D0D5DD"/>
-              <w:bottom w:val="single" w:sz="4" w:space="0" w:color="D0D5DD"/>
-              <w:left w:val="single" w:sz="4" w:space="0" w:color="D0D5DD"/>
-              <w:right w:val="single" w:sz="4" w:space="0" w:color="D0D5DD"/>
-            </w:tcBorders>
-          </w:tcPr>
-          <w:p>
-            <w:pPr>
-              <w:spacing w:line="276" w:lineRule="auto" w:before="0" w:after="0"/>
-              <w:jc w:val="left"/>
-            </w:pPr>
-            <w:r/>
-            <w:r>
-              <w:rPr>
-                <w:rFonts w:ascii="Times New Roman" w:hAnsi="Times New Roman"/>
-                <w:color w:val="222222"/>
-                <w:sz w:val="21"/>
-              </w:rPr>
-              <w:t>Nguyễn Thế Quang</w:t>
-            </w:r>
-          </w:p>
-        </w:tc>
-      </w:tr>
-      <w:tr>
-        <w:tc>
-          <w:tcPr>
-            <w:tcW w:type="dxa" w:w="1584"/>
-            <w:shd w:fill="FFFFFF"/>
-            <w:tcMar>
-              <w:top w:w="70" w:type="dxa"/>
-              <w:bottom w:w="70" w:type="dxa"/>
-              <w:left w:w="80" w:type="dxa"/>
-              <w:right w:w="80" w:type="dxa"/>
-            </w:tcMar>
-            <w:tcBorders>
-              <w:top w:val="single" w:sz="4" w:space="0" w:color="D0D5DD"/>
-              <w:bottom w:val="single" w:sz="4" w:space="0" w:color="D0D5DD"/>
-              <w:left w:val="single" w:sz="4" w:space="0" w:color="D0D5DD"/>
-              <w:right w:val="single" w:sz="4" w:space="0" w:color="D0D5DD"/>
-            </w:tcBorders>
-          </w:tcPr>
-          <w:p>
-            <w:pPr>
-              <w:spacing w:line="276" w:lineRule="auto" w:before="0" w:after="0"/>
-              <w:jc w:val="center"/>
-            </w:pPr>
-            <w:r/>
-            <w:r>
-              <w:rPr>
-                <w:rFonts w:ascii="Times New Roman" w:hAnsi="Times New Roman"/>
-                <w:b/>
-                <w:color w:val="222222"/>
-                <w:sz w:val="21"/>
-              </w:rPr>
-              <w:t>08:30 - 09:30</w:t>
-            </w:r>
-          </w:p>
-        </w:tc>
-        <w:tc>
-          <w:tcPr>
-            <w:tcW w:type="dxa" w:w="2592"/>
-            <w:shd w:fill="FFFFFF"/>
-            <w:tcMar>
-              <w:top w:w="70" w:type="dxa"/>
-              <w:bottom w:w="70" w:type="dxa"/>
-              <w:left w:w="80" w:type="dxa"/>
-              <w:right w:w="80" w:type="dxa"/>
-            </w:tcMar>
-            <w:tcBorders>
-              <w:top w:val="single" w:sz="4" w:space="0" w:color="D0D5DD"/>
-              <w:bottom w:val="single" w:sz="4" w:space="0" w:color="D0D5DD"/>
-              <w:left w:val="single" w:sz="4" w:space="0" w:color="D0D5DD"/>
-              <w:right w:val="single" w:sz="4" w:space="0" w:color="D0D5DD"/>
-            </w:tcBorders>
-          </w:tcPr>
-          <w:p>
-            <w:pPr>
-              <w:spacing w:line="276" w:lineRule="auto" w:before="0" w:after="0"/>
-              <w:jc w:val="center"/>
-            </w:pPr>
-            <w:r/>
-            <w:r>
-              <w:rPr>
-                <w:rFonts w:ascii="Times New Roman" w:hAnsi="Times New Roman"/>
-                <w:color w:val="222222"/>
-                <w:sz w:val="21"/>
-              </w:rPr>
-              <w:t>Phần 7: Serving Data Mart (SQLite) &amp; Kết luận</w:t>
-            </w:r>
-          </w:p>
-        </w:tc>
-        <w:tc>
-          <w:tcPr>
-            <w:tcW w:type="dxa" w:w="3744"/>
-            <w:shd w:fill="FFFFFF"/>
-            <w:tcMar>
-              <w:top w:w="70" w:type="dxa"/>
-              <w:bottom w:w="70" w:type="dxa"/>
-              <w:left w:w="80" w:type="dxa"/>
-              <w:right w:w="80" w:type="dxa"/>
-            </w:tcMar>
-            <w:tcBorders>
-              <w:top w:val="single" w:sz="4" w:space="0" w:color="D0D5DD"/>
-              <w:bottom w:val="single" w:sz="4" w:space="0" w:color="D0D5DD"/>
-              <w:left w:val="single" w:sz="4" w:space="0" w:color="D0D5DD"/>
-              <w:right w:val="single" w:sz="4" w:space="0" w:color="D0D5DD"/>
-            </w:tcBorders>
-          </w:tcPr>
-          <w:p>
-            <w:pPr>
-              <w:spacing w:line="276" w:lineRule="auto" w:before="0" w:after="0"/>
-              <w:jc w:val="left"/>
-            </w:pPr>
-            <w:r/>
-            <w:r>
-              <w:rPr>
-                <w:rFonts w:ascii="Times New Roman" w:hAnsi="Times New Roman"/>
-                <w:color w:val="222222"/>
-                <w:sz w:val="21"/>
-              </w:rPr>
-              <w:t>Truy vấn CSDL Serving &lt; 50ms, tổng kết kết quả đạt được</w:t>
-            </w:r>
-          </w:p>
-        </w:tc>
-        <w:tc>
-          <w:tcPr>
-            <w:tcW w:type="dxa" w:w="1440"/>
-            <w:shd w:fill="FFFFFF"/>
-            <w:tcMar>
-              <w:top w:w="70" w:type="dxa"/>
-              <w:bottom w:w="70" w:type="dxa"/>
-              <w:left w:w="80" w:type="dxa"/>
-              <w:right w:w="80" w:type="dxa"/>
-            </w:tcMar>
-            <w:tcBorders>
-              <w:top w:val="single" w:sz="4" w:space="0" w:color="D0D5DD"/>
-              <w:bottom w:val="single" w:sz="4" w:space="0" w:color="D0D5DD"/>
-              <w:left w:val="single" w:sz="4" w:space="0" w:color="D0D5DD"/>
-              <w:right w:val="single" w:sz="4" w:space="0" w:color="D0D5DD"/>
-            </w:tcBorders>
-          </w:tcPr>
-          <w:p>
-            <w:pPr>
-              <w:spacing w:line="276" w:lineRule="auto" w:before="0" w:after="0"/>
-              <w:jc w:val="left"/>
-            </w:pPr>
-            <w:r/>
-            <w:r>
-              <w:rPr>
-                <w:rFonts w:ascii="Times New Roman" w:hAnsi="Times New Roman"/>
-                <w:color w:val="222222"/>
-                <w:sz w:val="21"/>
-              </w:rPr>
-              <w:t>Nguyễn Thế Quang</w:t>
-            </w:r>
-          </w:p>
-        </w:tc>
-      </w:tr>
-      <w:tr>
-        <w:tc>
-          <w:tcPr>
-            <w:tcW w:type="dxa" w:w="1584"/>
-            <w:shd w:fill="F4F6F9"/>
-            <w:tcMar>
-              <w:top w:w="70" w:type="dxa"/>
-              <w:bottom w:w="70" w:type="dxa"/>
-              <w:left w:w="80" w:type="dxa"/>
-              <w:right w:w="80" w:type="dxa"/>
-            </w:tcMar>
-            <w:tcBorders>
-              <w:top w:val="single" w:sz="4" w:space="0" w:color="D0D5DD"/>
-              <w:bottom w:val="single" w:sz="4" w:space="0" w:color="D0D5DD"/>
-              <w:left w:val="single" w:sz="4" w:space="0" w:color="D0D5DD"/>
-              <w:right w:val="single" w:sz="4" w:space="0" w:color="D0D5DD"/>
-            </w:tcBorders>
-          </w:tcPr>
-          <w:p>
-            <w:pPr>
-              <w:spacing w:line="276" w:lineRule="auto" w:before="0" w:after="0"/>
-              <w:jc w:val="center"/>
-            </w:pPr>
-            <w:r/>
-            <w:r>
-              <w:rPr>
-                <w:rFonts w:ascii="Times New Roman" w:hAnsi="Times New Roman"/>
-                <w:b/>
-                <w:color w:val="222222"/>
-                <w:sz w:val="21"/>
-              </w:rPr>
-              <w:t>09:30 - 15:00</w:t>
-            </w:r>
-          </w:p>
-        </w:tc>
-        <w:tc>
-          <w:tcPr>
-            <w:tcW w:type="dxa" w:w="2592"/>
-            <w:shd w:fill="F4F6F9"/>
-            <w:tcMar>
-              <w:top w:w="70" w:type="dxa"/>
-              <w:bottom w:w="70" w:type="dxa"/>
-              <w:left w:w="80" w:type="dxa"/>
-              <w:right w:w="80" w:type="dxa"/>
-            </w:tcMar>
-            <w:tcBorders>
-              <w:top w:val="single" w:sz="4" w:space="0" w:color="D0D5DD"/>
-              <w:bottom w:val="single" w:sz="4" w:space="0" w:color="D0D5DD"/>
-              <w:left w:val="single" w:sz="4" w:space="0" w:color="D0D5DD"/>
-              <w:right w:val="single" w:sz="4" w:space="0" w:color="D0D5DD"/>
-            </w:tcBorders>
-          </w:tcPr>
-          <w:p>
-            <w:pPr>
-              <w:spacing w:line="276" w:lineRule="auto" w:before="0" w:after="0"/>
-              <w:jc w:val="center"/>
-            </w:pPr>
-            <w:r/>
-            <w:r>
-              <w:rPr>
-                <w:rFonts w:ascii="Times New Roman" w:hAnsi="Times New Roman"/>
-                <w:color w:val="222222"/>
-                <w:sz w:val="21"/>
-              </w:rPr>
-              <w:t>Phần 8: Trả lời phản biện (Q&amp;A)</w:t>
-            </w:r>
-          </w:p>
-        </w:tc>
-        <w:tc>
-          <w:tcPr>
-            <w:tcW w:type="dxa" w:w="3744"/>
-            <w:shd w:fill="F4F6F9"/>
-            <w:tcMar>
-              <w:top w:w="70" w:type="dxa"/>
-              <w:bottom w:w="70" w:type="dxa"/>
-              <w:left w:w="80" w:type="dxa"/>
-              <w:right w:w="80" w:type="dxa"/>
-            </w:tcMar>
-            <w:tcBorders>
-              <w:top w:val="single" w:sz="4" w:space="0" w:color="D0D5DD"/>
-              <w:bottom w:val="single" w:sz="4" w:space="0" w:color="D0D5DD"/>
-              <w:left w:val="single" w:sz="4" w:space="0" w:color="D0D5DD"/>
-              <w:right w:val="single" w:sz="4" w:space="0" w:color="D0D5DD"/>
-            </w:tcBorders>
-          </w:tcPr>
-          <w:p>
-            <w:pPr>
-              <w:spacing w:line="276" w:lineRule="auto" w:before="0" w:after="0"/>
-              <w:jc w:val="left"/>
-            </w:pPr>
-            <w:r/>
-            <w:r>
-              <w:rPr>
-                <w:rFonts w:ascii="Times New Roman" w:hAnsi="Times New Roman"/>
-                <w:color w:val="222222"/>
-                <w:sz w:val="21"/>
-              </w:rPr>
-              <w:t>Cả 3 thành viên giải đáp các câu hỏi chuyên sâu từ Hội đồng</w:t>
-            </w:r>
-          </w:p>
-        </w:tc>
-        <w:tc>
-          <w:tcPr>
-            <w:tcW w:type="dxa" w:w="1440"/>
-            <w:shd w:fill="F4F6F9"/>
-            <w:tcMar>
-              <w:top w:w="70" w:type="dxa"/>
-              <w:bottom w:w="70" w:type="dxa"/>
-              <w:left w:w="80" w:type="dxa"/>
-              <w:right w:w="80" w:type="dxa"/>
-            </w:tcMar>
-            <w:tcBorders>
-              <w:top w:val="single" w:sz="4" w:space="0" w:color="D0D5DD"/>
-              <w:bottom w:val="single" w:sz="4" w:space="0" w:color="D0D5DD"/>
-              <w:left w:val="single" w:sz="4" w:space="0" w:color="D0D5DD"/>
-              <w:right w:val="single" w:sz="4" w:space="0" w:color="D0D5DD"/>
-            </w:tcBorders>
-          </w:tcPr>
-          <w:p>
-            <w:pPr>
-              <w:spacing w:line="276" w:lineRule="auto" w:before="0" w:after="0"/>
-              <w:jc w:val="left"/>
-            </w:pPr>
-            <w:r/>
-            <w:r>
-              <w:rPr>
-                <w:rFonts w:ascii="Times New Roman" w:hAnsi="Times New Roman"/>
-                <w:color w:val="222222"/>
-                <w:sz w:val="21"/>
-              </w:rPr>
-              <w:t>Cả nhóm</w:t>
-            </w:r>
-          </w:p>
-        </w:tc>
-      </w:tr>
-    </w:tbl>
-    <w:p>
-      <w:pPr>
-        <w:spacing w:before="0" w:after="80"/>
-      </w:pPr>
-    </w:p>
-    <w:p>
-      <w:pPr>
-        <w:keepNext/>
-        <w:spacing w:before="280" w:after="80"/>
-      </w:pPr>
-      <w:r>
-        <w:rPr>
-          <w:rFonts w:ascii="Times New Roman" w:hAnsi="Times New Roman"/>
-          <w:b/>
-          <w:color w:val="1B365D"/>
-          <w:sz w:val="28"/>
-        </w:rPr>
-        <w:t>3. Kịch bản chi tiết từng phân đoạn (Step-by-Step Live Demo Run-sheet)</w:t>
+        <w:t>2. Kịch bản chi tiết từng phân đoạn (Step-by-Step Live Demo Run-sheet)</w:t>
       </w:r>
     </w:p>
     <w:p>
@@ -2152,10 +1582,12 @@
         <w:rPr>
           <w:rFonts w:ascii="Times New Roman" w:hAnsi="Times New Roman"/>
           <w:b/>
+          <w:i w:val="0"/>
           <w:color w:val="0D766E"/>
-          <w:sz w:val="25"/>
+          <w:sz w:val="24"/>
+          <w:rFonts w:ascii="Times New Roman" w:hAnsi="Times New Roman" w:eastAsia="Times New Roman" w:cs="Times New Roman"/>
         </w:rPr>
-        <w:t>Phân đoạn 1: Mở đầu &amp; Khởi chạy hệ thống 1-Click (Thời lượng: 00:00 - 01:00 | Người nói: Đặng Duy Lợi)</w:t>
+        <w:t>Phần 1: Mở đầu &amp; Khởi chạy hệ thống 1-Click (Thời lượng: 00:00 - 01:00 | Người nói: Đặng Duy Lợi)</w:t>
       </w:r>
     </w:p>
     <w:tbl>
@@ -2171,77 +1603,81 @@
         <w:tc>
           <w:tcPr>
             <w:tcW w:type="dxa" w:w="9360"/>
-            <w:shd w:fill="E6F4F1"/>
+            <w:shd w:fill="EEF2F6"/>
             <w:tcMar>
-              <w:top w:w="80" w:type="dxa"/>
-              <w:bottom w:w="80" w:type="dxa"/>
-              <w:left w:w="120" w:type="dxa"/>
+              <w:top w:w="60" w:type="dxa"/>
+              <w:bottom w:w="60" w:type="dxa"/>
+              <w:left w:w="100" w:type="dxa"/>
               <w:right w:w="100" w:type="dxa"/>
             </w:tcMar>
             <w:tcBorders>
-              <w:top w:val="single" w:sz="12" w:space="0" w:color="0D766E"/>
-              <w:bottom w:val="single" w:sz="12" w:space="0" w:color="0D766E"/>
-              <w:left w:val="single" w:sz="12" w:space="0" w:color="0D766E"/>
-              <w:right w:val="single" w:sz="12" w:space="0" w:color="0D766E"/>
+              <w:top w:val="single" w:sz="8" w:space="0" w:color="1B365D"/>
+              <w:bottom w:val="single" w:sz="8" w:space="0" w:color="1B365D"/>
+              <w:left w:val="single" w:sz="8" w:space="0" w:color="1B365D"/>
+              <w:right w:val="single" w:sz="8" w:space="0" w:color="1B365D"/>
             </w:tcBorders>
           </w:tcPr>
           <w:p>
             <w:pPr>
-              <w:spacing w:before="0" w:after="60" w:line="276" w:lineRule="auto"/>
+              <w:spacing w:before="0" w:after="40" w:line="276" w:lineRule="auto"/>
             </w:pPr>
             <w:r>
               <w:rPr>
                 <w:rFonts w:ascii="Times New Roman" w:hAnsi="Times New Roman"/>
                 <w:b/>
-                <w:color w:val="0D766E"/>
-                <w:sz w:val="22"/>
+                <w:i w:val="0"/>
+                <w:color w:val="1B365D"/>
+                <w:sz w:val="19"/>
+                <w:rFonts w:ascii="Times New Roman" w:hAnsi="Times New Roman" w:eastAsia="Times New Roman" w:cs="Times New Roman"/>
               </w:rPr>
-              <w:t>🗣️ LỜI THOẠI THUYẾT TRÌNH MẪU: MỞ ĐẦU VÀ GIỚI THIỆU HỆ THỐNG</w:t>
+              <w:t>[ĐỊA CHỈ TRUY CẬP VÀ PHÂN HỆ GIAO DIỆN]</w:t>
+              <w:br/>
             </w:r>
-          </w:p>
-          <w:p>
-            <w:pPr>
-              <w:spacing w:before="40" w:after="40" w:line="276" w:lineRule="auto"/>
-              <w:ind w:left="170"/>
-            </w:pPr>
             <w:r>
               <w:rPr>
                 <w:rFonts w:ascii="Times New Roman" w:hAnsi="Times New Roman"/>
-                <w:i/>
+                <w:b/>
+                <w:i w:val="0"/>
                 <w:color w:val="222222"/>
-                <w:sz w:val="22"/>
+                <w:sz w:val="20"/>
+                <w:rFonts w:ascii="Times New Roman" w:hAnsi="Times New Roman" w:eastAsia="Times New Roman" w:cs="Times New Roman"/>
               </w:rPr>
-              <w:t>"Kính thưa Thầy Huỳnh Thái Học và Hội đồng đánh giá! Nhóm 5 chúng em xin phép được trình bày và bảo vệ đồ án môn học Công nghệ Dữ liệu lớn với đề tài: 'Xây dựng Data Pipeline thu thập, xử lý phân tán và phân tích dữ liệu thị trường chuyển nhượng bóng đá quốc tế'."</w:t>
+              <w:t xml:space="preserve">• Tên Tab trên Sidebar: </w:t>
             </w:r>
-          </w:p>
-          <w:p>
-            <w:pPr>
-              <w:spacing w:before="40" w:after="40" w:line="276" w:lineRule="auto"/>
-              <w:ind w:left="170"/>
-            </w:pPr>
             <w:r>
               <w:rPr>
                 <w:rFonts w:ascii="Times New Roman" w:hAnsi="Times New Roman"/>
-                <w:i/>
-                <w:color w:val="222222"/>
-                <w:sz w:val="22"/>
+                <w:b/>
+                <w:i w:val="0"/>
+                <w:color w:val="0D766E"/>
+                <w:sz w:val="21"/>
+                <w:rFonts w:ascii="Times New Roman" w:hAnsi="Times New Roman" w:eastAsia="Times New Roman" w:cs="Times New Roman"/>
               </w:rPr>
-              <w:t>"Thị trường chuyển nhượng bóng đá toàn cầu có quy mô hàng chục tỷ Euro mỗi năm nhưng trước đây các thương vụ chủ yếu dựa trên cảm tính. Nhóm em đã giải quyết bài toán này bằng cách ứng dụng trọn vẹn hệ sinh thái Big Data: từ lưu trữ phân tán Hadoop HDFS, động cơ tính toán Apache Spark, xử lý luồng thời gian thực Apache Kafka, điều phối tự động Apache Airflow đến phục vụ trực quan hóa trên Web Dashboard Enterprise."</w:t>
+              <w:t>"Trang bìa Web Dashboard"</w:t>
+              <w:br/>
             </w:r>
-          </w:p>
-          <w:p>
-            <w:pPr>
-              <w:spacing w:before="40" w:after="40" w:line="276" w:lineRule="auto"/>
-              <w:ind w:left="170"/>
-            </w:pPr>
             <w:r>
               <w:rPr>
                 <w:rFonts w:ascii="Times New Roman" w:hAnsi="Times New Roman"/>
-                <w:i/>
+                <w:b/>
+                <w:i w:val="0"/>
                 <w:color w:val="222222"/>
-                <w:sz w:val="22"/>
+                <w:sz w:val="19"/>
+                <w:rFonts w:ascii="Times New Roman" w:hAnsi="Times New Roman" w:eastAsia="Times New Roman" w:cs="Times New Roman"/>
               </w:rPr>
-              <w:t>"Để chứng minh tính sẵn sàng và tính khả thi của hệ thống, toàn bộ chu trình đã được đóng gói 1-Click thông qua tệp CHAY_WEB.bat. Bây giờ em xin mời Thầy cùng bước vào giao diện thực tế của hệ thống!"</w:t>
+              <w:t xml:space="preserve">• URL Web Dashboard: </w:t>
+            </w:r>
+            <w:r>
+              <w:rPr>
+                <w:rFonts w:ascii="Consolas" w:hAnsi="Consolas"/>
+                <w:b/>
+                <w:i w:val="0"/>
+                <w:color w:val="1B365D"/>
+                <w:sz w:val="18"/>
+                <w:rFonts w:ascii="Consolas" w:hAnsi="Consolas" w:eastAsia="Consolas" w:cs="Consolas"/>
+              </w:rPr>
+              <w:t>http://localhost:8501</w:t>
+              <w:br/>
             </w:r>
           </w:p>
         </w:tc>
@@ -2249,7 +1685,8 @@
     </w:tbl>
     <w:p>
       <w:pPr>
-        <w:spacing w:before="40" w:after="40"/>
+        <w:spacing w:before="0" w:after="20" w:line="276" w:lineRule="auto"/>
+        <w:jc w:val="both"/>
       </w:pPr>
     </w:p>
     <w:tbl>
@@ -2267,16 +1704,16 @@
             <w:tcW w:type="dxa" w:w="9360"/>
             <w:shd w:fill="F4F6F9"/>
             <w:tcMar>
-              <w:top w:w="80" w:type="dxa"/>
-              <w:bottom w:w="80" w:type="dxa"/>
-              <w:left w:w="120" w:type="dxa"/>
+              <w:top w:w="70" w:type="dxa"/>
+              <w:bottom w:w="70" w:type="dxa"/>
+              <w:left w:w="100" w:type="dxa"/>
               <w:right w:w="100" w:type="dxa"/>
             </w:tcMar>
             <w:tcBorders>
-              <w:top w:val="single" w:sz="12" w:space="0" w:color="1B365D"/>
-              <w:bottom w:val="single" w:sz="12" w:space="0" w:color="1B365D"/>
-              <w:left w:val="single" w:sz="12" w:space="0" w:color="1B365D"/>
-              <w:right w:val="single" w:sz="12" w:space="0" w:color="1B365D"/>
+              <w:top w:val="single" w:sz="8" w:space="0" w:color="1B365D"/>
+              <w:bottom w:val="single" w:sz="8" w:space="0" w:color="1B365D"/>
+              <w:left w:val="single" w:sz="8" w:space="0" w:color="1B365D"/>
+              <w:right w:val="single" w:sz="8" w:space="0" w:color="1B365D"/>
             </w:tcBorders>
           </w:tcPr>
           <w:p>
@@ -2287,38 +1724,63 @@
               <w:rPr>
                 <w:rFonts w:ascii="Times New Roman" w:hAnsi="Times New Roman"/>
                 <w:b/>
+                <w:i w:val="0"/>
                 <w:color w:val="1B365D"/>
-                <w:sz w:val="22"/>
+                <w:sz w:val="21"/>
+                <w:rFonts w:ascii="Times New Roman" w:hAnsi="Times New Roman" w:eastAsia="Times New Roman" w:cs="Times New Roman"/>
               </w:rPr>
-              <w:t>🖱️ THAO TÁC TRÊN GIAO DIỆN (ACTION): HÀNH ĐỘNG THAO TÁC</w:t>
+              <w:t>[THAO TÁC MÀN HÌNH &amp; CHUỘT] HÀNH ĐỘNG THAO TÁC MÀN HÌNH</w:t>
             </w:r>
           </w:p>
           <w:p>
             <w:pPr>
-              <w:spacing w:before="40" w:after="40" w:line="276" w:lineRule="auto"/>
-              <w:ind w:left="170"/>
+              <w:spacing w:before="20" w:after="40" w:line="276" w:lineRule="auto"/>
+              <w:jc w:val="both"/>
             </w:pPr>
             <w:r>
               <w:rPr>
                 <w:rFonts w:ascii="Times New Roman" w:hAnsi="Times New Roman"/>
+                <w:b w:val="0"/>
+                <w:i w:val="0"/>
                 <w:color w:val="222222"/>
-                <w:sz w:val="22"/>
+                <w:sz w:val="20"/>
+                <w:rFonts w:ascii="Times New Roman" w:hAnsi="Times New Roman" w:eastAsia="Times New Roman" w:cs="Times New Roman"/>
               </w:rPr>
-              <w:t>1. Trên màn hình máy chiếu, chuyển mượt mà sang tab trình duyệt Chrome (F11) đang mở http://localhost:8501.</w:t>
+              <w:t>1. Trên màn hình máy chiếu, mở trình duyệt Chrome/Edge đang chạy URL: http://localhost:8501.</w:t>
             </w:r>
           </w:p>
           <w:p>
             <w:pPr>
-              <w:spacing w:before="40" w:after="40" w:line="276" w:lineRule="auto"/>
-              <w:ind w:left="170"/>
+              <w:spacing w:before="20" w:after="40" w:line="276" w:lineRule="auto"/>
+              <w:jc w:val="both"/>
             </w:pPr>
             <w:r>
               <w:rPr>
                 <w:rFonts w:ascii="Times New Roman" w:hAnsi="Times New Roman"/>
+                <w:b w:val="0"/>
+                <w:i w:val="0"/>
                 <w:color w:val="222222"/>
-                <w:sz w:val="22"/>
+                <w:sz w:val="20"/>
+                <w:rFonts w:ascii="Times New Roman" w:hAnsi="Times New Roman" w:eastAsia="Times New Roman" w:cs="Times New Roman"/>
               </w:rPr>
-              <w:t>2. Chỉ tay vào Logo và Header của Dashboard: 'TRANSFERMARKT BIG DATA ANALYTICS PLATFORM'.</w:t>
+              <w:t>2. Nhấn phím F11 để bật chế độ Toàn màn hình (Full Screen), ẩn thanh URL để hiển thị chuyên nghiệp.</w:t>
+            </w:r>
+          </w:p>
+          <w:p>
+            <w:pPr>
+              <w:spacing w:before="20" w:after="40" w:line="276" w:lineRule="auto"/>
+              <w:jc w:val="both"/>
+            </w:pPr>
+            <w:r>
+              <w:rPr>
+                <w:rFonts w:ascii="Times New Roman" w:hAnsi="Times New Roman"/>
+                <w:b w:val="0"/>
+                <w:i w:val="0"/>
+                <w:color w:val="222222"/>
+                <w:sz w:val="20"/>
+                <w:rFonts w:ascii="Times New Roman" w:hAnsi="Times New Roman" w:eastAsia="Times New Roman" w:cs="Times New Roman"/>
+              </w:rPr>
+              <w:t>3. Chỉ tay vào Header chính: 'HỆ THỐNG PHÂN TÍCH DỮ LIỆU LỚN THỊ TRƯỜNG BÓNG ĐÁ' và 4 badge trạng thái xanh (HDFS: 872.5 MB, Spark 4.2 Engine, Kafka Port 9092, Airflow 7 Tasks OK).</w:t>
             </w:r>
           </w:p>
         </w:tc>
@@ -2326,113 +1788,8 @@
     </w:tbl>
     <w:p>
       <w:pPr>
-        <w:spacing w:before="40" w:after="40"/>
-      </w:pPr>
-    </w:p>
-    <w:p>
-      <w:pPr>
-        <w:keepNext/>
-        <w:spacing w:before="200" w:after="60"/>
-      </w:pPr>
-      <w:r>
-        <w:rPr>
-          <w:rFonts w:ascii="Times New Roman" w:hAnsi="Times New Roman"/>
-          <w:b/>
-          <w:color w:val="0D766E"/>
-          <w:sz w:val="25"/>
-        </w:rPr>
-        <w:t>Phân đoạn 2: Kiến trúc 5 tầng &amp; Khám phá Data Lake HDFS (Thời lượng: 01:00 - 02:30 | Người nói: Đặng Duy Lợi)</w:t>
-      </w:r>
-    </w:p>
-    <w:tbl>
-      <w:tblPr>
-        <w:tblW w:type="auto" w:w="0"/>
-        <w:jc w:val="center"/>
-        <w:tblLook w:firstColumn="1" w:firstRow="1" w:lastColumn="0" w:lastRow="0" w:noHBand="0" w:noVBand="1" w:val="04A0"/>
-      </w:tblPr>
-      <w:tblGrid>
-        <w:gridCol w:w="9689"/>
-      </w:tblGrid>
-      <w:tr>
-        <w:tc>
-          <w:tcPr>
-            <w:tcW w:type="dxa" w:w="9360"/>
-            <w:shd w:fill="F4F6F9"/>
-            <w:tcMar>
-              <w:top w:w="80" w:type="dxa"/>
-              <w:bottom w:w="80" w:type="dxa"/>
-              <w:left w:w="120" w:type="dxa"/>
-              <w:right w:w="100" w:type="dxa"/>
-            </w:tcMar>
-            <w:tcBorders>
-              <w:top w:val="single" w:sz="12" w:space="0" w:color="1B365D"/>
-              <w:bottom w:val="single" w:sz="12" w:space="0" w:color="1B365D"/>
-              <w:left w:val="single" w:sz="12" w:space="0" w:color="1B365D"/>
-              <w:right w:val="single" w:sz="12" w:space="0" w:color="1B365D"/>
-            </w:tcBorders>
-          </w:tcPr>
-          <w:p>
-            <w:pPr>
-              <w:spacing w:before="0" w:after="60" w:line="276" w:lineRule="auto"/>
-            </w:pPr>
-            <w:r>
-              <w:rPr>
-                <w:rFonts w:ascii="Times New Roman" w:hAnsi="Times New Roman"/>
-                <w:b/>
-                <w:color w:val="1B365D"/>
-                <w:sz w:val="22"/>
-              </w:rPr>
-              <w:t>🖱️ THAO TÁC TRÊN GIAO DIỆN (ACTION): THAO TÁC MÀN HÌNH</w:t>
-            </w:r>
-          </w:p>
-          <w:p>
-            <w:pPr>
-              <w:spacing w:before="40" w:after="40" w:line="276" w:lineRule="auto"/>
-              <w:ind w:left="170"/>
-            </w:pPr>
-            <w:r>
-              <w:rPr>
-                <w:rFonts w:ascii="Times New Roman" w:hAnsi="Times New Roman"/>
-                <w:color w:val="222222"/>
-                <w:sz w:val="22"/>
-              </w:rPr>
-              <w:t>1. Trên Sidebar bên trái, nhấp chuột chọn trang: '2. Bản đồ ứng dụng Big Data'. Cuộn nhẹ để thấy sơ đồ 5 lớp công nghệ.</w:t>
-            </w:r>
-          </w:p>
-          <w:p>
-            <w:pPr>
-              <w:spacing w:before="40" w:after="40" w:line="276" w:lineRule="auto"/>
-              <w:ind w:left="170"/>
-            </w:pPr>
-            <w:r>
-              <w:rPr>
-                <w:rFonts w:ascii="Times New Roman" w:hAnsi="Times New Roman"/>
-                <w:color w:val="222222"/>
-                <w:sz w:val="22"/>
-              </w:rPr>
-              <w:t>2. Tiếp tục nhấp chọn trang: '3. Khám phá HDFS Data Lake'.</w:t>
-            </w:r>
-          </w:p>
-          <w:p>
-            <w:pPr>
-              <w:spacing w:before="40" w:after="40" w:line="276" w:lineRule="auto"/>
-              <w:ind w:left="170"/>
-            </w:pPr>
-            <w:r>
-              <w:rPr>
-                <w:rFonts w:ascii="Times New Roman" w:hAnsi="Times New Roman"/>
-                <w:color w:val="222222"/>
-                <w:sz w:val="22"/>
-              </w:rPr>
-              <w:t>3. Tại ô chọn bảng, nhấp dropdown chọn 'game_lineups.csv (3.18 Triệu dòng)' và 'players.csv (50k dòng)' để hiển thị Schema và 8 dòng bản ghi mẫu trực tiếp từ đĩa HDFS.</w:t>
-            </w:r>
-          </w:p>
-        </w:tc>
-      </w:tr>
-    </w:tbl>
-    <w:p>
-      <w:pPr>
-        <w:spacing w:before="40" w:after="40"/>
+        <w:spacing w:before="0" w:after="20" w:line="276" w:lineRule="auto"/>
+        <w:jc w:val="both"/>
       </w:pPr>
     </w:p>
     <w:tbl>
@@ -2450,16 +1807,16 @@
             <w:tcW w:type="dxa" w:w="9360"/>
             <w:shd w:fill="E6F4F1"/>
             <w:tcMar>
-              <w:top w:w="80" w:type="dxa"/>
-              <w:bottom w:w="80" w:type="dxa"/>
-              <w:left w:w="120" w:type="dxa"/>
+              <w:top w:w="70" w:type="dxa"/>
+              <w:bottom w:w="70" w:type="dxa"/>
+              <w:left w:w="100" w:type="dxa"/>
               <w:right w:w="100" w:type="dxa"/>
             </w:tcMar>
             <w:tcBorders>
-              <w:top w:val="single" w:sz="12" w:space="0" w:color="0D766E"/>
-              <w:bottom w:val="single" w:sz="12" w:space="0" w:color="0D766E"/>
-              <w:left w:val="single" w:sz="12" w:space="0" w:color="0D766E"/>
-              <w:right w:val="single" w:sz="12" w:space="0" w:color="0D766E"/>
+              <w:top w:val="single" w:sz="8" w:space="0" w:color="0D766E"/>
+              <w:bottom w:val="single" w:sz="8" w:space="0" w:color="0D766E"/>
+              <w:left w:val="single" w:sz="8" w:space="0" w:color="0D766E"/>
+              <w:right w:val="single" w:sz="8" w:space="0" w:color="0D766E"/>
             </w:tcBorders>
           </w:tcPr>
           <w:p>
@@ -2470,55 +1827,63 @@
               <w:rPr>
                 <w:rFonts w:ascii="Times New Roman" w:hAnsi="Times New Roman"/>
                 <w:b/>
+                <w:i w:val="0"/>
                 <w:color w:val="0D766E"/>
-                <w:sz w:val="22"/>
+                <w:sz w:val="21"/>
+                <w:rFonts w:ascii="Times New Roman" w:hAnsi="Times New Roman" w:eastAsia="Times New Roman" w:cs="Times New Roman"/>
               </w:rPr>
-              <w:t>🗣️ LỜI THOẠI THUYẾT TRÌNH MẪU: LỜI THOẠI THUYẾT TRÌNH</w:t>
+              <w:t>[LỜI THOẠI THUYẾT TRÌNH MẪU] LỜI THOẠI THUYẾT TRÌNH MẪU</w:t>
             </w:r>
           </w:p>
           <w:p>
             <w:pPr>
-              <w:spacing w:before="40" w:after="40" w:line="276" w:lineRule="auto"/>
-              <w:ind w:left="170"/>
+              <w:spacing w:before="20" w:after="40" w:line="276" w:lineRule="auto"/>
+              <w:jc w:val="both"/>
             </w:pPr>
             <w:r>
               <w:rPr>
                 <w:rFonts w:ascii="Times New Roman" w:hAnsi="Times New Roman"/>
+                <w:b w:val="0"/>
                 <w:i/>
                 <w:color w:val="222222"/>
-                <w:sz w:val="22"/>
+                <w:sz w:val="20"/>
+                <w:rFonts w:ascii="Times New Roman" w:hAnsi="Times New Roman" w:eastAsia="Times New Roman" w:cs="Times New Roman"/>
               </w:rPr>
-              <w:t>"Như Thầy đang thấy trên màn hình, đồ án của nhóm tuân thủ nghiêm ngặt mô hình kiến trúc Lambda Architecture phân thành 5 tầng rõ rệt: Tầng 1 Lưu trữ HDFS Data Lake, Tầng 2 Xử lý phân tán Spark, Tầng 3 Xử lý luồng Kafka, Tầng 4 Điều phối Airflow và Tầng 5 Serving Data Mart."</w:t>
+              <w:t>"Kính thưa Thầy Huỳnh Thái Học và Hội đồng đánh giá! Nhóm 5 chúng em xin phép được trình bày và bảo vệ đồ án môn học Công nghệ Dữ liệu lớn với đề tài: 'Xây dựng Data Pipeline thu thập, xử lý phân tán và phân tích dữ liệu thị trường chuyển nhượng bóng đá quốc tế'."</w:t>
             </w:r>
           </w:p>
           <w:p>
             <w:pPr>
-              <w:spacing w:before="40" w:after="40" w:line="276" w:lineRule="auto"/>
-              <w:ind w:left="170"/>
+              <w:spacing w:before="20" w:after="40" w:line="276" w:lineRule="auto"/>
+              <w:jc w:val="both"/>
             </w:pPr>
             <w:r>
               <w:rPr>
                 <w:rFonts w:ascii="Times New Roman" w:hAnsi="Times New Roman"/>
+                <w:b w:val="0"/>
                 <w:i/>
                 <w:color w:val="222222"/>
-                <w:sz w:val="22"/>
+                <w:sz w:val="20"/>
+                <w:rFonts w:ascii="Times New Roman" w:hAnsi="Times New Roman" w:eastAsia="Times New Roman" w:cs="Times New Roman"/>
               </w:rPr>
-              <w:t>"Tại Tầng 1, kho dữ liệu Data Lake được lưu trữ phân tán trên HDFS tại thư mục /football_project/ gồm 12 bảng dữ liệu CSV với tổng cộng 7,497,433 bản ghi thô, dung lượng xấp xỉ 872.5 MB."</w:t>
+              <w:t>"Thị trường chuyển nhượng bóng đá toàn cầu có quy mô hàng chục tỷ Euro mỗi năm nhưng trước đây chủ yếu dựa trên cảm tính. Nhóm em đã giải quyết bài toán này bằng cách ứng dụng trọn vẹn kiến trúc Big Data phân tán: từ lưu trữ HDFS Data Lake, xử lý phân tán Apache Spark, truyền tải thời gian thực Apache Kafka, điều phối tự động Apache Airflow đến phục vụ trực quan hóa trên Web Dashboard Enterprise."</w:t>
             </w:r>
           </w:p>
           <w:p>
             <w:pPr>
-              <w:spacing w:before="40" w:after="40" w:line="276" w:lineRule="auto"/>
-              <w:ind w:left="170"/>
+              <w:spacing w:before="20" w:after="40" w:line="276" w:lineRule="auto"/>
+              <w:jc w:val="both"/>
             </w:pPr>
             <w:r>
               <w:rPr>
                 <w:rFonts w:ascii="Times New Roman" w:hAnsi="Times New Roman"/>
+                <w:b w:val="0"/>
                 <w:i/>
                 <w:color w:val="222222"/>
-                <w:sz w:val="22"/>
+                <w:sz w:val="20"/>
+                <w:rFonts w:ascii="Times New Roman" w:hAnsi="Times New Roman" w:eastAsia="Times New Roman" w:cs="Times New Roman"/>
               </w:rPr>
-              <w:t>"Em xin trích xuất trực tiếp cấu trúc Schema của tệp game_lineups.csv gồm 3.18 triệu dòng và bảng trung tâm players.csv gồm 26 thuộc tính. Toàn bộ các thuộc tính từ ngày sinh, vị trí thi đấu, hợp đồng đến giá trị thị trường định giá đều được quản lý tập trung và phân tán trên cụm NameNode."</w:t>
+              <w:t>"Toàn bộ hệ sinh thái đã được đóng gói 1-Click tự động hóa qua tệp CHAY_WEB.bat. Bây giờ em xin mời Thầy cùng bước vào từng phân hệ kỹ thuật của hệ thống!"</w:t>
             </w:r>
           </w:p>
         </w:tc>
@@ -2526,7 +1891,352 @@
     </w:tbl>
     <w:p>
       <w:pPr>
-        <w:spacing w:before="40" w:after="40"/>
+        <w:spacing w:before="0" w:after="20" w:line="276" w:lineRule="auto"/>
+        <w:jc w:val="both"/>
+      </w:pPr>
+    </w:p>
+    <w:p>
+      <w:pPr>
+        <w:keepNext/>
+        <w:spacing w:before="200" w:after="60"/>
+      </w:pPr>
+      <w:r>
+        <w:rPr>
+          <w:rFonts w:ascii="Times New Roman" w:hAnsi="Times New Roman"/>
+          <w:b/>
+          <w:i w:val="0"/>
+          <w:color w:val="0D766E"/>
+          <w:sz w:val="24"/>
+          <w:rFonts w:ascii="Times New Roman" w:hAnsi="Times New Roman" w:eastAsia="Times New Roman" w:cs="Times New Roman"/>
+        </w:rPr>
+        <w:t>Phần 2: Kiến trúc Lambda 5 lớp &amp; Khám phá HDFS Data Lake (Thời lượng: 01:00 - 02:30 | Người nói: Đặng Duy Lợi)</w:t>
+      </w:r>
+    </w:p>
+    <w:tbl>
+      <w:tblPr>
+        <w:tblW w:type="auto" w:w="0"/>
+        <w:jc w:val="center"/>
+        <w:tblLook w:firstColumn="1" w:firstRow="1" w:lastColumn="0" w:lastRow="0" w:noHBand="0" w:noVBand="1" w:val="04A0"/>
+      </w:tblPr>
+      <w:tblGrid>
+        <w:gridCol w:w="9689"/>
+      </w:tblGrid>
+      <w:tr>
+        <w:tc>
+          <w:tcPr>
+            <w:tcW w:type="dxa" w:w="9360"/>
+            <w:shd w:fill="EEF2F6"/>
+            <w:tcMar>
+              <w:top w:w="60" w:type="dxa"/>
+              <w:bottom w:w="60" w:type="dxa"/>
+              <w:left w:w="100" w:type="dxa"/>
+              <w:right w:w="100" w:type="dxa"/>
+            </w:tcMar>
+            <w:tcBorders>
+              <w:top w:val="single" w:sz="8" w:space="0" w:color="1B365D"/>
+              <w:bottom w:val="single" w:sz="8" w:space="0" w:color="1B365D"/>
+              <w:left w:val="single" w:sz="8" w:space="0" w:color="1B365D"/>
+              <w:right w:val="single" w:sz="8" w:space="0" w:color="1B365D"/>
+            </w:tcBorders>
+          </w:tcPr>
+          <w:p>
+            <w:pPr>
+              <w:spacing w:before="0" w:after="40" w:line="276" w:lineRule="auto"/>
+            </w:pPr>
+            <w:r>
+              <w:rPr>
+                <w:rFonts w:ascii="Times New Roman" w:hAnsi="Times New Roman"/>
+                <w:b/>
+                <w:i w:val="0"/>
+                <w:color w:val="1B365D"/>
+                <w:sz w:val="19"/>
+                <w:rFonts w:ascii="Times New Roman" w:hAnsi="Times New Roman" w:eastAsia="Times New Roman" w:cs="Times New Roman"/>
+              </w:rPr>
+              <w:t>[ĐỊA CHỈ TRUY CẬP VÀ PHÂN HỆ GIAO DIỆN]</w:t>
+              <w:br/>
+            </w:r>
+            <w:r>
+              <w:rPr>
+                <w:rFonts w:ascii="Times New Roman" w:hAnsi="Times New Roman"/>
+                <w:b/>
+                <w:i w:val="0"/>
+                <w:color w:val="222222"/>
+                <w:sz w:val="20"/>
+                <w:rFonts w:ascii="Times New Roman" w:hAnsi="Times New Roman" w:eastAsia="Times New Roman" w:cs="Times New Roman"/>
+              </w:rPr>
+              <w:t xml:space="preserve">• Tên Tab trên Sidebar: </w:t>
+            </w:r>
+            <w:r>
+              <w:rPr>
+                <w:rFonts w:ascii="Times New Roman" w:hAnsi="Times New Roman"/>
+                <w:b/>
+                <w:i w:val="0"/>
+                <w:color w:val="0D766E"/>
+                <w:sz w:val="21"/>
+                <w:rFonts w:ascii="Times New Roman" w:hAnsi="Times New Roman" w:eastAsia="Times New Roman" w:cs="Times New Roman"/>
+              </w:rPr>
+              <w:t>"Bản đồ ứng dụng Big Data &amp; Quản trị dữ liệu HDFS Data Lake"</w:t>
+              <w:br/>
+            </w:r>
+            <w:r>
+              <w:rPr>
+                <w:rFonts w:ascii="Times New Roman" w:hAnsi="Times New Roman"/>
+                <w:b/>
+                <w:i w:val="0"/>
+                <w:color w:val="222222"/>
+                <w:sz w:val="19"/>
+                <w:rFonts w:ascii="Times New Roman" w:hAnsi="Times New Roman" w:eastAsia="Times New Roman" w:cs="Times New Roman"/>
+              </w:rPr>
+              <w:t xml:space="preserve">• URL Web Dashboard: </w:t>
+            </w:r>
+            <w:r>
+              <w:rPr>
+                <w:rFonts w:ascii="Consolas" w:hAnsi="Consolas"/>
+                <w:b/>
+                <w:i w:val="0"/>
+                <w:color w:val="1B365D"/>
+                <w:sz w:val="18"/>
+                <w:rFonts w:ascii="Consolas" w:hAnsi="Consolas" w:eastAsia="Consolas" w:cs="Consolas"/>
+              </w:rPr>
+              <w:t>http://localhost:8501/?page=Bản+đồ+ứng+dụng+Big+Data</w:t>
+              <w:br/>
+            </w:r>
+            <w:r>
+              <w:rPr>
+                <w:rFonts w:ascii="Times New Roman" w:hAnsi="Times New Roman"/>
+                <w:b/>
+                <w:i w:val="0"/>
+                <w:color w:val="5A5A5A"/>
+                <w:sz w:val="19"/>
+                <w:rFonts w:ascii="Times New Roman" w:hAnsi="Times New Roman" w:eastAsia="Times New Roman" w:cs="Times New Roman"/>
+              </w:rPr>
+              <w:t xml:space="preserve">• Cổng dịch vụ hạ tầng liên kết: </w:t>
+            </w:r>
+            <w:r>
+              <w:rPr>
+                <w:rFonts w:ascii="Consolas" w:hAnsi="Consolas"/>
+                <w:b w:val="0"/>
+                <w:i w:val="0"/>
+                <w:color w:val="5A5A5A"/>
+                <w:sz w:val="18"/>
+                <w:rFonts w:ascii="Consolas" w:hAnsi="Consolas" w:eastAsia="Consolas" w:cs="Consolas"/>
+              </w:rPr>
+              <w:t>http://localhost:8501/?page=Quản+trị+dữ+liệu+HDFS+Data+Lake (HDFS Web UI: http://localhost:9870)</w:t>
+            </w:r>
+          </w:p>
+        </w:tc>
+      </w:tr>
+    </w:tbl>
+    <w:p>
+      <w:pPr>
+        <w:spacing w:before="0" w:after="20" w:line="276" w:lineRule="auto"/>
+        <w:jc w:val="both"/>
+      </w:pPr>
+    </w:p>
+    <w:tbl>
+      <w:tblPr>
+        <w:tblW w:type="auto" w:w="0"/>
+        <w:jc w:val="center"/>
+        <w:tblLook w:firstColumn="1" w:firstRow="1" w:lastColumn="0" w:lastRow="0" w:noHBand="0" w:noVBand="1" w:val="04A0"/>
+      </w:tblPr>
+      <w:tblGrid>
+        <w:gridCol w:w="9689"/>
+      </w:tblGrid>
+      <w:tr>
+        <w:tc>
+          <w:tcPr>
+            <w:tcW w:type="dxa" w:w="9360"/>
+            <w:shd w:fill="F4F6F9"/>
+            <w:tcMar>
+              <w:top w:w="70" w:type="dxa"/>
+              <w:bottom w:w="70" w:type="dxa"/>
+              <w:left w:w="100" w:type="dxa"/>
+              <w:right w:w="100" w:type="dxa"/>
+            </w:tcMar>
+            <w:tcBorders>
+              <w:top w:val="single" w:sz="8" w:space="0" w:color="1B365D"/>
+              <w:bottom w:val="single" w:sz="8" w:space="0" w:color="1B365D"/>
+              <w:left w:val="single" w:sz="8" w:space="0" w:color="1B365D"/>
+              <w:right w:val="single" w:sz="8" w:space="0" w:color="1B365D"/>
+            </w:tcBorders>
+          </w:tcPr>
+          <w:p>
+            <w:pPr>
+              <w:spacing w:before="0" w:after="60" w:line="276" w:lineRule="auto"/>
+            </w:pPr>
+            <w:r>
+              <w:rPr>
+                <w:rFonts w:ascii="Times New Roman" w:hAnsi="Times New Roman"/>
+                <w:b/>
+                <w:i w:val="0"/>
+                <w:color w:val="1B365D"/>
+                <w:sz w:val="21"/>
+                <w:rFonts w:ascii="Times New Roman" w:hAnsi="Times New Roman" w:eastAsia="Times New Roman" w:cs="Times New Roman"/>
+              </w:rPr>
+              <w:t>[THAO TÁC MÀN HÌNH &amp; CHUỘT] HÀNH ĐỘNG THAO TÁC MÀN HÌNH</w:t>
+            </w:r>
+          </w:p>
+          <w:p>
+            <w:pPr>
+              <w:spacing w:before="20" w:after="40" w:line="276" w:lineRule="auto"/>
+              <w:jc w:val="both"/>
+            </w:pPr>
+            <w:r>
+              <w:rPr>
+                <w:rFonts w:ascii="Times New Roman" w:hAnsi="Times New Roman"/>
+                <w:b w:val="0"/>
+                <w:i w:val="0"/>
+                <w:color w:val="222222"/>
+                <w:sz w:val="20"/>
+                <w:rFonts w:ascii="Times New Roman" w:hAnsi="Times New Roman" w:eastAsia="Times New Roman" w:cs="Times New Roman"/>
+              </w:rPr>
+              <w:t>1. Trên Sidebar bên trái, click chọn menu: 'Bản đồ ứng dụng Big Data'. Cuộn nhẹ để Hội đồng nhìn thấy ma trận 5 tầng công nghệ.</w:t>
+            </w:r>
+          </w:p>
+          <w:p>
+            <w:pPr>
+              <w:spacing w:before="20" w:after="40" w:line="276" w:lineRule="auto"/>
+              <w:jc w:val="both"/>
+            </w:pPr>
+            <w:r>
+              <w:rPr>
+                <w:rFonts w:ascii="Times New Roman" w:hAnsi="Times New Roman"/>
+                <w:b w:val="0"/>
+                <w:i w:val="0"/>
+                <w:color w:val="222222"/>
+                <w:sz w:val="20"/>
+                <w:rFonts w:ascii="Times New Roman" w:hAnsi="Times New Roman" w:eastAsia="Times New Roman" w:cs="Times New Roman"/>
+              </w:rPr>
+              <w:t>2. Tiếp tục click chọn menu: 'Quản trị dữ liệu HDFS Data Lake'.</w:t>
+            </w:r>
+          </w:p>
+          <w:p>
+            <w:pPr>
+              <w:spacing w:before="20" w:after="40" w:line="276" w:lineRule="auto"/>
+              <w:jc w:val="both"/>
+            </w:pPr>
+            <w:r>
+              <w:rPr>
+                <w:rFonts w:ascii="Times New Roman" w:hAnsi="Times New Roman"/>
+                <w:b w:val="0"/>
+                <w:i w:val="0"/>
+                <w:color w:val="222222"/>
+                <w:sz w:val="20"/>
+                <w:rFonts w:ascii="Times New Roman" w:hAnsi="Times New Roman" w:eastAsia="Times New Roman" w:cs="Times New Roman"/>
+              </w:rPr>
+              <w:t>3. Tại ô dropdown chọn bảng, lần lượt chọn 'game_lineups.csv (3.18 Triệu dòng)' và 'players.csv (50,149 dòng)' để màn hình hiển thị trực tiếp Schema 26 cột và 8 dòng dữ liệu mẫu trích xuất từ đĩa HDFS.</w:t>
+            </w:r>
+          </w:p>
+        </w:tc>
+      </w:tr>
+    </w:tbl>
+    <w:p>
+      <w:pPr>
+        <w:spacing w:before="0" w:after="20" w:line="276" w:lineRule="auto"/>
+        <w:jc w:val="both"/>
+      </w:pPr>
+    </w:p>
+    <w:tbl>
+      <w:tblPr>
+        <w:tblW w:type="auto" w:w="0"/>
+        <w:jc w:val="center"/>
+        <w:tblLook w:firstColumn="1" w:firstRow="1" w:lastColumn="0" w:lastRow="0" w:noHBand="0" w:noVBand="1" w:val="04A0"/>
+      </w:tblPr>
+      <w:tblGrid>
+        <w:gridCol w:w="9689"/>
+      </w:tblGrid>
+      <w:tr>
+        <w:tc>
+          <w:tcPr>
+            <w:tcW w:type="dxa" w:w="9360"/>
+            <w:shd w:fill="E6F4F1"/>
+            <w:tcMar>
+              <w:top w:w="70" w:type="dxa"/>
+              <w:bottom w:w="70" w:type="dxa"/>
+              <w:left w:w="100" w:type="dxa"/>
+              <w:right w:w="100" w:type="dxa"/>
+            </w:tcMar>
+            <w:tcBorders>
+              <w:top w:val="single" w:sz="8" w:space="0" w:color="0D766E"/>
+              <w:bottom w:val="single" w:sz="8" w:space="0" w:color="0D766E"/>
+              <w:left w:val="single" w:sz="8" w:space="0" w:color="0D766E"/>
+              <w:right w:val="single" w:sz="8" w:space="0" w:color="0D766E"/>
+            </w:tcBorders>
+          </w:tcPr>
+          <w:p>
+            <w:pPr>
+              <w:spacing w:before="0" w:after="60" w:line="276" w:lineRule="auto"/>
+            </w:pPr>
+            <w:r>
+              <w:rPr>
+                <w:rFonts w:ascii="Times New Roman" w:hAnsi="Times New Roman"/>
+                <w:b/>
+                <w:i w:val="0"/>
+                <w:color w:val="0D766E"/>
+                <w:sz w:val="21"/>
+                <w:rFonts w:ascii="Times New Roman" w:hAnsi="Times New Roman" w:eastAsia="Times New Roman" w:cs="Times New Roman"/>
+              </w:rPr>
+              <w:t>[LỜI THOẠI THUYẾT TRÌNH MẪU] LỜI THOẠI THUYẾT TRÌNH MẪU</w:t>
+            </w:r>
+          </w:p>
+          <w:p>
+            <w:pPr>
+              <w:spacing w:before="20" w:after="40" w:line="276" w:lineRule="auto"/>
+              <w:jc w:val="both"/>
+            </w:pPr>
+            <w:r>
+              <w:rPr>
+                <w:rFonts w:ascii="Times New Roman" w:hAnsi="Times New Roman"/>
+                <w:b w:val="0"/>
+                <w:i/>
+                <w:color w:val="222222"/>
+                <w:sz w:val="20"/>
+                <w:rFonts w:ascii="Times New Roman" w:hAnsi="Times New Roman" w:eastAsia="Times New Roman" w:cs="Times New Roman"/>
+              </w:rPr>
+              <w:t>"Thưa Thầy, đồ án của nhóm được thiết kế chặt chẽ theo mô hình Lambda Architecture gồm 5 lớp phân tách: Tầng 1 Lưu trữ HDFS Data Lake, Tầng 2 Xử lý phân tán Spark, Tầng 3 Xử lý luồng Kafka, Tầng 4 Điều phối Airflow và Tầng 5 Serving Data Mart."</w:t>
+            </w:r>
+          </w:p>
+          <w:p>
+            <w:pPr>
+              <w:spacing w:before="20" w:after="40" w:line="276" w:lineRule="auto"/>
+              <w:jc w:val="both"/>
+            </w:pPr>
+            <w:r>
+              <w:rPr>
+                <w:rFonts w:ascii="Times New Roman" w:hAnsi="Times New Roman"/>
+                <w:b w:val="0"/>
+                <w:i/>
+                <w:color w:val="222222"/>
+                <w:sz w:val="20"/>
+                <w:rFonts w:ascii="Times New Roman" w:hAnsi="Times New Roman" w:eastAsia="Times New Roman" w:cs="Times New Roman"/>
+              </w:rPr>
+              <w:t>"Tại Tầng 1, kho dữ liệu thô được nạp lên Hadoop HDFS tại thư mục phân tán /football_project/ gồm trọn vẹn 12 bảng CSV với hơn 7.49 triệu bản ghi, dung lượng xấp xỉ 872.5 MB, cấu hình Replication factor = 3 và Block size 128MB."</w:t>
+            </w:r>
+          </w:p>
+          <w:p>
+            <w:pPr>
+              <w:spacing w:before="20" w:after="40" w:line="276" w:lineRule="auto"/>
+              <w:jc w:val="both"/>
+            </w:pPr>
+            <w:r>
+              <w:rPr>
+                <w:rFonts w:ascii="Times New Roman" w:hAnsi="Times New Roman"/>
+                <w:b w:val="0"/>
+                <w:i/>
+                <w:color w:val="222222"/>
+                <w:sz w:val="20"/>
+                <w:rFonts w:ascii="Times New Roman" w:hAnsi="Times New Roman" w:eastAsia="Times New Roman" w:cs="Times New Roman"/>
+              </w:rPr>
+              <w:t>"Em xin trích xuất trực tiếp cấu trúc của bảng game_lineups.csv gồm gần 3.2 triệu dòng và bảng trung tâm players.csv gồm 26 thuộc tính. Toàn bộ dữ liệu đều được quản lý phân tán và sẵn sàng cấp phát cho tầng tính toán phía sau."</w:t>
+            </w:r>
+          </w:p>
+        </w:tc>
+      </w:tr>
+    </w:tbl>
+    <w:p>
+      <w:pPr>
+        <w:spacing w:before="0" w:after="20" w:line="276" w:lineRule="auto"/>
+        <w:jc w:val="both"/>
       </w:pPr>
     </w:p>
     <w:tbl>
@@ -2544,16 +2254,16 @@
             <w:tcW w:type="dxa" w:w="9360"/>
             <w:shd w:fill="FFF8E7"/>
             <w:tcMar>
-              <w:top w:w="80" w:type="dxa"/>
-              <w:bottom w:w="80" w:type="dxa"/>
-              <w:left w:w="120" w:type="dxa"/>
+              <w:top w:w="70" w:type="dxa"/>
+              <w:bottom w:w="70" w:type="dxa"/>
+              <w:left w:w="100" w:type="dxa"/>
               <w:right w:w="100" w:type="dxa"/>
             </w:tcMar>
             <w:tcBorders>
-              <w:top w:val="single" w:sz="12" w:space="0" w:color="D97706"/>
-              <w:bottom w:val="single" w:sz="12" w:space="0" w:color="D97706"/>
-              <w:left w:val="single" w:sz="12" w:space="0" w:color="D97706"/>
-              <w:right w:val="single" w:sz="12" w:space="0" w:color="D97706"/>
+              <w:top w:val="single" w:sz="8" w:space="0" w:color="D97706"/>
+              <w:bottom w:val="single" w:sz="8" w:space="0" w:color="D97706"/>
+              <w:left w:val="single" w:sz="8" w:space="0" w:color="D97706"/>
+              <w:right w:val="single" w:sz="8" w:space="0" w:color="D97706"/>
             </w:tcBorders>
           </w:tcPr>
           <w:p>
@@ -2564,38 +2274,46 @@
               <w:rPr>
                 <w:rFonts w:ascii="Times New Roman" w:hAnsi="Times New Roman"/>
                 <w:b/>
+                <w:i w:val="0"/>
                 <w:color w:val="B45309"/>
-                <w:sz w:val="22"/>
+                <w:sz w:val="21"/>
+                <w:rFonts w:ascii="Times New Roman" w:hAnsi="Times New Roman" w:eastAsia="Times New Roman" w:cs="Times New Roman"/>
               </w:rPr>
-              <w:t>⚡ ĐIỂM KỸ THUẬT CẦN BẬT LÊN (KEY METRICS): ĐIỂM NHẤN CÔNG NGHỆ CẦN NHỚ</w:t>
+              <w:t>[ĐIỂM NHẤN CÔNG NGHỆ BẮT BUỘC NÓI] ĐIỂM NHẤN CÔNG NGHỆ CẦN NÓI</w:t>
             </w:r>
           </w:p>
           <w:p>
             <w:pPr>
-              <w:spacing w:before="40" w:after="40" w:line="276" w:lineRule="auto"/>
-              <w:ind w:left="170"/>
+              <w:spacing w:before="20" w:after="40" w:line="276" w:lineRule="auto"/>
+              <w:jc w:val="both"/>
             </w:pPr>
             <w:r>
               <w:rPr>
                 <w:rFonts w:ascii="Times New Roman" w:hAnsi="Times New Roman"/>
+                <w:b w:val="0"/>
+                <w:i w:val="0"/>
                 <w:color w:val="222222"/>
-                <w:sz w:val="22"/>
+                <w:sz w:val="20"/>
+                <w:rFonts w:ascii="Times New Roman" w:hAnsi="Times New Roman" w:eastAsia="Times New Roman" w:cs="Times New Roman"/>
               </w:rPr>
-              <w:t>• Quy mô dữ liệu: 12 bảng CSV, 7.497.433 dòng, 872.5 MB.</w:t>
+              <w:t>• Quy mô dữ liệu: 12 bảng CSV, 7.497.433 bản ghi thô, 872.5 MB.</w:t>
             </w:r>
           </w:p>
           <w:p>
             <w:pPr>
-              <w:spacing w:before="40" w:after="40" w:line="276" w:lineRule="auto"/>
-              <w:ind w:left="170"/>
+              <w:spacing w:before="20" w:after="40" w:line="276" w:lineRule="auto"/>
+              <w:jc w:val="both"/>
             </w:pPr>
             <w:r>
               <w:rPr>
                 <w:rFonts w:ascii="Times New Roman" w:hAnsi="Times New Roman"/>
+                <w:b w:val="0"/>
+                <w:i w:val="0"/>
                 <w:color w:val="222222"/>
-                <w:sz w:val="22"/>
+                <w:sz w:val="20"/>
+                <w:rFonts w:ascii="Times New Roman" w:hAnsi="Times New Roman" w:eastAsia="Times New Roman" w:cs="Times New Roman"/>
               </w:rPr>
-              <w:t>• URL lưu trữ: hdfs://localhost:9820/football_project/ (Đã có ảnh minh chứng cổng 9870 trong báo cáo).</w:t>
+              <w:t>• URL HDFS: hdfs://localhost:9820/football_project/ (Replication = 3, dung lượng vật lý 2.58 GB).</w:t>
             </w:r>
           </w:p>
         </w:tc>
@@ -2603,7 +2321,8 @@
     </w:tbl>
     <w:p>
       <w:pPr>
-        <w:spacing w:before="40" w:after="40"/>
+        <w:spacing w:before="0" w:after="20" w:line="276" w:lineRule="auto"/>
+        <w:jc w:val="both"/>
       </w:pPr>
     </w:p>
     <w:p>
@@ -2615,11 +2334,112 @@
         <w:rPr>
           <w:rFonts w:ascii="Times New Roman" w:hAnsi="Times New Roman"/>
           <w:b/>
+          <w:i w:val="0"/>
           <w:color w:val="0D766E"/>
-          <w:sz w:val="25"/>
+          <w:sz w:val="24"/>
+          <w:rFonts w:ascii="Times New Roman" w:hAnsi="Times New Roman" w:eastAsia="Times New Roman" w:cs="Times New Roman"/>
         </w:rPr>
-        <w:t>Phân đoạn 3: Thực nghiệm Benchmark Hiệu năng Spark 4.2 vs Pandas (Thời lượng: 02:30 - 04:00 | Người nói: Đặng Duy Lợi)</w:t>
+        <w:t>Phần 3: Benchmark Thực nghiệm Hiệu năng Spark 4.2 vs Pandas (Thời lượng: 02:30 - 04:00 | Người nói: Đặng Duy Lợi)</w:t>
       </w:r>
+    </w:p>
+    <w:tbl>
+      <w:tblPr>
+        <w:tblW w:type="auto" w:w="0"/>
+        <w:jc w:val="center"/>
+        <w:tblLook w:firstColumn="1" w:firstRow="1" w:lastColumn="0" w:lastRow="0" w:noHBand="0" w:noVBand="1" w:val="04A0"/>
+      </w:tblPr>
+      <w:tblGrid>
+        <w:gridCol w:w="9689"/>
+      </w:tblGrid>
+      <w:tr>
+        <w:tc>
+          <w:tcPr>
+            <w:tcW w:type="dxa" w:w="9360"/>
+            <w:shd w:fill="EEF2F6"/>
+            <w:tcMar>
+              <w:top w:w="60" w:type="dxa"/>
+              <w:bottom w:w="60" w:type="dxa"/>
+              <w:left w:w="100" w:type="dxa"/>
+              <w:right w:w="100" w:type="dxa"/>
+            </w:tcMar>
+            <w:tcBorders>
+              <w:top w:val="single" w:sz="8" w:space="0" w:color="1B365D"/>
+              <w:bottom w:val="single" w:sz="8" w:space="0" w:color="1B365D"/>
+              <w:left w:val="single" w:sz="8" w:space="0" w:color="1B365D"/>
+              <w:right w:val="single" w:sz="8" w:space="0" w:color="1B365D"/>
+            </w:tcBorders>
+          </w:tcPr>
+          <w:p>
+            <w:pPr>
+              <w:spacing w:before="0" w:after="40" w:line="276" w:lineRule="auto"/>
+            </w:pPr>
+            <w:r>
+              <w:rPr>
+                <w:rFonts w:ascii="Times New Roman" w:hAnsi="Times New Roman"/>
+                <w:b/>
+                <w:i w:val="0"/>
+                <w:color w:val="1B365D"/>
+                <w:sz w:val="19"/>
+                <w:rFonts w:ascii="Times New Roman" w:hAnsi="Times New Roman" w:eastAsia="Times New Roman" w:cs="Times New Roman"/>
+              </w:rPr>
+              <w:t>[ĐỊA CHỈ TRUY CẬP VÀ PHÂN HỆ GIAO DIỆN]</w:t>
+              <w:br/>
+            </w:r>
+            <w:r>
+              <w:rPr>
+                <w:rFonts w:ascii="Times New Roman" w:hAnsi="Times New Roman"/>
+                <w:b/>
+                <w:i w:val="0"/>
+                <w:color w:val="222222"/>
+                <w:sz w:val="20"/>
+                <w:rFonts w:ascii="Times New Roman" w:hAnsi="Times New Roman" w:eastAsia="Times New Roman" w:cs="Times New Roman"/>
+              </w:rPr>
+              <w:t xml:space="preserve">• Tên Tab trên Sidebar: </w:t>
+            </w:r>
+            <w:r>
+              <w:rPr>
+                <w:rFonts w:ascii="Times New Roman" w:hAnsi="Times New Roman"/>
+                <w:b/>
+                <w:i w:val="0"/>
+                <w:color w:val="0D766E"/>
+                <w:sz w:val="21"/>
+                <w:rFonts w:ascii="Times New Roman" w:hAnsi="Times New Roman" w:eastAsia="Times New Roman" w:cs="Times New Roman"/>
+              </w:rPr>
+              <w:t>"Benchmark hiệu năng Spark vs Pandas"</w:t>
+              <w:br/>
+            </w:r>
+            <w:r>
+              <w:rPr>
+                <w:rFonts w:ascii="Times New Roman" w:hAnsi="Times New Roman"/>
+                <w:b/>
+                <w:i w:val="0"/>
+                <w:color w:val="222222"/>
+                <w:sz w:val="19"/>
+                <w:rFonts w:ascii="Times New Roman" w:hAnsi="Times New Roman" w:eastAsia="Times New Roman" w:cs="Times New Roman"/>
+              </w:rPr>
+              <w:t xml:space="preserve">• URL Web Dashboard: </w:t>
+            </w:r>
+            <w:r>
+              <w:rPr>
+                <w:rFonts w:ascii="Consolas" w:hAnsi="Consolas"/>
+                <w:b/>
+                <w:i w:val="0"/>
+                <w:color w:val="1B365D"/>
+                <w:sz w:val="18"/>
+                <w:rFonts w:ascii="Consolas" w:hAnsi="Consolas" w:eastAsia="Consolas" w:cs="Consolas"/>
+              </w:rPr>
+              <w:t>http://localhost:8501/?page=Benchmark+hiệu+năng+Spark+vs+Pandas</w:t>
+              <w:br/>
+            </w:r>
+          </w:p>
+        </w:tc>
+      </w:tr>
+    </w:tbl>
+    <w:p>
+      <w:pPr>
+        <w:spacing w:before="0" w:after="20" w:line="276" w:lineRule="auto"/>
+        <w:jc w:val="both"/>
+      </w:pPr>
     </w:p>
     <w:tbl>
       <w:tblPr>
@@ -2636,16 +2456,16 @@
             <w:tcW w:type="dxa" w:w="9360"/>
             <w:shd w:fill="F4F6F9"/>
             <w:tcMar>
-              <w:top w:w="80" w:type="dxa"/>
-              <w:bottom w:w="80" w:type="dxa"/>
-              <w:left w:w="120" w:type="dxa"/>
+              <w:top w:w="70" w:type="dxa"/>
+              <w:bottom w:w="70" w:type="dxa"/>
+              <w:left w:w="100" w:type="dxa"/>
               <w:right w:w="100" w:type="dxa"/>
             </w:tcMar>
             <w:tcBorders>
-              <w:top w:val="single" w:sz="12" w:space="0" w:color="1B365D"/>
-              <w:bottom w:val="single" w:sz="12" w:space="0" w:color="1B365D"/>
-              <w:left w:val="single" w:sz="12" w:space="0" w:color="1B365D"/>
-              <w:right w:val="single" w:sz="12" w:space="0" w:color="1B365D"/>
+              <w:top w:val="single" w:sz="8" w:space="0" w:color="1B365D"/>
+              <w:bottom w:val="single" w:sz="8" w:space="0" w:color="1B365D"/>
+              <w:left w:val="single" w:sz="8" w:space="0" w:color="1B365D"/>
+              <w:right w:val="single" w:sz="8" w:space="0" w:color="1B365D"/>
             </w:tcBorders>
           </w:tcPr>
           <w:p>
@@ -2656,38 +2476,63 @@
               <w:rPr>
                 <w:rFonts w:ascii="Times New Roman" w:hAnsi="Times New Roman"/>
                 <w:b/>
+                <w:i w:val="0"/>
                 <w:color w:val="1B365D"/>
-                <w:sz w:val="22"/>
+                <w:sz w:val="21"/>
+                <w:rFonts w:ascii="Times New Roman" w:hAnsi="Times New Roman" w:eastAsia="Times New Roman" w:cs="Times New Roman"/>
               </w:rPr>
-              <w:t>🖱️ THAO TÁC TRÊN GIAO DIỆN (ACTION): THAO TÁC MÀN HÌNH</w:t>
+              <w:t>[THAO TÁC MÀN HÌNH &amp; CHUỘT] HÀNH ĐỘNG THAO TÁC MÀN HÌNH</w:t>
             </w:r>
           </w:p>
           <w:p>
             <w:pPr>
-              <w:spacing w:before="40" w:after="40" w:line="276" w:lineRule="auto"/>
-              <w:ind w:left="170"/>
+              <w:spacing w:before="20" w:after="40" w:line="276" w:lineRule="auto"/>
+              <w:jc w:val="both"/>
             </w:pPr>
             <w:r>
               <w:rPr>
                 <w:rFonts w:ascii="Times New Roman" w:hAnsi="Times New Roman"/>
+                <w:b w:val="0"/>
+                <w:i w:val="0"/>
                 <w:color w:val="222222"/>
-                <w:sz w:val="22"/>
+                <w:sz w:val="20"/>
+                <w:rFonts w:ascii="Times New Roman" w:hAnsi="Times New Roman" w:eastAsia="Times New Roman" w:cs="Times New Roman"/>
               </w:rPr>
-              <w:t>1. Trên Sidebar, nhấp chọn trang: '4. Benchmark Hiệu năng (Spark vs Pandas)'.</w:t>
+              <w:t>1. Trên Sidebar, click chọn menu: 'Benchmark hiệu năng Spark vs Pandas'.</w:t>
             </w:r>
           </w:p>
           <w:p>
             <w:pPr>
-              <w:spacing w:before="40" w:after="40" w:line="276" w:lineRule="auto"/>
-              <w:ind w:left="170"/>
+              <w:spacing w:before="20" w:after="40" w:line="276" w:lineRule="auto"/>
+              <w:jc w:val="both"/>
             </w:pPr>
             <w:r>
               <w:rPr>
                 <w:rFonts w:ascii="Times New Roman" w:hAnsi="Times New Roman"/>
+                <w:b w:val="0"/>
+                <w:i w:val="0"/>
                 <w:color w:val="222222"/>
-                <w:sz w:val="22"/>
+                <w:sz w:val="20"/>
+                <w:rFonts w:ascii="Times New Roman" w:hAnsi="Times New Roman" w:eastAsia="Times New Roman" w:cs="Times New Roman"/>
               </w:rPr>
-              <w:t>2. Nhấp vào nút: 'Chạy kiểm tra tốc độ đọc 200,000 bản ghi' và đợi khoảng 1 giây để thanh loading hoàn thành và hiển thị kết quả đo đạc.</w:t>
+              <w:t>2. Nhấp chuột vào nút: 'Chạy kiểm tra tốc độ đọc 200,000 bản ghi'.</w:t>
+            </w:r>
+          </w:p>
+          <w:p>
+            <w:pPr>
+              <w:spacing w:before="20" w:after="40" w:line="276" w:lineRule="auto"/>
+              <w:jc w:val="both"/>
+            </w:pPr>
+            <w:r>
+              <w:rPr>
+                <w:rFonts w:ascii="Times New Roman" w:hAnsi="Times New Roman"/>
+                <w:b w:val="0"/>
+                <w:i w:val="0"/>
+                <w:color w:val="222222"/>
+                <w:sz w:val="20"/>
+                <w:rFonts w:ascii="Times New Roman" w:hAnsi="Times New Roman" w:eastAsia="Times New Roman" w:cs="Times New Roman"/>
+              </w:rPr>
+              <w:t>3. Đợi 1 giây để thanh tiến trình hoàn thành và biểu đồ so sánh cột thời gian hiển thị.</w:t>
             </w:r>
           </w:p>
         </w:tc>
@@ -2695,7 +2540,8 @@
     </w:tbl>
     <w:p>
       <w:pPr>
-        <w:spacing w:before="40" w:after="40"/>
+        <w:spacing w:before="0" w:after="20" w:line="276" w:lineRule="auto"/>
+        <w:jc w:val="both"/>
       </w:pPr>
     </w:p>
     <w:tbl>
@@ -2713,16 +2559,16 @@
             <w:tcW w:type="dxa" w:w="9360"/>
             <w:shd w:fill="E6F4F1"/>
             <w:tcMar>
-              <w:top w:w="80" w:type="dxa"/>
-              <w:bottom w:w="80" w:type="dxa"/>
-              <w:left w:w="120" w:type="dxa"/>
+              <w:top w:w="70" w:type="dxa"/>
+              <w:bottom w:w="70" w:type="dxa"/>
+              <w:left w:w="100" w:type="dxa"/>
               <w:right w:w="100" w:type="dxa"/>
             </w:tcMar>
             <w:tcBorders>
-              <w:top w:val="single" w:sz="12" w:space="0" w:color="0D766E"/>
-              <w:bottom w:val="single" w:sz="12" w:space="0" w:color="0D766E"/>
-              <w:left w:val="single" w:sz="12" w:space="0" w:color="0D766E"/>
-              <w:right w:val="single" w:sz="12" w:space="0" w:color="0D766E"/>
+              <w:top w:val="single" w:sz="8" w:space="0" w:color="0D766E"/>
+              <w:bottom w:val="single" w:sz="8" w:space="0" w:color="0D766E"/>
+              <w:left w:val="single" w:sz="8" w:space="0" w:color="0D766E"/>
+              <w:right w:val="single" w:sz="8" w:space="0" w:color="0D766E"/>
             </w:tcBorders>
           </w:tcPr>
           <w:p>
@@ -2733,55 +2579,63 @@
               <w:rPr>
                 <w:rFonts w:ascii="Times New Roman" w:hAnsi="Times New Roman"/>
                 <w:b/>
+                <w:i w:val="0"/>
                 <w:color w:val="0D766E"/>
-                <w:sz w:val="22"/>
+                <w:sz w:val="21"/>
+                <w:rFonts w:ascii="Times New Roman" w:hAnsi="Times New Roman" w:eastAsia="Times New Roman" w:cs="Times New Roman"/>
               </w:rPr>
-              <w:t>🗣️ LỜI THOẠI THUYẾT TRÌNH MẪU: LỜI THOẠI THUYẾT TRÌNH</w:t>
+              <w:t>[LỜI THOẠI THUYẾT TRÌNH MẪU] LỜI THOẠI THUYẾT TRÌNH MẪU</w:t>
             </w:r>
           </w:p>
           <w:p>
             <w:pPr>
-              <w:spacing w:before="40" w:after="40" w:line="276" w:lineRule="auto"/>
-              <w:ind w:left="170"/>
+              <w:spacing w:before="20" w:after="40" w:line="276" w:lineRule="auto"/>
+              <w:jc w:val="both"/>
             </w:pPr>
             <w:r>
               <w:rPr>
                 <w:rFonts w:ascii="Times New Roman" w:hAnsi="Times New Roman"/>
+                <w:b w:val="0"/>
                 <w:i/>
                 <w:color w:val="222222"/>
-                <w:sz w:val="22"/>
+                <w:sz w:val="20"/>
+                <w:rFonts w:ascii="Times New Roman" w:hAnsi="Times New Roman" w:eastAsia="Times New Roman" w:cs="Times New Roman"/>
               </w:rPr>
-              <w:t>"Một câu hỏi phản biện rất lớn mà bất kỳ đề tài Big Data nào cũng phải đối mặt là: 'Dữ liệu này tại sao phải dùng Spark mà không dùng Pandas của Python cho đơn giản?'. Nhóm em đã giải đáp trực quan bằng mô-đun Benchmark thực nghiệm chạy trực tiếp ngay trên trang web."</w:t>
+              <w:t>"Một câu hỏi lớn mà Hội đồng thường đặt ra là: 'Tập dữ liệu này tại sao phải dùng Hadoop/Spark mà không dùng Pandas cho tiện?'. Nhóm em xin trả lời bằng mô-đun Benchmark đo đạc thực nghiệm trực tiếp ngay trên hệ thống."</w:t>
             </w:r>
           </w:p>
           <w:p>
             <w:pPr>
-              <w:spacing w:before="40" w:after="40" w:line="276" w:lineRule="auto"/>
-              <w:ind w:left="170"/>
+              <w:spacing w:before="20" w:after="40" w:line="276" w:lineRule="auto"/>
+              <w:jc w:val="both"/>
             </w:pPr>
             <w:r>
               <w:rPr>
                 <w:rFonts w:ascii="Times New Roman" w:hAnsi="Times New Roman"/>
+                <w:b w:val="0"/>
                 <w:i/>
                 <w:color w:val="222222"/>
-                <w:sz w:val="22"/>
+                <w:sz w:val="20"/>
+                <w:rFonts w:ascii="Times New Roman" w:hAnsi="Times New Roman" w:eastAsia="Times New Roman" w:cs="Times New Roman"/>
               </w:rPr>
-              <w:t>"Khi chúng ta thực hiện quét 200,000 bản ghi của bảng game_lineups.csv, thư viện Pandas truyền thống bắt buộc phải xử lý tuần tự trên 1 core CPU duy nhất và tiêu tốn hơn 12.45 giây."</w:t>
+              <w:t>"Khi thực hiện thao tác quét và tính toán trên 200,000 bản ghi của bảng game_lineups.csv, thư viện Pandas truyền thống bắt buộc phải xử lý tuần tự trên 1 core CPU duy nhất và tiêu tốn hơn 12.45 giây."</w:t>
             </w:r>
           </w:p>
           <w:p>
             <w:pPr>
-              <w:spacing w:before="40" w:after="40" w:line="276" w:lineRule="auto"/>
-              <w:ind w:left="170"/>
+              <w:spacing w:before="20" w:after="40" w:line="276" w:lineRule="auto"/>
+              <w:jc w:val="both"/>
             </w:pPr>
             <w:r>
               <w:rPr>
                 <w:rFonts w:ascii="Times New Roman" w:hAnsi="Times New Roman"/>
+                <w:b w:val="0"/>
                 <w:i/>
                 <w:color w:val="222222"/>
-                <w:sz w:val="22"/>
+                <w:sz w:val="20"/>
+                <w:rFonts w:ascii="Times New Roman" w:hAnsi="Times New Roman" w:eastAsia="Times New Roman" w:cs="Times New Roman"/>
               </w:rPr>
-              <w:t>"Trong khi đó, Apache Spark 4.2 với động cơ tính toán tối ưu Tungsten và Catalyst Optimizer đã tự động chia nhỏ tập dữ liệu thành 16 partitions song song, khai thác tối đa 16 luồng CPU phần cứng, hoàn thành chỉ trong 0.78 giây — đạt tốc độ xử lý nhanh gấp 16.0 lần so với Pandas! Điều này khẳng định sự ưu việt không thể thay thế của kiến trúc tính toán phân tán Spark khi dữ liệu phình to lên hàng triệu dòng."</w:t>
+              <w:t>"Trong khi đó, Apache Spark 4.2 với động cơ tối ưu Tungsten và Catalyst Optimizer đã tự động chia nhỏ dữ liệu thành 16 partitions song song, tận dụng 16 luồng CPU phần cứng, hoàn thành chỉ trong 0.78 giây — đạt tốc độ xử lý nhanh gấp 16.0 lần so với Pandas! Điều này khẳng định năng lực mở rộng ngang (Horizontal Scalability) không thể thay thế của Spark khi dữ liệu tăng lên hàng chục triệu bản ghi."</w:t>
             </w:r>
           </w:p>
         </w:tc>
@@ -2789,7 +2643,8 @@
     </w:tbl>
     <w:p>
       <w:pPr>
-        <w:spacing w:before="40" w:after="40"/>
+        <w:spacing w:before="0" w:after="20" w:line="276" w:lineRule="auto"/>
+        <w:jc w:val="both"/>
       </w:pPr>
     </w:p>
     <w:tbl>
@@ -2807,16 +2662,16 @@
             <w:tcW w:type="dxa" w:w="9360"/>
             <w:shd w:fill="FFF8E7"/>
             <w:tcMar>
-              <w:top w:w="80" w:type="dxa"/>
-              <w:bottom w:w="80" w:type="dxa"/>
-              <w:left w:w="120" w:type="dxa"/>
+              <w:top w:w="70" w:type="dxa"/>
+              <w:bottom w:w="70" w:type="dxa"/>
+              <w:left w:w="100" w:type="dxa"/>
               <w:right w:w="100" w:type="dxa"/>
             </w:tcMar>
             <w:tcBorders>
-              <w:top w:val="single" w:sz="12" w:space="0" w:color="D97706"/>
-              <w:bottom w:val="single" w:sz="12" w:space="0" w:color="D97706"/>
-              <w:left w:val="single" w:sz="12" w:space="0" w:color="D97706"/>
-              <w:right w:val="single" w:sz="12" w:space="0" w:color="D97706"/>
+              <w:top w:val="single" w:sz="8" w:space="0" w:color="D97706"/>
+              <w:bottom w:val="single" w:sz="8" w:space="0" w:color="D97706"/>
+              <w:left w:val="single" w:sz="8" w:space="0" w:color="D97706"/>
+              <w:right w:val="single" w:sz="8" w:space="0" w:color="D97706"/>
             </w:tcBorders>
           </w:tcPr>
           <w:p>
@@ -2827,38 +2682,46 @@
               <w:rPr>
                 <w:rFonts w:ascii="Times New Roman" w:hAnsi="Times New Roman"/>
                 <w:b/>
+                <w:i w:val="0"/>
                 <w:color w:val="B45309"/>
-                <w:sz w:val="22"/>
+                <w:sz w:val="21"/>
+                <w:rFonts w:ascii="Times New Roman" w:hAnsi="Times New Roman" w:eastAsia="Times New Roman" w:cs="Times New Roman"/>
               </w:rPr>
-              <w:t>⚡ ĐIỂM KỸ THUẬT CẦN BẬT LÊN (KEY METRICS): ĐIỂM NHẤN KỸ THUẬT</w:t>
+              <w:t>[ĐIỂM NHẤN CÔNG NGHỆ BẮT BUỘC NÓI] ĐIỂM NHẤN CÔNG NGHỆ CẦN NÓI</w:t>
             </w:r>
           </w:p>
           <w:p>
             <w:pPr>
-              <w:spacing w:before="40" w:after="40" w:line="276" w:lineRule="auto"/>
-              <w:ind w:left="170"/>
+              <w:spacing w:before="20" w:after="40" w:line="276" w:lineRule="auto"/>
+              <w:jc w:val="both"/>
             </w:pPr>
             <w:r>
               <w:rPr>
                 <w:rFonts w:ascii="Times New Roman" w:hAnsi="Times New Roman"/>
+                <w:b w:val="0"/>
+                <w:i w:val="0"/>
                 <w:color w:val="222222"/>
-                <w:sz w:val="22"/>
+                <w:sz w:val="20"/>
+                <w:rFonts w:ascii="Times New Roman" w:hAnsi="Times New Roman" w:eastAsia="Times New Roman" w:cs="Times New Roman"/>
               </w:rPr>
-              <w:t>• Pandas: Chạy đơn luồng (Single Core), thời gian quét ~12.45s.</w:t>
+              <w:t>• Pandas: Đơn luồng (Single Core), thời gian xử lý: ~12.45 giây.</w:t>
             </w:r>
           </w:p>
           <w:p>
             <w:pPr>
-              <w:spacing w:before="40" w:after="40" w:line="276" w:lineRule="auto"/>
-              <w:ind w:left="170"/>
+              <w:spacing w:before="20" w:after="40" w:line="276" w:lineRule="auto"/>
+              <w:jc w:val="both"/>
             </w:pPr>
             <w:r>
               <w:rPr>
                 <w:rFonts w:ascii="Times New Roman" w:hAnsi="Times New Roman"/>
+                <w:b w:val="0"/>
+                <w:i w:val="0"/>
                 <w:color w:val="222222"/>
-                <w:sz w:val="22"/>
+                <w:sz w:val="20"/>
+                <w:rFonts w:ascii="Times New Roman" w:hAnsi="Times New Roman" w:eastAsia="Times New Roman" w:cs="Times New Roman"/>
               </w:rPr>
-              <w:t>• Apache Spark 4.2: 16 partitions, 16 cores in-memory Tungsten, thời gian quét ~0.78s (Tăng tốc 16.0x lần).</w:t>
+              <w:t>• Apache Spark 4.2: 16 partitions song song, thời gian xử lý: ~0.78 giây (Tốc độ nhanh gấp 16.0 lần).</w:t>
             </w:r>
           </w:p>
         </w:tc>
@@ -2866,7 +2729,8 @@
     </w:tbl>
     <w:p>
       <w:pPr>
-        <w:spacing w:before="40" w:after="40"/>
+        <w:spacing w:before="0" w:after="20" w:line="276" w:lineRule="auto"/>
+        <w:jc w:val="both"/>
       </w:pPr>
     </w:p>
     <w:p>
@@ -2878,11 +2742,134 @@
         <w:rPr>
           <w:rFonts w:ascii="Times New Roman" w:hAnsi="Times New Roman"/>
           <w:b/>
+          <w:i w:val="0"/>
           <w:color w:val="0D766E"/>
-          <w:sz w:val="25"/>
+          <w:sz w:val="24"/>
+          <w:rFonts w:ascii="Times New Roman" w:hAnsi="Times New Roman" w:eastAsia="Times New Roman" w:cs="Times New Roman"/>
         </w:rPr>
-        <w:t>Phân đoạn 4: Spark SQL &amp; Bộ lọc Niên độ động (Thời lượng: 04:00 - 05:30 | Người nói: Chu Văn Quốc Trung)</w:t>
+        <w:t>Phần 4: PySpark ETL, Bộ lọc Niên độ &amp; Spark SQL (Thời lượng: 04:00 - 05:30 | Người nói: Chu Văn Quốc Trung)</w:t>
       </w:r>
+    </w:p>
+    <w:tbl>
+      <w:tblPr>
+        <w:tblW w:type="auto" w:w="0"/>
+        <w:jc w:val="center"/>
+        <w:tblLook w:firstColumn="1" w:firstRow="1" w:lastColumn="0" w:lastRow="0" w:noHBand="0" w:noVBand="1" w:val="04A0"/>
+      </w:tblPr>
+      <w:tblGrid>
+        <w:gridCol w:w="9689"/>
+      </w:tblGrid>
+      <w:tr>
+        <w:tc>
+          <w:tcPr>
+            <w:tcW w:type="dxa" w:w="9360"/>
+            <w:shd w:fill="EEF2F6"/>
+            <w:tcMar>
+              <w:top w:w="60" w:type="dxa"/>
+              <w:bottom w:w="60" w:type="dxa"/>
+              <w:left w:w="100" w:type="dxa"/>
+              <w:right w:w="100" w:type="dxa"/>
+            </w:tcMar>
+            <w:tcBorders>
+              <w:top w:val="single" w:sz="8" w:space="0" w:color="1B365D"/>
+              <w:bottom w:val="single" w:sz="8" w:space="0" w:color="1B365D"/>
+              <w:left w:val="single" w:sz="8" w:space="0" w:color="1B365D"/>
+              <w:right w:val="single" w:sz="8" w:space="0" w:color="1B365D"/>
+            </w:tcBorders>
+          </w:tcPr>
+          <w:p>
+            <w:pPr>
+              <w:spacing w:before="0" w:after="40" w:line="276" w:lineRule="auto"/>
+            </w:pPr>
+            <w:r>
+              <w:rPr>
+                <w:rFonts w:ascii="Times New Roman" w:hAnsi="Times New Roman"/>
+                <w:b/>
+                <w:i w:val="0"/>
+                <w:color w:val="1B365D"/>
+                <w:sz w:val="19"/>
+                <w:rFonts w:ascii="Times New Roman" w:hAnsi="Times New Roman" w:eastAsia="Times New Roman" w:cs="Times New Roman"/>
+              </w:rPr>
+              <w:t>[ĐỊA CHỈ TRUY CẬP VÀ PHÂN HỆ GIAO DIỆN]</w:t>
+              <w:br/>
+            </w:r>
+            <w:r>
+              <w:rPr>
+                <w:rFonts w:ascii="Times New Roman" w:hAnsi="Times New Roman"/>
+                <w:b/>
+                <w:i w:val="0"/>
+                <w:color w:val="222222"/>
+                <w:sz w:val="20"/>
+                <w:rFonts w:ascii="Times New Roman" w:hAnsi="Times New Roman" w:eastAsia="Times New Roman" w:cs="Times New Roman"/>
+              </w:rPr>
+              <w:t xml:space="preserve">• Tên Tab trên Sidebar: </w:t>
+            </w:r>
+            <w:r>
+              <w:rPr>
+                <w:rFonts w:ascii="Times New Roman" w:hAnsi="Times New Roman"/>
+                <w:b/>
+                <w:i w:val="0"/>
+                <w:color w:val="0D766E"/>
+                <w:sz w:val="21"/>
+                <w:rFonts w:ascii="Times New Roman" w:hAnsi="Times New Roman" w:eastAsia="Times New Roman" w:cs="Times New Roman"/>
+              </w:rPr>
+              <w:t>"Tổng quan thị trường &amp; Phân tích Spark SQL"</w:t>
+              <w:br/>
+            </w:r>
+            <w:r>
+              <w:rPr>
+                <w:rFonts w:ascii="Times New Roman" w:hAnsi="Times New Roman"/>
+                <w:b/>
+                <w:i w:val="0"/>
+                <w:color w:val="222222"/>
+                <w:sz w:val="19"/>
+                <w:rFonts w:ascii="Times New Roman" w:hAnsi="Times New Roman" w:eastAsia="Times New Roman" w:cs="Times New Roman"/>
+              </w:rPr>
+              <w:t xml:space="preserve">• URL Web Dashboard: </w:t>
+            </w:r>
+            <w:r>
+              <w:rPr>
+                <w:rFonts w:ascii="Consolas" w:hAnsi="Consolas"/>
+                <w:b/>
+                <w:i w:val="0"/>
+                <w:color w:val="1B365D"/>
+                <w:sz w:val="18"/>
+                <w:rFonts w:ascii="Consolas" w:hAnsi="Consolas" w:eastAsia="Consolas" w:cs="Consolas"/>
+              </w:rPr>
+              <w:t>http://localhost:8501/?page=Tổng+quan+thị+trường</w:t>
+              <w:br/>
+            </w:r>
+            <w:r>
+              <w:rPr>
+                <w:rFonts w:ascii="Times New Roman" w:hAnsi="Times New Roman"/>
+                <w:b/>
+                <w:i w:val="0"/>
+                <w:color w:val="5A5A5A"/>
+                <w:sz w:val="19"/>
+                <w:rFonts w:ascii="Times New Roman" w:hAnsi="Times New Roman" w:eastAsia="Times New Roman" w:cs="Times New Roman"/>
+              </w:rPr>
+              <w:t xml:space="preserve">• Cổng dịch vụ hạ tầng liên kết: </w:t>
+            </w:r>
+            <w:r>
+              <w:rPr>
+                <w:rFonts w:ascii="Consolas" w:hAnsi="Consolas"/>
+                <w:b w:val="0"/>
+                <w:i w:val="0"/>
+                <w:color w:val="5A5A5A"/>
+                <w:sz w:val="18"/>
+                <w:rFonts w:ascii="Consolas" w:hAnsi="Consolas" w:eastAsia="Consolas" w:cs="Consolas"/>
+              </w:rPr>
+              <w:t>http://localhost:8501/?page=Phân+tích+Spark+SQL</w:t>
+            </w:r>
+          </w:p>
+        </w:tc>
+      </w:tr>
+    </w:tbl>
+    <w:p>
+      <w:pPr>
+        <w:spacing w:before="0" w:after="20" w:line="276" w:lineRule="auto"/>
+        <w:jc w:val="both"/>
+      </w:pPr>
     </w:p>
     <w:tbl>
       <w:tblPr>
@@ -2899,16 +2886,16 @@
             <w:tcW w:type="dxa" w:w="9360"/>
             <w:shd w:fill="F4F6F9"/>
             <w:tcMar>
-              <w:top w:w="80" w:type="dxa"/>
-              <w:bottom w:w="80" w:type="dxa"/>
-              <w:left w:w="120" w:type="dxa"/>
+              <w:top w:w="70" w:type="dxa"/>
+              <w:bottom w:w="70" w:type="dxa"/>
+              <w:left w:w="100" w:type="dxa"/>
               <w:right w:w="100" w:type="dxa"/>
             </w:tcMar>
             <w:tcBorders>
-              <w:top w:val="single" w:sz="12" w:space="0" w:color="1B365D"/>
-              <w:bottom w:val="single" w:sz="12" w:space="0" w:color="1B365D"/>
-              <w:left w:val="single" w:sz="12" w:space="0" w:color="1B365D"/>
-              <w:right w:val="single" w:sz="12" w:space="0" w:color="1B365D"/>
+              <w:top w:val="single" w:sz="8" w:space="0" w:color="1B365D"/>
+              <w:bottom w:val="single" w:sz="8" w:space="0" w:color="1B365D"/>
+              <w:left w:val="single" w:sz="8" w:space="0" w:color="1B365D"/>
+              <w:right w:val="single" w:sz="8" w:space="0" w:color="1B365D"/>
             </w:tcBorders>
           </w:tcPr>
           <w:p>
@@ -2919,38 +2906,46 @@
               <w:rPr>
                 <w:rFonts w:ascii="Times New Roman" w:hAnsi="Times New Roman"/>
                 <w:b/>
+                <w:i w:val="0"/>
                 <w:color w:val="1B365D"/>
-                <w:sz w:val="22"/>
+                <w:sz w:val="21"/>
+                <w:rFonts w:ascii="Times New Roman" w:hAnsi="Times New Roman" w:eastAsia="Times New Roman" w:cs="Times New Roman"/>
               </w:rPr>
-              <w:t>🖱️ THAO TÁC TRÊN GIAO DIỆN (ACTION): THAO TÁC MÀN HÌNH</w:t>
+              <w:t>[THAO TÁC MÀN HÌNH &amp; CHUỘT] HÀNH ĐỘNG THAO TÁC MÀN HÌNH</w:t>
             </w:r>
           </w:p>
           <w:p>
             <w:pPr>
-              <w:spacing w:before="40" w:after="40" w:line="276" w:lineRule="auto"/>
-              <w:ind w:left="170"/>
+              <w:spacing w:before="20" w:after="40" w:line="276" w:lineRule="auto"/>
+              <w:jc w:val="both"/>
             </w:pPr>
             <w:r>
               <w:rPr>
                 <w:rFonts w:ascii="Times New Roman" w:hAnsi="Times New Roman"/>
+                <w:b w:val="0"/>
+                <w:i w:val="0"/>
                 <w:color w:val="222222"/>
-                <w:sz w:val="22"/>
+                <w:sz w:val="20"/>
+                <w:rFonts w:ascii="Times New Roman" w:hAnsi="Times New Roman" w:eastAsia="Times New Roman" w:cs="Times New Roman"/>
               </w:rPr>
-              <w:t>1. Nhấp chọn trang: '1. Tổng quan &amp; Thị trường'. Thao tác tích chọn / bỏ chọn checkbox 'Chỉ lấy niên độ gần nhất (2023 - Nay)', chỉ vào thẻ Live Feedback hiển thị '22,751 cầu thủ đang thi đấu'.</w:t>
+              <w:t>1. Click chọn menu: 'Tổng quan thị trường'. Thao tác tích chọn / bỏ chọn checkbox 'Chỉ lấy niên độ gần nhất (2023 - Nay)', chỉ tay vào thẻ thống kê hiển thị: 22,751 cầu thủ đang thi đấu với tổng định giá 16.48 tỷ Euro.</w:t>
             </w:r>
           </w:p>
           <w:p>
             <w:pPr>
-              <w:spacing w:before="40" w:after="40" w:line="276" w:lineRule="auto"/>
-              <w:ind w:left="170"/>
+              <w:spacing w:before="20" w:after="40" w:line="276" w:lineRule="auto"/>
+              <w:jc w:val="both"/>
             </w:pPr>
             <w:r>
               <w:rPr>
                 <w:rFonts w:ascii="Times New Roman" w:hAnsi="Times New Roman"/>
+                <w:b w:val="0"/>
+                <w:i w:val="0"/>
                 <w:color w:val="222222"/>
-                <w:sz w:val="22"/>
+                <w:sz w:val="20"/>
+                <w:rFonts w:ascii="Times New Roman" w:hAnsi="Times New Roman" w:eastAsia="Times New Roman" w:cs="Times New Roman"/>
               </w:rPr>
-              <w:t>2. Nhấp chọn trang: '5. Phân tích Spark SQL'. Nhấp chuyển đổi giữa tab 'Biểu đồ trực quan' và 'Bảng dữ liệu chi tiết'. Bấm thử nút 'Tiếp ▶' trên thanh phân trang Enterprise.</w:t>
+              <w:t>2. Click chọn menu: 'Phân tích Spark SQL'. Chuyển đổi giữa 4 tab phân tích: Top 15 siêu sao, Vị trí thi đấu, Top 10 quốc gia và Độ tuổi vàng. Bấm thử nút 'Trang tiếp ▶' trên thanh phân trang Enterprise.</w:t>
             </w:r>
           </w:p>
         </w:tc>
@@ -2958,7 +2953,8 @@
     </w:tbl>
     <w:p>
       <w:pPr>
-        <w:spacing w:before="40" w:after="40"/>
+        <w:spacing w:before="0" w:after="20" w:line="276" w:lineRule="auto"/>
+        <w:jc w:val="both"/>
       </w:pPr>
     </w:p>
     <w:tbl>
@@ -2976,16 +2972,16 @@
             <w:tcW w:type="dxa" w:w="9360"/>
             <w:shd w:fill="E6F4F1"/>
             <w:tcMar>
-              <w:top w:w="80" w:type="dxa"/>
-              <w:bottom w:w="80" w:type="dxa"/>
-              <w:left w:w="120" w:type="dxa"/>
+              <w:top w:w="70" w:type="dxa"/>
+              <w:bottom w:w="70" w:type="dxa"/>
+              <w:left w:w="100" w:type="dxa"/>
               <w:right w:w="100" w:type="dxa"/>
             </w:tcMar>
             <w:tcBorders>
-              <w:top w:val="single" w:sz="12" w:space="0" w:color="0D766E"/>
-              <w:bottom w:val="single" w:sz="12" w:space="0" w:color="0D766E"/>
-              <w:left w:val="single" w:sz="12" w:space="0" w:color="0D766E"/>
-              <w:right w:val="single" w:sz="12" w:space="0" w:color="0D766E"/>
+              <w:top w:val="single" w:sz="8" w:space="0" w:color="0D766E"/>
+              <w:bottom w:val="single" w:sz="8" w:space="0" w:color="0D766E"/>
+              <w:left w:val="single" w:sz="8" w:space="0" w:color="0D766E"/>
+              <w:right w:val="single" w:sz="8" w:space="0" w:color="0D766E"/>
             </w:tcBorders>
           </w:tcPr>
           <w:p>
@@ -2996,70 +2992,80 @@
               <w:rPr>
                 <w:rFonts w:ascii="Times New Roman" w:hAnsi="Times New Roman"/>
                 <w:b/>
+                <w:i w:val="0"/>
                 <w:color w:val="0D766E"/>
-                <w:sz w:val="22"/>
+                <w:sz w:val="21"/>
+                <w:rFonts w:ascii="Times New Roman" w:hAnsi="Times New Roman" w:eastAsia="Times New Roman" w:cs="Times New Roman"/>
               </w:rPr>
-              <w:t>🗣️ LỜI THOẠI THUYẾT TRÌNH MẪU: LỜI THOẠI THUYẾT TRÌNH</w:t>
+              <w:t>[LỜI THOẠI THUYẾT TRÌNH MẪU] LỜI THOẠI THUYẾT TRÌNH MẪU</w:t>
             </w:r>
           </w:p>
           <w:p>
             <w:pPr>
-              <w:spacing w:before="40" w:after="40" w:line="276" w:lineRule="auto"/>
-              <w:ind w:left="170"/>
+              <w:spacing w:before="20" w:after="40" w:line="276" w:lineRule="auto"/>
+              <w:jc w:val="both"/>
             </w:pPr>
             <w:r>
               <w:rPr>
                 <w:rFonts w:ascii="Times New Roman" w:hAnsi="Times New Roman"/>
+                <w:b w:val="0"/>
                 <w:i/>
                 <w:color w:val="222222"/>
-                <w:sz w:val="22"/>
+                <w:sz w:val="20"/>
+                <w:rFonts w:ascii="Times New Roman" w:hAnsi="Times New Roman" w:eastAsia="Times New Roman" w:cs="Times New Roman"/>
               </w:rPr>
-              <w:t>"Em xin chào Thầy và Hội đồng, em là Quốc Trung, phụ trách phần phân tích dữ liệu Spark SQL và Machine Learning."</w:t>
+              <w:t>"Em xin chào Thầy và Hội đồng, em là Chu Văn Quốc Trung, phụ trách phần PySpark ETL, Spark SQL và Machine Learning."</w:t>
             </w:r>
           </w:p>
           <w:p>
             <w:pPr>
-              <w:spacing w:before="40" w:after="40" w:line="276" w:lineRule="auto"/>
-              <w:ind w:left="170"/>
+              <w:spacing w:before="20" w:after="40" w:line="276" w:lineRule="auto"/>
+              <w:jc w:val="both"/>
             </w:pPr>
             <w:r>
               <w:rPr>
                 <w:rFonts w:ascii="Times New Roman" w:hAnsi="Times New Roman"/>
+                <w:b w:val="0"/>
                 <w:i/>
                 <w:color w:val="222222"/>
-                <w:sz w:val="22"/>
+                <w:sz w:val="20"/>
+                <w:rFonts w:ascii="Times New Roman" w:hAnsi="Times New Roman" w:eastAsia="Times New Roman" w:cs="Times New Roman"/>
               </w:rPr>
-              <w:t>"Trước tiên, module 02_data_cleaning.py đã thực hiện làm sạch dữ liệu lớn: điền trung vị chiều cao, tính tuổi cầu thủ và loại bỏ các bản ghi khuyết giá trị định giá. Kết quả từ 50,149 dòng thô đã cô đọng thành 40,749 bản ghi sạch, lưu trữ dưới định dạng nén Parquet Snappy chỉ tốn 19.8 MB, tiết kiệm tới 97.7% dung lượng lưu trữ."</w:t>
+              <w:t>"Module 02_data_cleaning.py đã thực hiện làm sạch dữ liệu lớn: điền trung vị chiều cao, tính tuổi chuẩn xác từ ngày sinh và loại bỏ các bản ghi khuyết định giá. Kết quả từ 50,149 dòng thô đã được tinh lọc thành 40,749 bản ghi sạch, lưu trữ dưới định dạng nén Parquet Snappy chỉ tốn 1.41 MB, tiết kiệm tới 97.7% dung lượng lưu trữ."</w:t>
             </w:r>
           </w:p>
           <w:p>
             <w:pPr>
-              <w:spacing w:before="40" w:after="40" w:line="276" w:lineRule="auto"/>
-              <w:ind w:left="170"/>
+              <w:spacing w:before="20" w:after="40" w:line="276" w:lineRule="auto"/>
+              <w:jc w:val="both"/>
             </w:pPr>
             <w:r>
               <w:rPr>
                 <w:rFonts w:ascii="Times New Roman" w:hAnsi="Times New Roman"/>
+                <w:b w:val="0"/>
                 <w:i/>
                 <w:color w:val="222222"/>
-                <w:sz w:val="22"/>
+                <w:sz w:val="20"/>
+                <w:rFonts w:ascii="Times New Roman" w:hAnsi="Times New Roman" w:eastAsia="Times New Roman" w:cs="Times New Roman"/>
               </w:rPr>
-              <w:t>"Để dữ liệu không bị loãng bởi các cầu thủ đã giải nghệ từ 10 năm trước, nhóm thiết kế Bộ lọc niên độ động 2023 - Nay, tự động gom 22,751 hồ sơ cầu thủ đương đại với tổng định giá 16.48 tỷ Euro."</w:t>
+              <w:t>"Để dữ liệu không bị loãng bởi các cầu thủ đã giải nghệ từ hàng chục năm trước, nhóm thiết kế Bộ lọc niên độ động 2023 - Nay, tự động gom 22,751 hồ sơ cầu thủ đương đại."</w:t>
             </w:r>
           </w:p>
           <w:p>
             <w:pPr>
-              <w:spacing w:before="40" w:after="40" w:line="276" w:lineRule="auto"/>
-              <w:ind w:left="170"/>
+              <w:spacing w:before="20" w:after="40" w:line="276" w:lineRule="auto"/>
+              <w:jc w:val="both"/>
             </w:pPr>
             <w:r>
               <w:rPr>
                 <w:rFonts w:ascii="Times New Roman" w:hAnsi="Times New Roman"/>
+                <w:b w:val="0"/>
                 <w:i/>
                 <w:color w:val="222222"/>
-                <w:sz w:val="22"/>
+                <w:sz w:val="20"/>
+                <w:rFonts w:ascii="Times New Roman" w:hAnsi="Times New Roman" w:eastAsia="Times New Roman" w:cs="Times New Roman"/>
               </w:rPr>
-              <w:t>"Tiếp theo, module 03_spark_analysis.py đăng ký TempView để thực thi phân tán 4 câu truy vấn Spark SQL chuyên sâu: xác định Top 15 siêu sao đắt giá nhất, tương quan vị trí tiền đạo áp đảo giá trị, Top 10 quốc gia và độ tuổi vàng từ 24 - 28 tuổi. Đặc biệt, bảng dữ liệu được tích hợp bộ phân trang Enterprise thông minh và lưu trạng thái vào URL query params, giúp người dùng khi nhấn F5 refresh trình duyệt thì bảng vẫn giữ nguyên số trang đang xem mà không bị văng về đầu trang!"</w:t>
+              <w:t>"Tại module 03_spark_analysis.py, nhóm đăng ký TempView để thực thi phân tán 4 truy vấn Spark SQL chuyên sâu: xác định Top 15 siêu sao đắt giá nhất (Haaland, Bellingham, Mbappe: 180M - 200M Euro), tương quan vị trí tiền đạo áp đảo giá trị, Top 10 quốc gia và độ tuổi vàng từ 25 - 28 tuổi. Đặc biệt, bảng dữ liệu được tích hợp bộ phân trang Enterprise thông minh đồng bộ trạng thái vào URL query params, giúp người dùng khi nhấn F5 refresh trình duyệt thì bảng vẫn giữ nguyên số trang đang xem!"</w:t>
             </w:r>
           </w:p>
         </w:tc>
@@ -3067,7 +3073,8 @@
     </w:tbl>
     <w:p>
       <w:pPr>
-        <w:spacing w:before="40" w:after="40"/>
+        <w:spacing w:before="0" w:after="20" w:line="276" w:lineRule="auto"/>
+        <w:jc w:val="both"/>
       </w:pPr>
     </w:p>
     <w:tbl>
@@ -3085,16 +3092,16 @@
             <w:tcW w:type="dxa" w:w="9360"/>
             <w:shd w:fill="FFF8E7"/>
             <w:tcMar>
-              <w:top w:w="80" w:type="dxa"/>
-              <w:bottom w:w="80" w:type="dxa"/>
-              <w:left w:w="120" w:type="dxa"/>
+              <w:top w:w="70" w:type="dxa"/>
+              <w:bottom w:w="70" w:type="dxa"/>
+              <w:left w:w="100" w:type="dxa"/>
               <w:right w:w="100" w:type="dxa"/>
             </w:tcMar>
             <w:tcBorders>
-              <w:top w:val="single" w:sz="12" w:space="0" w:color="D97706"/>
-              <w:bottom w:val="single" w:sz="12" w:space="0" w:color="D97706"/>
-              <w:left w:val="single" w:sz="12" w:space="0" w:color="D97706"/>
-              <w:right w:val="single" w:sz="12" w:space="0" w:color="D97706"/>
+              <w:top w:val="single" w:sz="8" w:space="0" w:color="D97706"/>
+              <w:bottom w:val="single" w:sz="8" w:space="0" w:color="D97706"/>
+              <w:left w:val="single" w:sz="8" w:space="0" w:color="D97706"/>
+              <w:right w:val="single" w:sz="8" w:space="0" w:color="D97706"/>
             </w:tcBorders>
           </w:tcPr>
           <w:p>
@@ -3105,66 +3112,63 @@
               <w:rPr>
                 <w:rFonts w:ascii="Times New Roman" w:hAnsi="Times New Roman"/>
                 <w:b/>
+                <w:i w:val="0"/>
                 <w:color w:val="B45309"/>
-                <w:sz w:val="22"/>
+                <w:sz w:val="21"/>
+                <w:rFonts w:ascii="Times New Roman" w:hAnsi="Times New Roman" w:eastAsia="Times New Roman" w:cs="Times New Roman"/>
               </w:rPr>
-              <w:t>⚡ ĐIỂM KỸ THUẬT CẦN BẬT LÊN (KEY METRICS): ĐIỂM NHẤN KỸ THUẬT</w:t>
+              <w:t>[ĐIỂM NHẤN CÔNG NGHỆ BẮT BUỘC NÓI] ĐIỂM NHẤN CÔNG NGHỆ CẦN NÓI</w:t>
             </w:r>
           </w:p>
           <w:p>
             <w:pPr>
-              <w:spacing w:before="40" w:after="40" w:line="276" w:lineRule="auto"/>
-              <w:ind w:left="170"/>
+              <w:spacing w:before="20" w:after="40" w:line="276" w:lineRule="auto"/>
+              <w:jc w:val="both"/>
             </w:pPr>
             <w:r>
               <w:rPr>
                 <w:rFonts w:ascii="Times New Roman" w:hAnsi="Times New Roman"/>
+                <w:b w:val="0"/>
+                <w:i w:val="0"/>
                 <w:color w:val="222222"/>
-                <w:sz w:val="22"/>
+                <w:sz w:val="20"/>
+                <w:rFonts w:ascii="Times New Roman" w:hAnsi="Times New Roman" w:eastAsia="Times New Roman" w:cs="Times New Roman"/>
               </w:rPr>
-              <w:t>• 50.149 bản ghi thô ➔ 40.749 bản ghi sạch (Tỷ lệ 81.27%).</w:t>
+              <w:t>• PySpark ETL: 50.149 bản ghi thô -&gt; 40.749 bản ghi sạch (Tỷ lệ 81.25%).</w:t>
             </w:r>
           </w:p>
           <w:p>
             <w:pPr>
-              <w:spacing w:before="40" w:after="40" w:line="276" w:lineRule="auto"/>
-              <w:ind w:left="170"/>
+              <w:spacing w:before="20" w:after="40" w:line="276" w:lineRule="auto"/>
+              <w:jc w:val="both"/>
             </w:pPr>
             <w:r>
               <w:rPr>
                 <w:rFonts w:ascii="Times New Roman" w:hAnsi="Times New Roman"/>
+                <w:b w:val="0"/>
+                <w:i w:val="0"/>
                 <w:color w:val="222222"/>
-                <w:sz w:val="22"/>
+                <w:sz w:val="20"/>
+                <w:rFonts w:ascii="Times New Roman" w:hAnsi="Times New Roman" w:eastAsia="Times New Roman" w:cs="Times New Roman"/>
               </w:rPr>
-              <w:t>• Định dạng Parquet Columnar nén Snappy: Giảm từ 872.5 MB xuống 19.8 MB (Tiết kiệm 97.7% đĩa cứng).</w:t>
+              <w:t>• Tối ưu Parquet Snappy: Giảm dung lượng đĩa từ 872.5 MB xuống 1.41 MB.</w:t>
             </w:r>
           </w:p>
           <w:p>
             <w:pPr>
-              <w:spacing w:before="40" w:after="40" w:line="276" w:lineRule="auto"/>
-              <w:ind w:left="170"/>
+              <w:spacing w:before="20" w:after="40" w:line="276" w:lineRule="auto"/>
+              <w:jc w:val="both"/>
             </w:pPr>
             <w:r>
               <w:rPr>
                 <w:rFonts w:ascii="Times New Roman" w:hAnsi="Times New Roman"/>
+                <w:b w:val="0"/>
+                <w:i w:val="0"/>
                 <w:color w:val="222222"/>
-                <w:sz w:val="22"/>
+                <w:sz w:val="20"/>
+                <w:rFonts w:ascii="Times New Roman" w:hAnsi="Times New Roman" w:eastAsia="Times New Roman" w:cs="Times New Roman"/>
               </w:rPr>
-              <w:t>• 4 góc độ Spark SQL phân tán: Top 15, Vị trí thi đấu, Quốc gia, Độ tuổi.</w:t>
-            </w:r>
-          </w:p>
-          <w:p>
-            <w:pPr>
-              <w:spacing w:before="40" w:after="40" w:line="276" w:lineRule="auto"/>
-              <w:ind w:left="170"/>
-            </w:pPr>
-            <w:r>
-              <w:rPr>
-                <w:rFonts w:ascii="Times New Roman" w:hAnsi="Times New Roman"/>
-                <w:color w:val="222222"/>
-                <w:sz w:val="22"/>
-              </w:rPr>
-              <w:t>• Phân trang URL query params: Giữ nguyên checkpoint trang khi F5 refresh.</w:t>
+              <w:t>• Spark SQL: 4 góc độ đa chiều, phân trang Enterprise checkpoint URL query param.</w:t>
             </w:r>
           </w:p>
         </w:tc>
@@ -3172,7 +3176,8 @@
     </w:tbl>
     <w:p>
       <w:pPr>
-        <w:spacing w:before="40" w:after="40"/>
+        <w:spacing w:before="0" w:after="20" w:line="276" w:lineRule="auto"/>
+        <w:jc w:val="both"/>
       </w:pPr>
     </w:p>
     <w:p>
@@ -3184,11 +3189,134 @@
         <w:rPr>
           <w:rFonts w:ascii="Times New Roman" w:hAnsi="Times New Roman"/>
           <w:b/>
+          <w:i w:val="0"/>
           <w:color w:val="0D766E"/>
-          <w:sz w:val="25"/>
+          <w:sz w:val="24"/>
+          <w:rFonts w:ascii="Times New Roman" w:hAnsi="Times New Roman" w:eastAsia="Times New Roman" w:cs="Times New Roman"/>
         </w:rPr>
-        <w:t>Phân đoạn 5: Đỉnh cao Machine Learning (K-Means + Random Forest XAI + Scouting Engine) (Thời lượng: 05:30 - 07:30 | Người nói: Chu Văn Quốc Trung)</w:t>
+        <w:t>Phần 5: Đỉnh cao Machine Learning &amp; Săn cầu thủ theo Ngân sách (Thời lượng: 05:30 - 07:30 | Người nói: Chu Văn Quốc Trung)</w:t>
       </w:r>
+    </w:p>
+    <w:tbl>
+      <w:tblPr>
+        <w:tblW w:type="auto" w:w="0"/>
+        <w:jc w:val="center"/>
+        <w:tblLook w:firstColumn="1" w:firstRow="1" w:lastColumn="0" w:lastRow="0" w:noHBand="0" w:noVBand="1" w:val="04A0"/>
+      </w:tblPr>
+      <w:tblGrid>
+        <w:gridCol w:w="9689"/>
+      </w:tblGrid>
+      <w:tr>
+        <w:tc>
+          <w:tcPr>
+            <w:tcW w:type="dxa" w:w="9360"/>
+            <w:shd w:fill="EEF2F6"/>
+            <w:tcMar>
+              <w:top w:w="60" w:type="dxa"/>
+              <w:bottom w:w="60" w:type="dxa"/>
+              <w:left w:w="100" w:type="dxa"/>
+              <w:right w:w="100" w:type="dxa"/>
+            </w:tcMar>
+            <w:tcBorders>
+              <w:top w:val="single" w:sz="8" w:space="0" w:color="1B365D"/>
+              <w:bottom w:val="single" w:sz="8" w:space="0" w:color="1B365D"/>
+              <w:left w:val="single" w:sz="8" w:space="0" w:color="1B365D"/>
+              <w:right w:val="single" w:sz="8" w:space="0" w:color="1B365D"/>
+            </w:tcBorders>
+          </w:tcPr>
+          <w:p>
+            <w:pPr>
+              <w:spacing w:before="0" w:after="40" w:line="276" w:lineRule="auto"/>
+            </w:pPr>
+            <w:r>
+              <w:rPr>
+                <w:rFonts w:ascii="Times New Roman" w:hAnsi="Times New Roman"/>
+                <w:b/>
+                <w:i w:val="0"/>
+                <w:color w:val="1B365D"/>
+                <w:sz w:val="19"/>
+                <w:rFonts w:ascii="Times New Roman" w:hAnsi="Times New Roman" w:eastAsia="Times New Roman" w:cs="Times New Roman"/>
+              </w:rPr>
+              <w:t>[ĐỊA CHỈ TRUY CẬP VÀ PHÂN HỆ GIAO DIỆN]</w:t>
+              <w:br/>
+            </w:r>
+            <w:r>
+              <w:rPr>
+                <w:rFonts w:ascii="Times New Roman" w:hAnsi="Times New Roman"/>
+                <w:b/>
+                <w:i w:val="0"/>
+                <w:color w:val="222222"/>
+                <w:sz w:val="20"/>
+                <w:rFonts w:ascii="Times New Roman" w:hAnsi="Times New Roman" w:eastAsia="Times New Roman" w:cs="Times New Roman"/>
+              </w:rPr>
+              <w:t xml:space="preserve">• Tên Tab trên Sidebar: </w:t>
+            </w:r>
+            <w:r>
+              <w:rPr>
+                <w:rFonts w:ascii="Times New Roman" w:hAnsi="Times New Roman"/>
+                <w:b/>
+                <w:i w:val="0"/>
+                <w:color w:val="0D766E"/>
+                <w:sz w:val="21"/>
+                <w:rFonts w:ascii="Times New Roman" w:hAnsi="Times New Roman" w:eastAsia="Times New Roman" w:cs="Times New Roman"/>
+              </w:rPr>
+              <w:t>"Phân cụm K-Means &amp; Dự đoán định giá (ML)"</w:t>
+              <w:br/>
+            </w:r>
+            <w:r>
+              <w:rPr>
+                <w:rFonts w:ascii="Times New Roman" w:hAnsi="Times New Roman"/>
+                <w:b/>
+                <w:i w:val="0"/>
+                <w:color w:val="222222"/>
+                <w:sz w:val="19"/>
+                <w:rFonts w:ascii="Times New Roman" w:hAnsi="Times New Roman" w:eastAsia="Times New Roman" w:cs="Times New Roman"/>
+              </w:rPr>
+              <w:t xml:space="preserve">• URL Web Dashboard: </w:t>
+            </w:r>
+            <w:r>
+              <w:rPr>
+                <w:rFonts w:ascii="Consolas" w:hAnsi="Consolas"/>
+                <w:b/>
+                <w:i w:val="0"/>
+                <w:color w:val="1B365D"/>
+                <w:sz w:val="18"/>
+                <w:rFonts w:ascii="Consolas" w:hAnsi="Consolas" w:eastAsia="Consolas" w:cs="Consolas"/>
+              </w:rPr>
+              <w:t>http://localhost:8501/?page=Phân+cụm+K-Means</w:t>
+              <w:br/>
+            </w:r>
+            <w:r>
+              <w:rPr>
+                <w:rFonts w:ascii="Times New Roman" w:hAnsi="Times New Roman"/>
+                <w:b/>
+                <w:i w:val="0"/>
+                <w:color w:val="5A5A5A"/>
+                <w:sz w:val="19"/>
+                <w:rFonts w:ascii="Times New Roman" w:hAnsi="Times New Roman" w:eastAsia="Times New Roman" w:cs="Times New Roman"/>
+              </w:rPr>
+              <w:t xml:space="preserve">• Cổng dịch vụ hạ tầng liên kết: </w:t>
+            </w:r>
+            <w:r>
+              <w:rPr>
+                <w:rFonts w:ascii="Consolas" w:hAnsi="Consolas"/>
+                <w:b w:val="0"/>
+                <w:i w:val="0"/>
+                <w:color w:val="5A5A5A"/>
+                <w:sz w:val="18"/>
+                <w:rFonts w:ascii="Consolas" w:hAnsi="Consolas" w:eastAsia="Consolas" w:cs="Consolas"/>
+              </w:rPr>
+              <w:t>http://localhost:8501/?page=Dự+đoán+định+giá+(ML)</w:t>
+            </w:r>
+          </w:p>
+        </w:tc>
+      </w:tr>
+    </w:tbl>
+    <w:p>
+      <w:pPr>
+        <w:spacing w:before="0" w:after="20" w:line="276" w:lineRule="auto"/>
+        <w:jc w:val="both"/>
+      </w:pPr>
     </w:p>
     <w:tbl>
       <w:tblPr>
@@ -3205,16 +3333,16 @@
             <w:tcW w:type="dxa" w:w="9360"/>
             <w:shd w:fill="F4F6F9"/>
             <w:tcMar>
-              <w:top w:w="80" w:type="dxa"/>
-              <w:bottom w:w="80" w:type="dxa"/>
-              <w:left w:w="120" w:type="dxa"/>
+              <w:top w:w="70" w:type="dxa"/>
+              <w:bottom w:w="70" w:type="dxa"/>
+              <w:left w:w="100" w:type="dxa"/>
               <w:right w:w="100" w:type="dxa"/>
             </w:tcMar>
             <w:tcBorders>
-              <w:top w:val="single" w:sz="12" w:space="0" w:color="1B365D"/>
-              <w:bottom w:val="single" w:sz="12" w:space="0" w:color="1B365D"/>
-              <w:left w:val="single" w:sz="12" w:space="0" w:color="1B365D"/>
-              <w:right w:val="single" w:sz="12" w:space="0" w:color="1B365D"/>
+              <w:top w:val="single" w:sz="8" w:space="0" w:color="1B365D"/>
+              <w:bottom w:val="single" w:sz="8" w:space="0" w:color="1B365D"/>
+              <w:left w:val="single" w:sz="8" w:space="0" w:color="1B365D"/>
+              <w:right w:val="single" w:sz="8" w:space="0" w:color="1B365D"/>
             </w:tcBorders>
           </w:tcPr>
           <w:p>
@@ -3225,66 +3353,80 @@
               <w:rPr>
                 <w:rFonts w:ascii="Times New Roman" w:hAnsi="Times New Roman"/>
                 <w:b/>
+                <w:i w:val="0"/>
                 <w:color w:val="1B365D"/>
-                <w:sz w:val="22"/>
+                <w:sz w:val="21"/>
+                <w:rFonts w:ascii="Times New Roman" w:hAnsi="Times New Roman" w:eastAsia="Times New Roman" w:cs="Times New Roman"/>
               </w:rPr>
-              <w:t>🖱️ THAO TÁC TRÊN GIAO DIỆN (ACTION): THAO TÁC MÀN HÌNH</w:t>
+              <w:t>[THAO TÁC MÀN HÌNH &amp; CHUỘT] HÀNH ĐỘNG THAO TÁC MÀN HÌNH</w:t>
             </w:r>
           </w:p>
           <w:p>
             <w:pPr>
-              <w:spacing w:before="40" w:after="40" w:line="276" w:lineRule="auto"/>
-              <w:ind w:left="170"/>
+              <w:spacing w:before="20" w:after="40" w:line="276" w:lineRule="auto"/>
+              <w:jc w:val="both"/>
             </w:pPr>
             <w:r>
               <w:rPr>
                 <w:rFonts w:ascii="Times New Roman" w:hAnsi="Times New Roman"/>
+                <w:b w:val="0"/>
+                <w:i w:val="0"/>
                 <w:color w:val="222222"/>
-                <w:sz w:val="22"/>
+                <w:sz w:val="20"/>
+                <w:rFonts w:ascii="Times New Roman" w:hAnsi="Times New Roman" w:eastAsia="Times New Roman" w:cs="Times New Roman"/>
               </w:rPr>
-              <w:t>1. Nhấp chọn trang: '6. Phân cụm K-Means': Chỉ vào biểu đồ phân cụm 3 màu và bảng Silhouette Score k=3.</w:t>
+              <w:t>1. Click chọn menu: 'Phân cụm K-Means': Chỉ vào biểu đồ phân cụm 3 màu và bảng Silhouette Score k=3 đạt 0.6429.</w:t>
             </w:r>
           </w:p>
           <w:p>
             <w:pPr>
-              <w:spacing w:before="40" w:after="40" w:line="276" w:lineRule="auto"/>
-              <w:ind w:left="170"/>
+              <w:spacing w:before="20" w:after="40" w:line="276" w:lineRule="auto"/>
+              <w:jc w:val="both"/>
             </w:pPr>
             <w:r>
               <w:rPr>
                 <w:rFonts w:ascii="Times New Roman" w:hAnsi="Times New Roman"/>
+                <w:b w:val="0"/>
+                <w:i w:val="0"/>
                 <w:color w:val="222222"/>
-                <w:sz w:val="22"/>
+                <w:sz w:val="20"/>
+                <w:rFonts w:ascii="Times New Roman" w:hAnsi="Times New Roman" w:eastAsia="Times New Roman" w:cs="Times New Roman"/>
               </w:rPr>
-              <w:t>2. Nhấp chọn trang: '7. Dự đoán định giá (ML)':</w:t>
+              <w:t>2. Click chọn menu: 'Dự đoán định giá (ML)':</w:t>
             </w:r>
           </w:p>
           <w:p>
             <w:pPr>
-              <w:spacing w:before="40" w:after="40" w:line="276" w:lineRule="auto"/>
-              <w:ind w:left="170"/>
+              <w:spacing w:before="20" w:after="40" w:line="276" w:lineRule="auto"/>
+              <w:jc w:val="both"/>
             </w:pPr>
             <w:r>
               <w:rPr>
                 <w:rFonts w:ascii="Times New Roman" w:hAnsi="Times New Roman"/>
+                <w:b w:val="0"/>
+                <w:i w:val="0"/>
                 <w:color w:val="222222"/>
-                <w:sz w:val="22"/>
+                <w:sz w:val="20"/>
+                <w:rFonts w:ascii="Times New Roman" w:hAnsi="Times New Roman" w:eastAsia="Times New Roman" w:cs="Times New Roman"/>
               </w:rPr>
-              <w:t xml:space="preserve">   - Tab 1: Chọn cầu thủ mẫu 'Erling Haaland' (hoặc 'Kylian Mbappé', 'Lamine Yamal'). Quan sát thẻ dự đoán giá trị nhảy số ngay tức thì kèm Thẻ tag 'Đúng giá thị trường / Kèo hời'. Cuộn xuống thẻ XAI 5 bước giải trình và khoảng tin cậy 95%.</w:t>
+              <w:t xml:space="preserve">   - Tại ô chọn cầu thủ, gõ tên 'Erling Haaland' (hoặc 'Lamine Yamal', 'Kylian Mbappé'). Quan sát kết quả định giá AI nhảy ra tức thì kèm Thẻ trạng thái 'Đúng giá / Kèo hời'. Cuộn chuột chỉ vào 5 bước giải trình Explainable AI (XAI) và khoảng tin cậy 95%.</w:t>
             </w:r>
           </w:p>
           <w:p>
             <w:pPr>
-              <w:spacing w:before="40" w:after="40" w:line="276" w:lineRule="auto"/>
-              <w:ind w:left="170"/>
+              <w:spacing w:before="20" w:after="40" w:line="276" w:lineRule="auto"/>
+              <w:jc w:val="both"/>
             </w:pPr>
             <w:r>
               <w:rPr>
                 <w:rFonts w:ascii="Times New Roman" w:hAnsi="Times New Roman"/>
+                <w:b w:val="0"/>
+                <w:i w:val="0"/>
                 <w:color w:val="222222"/>
-                <w:sz w:val="22"/>
+                <w:sz w:val="20"/>
+                <w:rFonts w:ascii="Times New Roman" w:hAnsi="Times New Roman" w:eastAsia="Times New Roman" w:cs="Times New Roman"/>
               </w:rPr>
-              <w:t xml:space="preserve">   - Tab 2: Chuyển sang tab 'Săn cầu thủ theo Ngân sách (Scouting Engine)'. Kéo thanh ngân sách về mức 35 triệu EUR, chọn Vị trí 'Attack', tích chọn 'Chỉ tìm cầu thủ Kèo hời (Undervalued)'. Xem danh sách cầu thủ hiển thị.</w:t>
+              <w:t xml:space="preserve">   - Cuộn xuống phân hệ 'Săn cầu thủ theo Ngân sách (Scouting Engine)': Kéo thanh ngân sách về mức 35 triệu EUR, chọn Vị trí 'Attack', tích chọn 'Chỉ tìm cầu thủ Kèo hời (Undervalued)'. Xem danh sách các viên ngọc quý được AI phát hiện.</w:t>
             </w:r>
           </w:p>
         </w:tc>
@@ -3292,7 +3434,8 @@
     </w:tbl>
     <w:p>
       <w:pPr>
-        <w:spacing w:before="40" w:after="40"/>
+        <w:spacing w:before="0" w:after="20" w:line="276" w:lineRule="auto"/>
+        <w:jc w:val="both"/>
       </w:pPr>
     </w:p>
     <w:tbl>
@@ -3310,16 +3453,16 @@
             <w:tcW w:type="dxa" w:w="9360"/>
             <w:shd w:fill="E6F4F1"/>
             <w:tcMar>
-              <w:top w:w="80" w:type="dxa"/>
-              <w:bottom w:w="80" w:type="dxa"/>
-              <w:left w:w="120" w:type="dxa"/>
+              <w:top w:w="70" w:type="dxa"/>
+              <w:bottom w:w="70" w:type="dxa"/>
+              <w:left w:w="100" w:type="dxa"/>
               <w:right w:w="100" w:type="dxa"/>
             </w:tcMar>
             <w:tcBorders>
-              <w:top w:val="single" w:sz="12" w:space="0" w:color="0D766E"/>
-              <w:bottom w:val="single" w:sz="12" w:space="0" w:color="0D766E"/>
-              <w:left w:val="single" w:sz="12" w:space="0" w:color="0D766E"/>
-              <w:right w:val="single" w:sz="12" w:space="0" w:color="0D766E"/>
+              <w:top w:val="single" w:sz="8" w:space="0" w:color="0D766E"/>
+              <w:bottom w:val="single" w:sz="8" w:space="0" w:color="0D766E"/>
+              <w:left w:val="single" w:sz="8" w:space="0" w:color="0D766E"/>
+              <w:right w:val="single" w:sz="8" w:space="0" w:color="0D766E"/>
             </w:tcBorders>
           </w:tcPr>
           <w:p>
@@ -3330,70 +3473,80 @@
               <w:rPr>
                 <w:rFonts w:ascii="Times New Roman" w:hAnsi="Times New Roman"/>
                 <w:b/>
+                <w:i w:val="0"/>
                 <w:color w:val="0D766E"/>
-                <w:sz w:val="22"/>
+                <w:sz w:val="21"/>
+                <w:rFonts w:ascii="Times New Roman" w:hAnsi="Times New Roman" w:eastAsia="Times New Roman" w:cs="Times New Roman"/>
               </w:rPr>
-              <w:t>🗣️ LỜI THOẠI THUYẾT TRÌNH MẪU: LỜI THOẠI THUYẾT TRÌNH</w:t>
+              <w:t>[LỜI THOẠI THUYẾT TRÌNH MẪU] LỜI THOẠI THUYẾT TRÌNH MẪU</w:t>
             </w:r>
           </w:p>
           <w:p>
             <w:pPr>
-              <w:spacing w:before="40" w:after="40" w:line="276" w:lineRule="auto"/>
-              <w:ind w:left="170"/>
+              <w:spacing w:before="20" w:after="40" w:line="276" w:lineRule="auto"/>
+              <w:jc w:val="both"/>
             </w:pPr>
             <w:r>
               <w:rPr>
                 <w:rFonts w:ascii="Times New Roman" w:hAnsi="Times New Roman"/>
+                <w:b w:val="0"/>
                 <w:i/>
                 <w:color w:val="222222"/>
-                <w:sz w:val="22"/>
+                <w:sz w:val="20"/>
+                <w:rFonts w:ascii="Times New Roman" w:hAnsi="Times New Roman" w:eastAsia="Times New Roman" w:cs="Times New Roman"/>
               </w:rPr>
-              <w:t>"Tiếp theo là phần cốt lõi tạo nên giá trị kinh tế của đề tài: Ứng dụng Machine Learning phân tán giải quyết bài toán định vị và định giá cầu thủ."</w:t>
+              <w:t>"Tiếp theo là phần cốt lõi tạo nên giá trị kinh tế của đồ án: Ứng dụng Machine Learning phân tán giải quyết bài toán phân đoạn và định giá cầu thủ."</w:t>
             </w:r>
           </w:p>
           <w:p>
             <w:pPr>
-              <w:spacing w:before="40" w:after="40" w:line="276" w:lineRule="auto"/>
-              <w:ind w:left="170"/>
+              <w:spacing w:before="20" w:after="40" w:line="276" w:lineRule="auto"/>
+              <w:jc w:val="both"/>
             </w:pPr>
             <w:r>
               <w:rPr>
                 <w:rFonts w:ascii="Times New Roman" w:hAnsi="Times New Roman"/>
+                <w:b w:val="0"/>
                 <w:i/>
                 <w:color w:val="222222"/>
-                <w:sz w:val="22"/>
+                <w:sz w:val="20"/>
+                <w:rFonts w:ascii="Times New Roman" w:hAnsi="Times New Roman" w:eastAsia="Times New Roman" w:cs="Times New Roman"/>
               </w:rPr>
-              <w:t>"Thứ nhất, mô hình học máy gom cụm Spark MLlib K-Means: Nhóm đã thực nghiệm Silhouette Analysis từ k=2 đến k=6 và xác định k=3 là tối ưu nhất với Silhouette Score đạt 0.6429. Mô hình chia cầu thủ thành 3 phân khúc chuẩn xác: Cụm 1 là Siêu sao thế giới (định giá trung bình 57 triệu EUR), Cụm 2 là Cầu thủ trụ cột các giải hàng đầu (12 triệu EUR) và Cụm 0 là Cầu thủ trẻ tiềm năng (1.2 triệu EUR)."</w:t>
+              <w:t>"Thứ nhất, phân cụm Spark MLlib K-Means: Nhóm đã thực nghiệm Silhouette Analysis từ k=2 đến k=6 và xác định k=3 là tối ưu nhất với Silhouette Score đạt 0.6429. Mô hình chia cầu thủ thành 3 phân khúc chuẩn xác: Cụm 0 là Siêu sao thế giới (định giá trung bình 29.7 triệu EUR), Cụm 1 là Cầu thủ trụ cột các giải hàng đầu (1.2 triệu EUR) và Cụm 2 là Cầu thủ tiềm năng/phổ thông (0.4 triệu EUR)."</w:t>
             </w:r>
           </w:p>
           <w:p>
             <w:pPr>
-              <w:spacing w:before="40" w:after="40" w:line="276" w:lineRule="auto"/>
-              <w:ind w:left="170"/>
+              <w:spacing w:before="20" w:after="40" w:line="276" w:lineRule="auto"/>
+              <w:jc w:val="both"/>
             </w:pPr>
             <w:r>
               <w:rPr>
                 <w:rFonts w:ascii="Times New Roman" w:hAnsi="Times New Roman"/>
+                <w:b w:val="0"/>
                 <w:i/>
                 <w:color w:val="222222"/>
-                <w:sz w:val="22"/>
+                <w:sz w:val="20"/>
+                <w:rFonts w:ascii="Times New Roman" w:hAnsi="Times New Roman" w:eastAsia="Times New Roman" w:cs="Times New Roman"/>
               </w:rPr>
-              <w:t>"Thứ hai, mô hình hồi quy Random Forest Regressor dự đoán giá trị chuyển nhượng: Do biến giá trị thị trường bị lệch phải rất lớn, nhóm đã áp dụng phép biến đổi logarit tự nhiên log1p(x) để chuẩn hóa, giúp mô hình đạt độ chính xác R² = 84.68% trên tập kiểm thử (Test 20%). Hệ thống tích hợp công nghệ suy luận thời gian thực (Real-time Inference) và Explainable AI (XAI) giải trình rõ 5 bước cấu thành định giá cùng khoảng tin cậy 95%."</w:t>
+              <w:t>"Thứ hai, mô hình Random Forest Regressor dự đoán giá trị chuyển nhượng: Do biến giá trị thị trường bị lệch phải nặng nề, nhóm áp dụng phép biến đổi logarit chuẩn hóa y = ln(1 + market_value), giúp mô hình đạt độ chính xác R2 = 84.68% trên tập kiểm thử Test 20%. Hệ thống tích hợp Explainable AI (XAI) giải trình rõ 5 nhân tố cấu thành định giá cùng khoảng tin cậy 95%."</w:t>
             </w:r>
           </w:p>
           <w:p>
             <w:pPr>
-              <w:spacing w:before="40" w:after="40" w:line="276" w:lineRule="auto"/>
-              <w:ind w:left="170"/>
+              <w:spacing w:before="20" w:after="40" w:line="276" w:lineRule="auto"/>
+              <w:jc w:val="both"/>
             </w:pPr>
             <w:r>
               <w:rPr>
                 <w:rFonts w:ascii="Times New Roman" w:hAnsi="Times New Roman"/>
+                <w:b w:val="0"/>
                 <w:i/>
                 <w:color w:val="222222"/>
-                <w:sz w:val="22"/>
+                <w:sz w:val="20"/>
+                <w:rFonts w:ascii="Times New Roman" w:hAnsi="Times New Roman" w:eastAsia="Times New Roman" w:cs="Times New Roman"/>
               </w:rPr>
-              <w:t>"Đặc biệt nhất, nhóm đã xây dựng tính năng 'Scouting Engine' phục vụ các chuyên gia tuyển trạch: Khi CLB nhập ngân sách 35 triệu Euro, mô hình Random Forest sẽ tự động quét đồng loạt tập dữ liệu để phát hiện các 'Kèo hời' (Undervalued) — tức những cầu thủ mà giá trị định giá thực tế của thuật toán cao hơn nhiều so với giá trị chuyển nhượng trên thị trường, giúp CLB tối ưu hóa hàng chục triệu Euro ngân sách chuyển nhượng!"</w:t>
+              <w:t>"Đặc biệt nhất, nhóm đã xây dựng tính năng 'Scouting Engine' phục vụ các chuyên gia tuyển trạch: Khi CLB nhập ngân sách 35 triệu Euro, mô hình Random Forest sẽ tự động quét đồng loạt toàn bộ 40,749 hồ sơ để phát hiện các 'Kèo hời' (Undervalued) — tức những cầu thủ mà giá trị thuật toán dự đoán cao hơn nhiều so với giá trị niêm yết trên thị trường, giúp CLB tiết kiệm hàng chục triệu Euro ngân sách chuyển nhượng!"</w:t>
             </w:r>
           </w:p>
         </w:tc>
@@ -3401,7 +3554,8 @@
     </w:tbl>
     <w:p>
       <w:pPr>
-        <w:spacing w:before="40" w:after="40"/>
+        <w:spacing w:before="0" w:after="20" w:line="276" w:lineRule="auto"/>
+        <w:jc w:val="both"/>
       </w:pPr>
     </w:p>
     <w:tbl>
@@ -3419,16 +3573,16 @@
             <w:tcW w:type="dxa" w:w="9360"/>
             <w:shd w:fill="FFF8E7"/>
             <w:tcMar>
-              <w:top w:w="80" w:type="dxa"/>
-              <w:bottom w:w="80" w:type="dxa"/>
-              <w:left w:w="120" w:type="dxa"/>
+              <w:top w:w="70" w:type="dxa"/>
+              <w:bottom w:w="70" w:type="dxa"/>
+              <w:left w:w="100" w:type="dxa"/>
               <w:right w:w="100" w:type="dxa"/>
             </w:tcMar>
             <w:tcBorders>
-              <w:top w:val="single" w:sz="12" w:space="0" w:color="D97706"/>
-              <w:bottom w:val="single" w:sz="12" w:space="0" w:color="D97706"/>
-              <w:left w:val="single" w:sz="12" w:space="0" w:color="D97706"/>
-              <w:right w:val="single" w:sz="12" w:space="0" w:color="D97706"/>
+              <w:top w:val="single" w:sz="8" w:space="0" w:color="D97706"/>
+              <w:bottom w:val="single" w:sz="8" w:space="0" w:color="D97706"/>
+              <w:left w:val="single" w:sz="8" w:space="0" w:color="D97706"/>
+              <w:right w:val="single" w:sz="8" w:space="0" w:color="D97706"/>
             </w:tcBorders>
           </w:tcPr>
           <w:p>
@@ -3439,64 +3593,78 @@
               <w:rPr>
                 <w:rFonts w:ascii="Times New Roman" w:hAnsi="Times New Roman"/>
                 <w:b/>
+                <w:i w:val="0"/>
                 <w:color w:val="B45309"/>
-                <w:sz w:val="22"/>
+                <w:sz w:val="21"/>
+                <w:rFonts w:ascii="Times New Roman" w:hAnsi="Times New Roman" w:eastAsia="Times New Roman" w:cs="Times New Roman"/>
               </w:rPr>
-              <w:t>⚡ ĐIỂM KỸ THUẬT CẦN BẬT LÊN (KEY METRICS): ĐIỂM NHẤN CÔNG NGHỆ BẮT BUỘC NÓI</w:t>
+              <w:t>[ĐIỂM NHẤN CÔNG NGHỆ BẮT BUỘC NÓI] ĐIỂM NHẤN CÔNG NGHỆ CẦN NÓI</w:t>
             </w:r>
           </w:p>
           <w:p>
             <w:pPr>
-              <w:spacing w:before="40" w:after="40" w:line="276" w:lineRule="auto"/>
-              <w:ind w:left="170"/>
+              <w:spacing w:before="20" w:after="40" w:line="276" w:lineRule="auto"/>
+              <w:jc w:val="both"/>
             </w:pPr>
             <w:r>
               <w:rPr>
                 <w:rFonts w:ascii="Times New Roman" w:hAnsi="Times New Roman"/>
+                <w:b w:val="0"/>
+                <w:i w:val="0"/>
                 <w:color w:val="222222"/>
-                <w:sz w:val="22"/>
+                <w:sz w:val="20"/>
+                <w:rFonts w:ascii="Times New Roman" w:hAnsi="Times New Roman" w:eastAsia="Times New Roman" w:cs="Times New Roman"/>
               </w:rPr>
               <w:t>• K-Means: k=3 tối ưu, Silhouette Score = 0.6429.</w:t>
             </w:r>
           </w:p>
           <w:p>
             <w:pPr>
-              <w:spacing w:before="40" w:after="40" w:line="276" w:lineRule="auto"/>
-              <w:ind w:left="170"/>
+              <w:spacing w:before="20" w:after="40" w:line="276" w:lineRule="auto"/>
+              <w:jc w:val="both"/>
             </w:pPr>
             <w:r>
               <w:rPr>
                 <w:rFonts w:ascii="Times New Roman" w:hAnsi="Times New Roman"/>
+                <w:b w:val="0"/>
+                <w:i w:val="0"/>
                 <w:color w:val="222222"/>
-                <w:sz w:val="22"/>
+                <w:sz w:val="20"/>
+                <w:rFonts w:ascii="Times New Roman" w:hAnsi="Times New Roman" w:eastAsia="Times New Roman" w:cs="Times New Roman"/>
               </w:rPr>
-              <w:t>• Random Forest Regressor: R² = 84.68%, RMSE = 0.5942, MAE = 0.4120.</w:t>
+              <w:t>• Random Forest Regressor: R2 = 84.68%, RMSE = 0.5942, MAE = 0.4120, file rf_model.joblib.</w:t>
             </w:r>
           </w:p>
           <w:p>
             <w:pPr>
-              <w:spacing w:before="40" w:after="40" w:line="276" w:lineRule="auto"/>
-              <w:ind w:left="170"/>
+              <w:spacing w:before="20" w:after="40" w:line="276" w:lineRule="auto"/>
+              <w:jc w:val="both"/>
             </w:pPr>
             <w:r>
               <w:rPr>
                 <w:rFonts w:ascii="Times New Roman" w:hAnsi="Times New Roman"/>
+                <w:b w:val="0"/>
+                <w:i w:val="0"/>
                 <w:color w:val="222222"/>
-                <w:sz w:val="22"/>
+                <w:sz w:val="20"/>
+                <w:rFonts w:ascii="Times New Roman" w:hAnsi="Times New Roman" w:eastAsia="Times New Roman" w:cs="Times New Roman"/>
               </w:rPr>
-              <w:t>• Kỹ thuật toán học: Chuẩn hóa log1p(x) giải quyết triệt để độ lệch phải (Right-skewness).</w:t>
+              <w:t>• Kỹ thuật toán học: Chuẩn hóa log1p(y) triệt tiêu độ lệch phải (Right-skewness).</w:t>
             </w:r>
           </w:p>
           <w:p>
             <w:pPr>
-              <w:spacing w:before="40" w:after="40" w:line="276" w:lineRule="auto"/>
-              <w:ind w:left="170"/>
+              <w:spacing w:before="20" w:after="40" w:line="276" w:lineRule="auto"/>
+              <w:jc w:val="both"/>
             </w:pPr>
             <w:r>
               <w:rPr>
                 <w:rFonts w:ascii="Times New Roman" w:hAnsi="Times New Roman"/>
+                <w:b w:val="0"/>
+                <w:i w:val="0"/>
                 <w:color w:val="222222"/>
-                <w:sz w:val="22"/>
+                <w:sz w:val="20"/>
+                <w:rFonts w:ascii="Times New Roman" w:hAnsi="Times New Roman" w:eastAsia="Times New Roman" w:cs="Times New Roman"/>
               </w:rPr>
               <w:t>• XAI &amp; Scouting Engine: Giải trình suy luận 5 bước và phát hiện Kèo hời (Undervalued).</w:t>
             </w:r>
@@ -3506,7 +3674,8 @@
     </w:tbl>
     <w:p>
       <w:pPr>
-        <w:spacing w:before="40" w:after="40"/>
+        <w:spacing w:before="0" w:after="20" w:line="276" w:lineRule="auto"/>
+        <w:jc w:val="both"/>
       </w:pPr>
     </w:p>
     <w:p>
@@ -3518,11 +3687,134 @@
         <w:rPr>
           <w:rFonts w:ascii="Times New Roman" w:hAnsi="Times New Roman"/>
           <w:b/>
+          <w:i w:val="0"/>
           <w:color w:val="0D766E"/>
-          <w:sz w:val="25"/>
+          <w:sz w:val="24"/>
+          <w:rFonts w:ascii="Times New Roman" w:hAnsi="Times New Roman" w:eastAsia="Times New Roman" w:cs="Times New Roman"/>
         </w:rPr>
-        <w:t>Phân đoạn 6: Kafka Streaming &amp; Điều phối Airflow DAG (Thời lượng: 07:30 - 08:30 | Người nói: Nguyễn Thế Quang)</w:t>
+        <w:t>Phần 6: Kafka Streaming &amp; Điều phối Airflow DAG (Thời lượng: 07:30 - 08:30 | Người nói: Nguyễn Thế Quang)</w:t>
       </w:r>
+    </w:p>
+    <w:tbl>
+      <w:tblPr>
+        <w:tblW w:type="auto" w:w="0"/>
+        <w:jc w:val="center"/>
+        <w:tblLook w:firstColumn="1" w:firstRow="1" w:lastColumn="0" w:lastRow="0" w:noHBand="0" w:noVBand="1" w:val="04A0"/>
+      </w:tblPr>
+      <w:tblGrid>
+        <w:gridCol w:w="9689"/>
+      </w:tblGrid>
+      <w:tr>
+        <w:tc>
+          <w:tcPr>
+            <w:tcW w:type="dxa" w:w="9360"/>
+            <w:shd w:fill="EEF2F6"/>
+            <w:tcMar>
+              <w:top w:w="60" w:type="dxa"/>
+              <w:bottom w:w="60" w:type="dxa"/>
+              <w:left w:w="100" w:type="dxa"/>
+              <w:right w:w="100" w:type="dxa"/>
+            </w:tcMar>
+            <w:tcBorders>
+              <w:top w:val="single" w:sz="8" w:space="0" w:color="1B365D"/>
+              <w:bottom w:val="single" w:sz="8" w:space="0" w:color="1B365D"/>
+              <w:left w:val="single" w:sz="8" w:space="0" w:color="1B365D"/>
+              <w:right w:val="single" w:sz="8" w:space="0" w:color="1B365D"/>
+            </w:tcBorders>
+          </w:tcPr>
+          <w:p>
+            <w:pPr>
+              <w:spacing w:before="0" w:after="40" w:line="276" w:lineRule="auto"/>
+            </w:pPr>
+            <w:r>
+              <w:rPr>
+                <w:rFonts w:ascii="Times New Roman" w:hAnsi="Times New Roman"/>
+                <w:b/>
+                <w:i w:val="0"/>
+                <w:color w:val="1B365D"/>
+                <w:sz w:val="19"/>
+                <w:rFonts w:ascii="Times New Roman" w:hAnsi="Times New Roman" w:eastAsia="Times New Roman" w:cs="Times New Roman"/>
+              </w:rPr>
+              <w:t>[ĐỊA CHỈ TRUY CẬP VÀ PHÂN HỆ GIAO DIỆN]</w:t>
+              <w:br/>
+            </w:r>
+            <w:r>
+              <w:rPr>
+                <w:rFonts w:ascii="Times New Roman" w:hAnsi="Times New Roman"/>
+                <w:b/>
+                <w:i w:val="0"/>
+                <w:color w:val="222222"/>
+                <w:sz w:val="20"/>
+                <w:rFonts w:ascii="Times New Roman" w:hAnsi="Times New Roman" w:eastAsia="Times New Roman" w:cs="Times New Roman"/>
+              </w:rPr>
+              <w:t xml:space="preserve">• Tên Tab trên Sidebar: </w:t>
+            </w:r>
+            <w:r>
+              <w:rPr>
+                <w:rFonts w:ascii="Times New Roman" w:hAnsi="Times New Roman"/>
+                <w:b/>
+                <w:i w:val="0"/>
+                <w:color w:val="0D766E"/>
+                <w:sz w:val="21"/>
+                <w:rFonts w:ascii="Times New Roman" w:hAnsi="Times New Roman" w:eastAsia="Times New Roman" w:cs="Times New Roman"/>
+              </w:rPr>
+              <w:t>"Dòng dữ liệu Kafka Streaming &amp; Điều phối Airflow Workflow"</w:t>
+              <w:br/>
+            </w:r>
+            <w:r>
+              <w:rPr>
+                <w:rFonts w:ascii="Times New Roman" w:hAnsi="Times New Roman"/>
+                <w:b/>
+                <w:i w:val="0"/>
+                <w:color w:val="222222"/>
+                <w:sz w:val="19"/>
+                <w:rFonts w:ascii="Times New Roman" w:hAnsi="Times New Roman" w:eastAsia="Times New Roman" w:cs="Times New Roman"/>
+              </w:rPr>
+              <w:t xml:space="preserve">• URL Web Dashboard: </w:t>
+            </w:r>
+            <w:r>
+              <w:rPr>
+                <w:rFonts w:ascii="Consolas" w:hAnsi="Consolas"/>
+                <w:b/>
+                <w:i w:val="0"/>
+                <w:color w:val="1B365D"/>
+                <w:sz w:val="18"/>
+                <w:rFonts w:ascii="Consolas" w:hAnsi="Consolas" w:eastAsia="Consolas" w:cs="Consolas"/>
+              </w:rPr>
+              <w:t>http://localhost:8501/?page=Dòng+dữ+liệu+Kafka+Streaming</w:t>
+              <w:br/>
+            </w:r>
+            <w:r>
+              <w:rPr>
+                <w:rFonts w:ascii="Times New Roman" w:hAnsi="Times New Roman"/>
+                <w:b/>
+                <w:i w:val="0"/>
+                <w:color w:val="5A5A5A"/>
+                <w:sz w:val="19"/>
+                <w:rFonts w:ascii="Times New Roman" w:hAnsi="Times New Roman" w:eastAsia="Times New Roman" w:cs="Times New Roman"/>
+              </w:rPr>
+              <w:t xml:space="preserve">• Cổng dịch vụ hạ tầng liên kết: </w:t>
+            </w:r>
+            <w:r>
+              <w:rPr>
+                <w:rFonts w:ascii="Consolas" w:hAnsi="Consolas"/>
+                <w:b w:val="0"/>
+                <w:i w:val="0"/>
+                <w:color w:val="5A5A5A"/>
+                <w:sz w:val="18"/>
+                <w:rFonts w:ascii="Consolas" w:hAnsi="Consolas" w:eastAsia="Consolas" w:cs="Consolas"/>
+              </w:rPr>
+              <w:t>http://localhost:8501/?page=Điều+phối+Airflow+Workflow (Airflow UI: http://localhost:8080)</w:t>
+            </w:r>
+          </w:p>
+        </w:tc>
+      </w:tr>
+    </w:tbl>
+    <w:p>
+      <w:pPr>
+        <w:spacing w:before="0" w:after="20" w:line="276" w:lineRule="auto"/>
+        <w:jc w:val="both"/>
+      </w:pPr>
     </w:p>
     <w:tbl>
       <w:tblPr>
@@ -3539,16 +3831,16 @@
             <w:tcW w:type="dxa" w:w="9360"/>
             <w:shd w:fill="F4F6F9"/>
             <w:tcMar>
-              <w:top w:w="80" w:type="dxa"/>
-              <w:bottom w:w="80" w:type="dxa"/>
-              <w:left w:w="120" w:type="dxa"/>
+              <w:top w:w="70" w:type="dxa"/>
+              <w:bottom w:w="70" w:type="dxa"/>
+              <w:left w:w="100" w:type="dxa"/>
               <w:right w:w="100" w:type="dxa"/>
             </w:tcMar>
             <w:tcBorders>
-              <w:top w:val="single" w:sz="12" w:space="0" w:color="1B365D"/>
-              <w:bottom w:val="single" w:sz="12" w:space="0" w:color="1B365D"/>
-              <w:left w:val="single" w:sz="12" w:space="0" w:color="1B365D"/>
-              <w:right w:val="single" w:sz="12" w:space="0" w:color="1B365D"/>
+              <w:top w:val="single" w:sz="8" w:space="0" w:color="1B365D"/>
+              <w:bottom w:val="single" w:sz="8" w:space="0" w:color="1B365D"/>
+              <w:left w:val="single" w:sz="8" w:space="0" w:color="1B365D"/>
+              <w:right w:val="single" w:sz="8" w:space="0" w:color="1B365D"/>
             </w:tcBorders>
           </w:tcPr>
           <w:p>
@@ -3559,38 +3851,46 @@
               <w:rPr>
                 <w:rFonts w:ascii="Times New Roman" w:hAnsi="Times New Roman"/>
                 <w:b/>
+                <w:i w:val="0"/>
                 <w:color w:val="1B365D"/>
-                <w:sz w:val="22"/>
+                <w:sz w:val="21"/>
+                <w:rFonts w:ascii="Times New Roman" w:hAnsi="Times New Roman" w:eastAsia="Times New Roman" w:cs="Times New Roman"/>
               </w:rPr>
-              <w:t>🖱️ THAO TÁC TRÊN GIAO DIỆN (ACTION): THAO TÁC MÀN HÌNH</w:t>
+              <w:t>[THAO TÁC MÀN HÌNH &amp; CHUỘT] HÀNH ĐỘNG THAO TÁC MÀN HÌNH</w:t>
             </w:r>
           </w:p>
           <w:p>
             <w:pPr>
-              <w:spacing w:before="40" w:after="40" w:line="276" w:lineRule="auto"/>
-              <w:ind w:left="170"/>
+              <w:spacing w:before="20" w:after="40" w:line="276" w:lineRule="auto"/>
+              <w:jc w:val="both"/>
             </w:pPr>
             <w:r>
               <w:rPr>
                 <w:rFonts w:ascii="Times New Roman" w:hAnsi="Times New Roman"/>
+                <w:b w:val="0"/>
+                <w:i w:val="0"/>
                 <w:color w:val="222222"/>
-                <w:sz w:val="22"/>
+                <w:sz w:val="20"/>
+                <w:rFonts w:ascii="Times New Roman" w:hAnsi="Times New Roman" w:eastAsia="Times New Roman" w:cs="Times New Roman"/>
               </w:rPr>
-              <w:t>1. Nhấp chọn trang: '8. Giám sát Kafka Streaming': Xem các bản tin JSON giao dịch phát sóng thời gian thực, tổng số tiền chuyển nhượng nhảy số (&gt; 700M EUR).</w:t>
+              <w:t>1. Click chọn menu: 'Dòng dữ liệu Kafka Streaming': Xem bảng tin JSON giao dịch phát sóng thời gian thực, tổng số tiền chuyển nhượng nhảy số (15 thương vụ, EUR 707M).</w:t>
             </w:r>
           </w:p>
           <w:p>
             <w:pPr>
-              <w:spacing w:before="40" w:after="40" w:line="276" w:lineRule="auto"/>
-              <w:ind w:left="170"/>
+              <w:spacing w:before="20" w:after="40" w:line="276" w:lineRule="auto"/>
+              <w:jc w:val="both"/>
             </w:pPr>
             <w:r>
               <w:rPr>
                 <w:rFonts w:ascii="Times New Roman" w:hAnsi="Times New Roman"/>
+                <w:b w:val="0"/>
+                <w:i w:val="0"/>
                 <w:color w:val="222222"/>
-                <w:sz w:val="22"/>
+                <w:sz w:val="20"/>
+                <w:rFonts w:ascii="Times New Roman" w:hAnsi="Times New Roman" w:eastAsia="Times New Roman" w:cs="Times New Roman"/>
               </w:rPr>
-              <w:t>2. Nhấp chọn trang: '9. Giám sát Airflow DAG': Xem đồ thị 7 tasks tuần tự và trạng thái 100% SUCCESS. (Nếu thầy muốn xem thực tế, bấm chuyển sang tab Airflow UI cổng 8080).</w:t>
+              <w:t>2. Click chọn menu: 'Điều phối Airflow Workflow': Chỉ vào đồ thị 7 tasks tuần tự và trạng thái 100% SUCCESS. (Nếu Thầy yêu cầu mở cụm container thật, chuyển sang tab trình duyệt cổng 8080).</w:t>
             </w:r>
           </w:p>
         </w:tc>
@@ -3598,7 +3898,8 @@
     </w:tbl>
     <w:p>
       <w:pPr>
-        <w:spacing w:before="40" w:after="40"/>
+        <w:spacing w:before="0" w:after="20" w:line="276" w:lineRule="auto"/>
+        <w:jc w:val="both"/>
       </w:pPr>
     </w:p>
     <w:tbl>
@@ -3616,16 +3917,16 @@
             <w:tcW w:type="dxa" w:w="9360"/>
             <w:shd w:fill="E6F4F1"/>
             <w:tcMar>
-              <w:top w:w="80" w:type="dxa"/>
-              <w:bottom w:w="80" w:type="dxa"/>
-              <w:left w:w="120" w:type="dxa"/>
+              <w:top w:w="70" w:type="dxa"/>
+              <w:bottom w:w="70" w:type="dxa"/>
+              <w:left w:w="100" w:type="dxa"/>
               <w:right w:w="100" w:type="dxa"/>
             </w:tcMar>
             <w:tcBorders>
-              <w:top w:val="single" w:sz="12" w:space="0" w:color="0D766E"/>
-              <w:bottom w:val="single" w:sz="12" w:space="0" w:color="0D766E"/>
-              <w:left w:val="single" w:sz="12" w:space="0" w:color="0D766E"/>
-              <w:right w:val="single" w:sz="12" w:space="0" w:color="0D766E"/>
+              <w:top w:val="single" w:sz="8" w:space="0" w:color="0D766E"/>
+              <w:bottom w:val="single" w:sz="8" w:space="0" w:color="0D766E"/>
+              <w:left w:val="single" w:sz="8" w:space="0" w:color="0D766E"/>
+              <w:right w:val="single" w:sz="8" w:space="0" w:color="0D766E"/>
             </w:tcBorders>
           </w:tcPr>
           <w:p>
@@ -3636,55 +3937,63 @@
               <w:rPr>
                 <w:rFonts w:ascii="Times New Roman" w:hAnsi="Times New Roman"/>
                 <w:b/>
+                <w:i w:val="0"/>
                 <w:color w:val="0D766E"/>
-                <w:sz w:val="22"/>
+                <w:sz w:val="21"/>
+                <w:rFonts w:ascii="Times New Roman" w:hAnsi="Times New Roman" w:eastAsia="Times New Roman" w:cs="Times New Roman"/>
               </w:rPr>
-              <w:t>🗣️ LỜI THOẠI THUYẾT TRÌNH MẪU: LỜI THOẠI THUYẾT TRÌNH</w:t>
+              <w:t>[LỜI THOẠI THUYẾT TRÌNH MẪU] LỜI THOẠI THUYẾT TRÌNH MẪU</w:t>
             </w:r>
           </w:p>
           <w:p>
             <w:pPr>
-              <w:spacing w:before="40" w:after="40" w:line="276" w:lineRule="auto"/>
-              <w:ind w:left="170"/>
+              <w:spacing w:before="20" w:after="40" w:line="276" w:lineRule="auto"/>
+              <w:jc w:val="both"/>
             </w:pPr>
             <w:r>
               <w:rPr>
                 <w:rFonts w:ascii="Times New Roman" w:hAnsi="Times New Roman"/>
+                <w:b w:val="0"/>
                 <w:i/>
                 <w:color w:val="222222"/>
-                <w:sz w:val="22"/>
+                <w:sz w:val="20"/>
+                <w:rFonts w:ascii="Times New Roman" w:hAnsi="Times New Roman" w:eastAsia="Times New Roman" w:cs="Times New Roman"/>
               </w:rPr>
-              <w:t>"Em xin chào Thầy và Hội đồng, em là Thế Quang, phụ trách mảng Streaming Kafka, điều phối Airflow và Serving Data Mart."</w:t>
+              <w:t>"Em xin chào Thầy và Hội đồng, em là Nguyễn Thế Quang, phụ trách mảng Streaming Kafka, điều phối Airflow và Serving Data Mart."</w:t>
             </w:r>
           </w:p>
           <w:p>
             <w:pPr>
-              <w:spacing w:before="40" w:after="40" w:line="276" w:lineRule="auto"/>
-              <w:ind w:left="170"/>
+              <w:spacing w:before="20" w:after="40" w:line="276" w:lineRule="auto"/>
+              <w:jc w:val="both"/>
             </w:pPr>
             <w:r>
               <w:rPr>
                 <w:rFonts w:ascii="Times New Roman" w:hAnsi="Times New Roman"/>
+                <w:b w:val="0"/>
                 <w:i/>
                 <w:color w:val="222222"/>
-                <w:sz w:val="22"/>
+                <w:sz w:val="20"/>
+                <w:rFonts w:ascii="Times New Roman" w:hAnsi="Times New Roman" w:eastAsia="Times New Roman" w:cs="Times New Roman"/>
               </w:rPr>
-              <w:t>"Bên cạnh việc xử lý mẻ dữ liệu lịch sử bằng Spark, trong các kỳ chuyển nhượng luôn có những thương vụ 'bom tấn' phát sinh đột xuất theo từng giờ. Để giải quyết tầng tốc độ Speed Layer, nhóm triển khai Apache Kafka tại cổng 9092 với topic 'football_transfers'. Module 06 Producer phát sóng liên tục các bản tin JSON thời gian thực, module 07 Consumer lắng nghe, bóc tách và nạp trực tiếp vào cơ sở dữ liệu với tổng giao dịch theo dõi vượt mốc 707 triệu Euro."</w:t>
+              <w:t>"Bên cạnh việc xử lý mẻ dữ liệu lịch sử bằng Spark, trong các kỳ chuyển nhượng luôn có những thương vụ đột xuất theo từng giờ. Để giải quyết tầng tốc độ Speed Layer, nhóm triển khai Apache Kafka tại cổng 9092 với topic 'football_transfers'. Module 06 Producer phát sóng liên tục các bản tin JSON thời gian thực, module 07 Consumer lắng nghe, bóc tách và nạp trực tiếp vào CSDL với tổng giá trị giao dịch theo dõi vượt mốc 707 triệu Euro."</w:t>
             </w:r>
           </w:p>
           <w:p>
             <w:pPr>
-              <w:spacing w:before="40" w:after="40" w:line="276" w:lineRule="auto"/>
-              <w:ind w:left="170"/>
+              <w:spacing w:before="20" w:after="40" w:line="276" w:lineRule="auto"/>
+              <w:jc w:val="both"/>
             </w:pPr>
             <w:r>
               <w:rPr>
                 <w:rFonts w:ascii="Times New Roman" w:hAnsi="Times New Roman"/>
+                <w:b w:val="0"/>
                 <w:i/>
                 <w:color w:val="222222"/>
-                <w:sz w:val="22"/>
+                <w:sz w:val="20"/>
+                <w:rFonts w:ascii="Times New Roman" w:hAnsi="Times New Roman" w:eastAsia="Times New Roman" w:cs="Times New Roman"/>
               </w:rPr>
-              <w:t>"Để toàn bộ Data Pipeline 7 bước hoạt động tự động và ổn định, nhóm xây dựng DAG transfermarkt_bigdata_pipeline trên nền tảng Apache Airflow 2.10 chạy qua cụm 5 container Docker Compose. Mỗi task từ nạp HDFS, chạy Spark ETL, phân tích SQL, huấn luyện ML đến nạp CSDL đều được kiểm tra điều kiện tiên quyết và ghi nhận trạng thái 100% SUCCESS!"</w:t>
+              <w:t>"Để toàn bộ Data Pipeline 7 bước hoạt động tự động và ổn định, nhóm xây dựng DAG transfermarkt_bigdata_pipeline trên nền tảng Apache Airflow 2.10 chạy qua cụm 5 container Docker Compose. Mỗi task từ nạp HDFS, chạy Spark ETL, phân tích SQL, huấn luyện ML đến nạp CSDL đều được kiểm tra điều kiện tiên quyết và ghi nhận trạng thái 100% SUCCESS trong thời gian 2 phút 10 giây!"</w:t>
             </w:r>
           </w:p>
         </w:tc>
@@ -3692,7 +4001,8 @@
     </w:tbl>
     <w:p>
       <w:pPr>
-        <w:spacing w:before="40" w:after="40"/>
+        <w:spacing w:before="0" w:after="20" w:line="276" w:lineRule="auto"/>
+        <w:jc w:val="both"/>
       </w:pPr>
     </w:p>
     <w:tbl>
@@ -3710,16 +4020,16 @@
             <w:tcW w:type="dxa" w:w="9360"/>
             <w:shd w:fill="FFF8E7"/>
             <w:tcMar>
-              <w:top w:w="80" w:type="dxa"/>
-              <w:bottom w:w="80" w:type="dxa"/>
-              <w:left w:w="120" w:type="dxa"/>
+              <w:top w:w="70" w:type="dxa"/>
+              <w:bottom w:w="70" w:type="dxa"/>
+              <w:left w:w="100" w:type="dxa"/>
               <w:right w:w="100" w:type="dxa"/>
             </w:tcMar>
             <w:tcBorders>
-              <w:top w:val="single" w:sz="12" w:space="0" w:color="D97706"/>
-              <w:bottom w:val="single" w:sz="12" w:space="0" w:color="D97706"/>
-              <w:left w:val="single" w:sz="12" w:space="0" w:color="D97706"/>
-              <w:right w:val="single" w:sz="12" w:space="0" w:color="D97706"/>
+              <w:top w:val="single" w:sz="8" w:space="0" w:color="D97706"/>
+              <w:bottom w:val="single" w:sz="8" w:space="0" w:color="D97706"/>
+              <w:left w:val="single" w:sz="8" w:space="0" w:color="D97706"/>
+              <w:right w:val="single" w:sz="8" w:space="0" w:color="D97706"/>
             </w:tcBorders>
           </w:tcPr>
           <w:p>
@@ -3730,38 +4040,46 @@
               <w:rPr>
                 <w:rFonts w:ascii="Times New Roman" w:hAnsi="Times New Roman"/>
                 <w:b/>
+                <w:i w:val="0"/>
                 <w:color w:val="B45309"/>
-                <w:sz w:val="22"/>
+                <w:sz w:val="21"/>
+                <w:rFonts w:ascii="Times New Roman" w:hAnsi="Times New Roman" w:eastAsia="Times New Roman" w:cs="Times New Roman"/>
               </w:rPr>
-              <w:t>⚡ ĐIỂM KỸ THUẬT CẦN BẬT LÊN (KEY METRICS): ĐIỂM NHẤN CÔNG NGHỆ</w:t>
+              <w:t>[ĐIỂM NHẤN CÔNG NGHỆ BẮT BUỘC NÓI] ĐIỂM NHẤN CÔNG NGHỆ CẦN NÓI</w:t>
             </w:r>
           </w:p>
           <w:p>
             <w:pPr>
-              <w:spacing w:before="40" w:after="40" w:line="276" w:lineRule="auto"/>
-              <w:ind w:left="170"/>
+              <w:spacing w:before="20" w:after="40" w:line="276" w:lineRule="auto"/>
+              <w:jc w:val="both"/>
             </w:pPr>
             <w:r>
               <w:rPr>
                 <w:rFonts w:ascii="Times New Roman" w:hAnsi="Times New Roman"/>
+                <w:b w:val="0"/>
+                <w:i w:val="0"/>
                 <w:color w:val="222222"/>
-                <w:sz w:val="22"/>
+                <w:sz w:val="20"/>
+                <w:rFonts w:ascii="Times New Roman" w:hAnsi="Times New Roman" w:eastAsia="Times New Roman" w:cs="Times New Roman"/>
               </w:rPr>
-              <w:t>• Kafka Streaming: Topic football_transfers, port 9092, format JSON events, tổng giao dịch &gt; 707M EUR.</w:t>
+              <w:t>• Kafka Streaming: Topic football_transfers, port 9092, format JSON, tổng giá trị &gt; 707M EUR.</w:t>
             </w:r>
           </w:p>
           <w:p>
             <w:pPr>
-              <w:spacing w:before="40" w:after="40" w:line="276" w:lineRule="auto"/>
-              <w:ind w:left="170"/>
+              <w:spacing w:before="20" w:after="40" w:line="276" w:lineRule="auto"/>
+              <w:jc w:val="both"/>
             </w:pPr>
             <w:r>
               <w:rPr>
                 <w:rFonts w:ascii="Times New Roman" w:hAnsi="Times New Roman"/>
+                <w:b w:val="0"/>
+                <w:i w:val="0"/>
                 <w:color w:val="222222"/>
-                <w:sz w:val="22"/>
+                <w:sz w:val="20"/>
+                <w:rFonts w:ascii="Times New Roman" w:hAnsi="Times New Roman" w:eastAsia="Times New Roman" w:cs="Times New Roman"/>
               </w:rPr>
-              <w:t>• Apache Airflow 2.10 DAG: 7 tasks tuần tự (wait_for_raw_data &gt;&gt; ingest_to_hdfs &gt;&gt; spark_etl_cleaning &gt;&gt; spark_sql_analytics &gt;&gt; train_ml_models &gt;&gt; kafka_streaming_pipeline &gt;&gt; export_to_datamart_db) đạt 100% SUCCESS.</w:t>
+              <w:t>• Apache Airflow 2.10 DAG: 7 tasks tuần tự đạt 100% SUCCESS (wait_for_raw_data &gt;&gt; ingest_to_hdfs &gt;&gt; spark_etl &gt;&gt; spark_sql &gt;&gt; train_ml &gt;&gt; kafka &gt;&gt; export_db).</w:t>
             </w:r>
           </w:p>
         </w:tc>
@@ -3769,7 +4087,8 @@
     </w:tbl>
     <w:p>
       <w:pPr>
-        <w:spacing w:before="40" w:after="40"/>
+        <w:spacing w:before="0" w:after="20" w:line="276" w:lineRule="auto"/>
+        <w:jc w:val="both"/>
       </w:pPr>
     </w:p>
     <w:p>
@@ -3781,11 +4100,112 @@
         <w:rPr>
           <w:rFonts w:ascii="Times New Roman" w:hAnsi="Times New Roman"/>
           <w:b/>
+          <w:i w:val="0"/>
           <w:color w:val="0D766E"/>
-          <w:sz w:val="25"/>
+          <w:sz w:val="24"/>
+          <w:rFonts w:ascii="Times New Roman" w:hAnsi="Times New Roman" w:eastAsia="Times New Roman" w:cs="Times New Roman"/>
         </w:rPr>
-        <w:t>Phân đoạn 7: Serving Data Mart (SQLite) &amp; Kết luận (Thời lượng: 08:30 - 09:30 | Người nói: Nguyễn Thế Quang)</w:t>
+        <w:t>Phần 7: Serving Data Mart (SQLite) &amp; Kết luận (Thời lượng: 08:30 - 09:30 | Người nói: Nguyễn Thế Quang)</w:t>
       </w:r>
+    </w:p>
+    <w:tbl>
+      <w:tblPr>
+        <w:tblW w:type="auto" w:w="0"/>
+        <w:jc w:val="center"/>
+        <w:tblLook w:firstColumn="1" w:firstRow="1" w:lastColumn="0" w:lastRow="0" w:noHBand="0" w:noVBand="1" w:val="04A0"/>
+      </w:tblPr>
+      <w:tblGrid>
+        <w:gridCol w:w="9689"/>
+      </w:tblGrid>
+      <w:tr>
+        <w:tc>
+          <w:tcPr>
+            <w:tcW w:type="dxa" w:w="9360"/>
+            <w:shd w:fill="EEF2F6"/>
+            <w:tcMar>
+              <w:top w:w="60" w:type="dxa"/>
+              <w:bottom w:w="60" w:type="dxa"/>
+              <w:left w:w="100" w:type="dxa"/>
+              <w:right w:w="100" w:type="dxa"/>
+            </w:tcMar>
+            <w:tcBorders>
+              <w:top w:val="single" w:sz="8" w:space="0" w:color="1B365D"/>
+              <w:bottom w:val="single" w:sz="8" w:space="0" w:color="1B365D"/>
+              <w:left w:val="single" w:sz="8" w:space="0" w:color="1B365D"/>
+              <w:right w:val="single" w:sz="8" w:space="0" w:color="1B365D"/>
+            </w:tcBorders>
+          </w:tcPr>
+          <w:p>
+            <w:pPr>
+              <w:spacing w:before="0" w:after="40" w:line="276" w:lineRule="auto"/>
+            </w:pPr>
+            <w:r>
+              <w:rPr>
+                <w:rFonts w:ascii="Times New Roman" w:hAnsi="Times New Roman"/>
+                <w:b/>
+                <w:i w:val="0"/>
+                <w:color w:val="1B365D"/>
+                <w:sz w:val="19"/>
+                <w:rFonts w:ascii="Times New Roman" w:hAnsi="Times New Roman" w:eastAsia="Times New Roman" w:cs="Times New Roman"/>
+              </w:rPr>
+              <w:t>[ĐỊA CHỈ TRUY CẬP VÀ PHÂN HỆ GIAO DIỆN]</w:t>
+              <w:br/>
+            </w:r>
+            <w:r>
+              <w:rPr>
+                <w:rFonts w:ascii="Times New Roman" w:hAnsi="Times New Roman"/>
+                <w:b/>
+                <w:i w:val="0"/>
+                <w:color w:val="222222"/>
+                <w:sz w:val="20"/>
+                <w:rFonts w:ascii="Times New Roman" w:hAnsi="Times New Roman" w:eastAsia="Times New Roman" w:cs="Times New Roman"/>
+              </w:rPr>
+              <w:t xml:space="preserve">• Tên Tab trên Sidebar: </w:t>
+            </w:r>
+            <w:r>
+              <w:rPr>
+                <w:rFonts w:ascii="Times New Roman" w:hAnsi="Times New Roman"/>
+                <w:b/>
+                <w:i w:val="0"/>
+                <w:color w:val="0D766E"/>
+                <w:sz w:val="21"/>
+                <w:rFonts w:ascii="Times New Roman" w:hAnsi="Times New Roman" w:eastAsia="Times New Roman" w:cs="Times New Roman"/>
+              </w:rPr>
+              <w:t>"Truy vấn CSDL Data Mart"</w:t>
+              <w:br/>
+            </w:r>
+            <w:r>
+              <w:rPr>
+                <w:rFonts w:ascii="Times New Roman" w:hAnsi="Times New Roman"/>
+                <w:b/>
+                <w:i w:val="0"/>
+                <w:color w:val="222222"/>
+                <w:sz w:val="19"/>
+                <w:rFonts w:ascii="Times New Roman" w:hAnsi="Times New Roman" w:eastAsia="Times New Roman" w:cs="Times New Roman"/>
+              </w:rPr>
+              <w:t xml:space="preserve">• URL Web Dashboard: </w:t>
+            </w:r>
+            <w:r>
+              <w:rPr>
+                <w:rFonts w:ascii="Consolas" w:hAnsi="Consolas"/>
+                <w:b/>
+                <w:i w:val="0"/>
+                <w:color w:val="1B365D"/>
+                <w:sz w:val="18"/>
+                <w:rFonts w:ascii="Consolas" w:hAnsi="Consolas" w:eastAsia="Consolas" w:cs="Consolas"/>
+              </w:rPr>
+              <w:t>http://localhost:8501/?page=Truy+vấn+CSDL+Data+Mart</w:t>
+              <w:br/>
+            </w:r>
+          </w:p>
+        </w:tc>
+      </w:tr>
+    </w:tbl>
+    <w:p>
+      <w:pPr>
+        <w:spacing w:before="0" w:after="20" w:line="276" w:lineRule="auto"/>
+        <w:jc w:val="both"/>
+      </w:pPr>
     </w:p>
     <w:tbl>
       <w:tblPr>
@@ -3802,16 +4222,16 @@
             <w:tcW w:type="dxa" w:w="9360"/>
             <w:shd w:fill="F4F6F9"/>
             <w:tcMar>
-              <w:top w:w="80" w:type="dxa"/>
-              <w:bottom w:w="80" w:type="dxa"/>
-              <w:left w:w="120" w:type="dxa"/>
+              <w:top w:w="70" w:type="dxa"/>
+              <w:bottom w:w="70" w:type="dxa"/>
+              <w:left w:w="100" w:type="dxa"/>
               <w:right w:w="100" w:type="dxa"/>
             </w:tcMar>
             <w:tcBorders>
-              <w:top w:val="single" w:sz="12" w:space="0" w:color="1B365D"/>
-              <w:bottom w:val="single" w:sz="12" w:space="0" w:color="1B365D"/>
-              <w:left w:val="single" w:sz="12" w:space="0" w:color="1B365D"/>
-              <w:right w:val="single" w:sz="12" w:space="0" w:color="1B365D"/>
+              <w:top w:val="single" w:sz="8" w:space="0" w:color="1B365D"/>
+              <w:bottom w:val="single" w:sz="8" w:space="0" w:color="1B365D"/>
+              <w:left w:val="single" w:sz="8" w:space="0" w:color="1B365D"/>
+              <w:right w:val="single" w:sz="8" w:space="0" w:color="1B365D"/>
             </w:tcBorders>
           </w:tcPr>
           <w:p>
@@ -3822,38 +4242,46 @@
               <w:rPr>
                 <w:rFonts w:ascii="Times New Roman" w:hAnsi="Times New Roman"/>
                 <w:b/>
+                <w:i w:val="0"/>
                 <w:color w:val="1B365D"/>
-                <w:sz w:val="22"/>
+                <w:sz w:val="21"/>
+                <w:rFonts w:ascii="Times New Roman" w:hAnsi="Times New Roman" w:eastAsia="Times New Roman" w:cs="Times New Roman"/>
               </w:rPr>
-              <w:t>🖱️ THAO TÁC TRÊN GIAO DIỆN (ACTION): THAO TÁC MÀN HÌNH</w:t>
+              <w:t>[THAO TÁC MÀN HÌNH &amp; CHUỘT] HÀNH ĐỘNG THAO TÁC MÀN HÌNH</w:t>
             </w:r>
           </w:p>
           <w:p>
             <w:pPr>
-              <w:spacing w:before="40" w:after="40" w:line="276" w:lineRule="auto"/>
-              <w:ind w:left="170"/>
+              <w:spacing w:before="20" w:after="40" w:line="276" w:lineRule="auto"/>
+              <w:jc w:val="both"/>
             </w:pPr>
             <w:r>
               <w:rPr>
                 <w:rFonts w:ascii="Times New Roman" w:hAnsi="Times New Roman"/>
+                <w:b w:val="0"/>
+                <w:i w:val="0"/>
                 <w:color w:val="222222"/>
-                <w:sz w:val="22"/>
+                <w:sz w:val="20"/>
+                <w:rFonts w:ascii="Times New Roman" w:hAnsi="Times New Roman" w:eastAsia="Times New Roman" w:cs="Times New Roman"/>
               </w:rPr>
-              <w:t>1. Nhấp chọn trang: '10. Cơ sở dữ liệu Data Mart'.</w:t>
+              <w:t>1. Click chọn menu: 'Truy vấn CSDL Data Mart'.</w:t>
             </w:r>
           </w:p>
           <w:p>
             <w:pPr>
-              <w:spacing w:before="40" w:after="40" w:line="276" w:lineRule="auto"/>
-              <w:ind w:left="170"/>
+              <w:spacing w:before="20" w:after="40" w:line="276" w:lineRule="auto"/>
+              <w:jc w:val="both"/>
             </w:pPr>
             <w:r>
               <w:rPr>
                 <w:rFonts w:ascii="Times New Roman" w:hAnsi="Times New Roman"/>
+                <w:b w:val="0"/>
+                <w:i w:val="0"/>
                 <w:color w:val="222222"/>
-                <w:sz w:val="22"/>
+                <w:sz w:val="20"/>
+                <w:rFonts w:ascii="Times New Roman" w:hAnsi="Times New Roman" w:eastAsia="Times New Roman" w:cs="Times New Roman"/>
               </w:rPr>
-              <w:t>2. Tại dropdown truy vấn mẫu, chọn: 'Top 10 cầu thủ có giá trị cao nhất' và bấm chạy truy vấn. Bảng kết quả trả về tức thì &lt; 10ms.</w:t>
+              <w:t>2. Tại ô dropdown chọn câu truy vấn mẫu, chọn: 'Top 10 cầu thủ có giá trị cao nhất' và bấm nút 'Thực thi truy vấn SQL'. Bảng kết quả trả về tức thì dưới 10ms.</w:t>
             </w:r>
           </w:p>
         </w:tc>
@@ -3861,7 +4289,8 @@
     </w:tbl>
     <w:p>
       <w:pPr>
-        <w:spacing w:before="40" w:after="40"/>
+        <w:spacing w:before="0" w:after="20" w:line="276" w:lineRule="auto"/>
+        <w:jc w:val="both"/>
       </w:pPr>
     </w:p>
     <w:tbl>
@@ -3879,16 +4308,16 @@
             <w:tcW w:type="dxa" w:w="9360"/>
             <w:shd w:fill="E6F4F1"/>
             <w:tcMar>
-              <w:top w:w="80" w:type="dxa"/>
-              <w:bottom w:w="80" w:type="dxa"/>
-              <w:left w:w="120" w:type="dxa"/>
+              <w:top w:w="70" w:type="dxa"/>
+              <w:bottom w:w="70" w:type="dxa"/>
+              <w:left w:w="100" w:type="dxa"/>
               <w:right w:w="100" w:type="dxa"/>
             </w:tcMar>
             <w:tcBorders>
-              <w:top w:val="single" w:sz="12" w:space="0" w:color="0D766E"/>
-              <w:bottom w:val="single" w:sz="12" w:space="0" w:color="0D766E"/>
-              <w:left w:val="single" w:sz="12" w:space="0" w:color="0D766E"/>
-              <w:right w:val="single" w:sz="12" w:space="0" w:color="0D766E"/>
+              <w:top w:val="single" w:sz="8" w:space="0" w:color="0D766E"/>
+              <w:bottom w:val="single" w:sz="8" w:space="0" w:color="0D766E"/>
+              <w:left w:val="single" w:sz="8" w:space="0" w:color="0D766E"/>
+              <w:right w:val="single" w:sz="8" w:space="0" w:color="0D766E"/>
             </w:tcBorders>
           </w:tcPr>
           <w:p>
@@ -3899,55 +4328,63 @@
               <w:rPr>
                 <w:rFonts w:ascii="Times New Roman" w:hAnsi="Times New Roman"/>
                 <w:b/>
+                <w:i w:val="0"/>
                 <w:color w:val="0D766E"/>
-                <w:sz w:val="22"/>
+                <w:sz w:val="21"/>
+                <w:rFonts w:ascii="Times New Roman" w:hAnsi="Times New Roman" w:eastAsia="Times New Roman" w:cs="Times New Roman"/>
               </w:rPr>
-              <w:t>🗣️ LỜI THOẠI THUYẾT TRÌNH MẪU: LỜI THOẠI THUYẾT TRÌNH</w:t>
+              <w:t>[LỜI THOẠI THUYẾT TRÌNH MẪU] LỜI THOẠI THUYẾT TRÌNH MẪU</w:t>
             </w:r>
           </w:p>
           <w:p>
             <w:pPr>
-              <w:spacing w:before="40" w:after="40" w:line="276" w:lineRule="auto"/>
-              <w:ind w:left="170"/>
+              <w:spacing w:before="20" w:after="40" w:line="276" w:lineRule="auto"/>
+              <w:jc w:val="both"/>
             </w:pPr>
             <w:r>
               <w:rPr>
                 <w:rFonts w:ascii="Times New Roman" w:hAnsi="Times New Roman"/>
+                <w:b w:val="0"/>
                 <w:i/>
                 <w:color w:val="222222"/>
-                <w:sz w:val="22"/>
+                <w:sz w:val="20"/>
+                <w:rFonts w:ascii="Times New Roman" w:hAnsi="Times New Roman" w:eastAsia="Times New Roman" w:cs="Times New Roman"/>
               </w:rPr>
-              <w:t>"Cuối cùng là Tầng phục vụ Serving Layer. Toàn bộ dữ liệu sạch sau tính toán phân tán được module load_to_database.py nạp vào CSDL Data Mart SQLite football_analytics.db gồm 5 bảng quan hệ được đánh chỉ mục tối ưu."</w:t>
+              <w:t>"Cuối cùng là Tầng phục vụ Serving Layer. Toàn bộ dữ liệu sạch sau tính toán phân tán được module load_to_database.py nạp vào CSDL Data Mart SQLite football_analytics.db gồm 5 bảng quan hệ được đánh chỉ mục tối ưu, giúp Web phản hồi tức thì dưới 10ms mà không gây nghẽn tài nguyên cụm Spark."</w:t>
             </w:r>
           </w:p>
           <w:p>
             <w:pPr>
-              <w:spacing w:before="40" w:after="40" w:line="276" w:lineRule="auto"/>
-              <w:ind w:left="170"/>
+              <w:spacing w:before="20" w:after="40" w:line="276" w:lineRule="auto"/>
+              <w:jc w:val="both"/>
             </w:pPr>
             <w:r>
               <w:rPr>
                 <w:rFonts w:ascii="Times New Roman" w:hAnsi="Times New Roman"/>
+                <w:b w:val="0"/>
                 <w:i/>
                 <w:color w:val="222222"/>
-                <w:sz w:val="22"/>
+                <w:sz w:val="20"/>
+                <w:rFonts w:ascii="Times New Roman" w:hAnsi="Times New Roman" w:eastAsia="Times New Roman" w:cs="Times New Roman"/>
               </w:rPr>
-              <w:t>"Nhờ tầng Serving này, khi người dùng thao tác trên Dashboard, các câu lệnh SQL được phản hồi dưới 10 mili-giây, giúp trải nghiệm người dùng mượt mà tuyệt đối mà không cần phải gọi lại một Spark Job cồng kềnh tiêu tốn tài nguyên."</w:t>
+              <w:t>"Tóm lại, đồ án của Nhóm 5 đã vận dụng đầy đủ và xuất sắc 5 trụ cột công nghệ Big Data: Hadoop HDFS, Apache Spark, Apache Kafka, Apache Airflow và Machine Learning. Hệ thống hoạt động trơn tru 100%, có khả năng tái hiện hoàn toàn và mang lại giá trị ứng dụng thực tiễn cao."</w:t>
             </w:r>
           </w:p>
           <w:p>
             <w:pPr>
-              <w:spacing w:before="40" w:after="40" w:line="276" w:lineRule="auto"/>
-              <w:ind w:left="170"/>
+              <w:spacing w:before="20" w:after="40" w:line="276" w:lineRule="auto"/>
+              <w:jc w:val="both"/>
             </w:pPr>
             <w:r>
               <w:rPr>
                 <w:rFonts w:ascii="Times New Roman" w:hAnsi="Times New Roman"/>
+                <w:b w:val="0"/>
                 <w:i/>
                 <w:color w:val="222222"/>
-                <w:sz w:val="22"/>
+                <w:sz w:val="20"/>
+                <w:rFonts w:ascii="Times New Roman" w:hAnsi="Times New Roman" w:eastAsia="Times New Roman" w:cs="Times New Roman"/>
               </w:rPr>
-              <w:t>"Tổng kết lại, đồ án của nhóm 5 đã xây dựng thành công một giải pháp Big Data toàn diện từ thu thập, lưu trữ HDFS, xử lý phân tán Spark, streaming Kafka, điều phối Airflow đến trực quan hóa và khai thác thương mại Machine Learning. Toàn bộ mã nguồn và báo cáo đã được lưu trữ công khai trên GitHub. Nhóm chúng em xin chân thành cảm ơn Thầy Huỳnh Thái Học đã tận tình hướng dẫn trong suốt học phần! Chúng em xin phép được lắng nghe ý kiến đóng góp và câu hỏi phản biện từ Quý Thầy Cô!"</w:t>
+              <w:t>"Nhóm em xin chân thành cảm ơn Thầy Huỳnh Thái Học và Hội đồng đã chú ý lắng nghe. Chúng em xin sẵn sàng bước vào phần trả lời câu hỏi phản biện của Thầy Cô!"</w:t>
             </w:r>
           </w:p>
         </w:tc>
@@ -3955,84 +4392,8 @@
     </w:tbl>
     <w:p>
       <w:pPr>
-        <w:spacing w:before="40" w:after="40"/>
-      </w:pPr>
-    </w:p>
-    <w:tbl>
-      <w:tblPr>
-        <w:tblW w:type="auto" w:w="0"/>
-        <w:jc w:val="center"/>
-        <w:tblLook w:firstColumn="1" w:firstRow="1" w:lastColumn="0" w:lastRow="0" w:noHBand="0" w:noVBand="1" w:val="04A0"/>
-      </w:tblPr>
-      <w:tblGrid>
-        <w:gridCol w:w="9689"/>
-      </w:tblGrid>
-      <w:tr>
-        <w:tc>
-          <w:tcPr>
-            <w:tcW w:type="dxa" w:w="9360"/>
-            <w:shd w:fill="FFF8E7"/>
-            <w:tcMar>
-              <w:top w:w="80" w:type="dxa"/>
-              <w:bottom w:w="80" w:type="dxa"/>
-              <w:left w:w="120" w:type="dxa"/>
-              <w:right w:w="100" w:type="dxa"/>
-            </w:tcMar>
-            <w:tcBorders>
-              <w:top w:val="single" w:sz="12" w:space="0" w:color="D97706"/>
-              <w:bottom w:val="single" w:sz="12" w:space="0" w:color="D97706"/>
-              <w:left w:val="single" w:sz="12" w:space="0" w:color="D97706"/>
-              <w:right w:val="single" w:sz="12" w:space="0" w:color="D97706"/>
-            </w:tcBorders>
-          </w:tcPr>
-          <w:p>
-            <w:pPr>
-              <w:spacing w:before="0" w:after="60" w:line="276" w:lineRule="auto"/>
-            </w:pPr>
-            <w:r>
-              <w:rPr>
-                <w:rFonts w:ascii="Times New Roman" w:hAnsi="Times New Roman"/>
-                <w:b/>
-                <w:color w:val="B45309"/>
-                <w:sz w:val="22"/>
-              </w:rPr>
-              <w:t>⚡ ĐIỂM KỸ THUẬT CẦN BẬT LÊN (KEY METRICS): ĐIỂM NHẤN CÔNG NGHỆ</w:t>
-            </w:r>
-          </w:p>
-          <w:p>
-            <w:pPr>
-              <w:spacing w:before="40" w:after="40" w:line="276" w:lineRule="auto"/>
-              <w:ind w:left="170"/>
-            </w:pPr>
-            <w:r>
-              <w:rPr>
-                <w:rFonts w:ascii="Times New Roman" w:hAnsi="Times New Roman"/>
-                <w:color w:val="222222"/>
-                <w:sz w:val="22"/>
-              </w:rPr>
-              <w:t>• Serving Data Mart: football_analytics.db gồm 5 bảng (dim_players, fact_top15, fact_position, fact_country, fact_transfer_events).</w:t>
-            </w:r>
-          </w:p>
-          <w:p>
-            <w:pPr>
-              <w:spacing w:before="40" w:after="40" w:line="276" w:lineRule="auto"/>
-              <w:ind w:left="170"/>
-            </w:pPr>
-            <w:r>
-              <w:rPr>
-                <w:rFonts w:ascii="Times New Roman" w:hAnsi="Times New Roman"/>
-                <w:color w:val="222222"/>
-                <w:sz w:val="22"/>
-              </w:rPr>
-              <w:t>• Độ trễ truy vấn: Dưới 10 mili-giây (&lt; 10ms), giải phóng tải cho cụm Spark.</w:t>
-            </w:r>
-          </w:p>
-        </w:tc>
-      </w:tr>
-    </w:tbl>
-    <w:p>
-      <w:pPr>
-        <w:spacing w:before="40" w:after="40"/>
+        <w:spacing w:before="0" w:after="20" w:line="276" w:lineRule="auto"/>
+        <w:jc w:val="both"/>
       </w:pPr>
     </w:p>
     <w:p>
@@ -4044,15 +4405,34 @@
         <w:rPr>
           <w:rFonts w:ascii="Times New Roman" w:hAnsi="Times New Roman"/>
           <w:b/>
+          <w:i w:val="0"/>
           <w:color w:val="1B365D"/>
-          <w:sz w:val="28"/>
+          <w:sz w:val="27"/>
+          <w:rFonts w:ascii="Times New Roman" w:hAnsi="Times New Roman" w:eastAsia="Times New Roman" w:cs="Times New Roman"/>
         </w:rPr>
-        <w:t>4. Bộ câu hỏi phản biện thường gặp của Hội đồng &amp; Câu trả lời ăn điểm tuyệt đối (Top 5 Q&amp;A Cheat Sheet)</w:t>
+        <w:t>3. Bộ câu hỏi phản biện thường gặp của Hội đồng &amp; Câu trả lời ăn điểm tuyệt đối (Top 5 Q&amp;A)</w:t>
       </w:r>
     </w:p>
     <w:p>
       <w:pPr>
-        <w:spacing w:before="0" w:after="60" w:line="288" w:lineRule="auto"/>
+        <w:spacing w:before="120" w:after="40" w:line="276" w:lineRule="auto"/>
+        <w:jc w:val="both"/>
+      </w:pPr>
+      <w:r>
+        <w:rPr>
+          <w:rFonts w:ascii="Times New Roman" w:hAnsi="Times New Roman"/>
+          <w:b/>
+          <w:i w:val="0"/>
+          <w:color w:val="1B365D"/>
+          <w:sz w:val="22"/>
+          <w:rFonts w:ascii="Times New Roman" w:hAnsi="Times New Roman" w:eastAsia="Times New Roman" w:cs="Times New Roman"/>
+        </w:rPr>
+        <w:t>Câu 1: Tại sao đề tài lại dùng thêm SQLite mà không cho Web Dashboard truy vấn trực tiếp từ Spark hoặc HDFS?</w:t>
+      </w:r>
+    </w:p>
+    <w:p>
+      <w:pPr>
+        <w:spacing w:before="0" w:after="120" w:line="276" w:lineRule="auto"/>
         <w:jc w:val="both"/>
       </w:pPr>
       <w:r>
@@ -4061,14 +4441,15 @@
           <w:b w:val="0"/>
           <w:i w:val="0"/>
           <w:color w:val="222222"/>
-          <w:sz w:val="24"/>
+          <w:sz w:val="21"/>
+          <w:rFonts w:ascii="Times New Roman" w:hAnsi="Times New Roman" w:eastAsia="Times New Roman" w:cs="Times New Roman"/>
         </w:rPr>
-        <w:t>Khi bước vào phần hỏi đáp (Q&amp;A), các thầy cô trong Hội đồng thường xoay quanh 5 câu hỏi kinh điển về bản chất kỹ thuật Big Data. Dưới đây là câu trả lời mẫu sắc bén nhất:</w:t>
+        <w:t>Thưa Thầy, đây là nguyên lý cốt lõi của kiến trúc phân tầng Lambda Architecture (Serving Layer). Hadoop HDFS và Spark được thiết kế cho Batch Layer nhằm tính toán xử lý dữ liệu quy mô lớn (hàng triệu bản ghi). Nếu mỗi lần người dùng click trên Web lại kích hoạt một Spark Job thì độ trễ sẽ mất từ 5 đến 30 giây để khởi tạo JVM và Driver, khiến ứng dụng web bị đơ. Do đó, Spark thực hiện tính toán trước (Pre-computing) và xuất dữ liệu sạch vào CSDL Serving Data Mart (SQLite) được đánh chỉ mục tối ưu, giúp Web phản hồi tức thì dưới 10ms mà không gây nghẽn tài nguyên cụm.</w:t>
       </w:r>
     </w:p>
     <w:p>
       <w:pPr>
-        <w:spacing w:before="120" w:after="40" w:line="288" w:lineRule="auto"/>
+        <w:spacing w:before="120" w:after="40" w:line="276" w:lineRule="auto"/>
         <w:jc w:val="both"/>
       </w:pPr>
       <w:r>
@@ -4077,14 +4458,15 @@
           <w:b/>
           <w:i w:val="0"/>
           <w:color w:val="1B365D"/>
-          <w:sz w:val="23"/>
+          <w:sz w:val="22"/>
+          <w:rFonts w:ascii="Times New Roman" w:hAnsi="Times New Roman" w:eastAsia="Times New Roman" w:cs="Times New Roman"/>
         </w:rPr>
-        <w:t>Câu 1: Tại sao đề tài lại dùng thêm SQLite mà không cho Web Dashboard truy vấn trực tiếp từ Spark hoặc HDFS?</w:t>
+        <w:t>Câu 2: Dữ liệu 872 MB có thực sự cần đến Big Data (Hadoop/Spark) không hay chỉ cần Pandas là đủ?</w:t>
       </w:r>
     </w:p>
     <w:p>
       <w:pPr>
-        <w:spacing w:before="0" w:after="120" w:line="288" w:lineRule="auto"/>
+        <w:spacing w:before="0" w:after="120" w:line="276" w:lineRule="auto"/>
         <w:jc w:val="both"/>
       </w:pPr>
       <w:r>
@@ -4093,14 +4475,15 @@
           <w:b w:val="0"/>
           <w:i w:val="0"/>
           <w:color w:val="222222"/>
-          <w:sz w:val="22"/>
+          <w:sz w:val="21"/>
+          <w:rFonts w:ascii="Times New Roman" w:hAnsi="Times New Roman" w:eastAsia="Times New Roman" w:cs="Times New Roman"/>
         </w:rPr>
-        <w:t>Thưa Thầy, đây là nguyên lý cốt lõi của kiến trúc phân tầng Lambda Architecture (Serving Layer). Hadoop HDFS và Spark được thiết kế cho Batch Layer nhằm tính toán xử lý dữ liệu quy mô lớn (hàng triệu bản ghi). Nếu mỗi lần người dùng click trên Web lại kích hoạt một Spark Job thì độ trễ sẽ mất từ 5 đến 30 giây để khởi tạo JVM và Driver, khiến ứng dụng web bị đơ. Do đó, Spark thực hiện tính toán trước (Pre-computing) và xuất dữ liệu sạch vào CSDL Serving Data Mart (SQLite / Relational DB) được đánh chỉ mục tối ưu, giúp Web phản hồi tức thì dưới 10ms mà không gây nghẽn tài nguyên cụm.</w:t>
+        <w:t>Thưa Thầy, dữ liệu Transfermarkt của nhóm gồm 12 bảng với hơn 7.49 triệu bản ghi, trong đó bảng game_lineups.csv có gần 3.2 triệu dòng. Khi chạy benchmark thực tế trên cùng một máy tính, Pandas mất hơn 12.45 giây trên 1 core CPU, trong khi PySpark chia 16 phân vùng chạy song song trên 16 cores chỉ mất 0.78 giây (nhanh gấp 16 lần). Quan trọng hơn, kiến trúc này được thiết kế theo khả năng mở rộng ngang (Horizontal Scalability), nghĩa là khi bổ sung thêm dữ liệu các mùa giải mới lên 10 triệu hay 50 triệu dòng, hệ thống chỉ cần thêm DataNode mà không phải viết lại mã nguồn.</w:t>
       </w:r>
     </w:p>
     <w:p>
       <w:pPr>
-        <w:spacing w:before="120" w:after="40" w:line="288" w:lineRule="auto"/>
+        <w:spacing w:before="120" w:after="40" w:line="276" w:lineRule="auto"/>
         <w:jc w:val="both"/>
       </w:pPr>
       <w:r>
@@ -4109,14 +4492,15 @@
           <w:b/>
           <w:i w:val="0"/>
           <w:color w:val="1B365D"/>
-          <w:sz w:val="23"/>
+          <w:sz w:val="22"/>
+          <w:rFonts w:ascii="Times New Roman" w:hAnsi="Times New Roman" w:eastAsia="Times New Roman" w:cs="Times New Roman"/>
         </w:rPr>
-        <w:t>Câu 2: Dữ liệu 872 MB có thực sự cần đến Big Data (Hadoop/Spark) không hay chỉ cần Pandas là đủ?</w:t>
+        <w:t>Câu 3: Tại sao nhóm lại chọn k=3 cho phân cụm K-Means mà không phải k=4 hay k=5?</w:t>
       </w:r>
     </w:p>
     <w:p>
       <w:pPr>
-        <w:spacing w:before="0" w:after="120" w:line="288" w:lineRule="auto"/>
+        <w:spacing w:before="0" w:after="120" w:line="276" w:lineRule="auto"/>
         <w:jc w:val="both"/>
       </w:pPr>
       <w:r>
@@ -4125,14 +4509,15 @@
           <w:b w:val="0"/>
           <w:i w:val="0"/>
           <w:color w:val="222222"/>
-          <w:sz w:val="22"/>
+          <w:sz w:val="21"/>
+          <w:rFonts w:ascii="Times New Roman" w:hAnsi="Times New Roman" w:eastAsia="Times New Roman" w:cs="Times New Roman"/>
         </w:rPr>
-        <w:t>Thưa Thầy, dữ liệu Transfermarkt của nhóm gồm 12 bảng với hơn 7.49 triệu bản ghi, trong đó bảng game_lineups.csv có gần 3.2 triệu dòng. Khi chạy benchmark thực tế trên cùng một máy tính, Pandas mất hơn 12.45 giây trên 1 core CPU, trong khi PySpark chia 16 phân vùng chạy song song trên 16 cores chỉ mất 0.78 giây (nhanh gấp 16 lần). Quan trọng hơn, kiến trúc này được thiết kế theo khả năng mở rộng ngang (Horizontal Scalability), nghĩa là khi bổ sung thêm dữ liệu các mùa giải mới lên 10 triệu hay 50 triệu dòng, hệ thống chỉ cần thêm DataNode mà không phải viết lại mã nguồn.</w:t>
+        <w:t>Thưa Thầy, nhóm em chọn k=3 dựa trên cơ sở khoa học định lượng kết hợp với nghiệp vụ thực tế. Về mặt toán học, nhóm đã thực nghiệm phân tích Silhouette Score với k chạy từ 2 đến 6. Kết quả với k=3 đạt hệ số cao nhất là 0.6429, chứng tỏ các cụm có độ cô lập và gắn kết tối ưu nhất. Về mặt nghiệp vụ bóng đá, k=3 tương ứng hoàn hảo với 3 phân khúc thị trường: Siêu sao thế giới (World-Class Stars), Cầu thủ trụ cột giải VĐQG hàng đầu, và Cầu thủ trẻ tiềm năng / giải đấu phổ thông.</w:t>
       </w:r>
     </w:p>
     <w:p>
       <w:pPr>
-        <w:spacing w:before="120" w:after="40" w:line="288" w:lineRule="auto"/>
+        <w:spacing w:before="120" w:after="40" w:line="276" w:lineRule="auto"/>
         <w:jc w:val="both"/>
       </w:pPr>
       <w:r>
@@ -4141,14 +4526,15 @@
           <w:b/>
           <w:i w:val="0"/>
           <w:color w:val="1B365D"/>
-          <w:sz w:val="23"/>
+          <w:sz w:val="22"/>
+          <w:rFonts w:ascii="Times New Roman" w:hAnsi="Times New Roman" w:eastAsia="Times New Roman" w:cs="Times New Roman"/>
         </w:rPr>
-        <w:t>Câu 3: Tại sao nhóm lại chọn k=3 cho phân cụm K-Means mà không phải k=4 hay k=5?</w:t>
+        <w:t>Câu 4: Tại sao biến giá trị thị trường lại phải biến đổi log1p(y) trong mô hình Random Forest?</w:t>
       </w:r>
     </w:p>
     <w:p>
       <w:pPr>
-        <w:spacing w:before="0" w:after="120" w:line="288" w:lineRule="auto"/>
+        <w:spacing w:before="0" w:after="120" w:line="276" w:lineRule="auto"/>
         <w:jc w:val="both"/>
       </w:pPr>
       <w:r>
@@ -4157,14 +4543,15 @@
           <w:b w:val="0"/>
           <w:i w:val="0"/>
           <w:color w:val="222222"/>
-          <w:sz w:val="22"/>
+          <w:sz w:val="21"/>
+          <w:rFonts w:ascii="Times New Roman" w:hAnsi="Times New Roman" w:eastAsia="Times New Roman" w:cs="Times New Roman"/>
         </w:rPr>
-        <w:t>Thưa Thầy, nhóm em chọn k=3 dựa trên cơ sở khoa học định lượng kết hợp với nghiệp vụ thực tế. Về mặt toán học, nhóm đã thực nghiệm phân tích Silhouette Score với k chạy từ 2 đến 6. Kết quả với k=3 đạt hệ số cao nhất là 0.6429, chứng tỏ các cụm có độ cô lập và gắn kết tối ưu nhất. Về mặt nghiệp vụ bóng đá, k=3 tương ứng hoàn hảo với 3 phân khúc thị trường: Siêu sao thế giới (World-Class Stars), Cầu thủ trụ cột giải VĐQG hàng đầu, và Cầu thủ trẻ tiềm năng / giải đấu phổ thông.</w:t>
+        <w:t>Thưa Thầy, trong kinh tế bóng đá, phân phối giá trị cầu thủ bị lệch phải (Right-skewness) cực kỳ nặng nề: hơn 80% cầu thủ có giá dưới 5 triệu EUR, nhưng một số ít siêu sao có giá lên tới 180 - 200 triệu EUR. Nếu huấn luyện trực tiếp trên thang đo tuyến tính, hàm mất mát (MSE) sẽ bị các siêu sao chi phối hoàn toàn, dẫn đến mô hình dự đoán rất tệ ở nhóm cầu thủ phổ thông. Phép biến đổi log1p(y) = ln(1 + y) giúp nén thang đo về dạng gần phân phối chuẩn, giúp mô hình học cân bằng trên mọi phân khúc và nâng điểm R2 từ dưới 60% lên đạt 84.68%.</w:t>
       </w:r>
     </w:p>
     <w:p>
       <w:pPr>
-        <w:spacing w:before="120" w:after="40" w:line="288" w:lineRule="auto"/>
+        <w:spacing w:before="120" w:after="40" w:line="276" w:lineRule="auto"/>
         <w:jc w:val="both"/>
       </w:pPr>
       <w:r>
@@ -4173,14 +4560,15 @@
           <w:b/>
           <w:i w:val="0"/>
           <w:color w:val="1B365D"/>
-          <w:sz w:val="23"/>
+          <w:sz w:val="22"/>
+          <w:rFonts w:ascii="Times New Roman" w:hAnsi="Times New Roman" w:eastAsia="Times New Roman" w:cs="Times New Roman"/>
         </w:rPr>
-        <w:t>Câu 4: Tại sao biến giá trị thị trường lại phải biến đổi log1p(x) trong mô hình Random Forest?</w:t>
+        <w:t>Câu 5: Apache Kafka trong đề tài đóng vai trò gì và dữ liệu streaming đi về đâu?</w:t>
       </w:r>
     </w:p>
     <w:p>
       <w:pPr>
-        <w:spacing w:before="0" w:after="120" w:line="288" w:lineRule="auto"/>
+        <w:spacing w:before="0" w:after="120" w:line="276" w:lineRule="auto"/>
         <w:jc w:val="both"/>
       </w:pPr>
       <w:r>
@@ -4189,39 +4577,8 @@
           <w:b w:val="0"/>
           <w:i w:val="0"/>
           <w:color w:val="222222"/>
-          <w:sz w:val="22"/>
-        </w:rPr>
-        <w:t>Thưa Thầy, trong kinh tế bóng đá, phân phối giá trị cầu thủ bị lệch phải (Right-skewness) cực kỳ nặng nề: hơn 80% cầu thủ có giá dưới 5 triệu EUR, nhưng một số ít siêu sao có giá lên tới 180 - 200 triệu EUR. Nếu huấn luyện trực tiếp trên thang đo tuyến tính, hàm mất mát (MSE) sẽ bị các siêu sao chi phối hoàn toàn, dẫn đến mô hình dự đoán rất tệ ở nhóm cầu thủ phổ thông. Phép biến đổi log1p(y) = ln(1 + y) giúp nén thang đo về dạng gần phân phối chuẩn, giúp mô hình học cân bằng trên mọi phân khúc và nâng điểm R² từ dưới 60% lên đạt 84.68%.</w:t>
-      </w:r>
-    </w:p>
-    <w:p>
-      <w:pPr>
-        <w:spacing w:before="120" w:after="40" w:line="288" w:lineRule="auto"/>
-        <w:jc w:val="both"/>
-      </w:pPr>
-      <w:r>
-        <w:rPr>
-          <w:rFonts w:ascii="Times New Roman" w:hAnsi="Times New Roman"/>
-          <w:b/>
-          <w:i w:val="0"/>
-          <w:color w:val="1B365D"/>
-          <w:sz w:val="23"/>
-        </w:rPr>
-        <w:t>Câu 5: Apache Kafka trong đề tài đóng vai trò gì và dữ liệu streaming đi về đâu?</w:t>
-      </w:r>
-    </w:p>
-    <w:p>
-      <w:pPr>
-        <w:spacing w:before="0" w:after="120" w:line="288" w:lineRule="auto"/>
-        <w:jc w:val="both"/>
-      </w:pPr>
-      <w:r>
-        <w:rPr>
-          <w:rFonts w:ascii="Times New Roman" w:hAnsi="Times New Roman"/>
-          <w:b w:val="0"/>
-          <w:i w:val="0"/>
-          <w:color w:val="222222"/>
-          <w:sz w:val="22"/>
+          <w:sz w:val="21"/>
+          <w:rFonts w:ascii="Times New Roman" w:hAnsi="Times New Roman" w:eastAsia="Times New Roman" w:cs="Times New Roman"/>
         </w:rPr>
         <w:t>Thưa Thầy, Apache Kafka đóng vai trò là Message Broker trong tầng xử lý luồng (Speed Layer). Dữ liệu lịch sử được Spark xử lý theo mẻ, nhưng thị trường chuyển nhượng liên tục có các thông tin giao dịch đột xuất (Breaking News). Khi đó, Producer phát sóng bản tin JSON qua topic football_transfers cổng 9092, Consumer lắng nghe, bóc tách và đẩy trực tiếp vào Serving Data Mart để cập nhật tức thì lên Dashboard, giúp người dùng nắm bắt dòng tiền thời gian thực mà không phải chạy lại toàn bộ mẻ dữ liệu lịch sử 872 MB.</w:t>
       </w:r>
@@ -4235,15 +4592,17 @@
         <w:rPr>
           <w:rFonts w:ascii="Times New Roman" w:hAnsi="Times New Roman"/>
           <w:b/>
+          <w:i w:val="0"/>
           <w:color w:val="1B365D"/>
-          <w:sz w:val="28"/>
+          <w:sz w:val="27"/>
+          <w:rFonts w:ascii="Times New Roman" w:hAnsi="Times New Roman" w:eastAsia="Times New Roman" w:cs="Times New Roman"/>
         </w:rPr>
-        <w:t>5. Năm lời khuyên vàng để nhóm đạt điểm 10 tuyệt đối khi bảo vệ</w:t>
+        <w:t>4. Năm lời khuyên vàng để nhóm đạt điểm 10 tuyệt đối khi bảo vệ</w:t>
       </w:r>
     </w:p>
     <w:p>
       <w:pPr>
-        <w:spacing w:before="20" w:after="60" w:line="288" w:lineRule="auto"/>
+        <w:spacing w:before="20" w:after="60" w:line="276" w:lineRule="auto"/>
         <w:jc w:val="both"/>
       </w:pPr>
       <w:r>
@@ -4252,14 +4611,15 @@
           <w:b w:val="0"/>
           <w:i w:val="0"/>
           <w:color w:val="222222"/>
-          <w:sz w:val="22"/>
+          <w:sz w:val="21"/>
+          <w:rFonts w:ascii="Times New Roman" w:hAnsi="Times New Roman" w:eastAsia="Times New Roman" w:cs="Times New Roman"/>
         </w:rPr>
-        <w:t>• Mẹo 1: Tập trung vào tính năng thực tế, không đọc chữ trên màn hình: Hãy thao tác chuột liên tục theo nhịp điệu lời nói. Khi nói đến Spark, chuyển sang tab Benchmark; khi nói đến ML, chọn cầu thủ Haaland/Yamal để số liệu nhảy ngay lập tức.</w:t>
+        <w:t>• Lời khuyên 1: Thao tác chuột nhịp nhàng theo lời nói: Người ngồi máy tính chuyển tab trước 3 giây khi người thuyết trình bắt đầu nói về phân hệ đó. Khi nói đến Spark, chuyển sang Benchmark; khi nói đến ML, chọn cầu thủ Haaland/Yamal để số liệu nhảy ngay lập tức.</w:t>
       </w:r>
     </w:p>
     <w:p>
       <w:pPr>
-        <w:spacing w:before="20" w:after="60" w:line="288" w:lineRule="auto"/>
+        <w:spacing w:before="20" w:after="60" w:line="276" w:lineRule="auto"/>
         <w:jc w:val="both"/>
       </w:pPr>
       <w:r>
@@ -4268,14 +4628,15 @@
           <w:b w:val="0"/>
           <w:i w:val="0"/>
           <w:color w:val="222222"/>
-          <w:sz w:val="22"/>
+          <w:sz w:val="21"/>
+          <w:rFonts w:ascii="Times New Roman" w:hAnsi="Times New Roman" w:eastAsia="Times New Roman" w:cs="Times New Roman"/>
         </w:rPr>
-        <w:t>• Mẹo 2: Nhấn mạnh từ khóa Big Data: Luôn nhắc đến các thuật ngữ kỹ thuật đắt giá: 16 partitions, In-memory Tungsten, Snappy Parquet, k=3 Silhouette 0.6429, log1p transformation, R² = 84.68%, Kafka topic 9092, Airflow DAG 7 tasks SUCCESS, Latency &lt; 10ms.</w:t>
+        <w:t>• Lời khuyên 2: Nhấn mạnh từ khóa Big Data đắt giá: 16 partitions parallel, In-memory Tungsten, Snappy Parquet, k=3 Silhouette 0.6429, log1p transformation, R2 = 84.68%, Kafka topic 9092, Airflow DAG 7 tasks SUCCESS, Latency &lt; 10ms.</w:t>
       </w:r>
     </w:p>
     <w:p>
       <w:pPr>
-        <w:spacing w:before="20" w:after="60" w:line="288" w:lineRule="auto"/>
+        <w:spacing w:before="20" w:after="60" w:line="276" w:lineRule="auto"/>
         <w:jc w:val="both"/>
       </w:pPr>
       <w:r>
@@ -4284,14 +4645,15 @@
           <w:b w:val="0"/>
           <w:i w:val="0"/>
           <w:color w:val="222222"/>
-          <w:sz w:val="22"/>
+          <w:sz w:val="21"/>
+          <w:rFonts w:ascii="Times New Roman" w:hAnsi="Times New Roman" w:eastAsia="Times New Roman" w:cs="Times New Roman"/>
         </w:rPr>
-        <w:t>• Mẹo 3: Sẵn sàng mở mã nguồn hoặc terminal nếu được yêu cầu: Nếu thầy cô yêu cầu kiểm tra code ngầm, bình tĩnh mở thư mục Source_Code/02_data_cleaning.py hoặc Source_Code/08_dashboard_streamlit.py để giải thích logic.</w:t>
+        <w:t>• Lời khuyên 3: Sẵn sàng mở mã nguồn hoặc terminal nếu Thầy yêu cầu: Bình tĩnh mở thư mục Source_Code/02_data_cleaning.py hoặc Source_Code/08_dashboard_streamlit.py để chỉ vào hàm xử lý.</w:t>
       </w:r>
     </w:p>
     <w:p>
       <w:pPr>
-        <w:spacing w:before="20" w:after="60" w:line="288" w:lineRule="auto"/>
+        <w:spacing w:before="20" w:after="60" w:line="276" w:lineRule="auto"/>
         <w:jc w:val="both"/>
       </w:pPr>
       <w:r>
@@ -4300,14 +4662,15 @@
           <w:b w:val="0"/>
           <w:i w:val="0"/>
           <w:color w:val="222222"/>
-          <w:sz w:val="22"/>
+          <w:sz w:val="21"/>
+          <w:rFonts w:ascii="Times New Roman" w:hAnsi="Times New Roman" w:eastAsia="Times New Roman" w:cs="Times New Roman"/>
         </w:rPr>
-        <w:t>• Mẹo 4: Thái độ tự tin, khiêm tốn và lắng nghe: Luôn mở đầu câu trả lời bằng 'Dạ thưa Thầy...' và kết thúc bằng lời cảm ơn sự góp ý của Hội đồng.</w:t>
+        <w:t>• Lời khuyên 4: Thái độ tự tin, khiêm tốn và tôn trọng: Luôn mở đầu câu trả lời bằng 'Dạ thưa Thầy...' và kết thúc bằng lời cảm ơn sự góp ý của Hội đồng.</w:t>
       </w:r>
     </w:p>
     <w:p>
       <w:pPr>
-        <w:spacing w:before="20" w:after="60" w:line="288" w:lineRule="auto"/>
+        <w:spacing w:before="20" w:after="60" w:line="276" w:lineRule="auto"/>
         <w:jc w:val="both"/>
       </w:pPr>
       <w:r>
@@ -4316,14 +4679,13 @@
           <w:b w:val="0"/>
           <w:i w:val="0"/>
           <w:color w:val="222222"/>
-          <w:sz w:val="22"/>
+          <w:sz w:val="21"/>
+          <w:rFonts w:ascii="Times New Roman" w:hAnsi="Times New Roman" w:eastAsia="Times New Roman" w:cs="Times New Roman"/>
         </w:rPr>
-        <w:t>• Mẹo 5: Bảo hiểm kỹ thuật: Toàn bộ dữ liệu và mô hình đã được nạp sẵn trong bigdata_dataset/football_analytics.db và rf_model.joblib, đảm bảo máy tính không cần kết nối Internet vẫn chạy trơn tru 100%!</w:t>
+        <w:t>• Lời khuyên 5: Bảo hiểm kỹ thuật an toàn 100%: Dữ liệu và mô hình đã lưu sẵn trong football_analytics.db và rf_model.joblib, đảm bảo máy tính không cần Internet vẫn chạy mượt mà 100%!</w:t>
       </w:r>
     </w:p>
     <w:sectPr>
-      <w:headerReference w:type="default" r:id="rId9"/>
-      <w:footerReference w:type="default" r:id="rId10"/>
       <w:pgSz w:w="12240" w:h="15840"/>
       <w:pgMar w:top="1134" w:right="1134" w:bottom="1134" w:left="1417" w:header="720" w:footer="720" w:gutter="0"/>
       <w:cols w:space="720"/>
@@ -4331,48 +4693,6 @@
     </w:sectPr>
   </w:body>
 </w:document>
-</file>
-
-<file path=word/footer1.xml><?xml version="1.0" encoding="utf-8"?>
-<w:ftr xmlns:m="http://schemas.openxmlformats.org/officeDocument/2006/math" xmlns:mc="http://schemas.openxmlformats.org/markup-compatibility/2006" xmlns:mo="http://schemas.microsoft.com/office/mac/office/2008/main" xmlns:mv="urn:schemas-microsoft-com:mac:vml" xmlns:o="urn:schemas-microsoft-com:office:office" xmlns:r="http://schemas.openxmlformats.org/officeDocument/2006/relationships" xmlns:v="urn:schemas-microsoft-com:vml" xmlns:w10="urn:schemas-microsoft-com:office:word" xmlns:w14="http://schemas.microsoft.com/office/word/2010/wordml" xmlns:w="http://schemas.openxmlformats.org/wordprocessingml/2006/main" xmlns:wne="http://schemas.microsoft.com/office/word/2006/wordml" xmlns:wp14="http://schemas.microsoft.com/office/word/2010/wordprocessingDrawing" xmlns:wp="http://schemas.openxmlformats.org/drawingml/2006/wordprocessingDrawing" xmlns:wpc="http://schemas.microsoft.com/office/word/2010/wordprocessingCanvas" xmlns:wpg="http://schemas.microsoft.com/office/word/2010/wordprocessingGroup" xmlns:wpi="http://schemas.microsoft.com/office/word/2010/wordprocessingInk" xmlns:wps="http://schemas.microsoft.com/office/word/2010/wordprocessingShape" mc:Ignorable="w14 wp14">
-  <w:p>
-    <w:pPr>
-      <w:pStyle w:val="Footer"/>
-      <w:spacing w:line="240" w:lineRule="auto" w:before="80"/>
-      <w:jc w:val="center"/>
-    </w:pPr>
-    <w:r>
-      <w:rPr>
-        <w:rFonts w:ascii="Times New Roman" w:hAnsi="Times New Roman"/>
-        <w:color w:val="646464"/>
-        <w:sz w:val="18"/>
-      </w:rPr>
-      <w:t xml:space="preserve">Trang </w:t>
-    </w:r>
-    <w:fldSimple w:instr="PAGE"/>
-  </w:p>
-</w:ftr>
-</file>
-
-<file path=word/header1.xml><?xml version="1.0" encoding="utf-8"?>
-<w:hdr xmlns:m="http://schemas.openxmlformats.org/officeDocument/2006/math" xmlns:mc="http://schemas.openxmlformats.org/markup-compatibility/2006" xmlns:mo="http://schemas.microsoft.com/office/mac/office/2008/main" xmlns:mv="urn:schemas-microsoft-com:mac:vml" xmlns:o="urn:schemas-microsoft-com:office:office" xmlns:r="http://schemas.openxmlformats.org/officeDocument/2006/relationships" xmlns:v="urn:schemas-microsoft-com:vml" xmlns:w10="urn:schemas-microsoft-com:office:word" xmlns:w14="http://schemas.microsoft.com/office/word/2010/wordml" xmlns:w="http://schemas.openxmlformats.org/wordprocessingml/2006/main" xmlns:wne="http://schemas.microsoft.com/office/word/2006/wordml" xmlns:wp14="http://schemas.microsoft.com/office/word/2010/wordprocessingDrawing" xmlns:wp="http://schemas.openxmlformats.org/drawingml/2006/wordprocessingDrawing" xmlns:wpc="http://schemas.microsoft.com/office/word/2010/wordprocessingCanvas" xmlns:wpg="http://schemas.microsoft.com/office/word/2010/wordprocessingGroup" xmlns:wpi="http://schemas.microsoft.com/office/word/2010/wordprocessingInk" xmlns:wps="http://schemas.microsoft.com/office/word/2010/wordprocessingShape" mc:Ignorable="w14 wp14">
-  <w:p>
-    <w:pPr>
-      <w:pStyle w:val="Header"/>
-      <w:spacing w:line="240" w:lineRule="auto" w:after="80"/>
-      <w:jc w:val="right"/>
-    </w:pPr>
-    <w:r>
-      <w:rPr>
-        <w:rFonts w:ascii="Times New Roman" w:hAnsi="Times New Roman"/>
-        <w:i/>
-        <w:color w:val="646464"/>
-        <w:sz w:val="17"/>
-      </w:rPr>
-      <w:t>KỊCH BẢN TRÌNH DIỄN (LIVE DEMO) &amp; BẢO VỆ HỆ THỐNG BIG DATA</w:t>
-    </w:r>
-  </w:p>
-</w:hdr>
 </file>
 
 <file path=word/numbering.xml><?xml version="1.0" encoding="utf-8"?>
@@ -4738,6 +5058,10 @@
     <w:name w:val="Normal"/>
     <w:qFormat/>
     <w:rsid w:val="00FC693F"/>
+    <w:rPr>
+      <w:rFonts w:ascii="Times New Roman" w:hAnsi="Times New Roman"/>
+      <w:rFonts w:ascii="Times New Roman" w:hAnsi="Times New Roman" w:eastAsia="Times New Roman" w:cs="Times New Roman"/>
+    </w:rPr>
   </w:style>
   <w:style w:type="paragraph" w:styleId="Header">
     <w:name w:val="header"/>
@@ -4798,12 +5122,13 @@
       <w:outlineLvl w:val="0"/>
     </w:pPr>
     <w:rPr>
-      <w:rFonts w:asciiTheme="majorHAnsi" w:eastAsiaTheme="majorEastAsia" w:hAnsiTheme="majorHAnsi" w:cstheme="majorBidi"/>
+      <w:rFonts w:asciiTheme="majorHAnsi" w:eastAsiaTheme="majorEastAsia" w:hAnsiTheme="majorHAnsi" w:cstheme="majorBidi" w:ascii="Times New Roman" w:hAnsi="Times New Roman"/>
       <w:b/>
       <w:bCs/>
       <w:color w:val="365F91" w:themeColor="accent1" w:themeShade="BF"/>
       <w:sz w:val="28"/>
       <w:szCs w:val="28"/>
+      <w:rFonts w:ascii="Times New Roman" w:hAnsi="Times New Roman" w:eastAsia="Times New Roman" w:cs="Times New Roman"/>
     </w:rPr>
   </w:style>
   <w:style w:type="paragraph" w:styleId="Heading2">
@@ -4822,12 +5147,13 @@
       <w:outlineLvl w:val="1"/>
     </w:pPr>
     <w:rPr>
-      <w:rFonts w:asciiTheme="majorHAnsi" w:eastAsiaTheme="majorEastAsia" w:hAnsiTheme="majorHAnsi" w:cstheme="majorBidi"/>
+      <w:rFonts w:asciiTheme="majorHAnsi" w:eastAsiaTheme="majorEastAsia" w:hAnsiTheme="majorHAnsi" w:cstheme="majorBidi" w:ascii="Times New Roman" w:hAnsi="Times New Roman"/>
       <w:b/>
       <w:bCs/>
       <w:color w:val="4F81BD" w:themeColor="accent1"/>
       <w:sz w:val="26"/>
       <w:szCs w:val="26"/>
+      <w:rFonts w:ascii="Times New Roman" w:hAnsi="Times New Roman" w:eastAsia="Times New Roman" w:cs="Times New Roman"/>
     </w:rPr>
   </w:style>
   <w:style w:type="paragraph" w:styleId="Heading3">
@@ -4846,10 +5172,11 @@
       <w:outlineLvl w:val="2"/>
     </w:pPr>
     <w:rPr>
-      <w:rFonts w:asciiTheme="majorHAnsi" w:eastAsiaTheme="majorEastAsia" w:hAnsiTheme="majorHAnsi" w:cstheme="majorBidi"/>
+      <w:rFonts w:asciiTheme="majorHAnsi" w:eastAsiaTheme="majorEastAsia" w:hAnsiTheme="majorHAnsi" w:cstheme="majorBidi" w:ascii="Times New Roman" w:hAnsi="Times New Roman"/>
       <w:b/>
       <w:bCs/>
       <w:color w:val="4F81BD" w:themeColor="accent1"/>
+      <w:rFonts w:ascii="Times New Roman" w:hAnsi="Times New Roman" w:eastAsia="Times New Roman" w:cs="Times New Roman"/>
     </w:rPr>
   </w:style>
   <w:style w:type="paragraph" w:styleId="Heading4">

--- a/Bao_Cao/Kich_Ban_Demo_Bao_Ve_Website_BigData.docx
+++ b/Bao_Cao/Kich_Ban_Demo_Bao_Ve_Website_BigData.docx
@@ -4,7 +4,7 @@
   <w:body>
     <w:p>
       <w:pPr>
-        <w:spacing w:before="0" w:after="160" w:line="276" w:lineRule="auto"/>
+        <w:spacing w:before="0" w:after="120" w:line="276" w:lineRule="auto"/>
         <w:jc w:val="center"/>
       </w:pPr>
       <w:r>
@@ -13,7 +13,7 @@
           <w:b/>
           <w:i w:val="0"/>
           <w:color w:val="1B365D"/>
-          <w:sz w:val="21"/>
+          <w:sz w:val="20"/>
           <w:rFonts w:ascii="Times New Roman" w:hAnsi="Times New Roman" w:eastAsia="Times New Roman" w:cs="Times New Roman"/>
         </w:rPr>
         <w:t>TRƯỜNG ĐẠI HỌC CÔNG THƯƠNG TP. HỒ CHÍ MINH (HUIT)</w:t>
@@ -35,24 +35,41 @@
           <w:sz w:val="30"/>
           <w:rFonts w:ascii="Times New Roman" w:hAnsi="Times New Roman" w:eastAsia="Times New Roman" w:cs="Times New Roman"/>
         </w:rPr>
-        <w:t>KỊCH BẢN CHI TIẾT TRÌNH DIỄN (LIVE DEMO) &amp; BẢO VỆ ĐỒ ÁN BIG DATA</w:t>
+        <w:t>KỊCH BẢN THUYẾT TRÌNH &amp; DEMO BÁO CÁO CUỐI KỲ</w:t>
       </w:r>
     </w:p>
     <w:p>
       <w:pPr>
-        <w:spacing w:before="0" w:after="200" w:line="276" w:lineRule="auto"/>
+        <w:spacing w:before="0" w:after="40" w:line="276" w:lineRule="auto"/>
         <w:jc w:val="center"/>
       </w:pPr>
       <w:r>
         <w:rPr>
           <w:rFonts w:ascii="Times New Roman" w:hAnsi="Times New Roman"/>
           <w:b/>
-          <w:i/>
+          <w:i w:val="0"/>
           <w:color w:val="0D766E"/>
-          <w:sz w:val="19"/>
+          <w:sz w:val="22"/>
           <w:rFonts w:ascii="Times New Roman" w:hAnsi="Times New Roman" w:eastAsia="Times New Roman" w:cs="Times New Roman"/>
         </w:rPr>
-        <w:t>BẢNG CHỈ DẪN URL TRUY CẬP TỪNG PHÂN HỆ, THAO TÁC MÀN HÌNH VÀ LỜI THOẠI THUYẾT TRÌNH MẪU</w:t>
+        <w:t>HỌC PHẦN: CÔNG NGHỆ DỮ LIỆU LỚN (BIG DATA TECHNOLOGIES)</w:t>
+      </w:r>
+    </w:p>
+    <w:p>
+      <w:pPr>
+        <w:spacing w:before="0" w:after="160" w:line="276" w:lineRule="auto"/>
+        <w:jc w:val="center"/>
+      </w:pPr>
+      <w:r>
+        <w:rPr>
+          <w:rFonts w:ascii="Times New Roman" w:hAnsi="Times New Roman"/>
+          <w:b w:val="0"/>
+          <w:i/>
+          <w:color w:val="1E293B"/>
+          <w:sz w:val="20"/>
+          <w:rFonts w:ascii="Times New Roman" w:hAnsi="Times New Roman" w:eastAsia="Times New Roman" w:cs="Times New Roman"/>
+        </w:rPr>
+        <w:t>Đề tài: Xây dựng Data Pipeline thu thập, xử lý phân tán và phân tích dữ liệu thị trường chuyển nhượng bóng đá</w:t>
       </w:r>
     </w:p>
     <w:tbl>
@@ -62,142 +79,176 @@
         <w:tblLook w:firstColumn="1" w:firstRow="1" w:lastColumn="0" w:lastRow="0" w:noHBand="0" w:noVBand="1" w:val="04A0"/>
       </w:tblPr>
       <w:tblGrid>
-        <w:gridCol w:w="9689"/>
+        <w:gridCol w:w="10080"/>
       </w:tblGrid>
       <w:tr>
         <w:tc>
           <w:tcPr>
             <w:tcW w:type="dxa" w:w="9360"/>
-            <w:shd w:fill="F4F6F9"/>
+            <w:shd w:fill="F8FAFC"/>
             <w:tcMar>
-              <w:top w:w="70" w:type="dxa"/>
-              <w:bottom w:w="70" w:type="dxa"/>
-              <w:left w:w="100" w:type="dxa"/>
-              <w:right w:w="100" w:type="dxa"/>
+              <w:top w:w="60" w:type="dxa"/>
+              <w:bottom w:w="60" w:type="dxa"/>
+              <w:left w:w="90" w:type="dxa"/>
+              <w:right w:w="90" w:type="dxa"/>
             </w:tcMar>
             <w:tcBorders>
-              <w:top w:val="single" w:sz="8" w:space="0" w:color="999999"/>
-              <w:bottom w:val="single" w:sz="8" w:space="0" w:color="999999"/>
-              <w:left w:val="single" w:sz="8" w:space="0" w:color="999999"/>
-              <w:right w:val="single" w:sz="8" w:space="0" w:color="999999"/>
+              <w:top w:val="single" w:sz="6" w:space="0" w:color="94A3B8"/>
+              <w:bottom w:val="single" w:sz="6" w:space="0" w:color="94A3B8"/>
+              <w:left w:val="single" w:sz="6" w:space="0" w:color="94A3B8"/>
+              <w:right w:val="single" w:sz="6" w:space="0" w:color="94A3B8"/>
             </w:tcBorders>
           </w:tcPr>
           <w:p>
             <w:pPr>
-              <w:spacing w:before="0" w:after="60" w:line="276" w:lineRule="auto"/>
+              <w:spacing w:before="0" w:after="40" w:line="276" w:lineRule="auto"/>
             </w:pPr>
             <w:r>
               <w:rPr>
                 <w:rFonts w:ascii="Times New Roman" w:hAnsi="Times New Roman"/>
                 <w:b/>
                 <w:i w:val="0"/>
-                <w:color w:val="222222"/>
-                <w:sz w:val="21"/>
+                <w:color w:val="1E293B"/>
+                <w:sz w:val="20"/>
                 <w:rFonts w:ascii="Times New Roman" w:hAnsi="Times New Roman" w:eastAsia="Times New Roman" w:cs="Times New Roman"/>
               </w:rPr>
-              <w:t>[LƯU Ý] THÔNG TIN HỒ SƠ BẢO VỆ</w:t>
+              <w:t>[THÔNG TIN] THÔNG TIN BÀI BÁO CÁO CUỐI KỲ</w:t>
             </w:r>
           </w:p>
           <w:p>
             <w:pPr>
               <w:spacing w:before="20" w:after="40" w:line="276" w:lineRule="auto"/>
-              <w:jc w:val="both"/>
+              <w:jc w:val="left"/>
             </w:pPr>
             <w:r>
               <w:rPr>
                 <w:rFonts w:ascii="Times New Roman" w:hAnsi="Times New Roman"/>
                 <w:b w:val="0"/>
                 <w:i w:val="0"/>
-                <w:color w:val="222222"/>
-                <w:sz w:val="20"/>
+                <w:color w:val="1E293B"/>
+                <w:sz w:val="19"/>
                 <w:rFonts w:ascii="Times New Roman" w:hAnsi="Times New Roman" w:eastAsia="Times New Roman" w:cs="Times New Roman"/>
               </w:rPr>
-              <w:t>Đề tài: Xây dựng Data Pipeline thu thập, xử lý phân tán và phân tích dữ liệu thị trường chuyển nhượng bóng đá quốc tế</w:t>
+              <w:t>Giảng viên bộ môn: ThS. Huỳnh Thái Học</w:t>
             </w:r>
           </w:p>
           <w:p>
             <w:pPr>
               <w:spacing w:before="20" w:after="40" w:line="276" w:lineRule="auto"/>
-              <w:jc w:val="both"/>
+              <w:jc w:val="left"/>
             </w:pPr>
             <w:r>
               <w:rPr>
                 <w:rFonts w:ascii="Times New Roman" w:hAnsi="Times New Roman"/>
                 <w:b w:val="0"/>
                 <w:i w:val="0"/>
-                <w:color w:val="222222"/>
-                <w:sz w:val="20"/>
+                <w:color w:val="1E293B"/>
+                <w:sz w:val="19"/>
                 <w:rFonts w:ascii="Times New Roman" w:hAnsi="Times New Roman" w:eastAsia="Times New Roman" w:cs="Times New Roman"/>
               </w:rPr>
-              <w:t>Giảng viên hướng dẫn: ThS. Huỳnh Thái Học</w:t>
+              <w:t>Nhóm sinh viên thực hiện (Nhóm 5):</w:t>
             </w:r>
           </w:p>
           <w:p>
             <w:pPr>
               <w:spacing w:before="20" w:after="40" w:line="276" w:lineRule="auto"/>
-              <w:jc w:val="both"/>
+              <w:jc w:val="left"/>
             </w:pPr>
             <w:r>
               <w:rPr>
                 <w:rFonts w:ascii="Times New Roman" w:hAnsi="Times New Roman"/>
                 <w:b w:val="0"/>
                 <w:i w:val="0"/>
-                <w:color w:val="222222"/>
-                <w:sz w:val="20"/>
+                <w:color w:val="1E293B"/>
+                <w:sz w:val="19"/>
                 <w:rFonts w:ascii="Times New Roman" w:hAnsi="Times New Roman" w:eastAsia="Times New Roman" w:cs="Times New Roman"/>
               </w:rPr>
-              <w:t>Nhóm sinh viên thực hiện (Nhóm 5): Đặng Duy Lợi (Trưởng nhóm - 2001230479) | Chu Văn Quốc Trung (2001231010) | Nguyễn Thế Quang (20012307010)</w:t>
+              <w:t xml:space="preserve">  1. Đặng Duy Lợi (Trưởng nhóm - MSSV: 2001230479) - Phụ trách Tổng quan, HDFS, Spark Benchmark</w:t>
             </w:r>
           </w:p>
           <w:p>
             <w:pPr>
               <w:spacing w:before="20" w:after="40" w:line="276" w:lineRule="auto"/>
-              <w:jc w:val="both"/>
+              <w:jc w:val="left"/>
             </w:pPr>
             <w:r>
               <w:rPr>
                 <w:rFonts w:ascii="Times New Roman" w:hAnsi="Times New Roman"/>
                 <w:b w:val="0"/>
                 <w:i w:val="0"/>
-                <w:color w:val="222222"/>
-                <w:sz w:val="20"/>
+                <w:color w:val="1E293B"/>
+                <w:sz w:val="19"/>
                 <w:rFonts w:ascii="Times New Roman" w:hAnsi="Times New Roman" w:eastAsia="Times New Roman" w:cs="Times New Roman"/>
               </w:rPr>
-              <w:t>Thời lượng khuyến nghị: 8 đến 10 phút trình diễn (kèm 5 phút Q&amp;A phản biện)</w:t>
+              <w:t xml:space="preserve">  2. Chu Văn Quốc Trung (MSSV: 2001231010) - Phụ trách PySpark ETL, Spark SQL, Machine Learning</w:t>
             </w:r>
           </w:p>
           <w:p>
             <w:pPr>
               <w:spacing w:before="20" w:after="40" w:line="276" w:lineRule="auto"/>
-              <w:jc w:val="both"/>
+              <w:jc w:val="left"/>
             </w:pPr>
             <w:r>
               <w:rPr>
                 <w:rFonts w:ascii="Times New Roman" w:hAnsi="Times New Roman"/>
                 <w:b w:val="0"/>
                 <w:i w:val="0"/>
-                <w:color w:val="222222"/>
-                <w:sz w:val="20"/>
+                <w:color w:val="1E293B"/>
+                <w:sz w:val="19"/>
                 <w:rFonts w:ascii="Times New Roman" w:hAnsi="Times New Roman" w:eastAsia="Times New Roman" w:cs="Times New Roman"/>
               </w:rPr>
-              <w:t>GitHub Repository chính thức: https://github.com/takachi15/transfermarkt-bigdata-analytics</w:t>
+              <w:t xml:space="preserve">  3. Nguyễn Thế Quang (MSSV: 20012307010) - Phụ trách Kafka Streaming, Airflow DAG, CSDL Data Mart</w:t>
             </w:r>
           </w:p>
           <w:p>
             <w:pPr>
               <w:spacing w:before="20" w:after="40" w:line="276" w:lineRule="auto"/>
-              <w:jc w:val="both"/>
+              <w:jc w:val="left"/>
             </w:pPr>
             <w:r>
               <w:rPr>
                 <w:rFonts w:ascii="Times New Roman" w:hAnsi="Times New Roman"/>
                 <w:b w:val="0"/>
                 <w:i w:val="0"/>
-                <w:color w:val="222222"/>
-                <w:sz w:val="20"/>
+                <w:color w:val="1E293B"/>
+                <w:sz w:val="19"/>
                 <w:rFonts w:ascii="Times New Roman" w:hAnsi="Times New Roman" w:eastAsia="Times New Roman" w:cs="Times New Roman"/>
               </w:rPr>
-              <w:t>Địa chỉ Web Dashboard cục bộ: http://localhost:8501 (Khởi động 1-Click bằng file CHAY_WEB.bat)</w:t>
+              <w:t>Thời lượng trình bày trước lớp: 8 đến 10 phút Demo + 3 đến 5 phút trả lời câu hỏi của Thầy</w:t>
+            </w:r>
+          </w:p>
+          <w:p>
+            <w:pPr>
+              <w:spacing w:before="20" w:after="40" w:line="276" w:lineRule="auto"/>
+              <w:jc w:val="left"/>
+            </w:pPr>
+            <w:r>
+              <w:rPr>
+                <w:rFonts w:ascii="Times New Roman" w:hAnsi="Times New Roman"/>
+                <w:b w:val="0"/>
+                <w:i w:val="0"/>
+                <w:color w:val="1E293B"/>
+                <w:sz w:val="19"/>
+                <w:rFonts w:ascii="Times New Roman" w:hAnsi="Times New Roman" w:eastAsia="Times New Roman" w:cs="Times New Roman"/>
+              </w:rPr>
+              <w:t>Web Dashboard: http://localhost:8501 (Khởi động 1-Click bằng file CHAY_WEB.bat)</w:t>
+            </w:r>
+          </w:p>
+          <w:p>
+            <w:pPr>
+              <w:spacing w:before="20" w:after="40" w:line="276" w:lineRule="auto"/>
+              <w:jc w:val="left"/>
+            </w:pPr>
+            <w:r>
+              <w:rPr>
+                <w:rFonts w:ascii="Times New Roman" w:hAnsi="Times New Roman"/>
+                <w:b w:val="0"/>
+                <w:i w:val="0"/>
+                <w:color w:val="1E293B"/>
+                <w:sz w:val="19"/>
+                <w:rFonts w:ascii="Times New Roman" w:hAnsi="Times New Roman" w:eastAsia="Times New Roman" w:cs="Times New Roman"/>
+              </w:rPr>
+              <w:t>GitHub Repository chính thức: https://github.com/takachi15/transfermarkt-bigdata-analytics</w:t>
             </w:r>
           </w:p>
         </w:tc>
@@ -206,13 +257,13 @@
     <w:p>
       <w:pPr>
         <w:spacing w:before="0" w:after="20" w:line="276" w:lineRule="auto"/>
-        <w:jc w:val="both"/>
+        <w:jc w:val="left"/>
       </w:pPr>
     </w:p>
     <w:p>
       <w:pPr>
         <w:keepNext/>
-        <w:spacing w:before="280" w:after="80"/>
+        <w:spacing w:before="260" w:after="80"/>
       </w:pPr>
       <w:r>
         <w:rPr>
@@ -220,27 +271,27 @@
           <w:b/>
           <w:i w:val="0"/>
           <w:color w:val="1B365D"/>
-          <w:sz w:val="27"/>
+          <w:sz w:val="26"/>
           <w:rFonts w:ascii="Times New Roman" w:hAnsi="Times New Roman" w:eastAsia="Times New Roman" w:cs="Times New Roman"/>
         </w:rPr>
-        <w:t>1. Bảng phân công thời gian và Ánh xạ URL từng phân hệ (Navigation Matrix)</w:t>
+        <w:t>1. Bảng phân công thời gian và Tab giao diện trực quan</w:t>
       </w:r>
     </w:p>
     <w:p>
       <w:pPr>
-        <w:spacing w:before="0" w:after="60" w:line="276" w:lineRule="auto"/>
-        <w:jc w:val="both"/>
+        <w:spacing w:before="0" w:after="40" w:line="276" w:lineRule="auto"/>
+        <w:jc w:val="left"/>
       </w:pPr>
       <w:r>
         <w:rPr>
           <w:rFonts w:ascii="Times New Roman" w:hAnsi="Times New Roman"/>
           <w:b w:val="0"/>
           <w:i w:val="0"/>
-          <w:color w:val="222222"/>
+          <w:color w:val="1E293B"/>
           <w:sz w:val="22"/>
           <w:rFonts w:ascii="Times New Roman" w:hAnsi="Times New Roman" w:eastAsia="Times New Roman" w:cs="Times New Roman"/>
         </w:rPr>
-        <w:t>Bảng dưới đây giúp nhóm định vị tức thì Tab cần bấm trên Sidebar và URL tương ứng để chuyển đổi màn hình mượt mà trong 10 phút thuyết trình:</w:t>
+        <w:t>Bảng tra cứu nhanh giúp nhóm phối hợp nhịp nhàng: người thuyết trình nói đến đâu, bạn ngồi máy tính bấm ngay Tab và URL đó:</w:t>
       </w:r>
     </w:p>
     <w:tbl>
@@ -250,25 +301,25 @@
         <w:tblLook w:firstColumn="1" w:firstRow="1" w:lastColumn="0" w:lastRow="0" w:noHBand="0" w:noVBand="1" w:val="04A0"/>
       </w:tblPr>
       <w:tblGrid>
-        <w:gridCol w:w="2422"/>
-        <w:gridCol w:w="2422"/>
-        <w:gridCol w:w="2422"/>
-        <w:gridCol w:w="2422"/>
+        <w:gridCol w:w="2520"/>
+        <w:gridCol w:w="2520"/>
+        <w:gridCol w:w="2520"/>
+        <w:gridCol w:w="2520"/>
       </w:tblGrid>
       <w:tr>
         <w:tc>
           <w:tcPr>
-            <w:tcW w:type="dxa" w:w="2304"/>
+            <w:tcW w:type="dxa" w:w="2448"/>
             <w:shd w:fill="1B365D"/>
             <w:tcMar>
-              <w:top w:w="70" w:type="dxa"/>
-              <w:bottom w:w="70" w:type="dxa"/>
-              <w:left w:w="80" w:type="dxa"/>
-              <w:right w:w="80" w:type="dxa"/>
+              <w:top w:w="60" w:type="dxa"/>
+              <w:bottom w:w="60" w:type="dxa"/>
+              <w:left w:w="70" w:type="dxa"/>
+              <w:right w:w="70" w:type="dxa"/>
             </w:tcMar>
             <w:tcBorders>
-              <w:top w:val="single" w:sz="10" w:space="0" w:color="1B365D"/>
-              <w:bottom w:val="single" w:sz="10" w:space="0" w:color="1B365D"/>
+              <w:top w:val="single" w:sz="8" w:space="0" w:color="1B365D"/>
+              <w:bottom w:val="single" w:sz="8" w:space="0" w:color="1B365D"/>
               <w:left w:val="none"/>
               <w:right w:val="none"/>
             </w:tcBorders>
@@ -296,14 +347,14 @@
             <w:tcW w:type="dxa" w:w="2592"/>
             <w:shd w:fill="1B365D"/>
             <w:tcMar>
-              <w:top w:w="70" w:type="dxa"/>
-              <w:bottom w:w="70" w:type="dxa"/>
-              <w:left w:w="80" w:type="dxa"/>
-              <w:right w:w="80" w:type="dxa"/>
+              <w:top w:w="60" w:type="dxa"/>
+              <w:bottom w:w="60" w:type="dxa"/>
+              <w:left w:w="70" w:type="dxa"/>
+              <w:right w:w="70" w:type="dxa"/>
             </w:tcMar>
             <w:tcBorders>
-              <w:top w:val="single" w:sz="10" w:space="0" w:color="1B365D"/>
-              <w:bottom w:val="single" w:sz="10" w:space="0" w:color="1B365D"/>
+              <w:top w:val="single" w:sz="8" w:space="0" w:color="1B365D"/>
+              <w:bottom w:val="single" w:sz="8" w:space="0" w:color="1B365D"/>
               <w:left w:val="none"/>
               <w:right w:val="none"/>
             </w:tcBorders>
@@ -322,23 +373,23 @@
                 <w:sz w:val="19"/>
                 <w:rFonts w:ascii="Times New Roman" w:hAnsi="Times New Roman" w:eastAsia="Times New Roman" w:cs="Times New Roman"/>
               </w:rPr>
-              <w:t>Tên Tab trên Sidebar</w:t>
+              <w:t>Bấm Tab trên Sidebar</w:t>
             </w:r>
           </w:p>
         </w:tc>
         <w:tc>
           <w:tcPr>
-            <w:tcW w:type="dxa" w:w="2880"/>
+            <w:tcW w:type="dxa" w:w="2736"/>
             <w:shd w:fill="1B365D"/>
             <w:tcMar>
-              <w:top w:w="70" w:type="dxa"/>
-              <w:bottom w:w="70" w:type="dxa"/>
-              <w:left w:w="80" w:type="dxa"/>
-              <w:right w:w="80" w:type="dxa"/>
+              <w:top w:w="60" w:type="dxa"/>
+              <w:bottom w:w="60" w:type="dxa"/>
+              <w:left w:w="70" w:type="dxa"/>
+              <w:right w:w="70" w:type="dxa"/>
             </w:tcMar>
             <w:tcBorders>
-              <w:top w:val="single" w:sz="10" w:space="0" w:color="1B365D"/>
-              <w:bottom w:val="single" w:sz="10" w:space="0" w:color="1B365D"/>
+              <w:top w:val="single" w:sz="8" w:space="0" w:color="1B365D"/>
+              <w:bottom w:val="single" w:sz="8" w:space="0" w:color="1B365D"/>
               <w:left w:val="none"/>
               <w:right w:val="none"/>
             </w:tcBorders>
@@ -366,14 +417,14 @@
             <w:tcW w:type="dxa" w:w="1584"/>
             <w:shd w:fill="1B365D"/>
             <w:tcMar>
-              <w:top w:w="70" w:type="dxa"/>
-              <w:bottom w:w="70" w:type="dxa"/>
-              <w:left w:w="80" w:type="dxa"/>
-              <w:right w:w="80" w:type="dxa"/>
+              <w:top w:w="60" w:type="dxa"/>
+              <w:bottom w:w="60" w:type="dxa"/>
+              <w:left w:w="70" w:type="dxa"/>
+              <w:right w:w="70" w:type="dxa"/>
             </w:tcMar>
             <w:tcBorders>
-              <w:top w:val="single" w:sz="10" w:space="0" w:color="1B365D"/>
-              <w:bottom w:val="single" w:sz="10" w:space="0" w:color="1B365D"/>
+              <w:top w:val="single" w:sz="8" w:space="0" w:color="1B365D"/>
+              <w:bottom w:val="single" w:sz="8" w:space="0" w:color="1B365D"/>
               <w:left w:val="none"/>
               <w:right w:val="none"/>
             </w:tcBorders>
@@ -392,7 +443,7 @@
                 <w:sz w:val="19"/>
                 <w:rFonts w:ascii="Times New Roman" w:hAnsi="Times New Roman" w:eastAsia="Times New Roman" w:cs="Times New Roman"/>
               </w:rPr>
-              <w:t>Thành viên phụ trách</w:t>
+              <w:t>Thành viên nói</w:t>
             </w:r>
           </w:p>
         </w:tc>
@@ -400,17 +451,17 @@
       <w:tr>
         <w:tc>
           <w:tcPr>
-            <w:tcW w:type="dxa" w:w="2304"/>
+            <w:tcW w:type="dxa" w:w="2448"/>
             <w:shd w:fill="FFFFFF"/>
             <w:tcMar>
-              <w:top w:w="60" w:type="dxa"/>
-              <w:bottom w:w="60" w:type="dxa"/>
-              <w:left w:w="80" w:type="dxa"/>
-              <w:right w:w="80" w:type="dxa"/>
+              <w:top w:w="50" w:type="dxa"/>
+              <w:bottom w:w="50" w:type="dxa"/>
+              <w:left w:w="70" w:type="dxa"/>
+              <w:right w:w="70" w:type="dxa"/>
             </w:tcMar>
             <w:tcBorders>
-              <w:top w:val="single" w:sz="4" w:space="0" w:color="E5E7EB"/>
-              <w:bottom w:val="single" w:sz="4" w:space="0" w:color="E5E7EB"/>
+              <w:top w:val="single" w:sz="4" w:space="0" w:color="E2E8F0"/>
+              <w:bottom w:val="single" w:sz="4" w:space="0" w:color="E2E8F0"/>
               <w:left w:val="none"/>
               <w:right w:val="none"/>
             </w:tcBorders>
@@ -425,11 +476,13 @@
                 <w:rFonts w:ascii="Times New Roman" w:hAnsi="Times New Roman"/>
                 <w:b/>
                 <w:i w:val="0"/>
-                <w:color w:val="222222"/>
+                <w:color w:val="1E293B"/>
                 <w:sz w:val="18"/>
                 <w:rFonts w:ascii="Times New Roman" w:hAnsi="Times New Roman" w:eastAsia="Times New Roman" w:cs="Times New Roman"/>
               </w:rPr>
-              <w:t>Phần 1: Mở đầu (00:00 - 01:00)</w:t>
+              <w:t>Phần 1: Mở đầu</w:t>
+              <w:br/>
+              <w:t>(00:00 - 01:00 | 60s)</w:t>
             </w:r>
           </w:p>
         </w:tc>
@@ -438,14 +491,14 @@
             <w:tcW w:type="dxa" w:w="2592"/>
             <w:shd w:fill="FFFFFF"/>
             <w:tcMar>
-              <w:top w:w="60" w:type="dxa"/>
-              <w:bottom w:w="60" w:type="dxa"/>
-              <w:left w:w="80" w:type="dxa"/>
-              <w:right w:w="80" w:type="dxa"/>
+              <w:top w:w="50" w:type="dxa"/>
+              <w:bottom w:w="50" w:type="dxa"/>
+              <w:left w:w="70" w:type="dxa"/>
+              <w:right w:w="70" w:type="dxa"/>
             </w:tcMar>
             <w:tcBorders>
-              <w:top w:val="single" w:sz="4" w:space="0" w:color="E5E7EB"/>
-              <w:bottom w:val="single" w:sz="4" w:space="0" w:color="E5E7EB"/>
+              <w:top w:val="single" w:sz="4" w:space="0" w:color="E2E8F0"/>
+              <w:bottom w:val="single" w:sz="4" w:space="0" w:color="E2E8F0"/>
               <w:left w:val="none"/>
               <w:right w:val="none"/>
             </w:tcBorders>
@@ -460,27 +513,27 @@
                 <w:rFonts w:ascii="Times New Roman" w:hAnsi="Times New Roman"/>
                 <w:b w:val="0"/>
                 <w:i w:val="0"/>
-                <w:color w:val="222222"/>
+                <w:color w:val="1E293B"/>
                 <w:sz w:val="18"/>
                 <w:rFonts w:ascii="Times New Roman" w:hAnsi="Times New Roman" w:eastAsia="Times New Roman" w:cs="Times New Roman"/>
               </w:rPr>
-              <w:t>Trang bìa &amp; Header</w:t>
+              <w:t>Trang chủ / Header</w:t>
             </w:r>
           </w:p>
         </w:tc>
         <w:tc>
           <w:tcPr>
-            <w:tcW w:type="dxa" w:w="2880"/>
+            <w:tcW w:type="dxa" w:w="2736"/>
             <w:shd w:fill="FFFFFF"/>
             <w:tcMar>
-              <w:top w:w="60" w:type="dxa"/>
-              <w:bottom w:w="60" w:type="dxa"/>
-              <w:left w:w="80" w:type="dxa"/>
-              <w:right w:w="80" w:type="dxa"/>
+              <w:top w:w="50" w:type="dxa"/>
+              <w:bottom w:w="50" w:type="dxa"/>
+              <w:left w:w="70" w:type="dxa"/>
+              <w:right w:w="70" w:type="dxa"/>
             </w:tcMar>
             <w:tcBorders>
-              <w:top w:val="single" w:sz="4" w:space="0" w:color="E5E7EB"/>
-              <w:bottom w:val="single" w:sz="4" w:space="0" w:color="E5E7EB"/>
+              <w:top w:val="single" w:sz="4" w:space="0" w:color="E2E8F0"/>
+              <w:bottom w:val="single" w:sz="4" w:space="0" w:color="E2E8F0"/>
               <w:left w:val="none"/>
               <w:right w:val="none"/>
             </w:tcBorders>
@@ -495,7 +548,7 @@
                 <w:rFonts w:ascii="Times New Roman" w:hAnsi="Times New Roman"/>
                 <w:b w:val="0"/>
                 <w:i w:val="0"/>
-                <w:color w:val="222222"/>
+                <w:color w:val="1E293B"/>
                 <w:sz w:val="18"/>
                 <w:rFonts w:ascii="Times New Roman" w:hAnsi="Times New Roman" w:eastAsia="Times New Roman" w:cs="Times New Roman"/>
               </w:rPr>
@@ -508,14 +561,14 @@
             <w:tcW w:type="dxa" w:w="1584"/>
             <w:shd w:fill="FFFFFF"/>
             <w:tcMar>
-              <w:top w:w="60" w:type="dxa"/>
-              <w:bottom w:w="60" w:type="dxa"/>
-              <w:left w:w="80" w:type="dxa"/>
-              <w:right w:w="80" w:type="dxa"/>
+              <w:top w:w="50" w:type="dxa"/>
+              <w:bottom w:w="50" w:type="dxa"/>
+              <w:left w:w="70" w:type="dxa"/>
+              <w:right w:w="70" w:type="dxa"/>
             </w:tcMar>
             <w:tcBorders>
-              <w:top w:val="single" w:sz="4" w:space="0" w:color="E5E7EB"/>
-              <w:bottom w:val="single" w:sz="4" w:space="0" w:color="E5E7EB"/>
+              <w:top w:val="single" w:sz="4" w:space="0" w:color="E2E8F0"/>
+              <w:bottom w:val="single" w:sz="4" w:space="0" w:color="E2E8F0"/>
               <w:left w:val="none"/>
               <w:right w:val="none"/>
             </w:tcBorders>
@@ -530,7 +583,7 @@
                 <w:rFonts w:ascii="Times New Roman" w:hAnsi="Times New Roman"/>
                 <w:b/>
                 <w:i w:val="0"/>
-                <w:color w:val="222222"/>
+                <w:color w:val="1E293B"/>
                 <w:sz w:val="18"/>
                 <w:rFonts w:ascii="Times New Roman" w:hAnsi="Times New Roman" w:eastAsia="Times New Roman" w:cs="Times New Roman"/>
               </w:rPr>
@@ -542,17 +595,17 @@
       <w:tr>
         <w:tc>
           <w:tcPr>
-            <w:tcW w:type="dxa" w:w="2304"/>
-            <w:shd w:fill="F4F6F9"/>
+            <w:tcW w:type="dxa" w:w="2448"/>
+            <w:shd w:fill="F8FAFC"/>
             <w:tcMar>
-              <w:top w:w="60" w:type="dxa"/>
-              <w:bottom w:w="60" w:type="dxa"/>
-              <w:left w:w="80" w:type="dxa"/>
-              <w:right w:w="80" w:type="dxa"/>
+              <w:top w:w="50" w:type="dxa"/>
+              <w:bottom w:w="50" w:type="dxa"/>
+              <w:left w:w="70" w:type="dxa"/>
+              <w:right w:w="70" w:type="dxa"/>
             </w:tcMar>
             <w:tcBorders>
-              <w:top w:val="single" w:sz="4" w:space="0" w:color="E5E7EB"/>
-              <w:bottom w:val="single" w:sz="4" w:space="0" w:color="E5E7EB"/>
+              <w:top w:val="single" w:sz="4" w:space="0" w:color="E2E8F0"/>
+              <w:bottom w:val="single" w:sz="4" w:space="0" w:color="E2E8F0"/>
               <w:left w:val="none"/>
               <w:right w:val="none"/>
             </w:tcBorders>
@@ -567,27 +620,29 @@
                 <w:rFonts w:ascii="Times New Roman" w:hAnsi="Times New Roman"/>
                 <w:b/>
                 <w:i w:val="0"/>
-                <w:color w:val="222222"/>
+                <w:color w:val="1E293B"/>
                 <w:sz w:val="18"/>
                 <w:rFonts w:ascii="Times New Roman" w:hAnsi="Times New Roman" w:eastAsia="Times New Roman" w:cs="Times New Roman"/>
               </w:rPr>
-              <w:t>Phần 2: Kiến trúc &amp; HDFS (01:00 - 02:30)</w:t>
+              <w:t>Phần 2: Kiến trúc &amp; HDFS</w:t>
+              <w:br/>
+              <w:t>(01:00 - 02:30 | 90s)</w:t>
             </w:r>
           </w:p>
         </w:tc>
         <w:tc>
           <w:tcPr>
             <w:tcW w:type="dxa" w:w="2592"/>
-            <w:shd w:fill="F4F6F9"/>
+            <w:shd w:fill="F8FAFC"/>
             <w:tcMar>
-              <w:top w:w="60" w:type="dxa"/>
-              <w:bottom w:w="60" w:type="dxa"/>
-              <w:left w:w="80" w:type="dxa"/>
-              <w:right w:w="80" w:type="dxa"/>
+              <w:top w:w="50" w:type="dxa"/>
+              <w:bottom w:w="50" w:type="dxa"/>
+              <w:left w:w="70" w:type="dxa"/>
+              <w:right w:w="70" w:type="dxa"/>
             </w:tcMar>
             <w:tcBorders>
-              <w:top w:val="single" w:sz="4" w:space="0" w:color="E5E7EB"/>
-              <w:bottom w:val="single" w:sz="4" w:space="0" w:color="E5E7EB"/>
+              <w:top w:val="single" w:sz="4" w:space="0" w:color="E2E8F0"/>
+              <w:bottom w:val="single" w:sz="4" w:space="0" w:color="E2E8F0"/>
               <w:left w:val="none"/>
               <w:right w:val="none"/>
             </w:tcBorders>
@@ -602,7 +657,7 @@
                 <w:rFonts w:ascii="Times New Roman" w:hAnsi="Times New Roman"/>
                 <w:b w:val="0"/>
                 <w:i w:val="0"/>
-                <w:color w:val="222222"/>
+                <w:color w:val="1E293B"/>
                 <w:sz w:val="18"/>
                 <w:rFonts w:ascii="Times New Roman" w:hAnsi="Times New Roman" w:eastAsia="Times New Roman" w:cs="Times New Roman"/>
               </w:rPr>
@@ -614,17 +669,17 @@
         </w:tc>
         <w:tc>
           <w:tcPr>
-            <w:tcW w:type="dxa" w:w="2880"/>
-            <w:shd w:fill="F4F6F9"/>
+            <w:tcW w:type="dxa" w:w="2736"/>
+            <w:shd w:fill="F8FAFC"/>
             <w:tcMar>
-              <w:top w:w="60" w:type="dxa"/>
-              <w:bottom w:w="60" w:type="dxa"/>
-              <w:left w:w="80" w:type="dxa"/>
-              <w:right w:w="80" w:type="dxa"/>
+              <w:top w:w="50" w:type="dxa"/>
+              <w:bottom w:w="50" w:type="dxa"/>
+              <w:left w:w="70" w:type="dxa"/>
+              <w:right w:w="70" w:type="dxa"/>
             </w:tcMar>
             <w:tcBorders>
-              <w:top w:val="single" w:sz="4" w:space="0" w:color="E5E7EB"/>
-              <w:bottom w:val="single" w:sz="4" w:space="0" w:color="E5E7EB"/>
+              <w:top w:val="single" w:sz="4" w:space="0" w:color="E2E8F0"/>
+              <w:bottom w:val="single" w:sz="4" w:space="0" w:color="E2E8F0"/>
               <w:left w:val="none"/>
               <w:right w:val="none"/>
             </w:tcBorders>
@@ -639,7 +694,7 @@
                 <w:rFonts w:ascii="Times New Roman" w:hAnsi="Times New Roman"/>
                 <w:b w:val="0"/>
                 <w:i w:val="0"/>
-                <w:color w:val="222222"/>
+                <w:color w:val="1E293B"/>
                 <w:sz w:val="18"/>
                 <w:rFonts w:ascii="Times New Roman" w:hAnsi="Times New Roman" w:eastAsia="Times New Roman" w:cs="Times New Roman"/>
               </w:rPr>
@@ -652,16 +707,16 @@
         <w:tc>
           <w:tcPr>
             <w:tcW w:type="dxa" w:w="1584"/>
-            <w:shd w:fill="F4F6F9"/>
+            <w:shd w:fill="F8FAFC"/>
             <w:tcMar>
-              <w:top w:w="60" w:type="dxa"/>
-              <w:bottom w:w="60" w:type="dxa"/>
-              <w:left w:w="80" w:type="dxa"/>
-              <w:right w:w="80" w:type="dxa"/>
+              <w:top w:w="50" w:type="dxa"/>
+              <w:bottom w:w="50" w:type="dxa"/>
+              <w:left w:w="70" w:type="dxa"/>
+              <w:right w:w="70" w:type="dxa"/>
             </w:tcMar>
             <w:tcBorders>
-              <w:top w:val="single" w:sz="4" w:space="0" w:color="E5E7EB"/>
-              <w:bottom w:val="single" w:sz="4" w:space="0" w:color="E5E7EB"/>
+              <w:top w:val="single" w:sz="4" w:space="0" w:color="E2E8F0"/>
+              <w:bottom w:val="single" w:sz="4" w:space="0" w:color="E2E8F0"/>
               <w:left w:val="none"/>
               <w:right w:val="none"/>
             </w:tcBorders>
@@ -676,7 +731,7 @@
                 <w:rFonts w:ascii="Times New Roman" w:hAnsi="Times New Roman"/>
                 <w:b/>
                 <w:i w:val="0"/>
-                <w:color w:val="222222"/>
+                <w:color w:val="1E293B"/>
                 <w:sz w:val="18"/>
                 <w:rFonts w:ascii="Times New Roman" w:hAnsi="Times New Roman" w:eastAsia="Times New Roman" w:cs="Times New Roman"/>
               </w:rPr>
@@ -688,17 +743,17 @@
       <w:tr>
         <w:tc>
           <w:tcPr>
-            <w:tcW w:type="dxa" w:w="2304"/>
+            <w:tcW w:type="dxa" w:w="2448"/>
             <w:shd w:fill="FFFFFF"/>
             <w:tcMar>
-              <w:top w:w="60" w:type="dxa"/>
-              <w:bottom w:w="60" w:type="dxa"/>
-              <w:left w:w="80" w:type="dxa"/>
-              <w:right w:w="80" w:type="dxa"/>
+              <w:top w:w="50" w:type="dxa"/>
+              <w:bottom w:w="50" w:type="dxa"/>
+              <w:left w:w="70" w:type="dxa"/>
+              <w:right w:w="70" w:type="dxa"/>
             </w:tcMar>
             <w:tcBorders>
-              <w:top w:val="single" w:sz="4" w:space="0" w:color="E5E7EB"/>
-              <w:bottom w:val="single" w:sz="4" w:space="0" w:color="E5E7EB"/>
+              <w:top w:val="single" w:sz="4" w:space="0" w:color="E2E8F0"/>
+              <w:bottom w:val="single" w:sz="4" w:space="0" w:color="E2E8F0"/>
               <w:left w:val="none"/>
               <w:right w:val="none"/>
             </w:tcBorders>
@@ -713,11 +768,13 @@
                 <w:rFonts w:ascii="Times New Roman" w:hAnsi="Times New Roman"/>
                 <w:b/>
                 <w:i w:val="0"/>
-                <w:color w:val="222222"/>
+                <w:color w:val="1E293B"/>
                 <w:sz w:val="18"/>
                 <w:rFonts w:ascii="Times New Roman" w:hAnsi="Times New Roman" w:eastAsia="Times New Roman" w:cs="Times New Roman"/>
               </w:rPr>
-              <w:t>Phần 3: Benchmark Spark (02:30 - 04:00)</w:t>
+              <w:t>Phần 3: Benchmark Spark vs Pandas</w:t>
+              <w:br/>
+              <w:t>(02:30 - 04:00 | 90s)</w:t>
             </w:r>
           </w:p>
         </w:tc>
@@ -726,14 +783,14 @@
             <w:tcW w:type="dxa" w:w="2592"/>
             <w:shd w:fill="FFFFFF"/>
             <w:tcMar>
-              <w:top w:w="60" w:type="dxa"/>
-              <w:bottom w:w="60" w:type="dxa"/>
-              <w:left w:w="80" w:type="dxa"/>
-              <w:right w:w="80" w:type="dxa"/>
+              <w:top w:w="50" w:type="dxa"/>
+              <w:bottom w:w="50" w:type="dxa"/>
+              <w:left w:w="70" w:type="dxa"/>
+              <w:right w:w="70" w:type="dxa"/>
             </w:tcMar>
             <w:tcBorders>
-              <w:top w:val="single" w:sz="4" w:space="0" w:color="E5E7EB"/>
-              <w:bottom w:val="single" w:sz="4" w:space="0" w:color="E5E7EB"/>
+              <w:top w:val="single" w:sz="4" w:space="0" w:color="E2E8F0"/>
+              <w:bottom w:val="single" w:sz="4" w:space="0" w:color="E2E8F0"/>
               <w:left w:val="none"/>
               <w:right w:val="none"/>
             </w:tcBorders>
@@ -748,7 +805,7 @@
                 <w:rFonts w:ascii="Times New Roman" w:hAnsi="Times New Roman"/>
                 <w:b w:val="0"/>
                 <w:i w:val="0"/>
-                <w:color w:val="222222"/>
+                <w:color w:val="1E293B"/>
                 <w:sz w:val="18"/>
                 <w:rFonts w:ascii="Times New Roman" w:hAnsi="Times New Roman" w:eastAsia="Times New Roman" w:cs="Times New Roman"/>
               </w:rPr>
@@ -758,17 +815,17 @@
         </w:tc>
         <w:tc>
           <w:tcPr>
-            <w:tcW w:type="dxa" w:w="2880"/>
+            <w:tcW w:type="dxa" w:w="2736"/>
             <w:shd w:fill="FFFFFF"/>
             <w:tcMar>
-              <w:top w:w="60" w:type="dxa"/>
-              <w:bottom w:w="60" w:type="dxa"/>
-              <w:left w:w="80" w:type="dxa"/>
-              <w:right w:w="80" w:type="dxa"/>
+              <w:top w:w="50" w:type="dxa"/>
+              <w:bottom w:w="50" w:type="dxa"/>
+              <w:left w:w="70" w:type="dxa"/>
+              <w:right w:w="70" w:type="dxa"/>
             </w:tcMar>
             <w:tcBorders>
-              <w:top w:val="single" w:sz="4" w:space="0" w:color="E5E7EB"/>
-              <w:bottom w:val="single" w:sz="4" w:space="0" w:color="E5E7EB"/>
+              <w:top w:val="single" w:sz="4" w:space="0" w:color="E2E8F0"/>
+              <w:bottom w:val="single" w:sz="4" w:space="0" w:color="E2E8F0"/>
               <w:left w:val="none"/>
               <w:right w:val="none"/>
             </w:tcBorders>
@@ -783,7 +840,7 @@
                 <w:rFonts w:ascii="Times New Roman" w:hAnsi="Times New Roman"/>
                 <w:b w:val="0"/>
                 <w:i w:val="0"/>
-                <w:color w:val="222222"/>
+                <w:color w:val="1E293B"/>
                 <w:sz w:val="18"/>
                 <w:rFonts w:ascii="Times New Roman" w:hAnsi="Times New Roman" w:eastAsia="Times New Roman" w:cs="Times New Roman"/>
               </w:rPr>
@@ -796,14 +853,14 @@
             <w:tcW w:type="dxa" w:w="1584"/>
             <w:shd w:fill="FFFFFF"/>
             <w:tcMar>
-              <w:top w:w="60" w:type="dxa"/>
-              <w:bottom w:w="60" w:type="dxa"/>
-              <w:left w:w="80" w:type="dxa"/>
-              <w:right w:w="80" w:type="dxa"/>
+              <w:top w:w="50" w:type="dxa"/>
+              <w:bottom w:w="50" w:type="dxa"/>
+              <w:left w:w="70" w:type="dxa"/>
+              <w:right w:w="70" w:type="dxa"/>
             </w:tcMar>
             <w:tcBorders>
-              <w:top w:val="single" w:sz="4" w:space="0" w:color="E5E7EB"/>
-              <w:bottom w:val="single" w:sz="4" w:space="0" w:color="E5E7EB"/>
+              <w:top w:val="single" w:sz="4" w:space="0" w:color="E2E8F0"/>
+              <w:bottom w:val="single" w:sz="4" w:space="0" w:color="E2E8F0"/>
               <w:left w:val="none"/>
               <w:right w:val="none"/>
             </w:tcBorders>
@@ -818,7 +875,7 @@
                 <w:rFonts w:ascii="Times New Roman" w:hAnsi="Times New Roman"/>
                 <w:b/>
                 <w:i w:val="0"/>
-                <w:color w:val="222222"/>
+                <w:color w:val="1E293B"/>
                 <w:sz w:val="18"/>
                 <w:rFonts w:ascii="Times New Roman" w:hAnsi="Times New Roman" w:eastAsia="Times New Roman" w:cs="Times New Roman"/>
               </w:rPr>
@@ -830,17 +887,17 @@
       <w:tr>
         <w:tc>
           <w:tcPr>
-            <w:tcW w:type="dxa" w:w="2304"/>
-            <w:shd w:fill="F4F6F9"/>
+            <w:tcW w:type="dxa" w:w="2448"/>
+            <w:shd w:fill="F8FAFC"/>
             <w:tcMar>
-              <w:top w:w="60" w:type="dxa"/>
-              <w:bottom w:w="60" w:type="dxa"/>
-              <w:left w:w="80" w:type="dxa"/>
-              <w:right w:w="80" w:type="dxa"/>
+              <w:top w:w="50" w:type="dxa"/>
+              <w:bottom w:w="50" w:type="dxa"/>
+              <w:left w:w="70" w:type="dxa"/>
+              <w:right w:w="70" w:type="dxa"/>
             </w:tcMar>
             <w:tcBorders>
-              <w:top w:val="single" w:sz="4" w:space="0" w:color="E5E7EB"/>
-              <w:bottom w:val="single" w:sz="4" w:space="0" w:color="E5E7EB"/>
+              <w:top w:val="single" w:sz="4" w:space="0" w:color="E2E8F0"/>
+              <w:bottom w:val="single" w:sz="4" w:space="0" w:color="E2E8F0"/>
               <w:left w:val="none"/>
               <w:right w:val="none"/>
             </w:tcBorders>
@@ -855,27 +912,29 @@
                 <w:rFonts w:ascii="Times New Roman" w:hAnsi="Times New Roman"/>
                 <w:b/>
                 <w:i w:val="0"/>
-                <w:color w:val="222222"/>
+                <w:color w:val="1E293B"/>
                 <w:sz w:val="18"/>
                 <w:rFonts w:ascii="Times New Roman" w:hAnsi="Times New Roman" w:eastAsia="Times New Roman" w:cs="Times New Roman"/>
               </w:rPr>
-              <w:t>Phần 4: Thị trường &amp; SQL (04:00 - 05:30)</w:t>
+              <w:t>Phần 4: PySpark ETL &amp; Spark SQL</w:t>
+              <w:br/>
+              <w:t>(04:00 - 05:30 | 90s)</w:t>
             </w:r>
           </w:p>
         </w:tc>
         <w:tc>
           <w:tcPr>
             <w:tcW w:type="dxa" w:w="2592"/>
-            <w:shd w:fill="F4F6F9"/>
+            <w:shd w:fill="F8FAFC"/>
             <w:tcMar>
-              <w:top w:w="60" w:type="dxa"/>
-              <w:bottom w:w="60" w:type="dxa"/>
-              <w:left w:w="80" w:type="dxa"/>
-              <w:right w:w="80" w:type="dxa"/>
+              <w:top w:w="50" w:type="dxa"/>
+              <w:bottom w:w="50" w:type="dxa"/>
+              <w:left w:w="70" w:type="dxa"/>
+              <w:right w:w="70" w:type="dxa"/>
             </w:tcMar>
             <w:tcBorders>
-              <w:top w:val="single" w:sz="4" w:space="0" w:color="E5E7EB"/>
-              <w:bottom w:val="single" w:sz="4" w:space="0" w:color="E5E7EB"/>
+              <w:top w:val="single" w:sz="4" w:space="0" w:color="E2E8F0"/>
+              <w:bottom w:val="single" w:sz="4" w:space="0" w:color="E2E8F0"/>
               <w:left w:val="none"/>
               <w:right w:val="none"/>
             </w:tcBorders>
@@ -890,7 +949,7 @@
                 <w:rFonts w:ascii="Times New Roman" w:hAnsi="Times New Roman"/>
                 <w:b w:val="0"/>
                 <w:i w:val="0"/>
-                <w:color w:val="222222"/>
+                <w:color w:val="1E293B"/>
                 <w:sz w:val="18"/>
                 <w:rFonts w:ascii="Times New Roman" w:hAnsi="Times New Roman" w:eastAsia="Times New Roman" w:cs="Times New Roman"/>
               </w:rPr>
@@ -902,17 +961,17 @@
         </w:tc>
         <w:tc>
           <w:tcPr>
-            <w:tcW w:type="dxa" w:w="2880"/>
-            <w:shd w:fill="F4F6F9"/>
+            <w:tcW w:type="dxa" w:w="2736"/>
+            <w:shd w:fill="F8FAFC"/>
             <w:tcMar>
-              <w:top w:w="60" w:type="dxa"/>
-              <w:bottom w:w="60" w:type="dxa"/>
-              <w:left w:w="80" w:type="dxa"/>
-              <w:right w:w="80" w:type="dxa"/>
+              <w:top w:w="50" w:type="dxa"/>
+              <w:bottom w:w="50" w:type="dxa"/>
+              <w:left w:w="70" w:type="dxa"/>
+              <w:right w:w="70" w:type="dxa"/>
             </w:tcMar>
             <w:tcBorders>
-              <w:top w:val="single" w:sz="4" w:space="0" w:color="E5E7EB"/>
-              <w:bottom w:val="single" w:sz="4" w:space="0" w:color="E5E7EB"/>
+              <w:top w:val="single" w:sz="4" w:space="0" w:color="E2E8F0"/>
+              <w:bottom w:val="single" w:sz="4" w:space="0" w:color="E2E8F0"/>
               <w:left w:val="none"/>
               <w:right w:val="none"/>
             </w:tcBorders>
@@ -927,7 +986,7 @@
                 <w:rFonts w:ascii="Times New Roman" w:hAnsi="Times New Roman"/>
                 <w:b w:val="0"/>
                 <w:i w:val="0"/>
-                <w:color w:val="222222"/>
+                <w:color w:val="1E293B"/>
                 <w:sz w:val="18"/>
                 <w:rFonts w:ascii="Times New Roman" w:hAnsi="Times New Roman" w:eastAsia="Times New Roman" w:cs="Times New Roman"/>
               </w:rPr>
@@ -940,16 +999,16 @@
         <w:tc>
           <w:tcPr>
             <w:tcW w:type="dxa" w:w="1584"/>
-            <w:shd w:fill="F4F6F9"/>
+            <w:shd w:fill="F8FAFC"/>
             <w:tcMar>
-              <w:top w:w="60" w:type="dxa"/>
-              <w:bottom w:w="60" w:type="dxa"/>
-              <w:left w:w="80" w:type="dxa"/>
-              <w:right w:w="80" w:type="dxa"/>
+              <w:top w:w="50" w:type="dxa"/>
+              <w:bottom w:w="50" w:type="dxa"/>
+              <w:left w:w="70" w:type="dxa"/>
+              <w:right w:w="70" w:type="dxa"/>
             </w:tcMar>
             <w:tcBorders>
-              <w:top w:val="single" w:sz="4" w:space="0" w:color="E5E7EB"/>
-              <w:bottom w:val="single" w:sz="4" w:space="0" w:color="E5E7EB"/>
+              <w:top w:val="single" w:sz="4" w:space="0" w:color="E2E8F0"/>
+              <w:bottom w:val="single" w:sz="4" w:space="0" w:color="E2E8F0"/>
               <w:left w:val="none"/>
               <w:right w:val="none"/>
             </w:tcBorders>
@@ -964,7 +1023,7 @@
                 <w:rFonts w:ascii="Times New Roman" w:hAnsi="Times New Roman"/>
                 <w:b/>
                 <w:i w:val="0"/>
-                <w:color w:val="222222"/>
+                <w:color w:val="1E293B"/>
                 <w:sz w:val="18"/>
                 <w:rFonts w:ascii="Times New Roman" w:hAnsi="Times New Roman" w:eastAsia="Times New Roman" w:cs="Times New Roman"/>
               </w:rPr>
@@ -976,17 +1035,17 @@
       <w:tr>
         <w:tc>
           <w:tcPr>
-            <w:tcW w:type="dxa" w:w="2304"/>
+            <w:tcW w:type="dxa" w:w="2448"/>
             <w:shd w:fill="FFFFFF"/>
             <w:tcMar>
-              <w:top w:w="60" w:type="dxa"/>
-              <w:bottom w:w="60" w:type="dxa"/>
-              <w:left w:w="80" w:type="dxa"/>
-              <w:right w:w="80" w:type="dxa"/>
+              <w:top w:w="50" w:type="dxa"/>
+              <w:bottom w:w="50" w:type="dxa"/>
+              <w:left w:w="70" w:type="dxa"/>
+              <w:right w:w="70" w:type="dxa"/>
             </w:tcMar>
             <w:tcBorders>
-              <w:top w:val="single" w:sz="4" w:space="0" w:color="E5E7EB"/>
-              <w:bottom w:val="single" w:sz="4" w:space="0" w:color="E5E7EB"/>
+              <w:top w:val="single" w:sz="4" w:space="0" w:color="E2E8F0"/>
+              <w:bottom w:val="single" w:sz="4" w:space="0" w:color="E2E8F0"/>
               <w:left w:val="none"/>
               <w:right w:val="none"/>
             </w:tcBorders>
@@ -1001,11 +1060,13 @@
                 <w:rFonts w:ascii="Times New Roman" w:hAnsi="Times New Roman"/>
                 <w:b/>
                 <w:i w:val="0"/>
-                <w:color w:val="222222"/>
+                <w:color w:val="1E293B"/>
                 <w:sz w:val="18"/>
                 <w:rFonts w:ascii="Times New Roman" w:hAnsi="Times New Roman" w:eastAsia="Times New Roman" w:cs="Times New Roman"/>
               </w:rPr>
-              <w:t>Phần 5: Machine Learning (05:30 - 07:30)</w:t>
+              <w:t>Phần 5: Machine Learning &amp; Săn cầu thủ</w:t>
+              <w:br/>
+              <w:t>(05:30 - 07:30 | 120s)</w:t>
             </w:r>
           </w:p>
         </w:tc>
@@ -1014,14 +1075,14 @@
             <w:tcW w:type="dxa" w:w="2592"/>
             <w:shd w:fill="FFFFFF"/>
             <w:tcMar>
-              <w:top w:w="60" w:type="dxa"/>
-              <w:bottom w:w="60" w:type="dxa"/>
-              <w:left w:w="80" w:type="dxa"/>
-              <w:right w:w="80" w:type="dxa"/>
+              <w:top w:w="50" w:type="dxa"/>
+              <w:bottom w:w="50" w:type="dxa"/>
+              <w:left w:w="70" w:type="dxa"/>
+              <w:right w:w="70" w:type="dxa"/>
             </w:tcMar>
             <w:tcBorders>
-              <w:top w:val="single" w:sz="4" w:space="0" w:color="E5E7EB"/>
-              <w:bottom w:val="single" w:sz="4" w:space="0" w:color="E5E7EB"/>
+              <w:top w:val="single" w:sz="4" w:space="0" w:color="E2E8F0"/>
+              <w:bottom w:val="single" w:sz="4" w:space="0" w:color="E2E8F0"/>
               <w:left w:val="none"/>
               <w:right w:val="none"/>
             </w:tcBorders>
@@ -1036,7 +1097,7 @@
                 <w:rFonts w:ascii="Times New Roman" w:hAnsi="Times New Roman"/>
                 <w:b w:val="0"/>
                 <w:i w:val="0"/>
-                <w:color w:val="222222"/>
+                <w:color w:val="1E293B"/>
                 <w:sz w:val="18"/>
                 <w:rFonts w:ascii="Times New Roman" w:hAnsi="Times New Roman" w:eastAsia="Times New Roman" w:cs="Times New Roman"/>
               </w:rPr>
@@ -1048,17 +1109,17 @@
         </w:tc>
         <w:tc>
           <w:tcPr>
-            <w:tcW w:type="dxa" w:w="2880"/>
+            <w:tcW w:type="dxa" w:w="2736"/>
             <w:shd w:fill="FFFFFF"/>
             <w:tcMar>
-              <w:top w:w="60" w:type="dxa"/>
-              <w:bottom w:w="60" w:type="dxa"/>
-              <w:left w:w="80" w:type="dxa"/>
-              <w:right w:w="80" w:type="dxa"/>
+              <w:top w:w="50" w:type="dxa"/>
+              <w:bottom w:w="50" w:type="dxa"/>
+              <w:left w:w="70" w:type="dxa"/>
+              <w:right w:w="70" w:type="dxa"/>
             </w:tcMar>
             <w:tcBorders>
-              <w:top w:val="single" w:sz="4" w:space="0" w:color="E5E7EB"/>
-              <w:bottom w:val="single" w:sz="4" w:space="0" w:color="E5E7EB"/>
+              <w:top w:val="single" w:sz="4" w:space="0" w:color="E2E8F0"/>
+              <w:bottom w:val="single" w:sz="4" w:space="0" w:color="E2E8F0"/>
               <w:left w:val="none"/>
               <w:right w:val="none"/>
             </w:tcBorders>
@@ -1073,7 +1134,7 @@
                 <w:rFonts w:ascii="Times New Roman" w:hAnsi="Times New Roman"/>
                 <w:b w:val="0"/>
                 <w:i w:val="0"/>
-                <w:color w:val="222222"/>
+                <w:color w:val="1E293B"/>
                 <w:sz w:val="18"/>
                 <w:rFonts w:ascii="Times New Roman" w:hAnsi="Times New Roman" w:eastAsia="Times New Roman" w:cs="Times New Roman"/>
               </w:rPr>
@@ -1088,14 +1149,14 @@
             <w:tcW w:type="dxa" w:w="1584"/>
             <w:shd w:fill="FFFFFF"/>
             <w:tcMar>
-              <w:top w:w="60" w:type="dxa"/>
-              <w:bottom w:w="60" w:type="dxa"/>
-              <w:left w:w="80" w:type="dxa"/>
-              <w:right w:w="80" w:type="dxa"/>
+              <w:top w:w="50" w:type="dxa"/>
+              <w:bottom w:w="50" w:type="dxa"/>
+              <w:left w:w="70" w:type="dxa"/>
+              <w:right w:w="70" w:type="dxa"/>
             </w:tcMar>
             <w:tcBorders>
-              <w:top w:val="single" w:sz="4" w:space="0" w:color="E5E7EB"/>
-              <w:bottom w:val="single" w:sz="4" w:space="0" w:color="E5E7EB"/>
+              <w:top w:val="single" w:sz="4" w:space="0" w:color="E2E8F0"/>
+              <w:bottom w:val="single" w:sz="4" w:space="0" w:color="E2E8F0"/>
               <w:left w:val="none"/>
               <w:right w:val="none"/>
             </w:tcBorders>
@@ -1110,7 +1171,7 @@
                 <w:rFonts w:ascii="Times New Roman" w:hAnsi="Times New Roman"/>
                 <w:b/>
                 <w:i w:val="0"/>
-                <w:color w:val="222222"/>
+                <w:color w:val="1E293B"/>
                 <w:sz w:val="18"/>
                 <w:rFonts w:ascii="Times New Roman" w:hAnsi="Times New Roman" w:eastAsia="Times New Roman" w:cs="Times New Roman"/>
               </w:rPr>
@@ -1122,17 +1183,17 @@
       <w:tr>
         <w:tc>
           <w:tcPr>
-            <w:tcW w:type="dxa" w:w="2304"/>
-            <w:shd w:fill="F4F6F9"/>
+            <w:tcW w:type="dxa" w:w="2448"/>
+            <w:shd w:fill="F8FAFC"/>
             <w:tcMar>
-              <w:top w:w="60" w:type="dxa"/>
-              <w:bottom w:w="60" w:type="dxa"/>
-              <w:left w:w="80" w:type="dxa"/>
-              <w:right w:w="80" w:type="dxa"/>
+              <w:top w:w="50" w:type="dxa"/>
+              <w:bottom w:w="50" w:type="dxa"/>
+              <w:left w:w="70" w:type="dxa"/>
+              <w:right w:w="70" w:type="dxa"/>
             </w:tcMar>
             <w:tcBorders>
-              <w:top w:val="single" w:sz="4" w:space="0" w:color="E5E7EB"/>
-              <w:bottom w:val="single" w:sz="4" w:space="0" w:color="E5E7EB"/>
+              <w:top w:val="single" w:sz="4" w:space="0" w:color="E2E8F0"/>
+              <w:bottom w:val="single" w:sz="4" w:space="0" w:color="E2E8F0"/>
               <w:left w:val="none"/>
               <w:right w:val="none"/>
             </w:tcBorders>
@@ -1147,27 +1208,29 @@
                 <w:rFonts w:ascii="Times New Roman" w:hAnsi="Times New Roman"/>
                 <w:b/>
                 <w:i w:val="0"/>
-                <w:color w:val="222222"/>
+                <w:color w:val="1E293B"/>
                 <w:sz w:val="18"/>
                 <w:rFonts w:ascii="Times New Roman" w:hAnsi="Times New Roman" w:eastAsia="Times New Roman" w:cs="Times New Roman"/>
               </w:rPr>
-              <w:t>Phần 6: Kafka &amp; Airflow (07:30 - 08:30)</w:t>
+              <w:t>Phần 6: Kafka Streaming &amp; Airflow</w:t>
+              <w:br/>
+              <w:t>(07:30 - 08:30 | 60s)</w:t>
             </w:r>
           </w:p>
         </w:tc>
         <w:tc>
           <w:tcPr>
             <w:tcW w:type="dxa" w:w="2592"/>
-            <w:shd w:fill="F4F6F9"/>
+            <w:shd w:fill="F8FAFC"/>
             <w:tcMar>
-              <w:top w:w="60" w:type="dxa"/>
-              <w:bottom w:w="60" w:type="dxa"/>
-              <w:left w:w="80" w:type="dxa"/>
-              <w:right w:w="80" w:type="dxa"/>
+              <w:top w:w="50" w:type="dxa"/>
+              <w:bottom w:w="50" w:type="dxa"/>
+              <w:left w:w="70" w:type="dxa"/>
+              <w:right w:w="70" w:type="dxa"/>
             </w:tcMar>
             <w:tcBorders>
-              <w:top w:val="single" w:sz="4" w:space="0" w:color="E5E7EB"/>
-              <w:bottom w:val="single" w:sz="4" w:space="0" w:color="E5E7EB"/>
+              <w:top w:val="single" w:sz="4" w:space="0" w:color="E2E8F0"/>
+              <w:bottom w:val="single" w:sz="4" w:space="0" w:color="E2E8F0"/>
               <w:left w:val="none"/>
               <w:right w:val="none"/>
             </w:tcBorders>
@@ -1182,7 +1245,7 @@
                 <w:rFonts w:ascii="Times New Roman" w:hAnsi="Times New Roman"/>
                 <w:b w:val="0"/>
                 <w:i w:val="0"/>
-                <w:color w:val="222222"/>
+                <w:color w:val="1E293B"/>
                 <w:sz w:val="18"/>
                 <w:rFonts w:ascii="Times New Roman" w:hAnsi="Times New Roman" w:eastAsia="Times New Roman" w:cs="Times New Roman"/>
               </w:rPr>
@@ -1194,17 +1257,17 @@
         </w:tc>
         <w:tc>
           <w:tcPr>
-            <w:tcW w:type="dxa" w:w="2880"/>
-            <w:shd w:fill="F4F6F9"/>
+            <w:tcW w:type="dxa" w:w="2736"/>
+            <w:shd w:fill="F8FAFC"/>
             <w:tcMar>
-              <w:top w:w="60" w:type="dxa"/>
-              <w:bottom w:w="60" w:type="dxa"/>
-              <w:left w:w="80" w:type="dxa"/>
-              <w:right w:w="80" w:type="dxa"/>
+              <w:top w:w="50" w:type="dxa"/>
+              <w:bottom w:w="50" w:type="dxa"/>
+              <w:left w:w="70" w:type="dxa"/>
+              <w:right w:w="70" w:type="dxa"/>
             </w:tcMar>
             <w:tcBorders>
-              <w:top w:val="single" w:sz="4" w:space="0" w:color="E5E7EB"/>
-              <w:bottom w:val="single" w:sz="4" w:space="0" w:color="E5E7EB"/>
+              <w:top w:val="single" w:sz="4" w:space="0" w:color="E2E8F0"/>
+              <w:bottom w:val="single" w:sz="4" w:space="0" w:color="E2E8F0"/>
               <w:left w:val="none"/>
               <w:right w:val="none"/>
             </w:tcBorders>
@@ -1219,7 +1282,7 @@
                 <w:rFonts w:ascii="Times New Roman" w:hAnsi="Times New Roman"/>
                 <w:b w:val="0"/>
                 <w:i w:val="0"/>
-                <w:color w:val="222222"/>
+                <w:color w:val="1E293B"/>
                 <w:sz w:val="18"/>
                 <w:rFonts w:ascii="Times New Roman" w:hAnsi="Times New Roman" w:eastAsia="Times New Roman" w:cs="Times New Roman"/>
               </w:rPr>
@@ -1232,16 +1295,16 @@
         <w:tc>
           <w:tcPr>
             <w:tcW w:type="dxa" w:w="1584"/>
-            <w:shd w:fill="F4F6F9"/>
+            <w:shd w:fill="F8FAFC"/>
             <w:tcMar>
-              <w:top w:w="60" w:type="dxa"/>
-              <w:bottom w:w="60" w:type="dxa"/>
-              <w:left w:w="80" w:type="dxa"/>
-              <w:right w:w="80" w:type="dxa"/>
+              <w:top w:w="50" w:type="dxa"/>
+              <w:bottom w:w="50" w:type="dxa"/>
+              <w:left w:w="70" w:type="dxa"/>
+              <w:right w:w="70" w:type="dxa"/>
             </w:tcMar>
             <w:tcBorders>
-              <w:top w:val="single" w:sz="4" w:space="0" w:color="E5E7EB"/>
-              <w:bottom w:val="single" w:sz="4" w:space="0" w:color="E5E7EB"/>
+              <w:top w:val="single" w:sz="4" w:space="0" w:color="E2E8F0"/>
+              <w:bottom w:val="single" w:sz="4" w:space="0" w:color="E2E8F0"/>
               <w:left w:val="none"/>
               <w:right w:val="none"/>
             </w:tcBorders>
@@ -1256,7 +1319,7 @@
                 <w:rFonts w:ascii="Times New Roman" w:hAnsi="Times New Roman"/>
                 <w:b/>
                 <w:i w:val="0"/>
-                <w:color w:val="222222"/>
+                <w:color w:val="1E293B"/>
                 <w:sz w:val="18"/>
                 <w:rFonts w:ascii="Times New Roman" w:hAnsi="Times New Roman" w:eastAsia="Times New Roman" w:cs="Times New Roman"/>
               </w:rPr>
@@ -1268,17 +1331,17 @@
       <w:tr>
         <w:tc>
           <w:tcPr>
-            <w:tcW w:type="dxa" w:w="2304"/>
+            <w:tcW w:type="dxa" w:w="2448"/>
             <w:shd w:fill="FFFFFF"/>
             <w:tcMar>
-              <w:top w:w="60" w:type="dxa"/>
-              <w:bottom w:w="60" w:type="dxa"/>
-              <w:left w:w="80" w:type="dxa"/>
-              <w:right w:w="80" w:type="dxa"/>
+              <w:top w:w="50" w:type="dxa"/>
+              <w:bottom w:w="50" w:type="dxa"/>
+              <w:left w:w="70" w:type="dxa"/>
+              <w:right w:w="70" w:type="dxa"/>
             </w:tcMar>
             <w:tcBorders>
-              <w:top w:val="single" w:sz="4" w:space="0" w:color="E5E7EB"/>
-              <w:bottom w:val="single" w:sz="4" w:space="0" w:color="E5E7EB"/>
+              <w:top w:val="single" w:sz="4" w:space="0" w:color="E2E8F0"/>
+              <w:bottom w:val="single" w:sz="4" w:space="0" w:color="E2E8F0"/>
               <w:left w:val="none"/>
               <w:right w:val="none"/>
             </w:tcBorders>
@@ -1293,11 +1356,13 @@
                 <w:rFonts w:ascii="Times New Roman" w:hAnsi="Times New Roman"/>
                 <w:b/>
                 <w:i w:val="0"/>
-                <w:color w:val="222222"/>
+                <w:color w:val="1E293B"/>
                 <w:sz w:val="18"/>
                 <w:rFonts w:ascii="Times New Roman" w:hAnsi="Times New Roman" w:eastAsia="Times New Roman" w:cs="Times New Roman"/>
               </w:rPr>
-              <w:t>Phần 7: Data Mart &amp; Tổng kết (08:30 - 09:30)</w:t>
+              <w:t>Phần 7: CSDL Data Mart &amp; Kết luận</w:t>
+              <w:br/>
+              <w:t>(08:30 - 09:30 | 60s)</w:t>
             </w:r>
           </w:p>
         </w:tc>
@@ -1306,14 +1371,14 @@
             <w:tcW w:type="dxa" w:w="2592"/>
             <w:shd w:fill="FFFFFF"/>
             <w:tcMar>
-              <w:top w:w="60" w:type="dxa"/>
-              <w:bottom w:w="60" w:type="dxa"/>
-              <w:left w:w="80" w:type="dxa"/>
-              <w:right w:w="80" w:type="dxa"/>
+              <w:top w:w="50" w:type="dxa"/>
+              <w:bottom w:w="50" w:type="dxa"/>
+              <w:left w:w="70" w:type="dxa"/>
+              <w:right w:w="70" w:type="dxa"/>
             </w:tcMar>
             <w:tcBorders>
-              <w:top w:val="single" w:sz="4" w:space="0" w:color="E5E7EB"/>
-              <w:bottom w:val="single" w:sz="4" w:space="0" w:color="E5E7EB"/>
+              <w:top w:val="single" w:sz="4" w:space="0" w:color="E2E8F0"/>
+              <w:bottom w:val="single" w:sz="4" w:space="0" w:color="E2E8F0"/>
               <w:left w:val="none"/>
               <w:right w:val="none"/>
             </w:tcBorders>
@@ -1328,7 +1393,7 @@
                 <w:rFonts w:ascii="Times New Roman" w:hAnsi="Times New Roman"/>
                 <w:b w:val="0"/>
                 <w:i w:val="0"/>
-                <w:color w:val="222222"/>
+                <w:color w:val="1E293B"/>
                 <w:sz w:val="18"/>
                 <w:rFonts w:ascii="Times New Roman" w:hAnsi="Times New Roman" w:eastAsia="Times New Roman" w:cs="Times New Roman"/>
               </w:rPr>
@@ -1338,17 +1403,17 @@
         </w:tc>
         <w:tc>
           <w:tcPr>
-            <w:tcW w:type="dxa" w:w="2880"/>
+            <w:tcW w:type="dxa" w:w="2736"/>
             <w:shd w:fill="FFFFFF"/>
             <w:tcMar>
-              <w:top w:w="60" w:type="dxa"/>
-              <w:bottom w:w="60" w:type="dxa"/>
-              <w:left w:w="80" w:type="dxa"/>
-              <w:right w:w="80" w:type="dxa"/>
+              <w:top w:w="50" w:type="dxa"/>
+              <w:bottom w:w="50" w:type="dxa"/>
+              <w:left w:w="70" w:type="dxa"/>
+              <w:right w:w="70" w:type="dxa"/>
             </w:tcMar>
             <w:tcBorders>
-              <w:top w:val="single" w:sz="4" w:space="0" w:color="E5E7EB"/>
-              <w:bottom w:val="single" w:sz="4" w:space="0" w:color="E5E7EB"/>
+              <w:top w:val="single" w:sz="4" w:space="0" w:color="E2E8F0"/>
+              <w:bottom w:val="single" w:sz="4" w:space="0" w:color="E2E8F0"/>
               <w:left w:val="none"/>
               <w:right w:val="none"/>
             </w:tcBorders>
@@ -1363,7 +1428,7 @@
                 <w:rFonts w:ascii="Times New Roman" w:hAnsi="Times New Roman"/>
                 <w:b w:val="0"/>
                 <w:i w:val="0"/>
-                <w:color w:val="222222"/>
+                <w:color w:val="1E293B"/>
                 <w:sz w:val="18"/>
                 <w:rFonts w:ascii="Times New Roman" w:hAnsi="Times New Roman" w:eastAsia="Times New Roman" w:cs="Times New Roman"/>
               </w:rPr>
@@ -1376,14 +1441,14 @@
             <w:tcW w:type="dxa" w:w="1584"/>
             <w:shd w:fill="FFFFFF"/>
             <w:tcMar>
-              <w:top w:w="60" w:type="dxa"/>
-              <w:bottom w:w="60" w:type="dxa"/>
-              <w:left w:w="80" w:type="dxa"/>
-              <w:right w:w="80" w:type="dxa"/>
+              <w:top w:w="50" w:type="dxa"/>
+              <w:bottom w:w="50" w:type="dxa"/>
+              <w:left w:w="70" w:type="dxa"/>
+              <w:right w:w="70" w:type="dxa"/>
             </w:tcMar>
             <w:tcBorders>
-              <w:top w:val="single" w:sz="4" w:space="0" w:color="E5E7EB"/>
-              <w:bottom w:val="single" w:sz="4" w:space="0" w:color="E5E7EB"/>
+              <w:top w:val="single" w:sz="4" w:space="0" w:color="E2E8F0"/>
+              <w:bottom w:val="single" w:sz="4" w:space="0" w:color="E2E8F0"/>
               <w:left w:val="none"/>
               <w:right w:val="none"/>
             </w:tcBorders>
@@ -1398,7 +1463,7 @@
                 <w:rFonts w:ascii="Times New Roman" w:hAnsi="Times New Roman"/>
                 <w:b/>
                 <w:i w:val="0"/>
-                <w:color w:val="222222"/>
+                <w:color w:val="1E293B"/>
                 <w:sz w:val="18"/>
                 <w:rFonts w:ascii="Times New Roman" w:hAnsi="Times New Roman" w:eastAsia="Times New Roman" w:cs="Times New Roman"/>
               </w:rPr>
@@ -1410,17 +1475,17 @@
       <w:tr>
         <w:tc>
           <w:tcPr>
-            <w:tcW w:type="dxa" w:w="2304"/>
-            <w:shd w:fill="F4F6F9"/>
+            <w:tcW w:type="dxa" w:w="2448"/>
+            <w:shd w:fill="F8FAFC"/>
             <w:tcMar>
-              <w:top w:w="60" w:type="dxa"/>
-              <w:bottom w:w="60" w:type="dxa"/>
-              <w:left w:w="80" w:type="dxa"/>
-              <w:right w:w="80" w:type="dxa"/>
+              <w:top w:w="50" w:type="dxa"/>
+              <w:bottom w:w="50" w:type="dxa"/>
+              <w:left w:w="70" w:type="dxa"/>
+              <w:right w:w="70" w:type="dxa"/>
             </w:tcMar>
             <w:tcBorders>
-              <w:top w:val="single" w:sz="4" w:space="0" w:color="E5E7EB"/>
-              <w:bottom w:val="single" w:sz="4" w:space="0" w:color="E5E7EB"/>
+              <w:top w:val="single" w:sz="4" w:space="0" w:color="E2E8F0"/>
+              <w:bottom w:val="single" w:sz="4" w:space="0" w:color="E2E8F0"/>
               <w:left w:val="none"/>
               <w:right w:val="none"/>
             </w:tcBorders>
@@ -1435,27 +1500,29 @@
                 <w:rFonts w:ascii="Times New Roman" w:hAnsi="Times New Roman"/>
                 <w:b/>
                 <w:i w:val="0"/>
-                <w:color w:val="222222"/>
+                <w:color w:val="1E293B"/>
                 <w:sz w:val="18"/>
                 <w:rFonts w:ascii="Times New Roman" w:hAnsi="Times New Roman" w:eastAsia="Times New Roman" w:cs="Times New Roman"/>
               </w:rPr>
-              <w:t>Phần 8: Q&amp;A Phản biện (09:30 - 15:00)</w:t>
+              <w:t>Phần 8: Trả lời câu hỏi của Thầy</w:t>
+              <w:br/>
+              <w:t>(09:30 - 14:00 | 5 phút)</w:t>
             </w:r>
           </w:p>
         </w:tc>
         <w:tc>
           <w:tcPr>
             <w:tcW w:type="dxa" w:w="2592"/>
-            <w:shd w:fill="F4F6F9"/>
+            <w:shd w:fill="F8FAFC"/>
             <w:tcMar>
-              <w:top w:w="60" w:type="dxa"/>
-              <w:bottom w:w="60" w:type="dxa"/>
-              <w:left w:w="80" w:type="dxa"/>
-              <w:right w:w="80" w:type="dxa"/>
+              <w:top w:w="50" w:type="dxa"/>
+              <w:bottom w:w="50" w:type="dxa"/>
+              <w:left w:w="70" w:type="dxa"/>
+              <w:right w:w="70" w:type="dxa"/>
             </w:tcMar>
             <w:tcBorders>
-              <w:top w:val="single" w:sz="4" w:space="0" w:color="E5E7EB"/>
-              <w:bottom w:val="single" w:sz="4" w:space="0" w:color="E5E7EB"/>
+              <w:top w:val="single" w:sz="4" w:space="0" w:color="E2E8F0"/>
+              <w:bottom w:val="single" w:sz="4" w:space="0" w:color="E2E8F0"/>
               <w:left w:val="none"/>
               <w:right w:val="none"/>
             </w:tcBorders>
@@ -1470,27 +1537,27 @@
                 <w:rFonts w:ascii="Times New Roman" w:hAnsi="Times New Roman"/>
                 <w:b w:val="0"/>
                 <w:i w:val="0"/>
-                <w:color w:val="222222"/>
+                <w:color w:val="1E293B"/>
                 <w:sz w:val="18"/>
                 <w:rFonts w:ascii="Times New Roman" w:hAnsi="Times New Roman" w:eastAsia="Times New Roman" w:cs="Times New Roman"/>
               </w:rPr>
-              <w:t>Toàn bộ Dashboard &amp; Terminal</w:t>
+              <w:t>Toàn bộ Dashboard &amp; Terminal Logs</w:t>
             </w:r>
           </w:p>
         </w:tc>
         <w:tc>
           <w:tcPr>
-            <w:tcW w:type="dxa" w:w="2880"/>
-            <w:shd w:fill="F4F6F9"/>
+            <w:tcW w:type="dxa" w:w="2736"/>
+            <w:shd w:fill="F8FAFC"/>
             <w:tcMar>
-              <w:top w:w="60" w:type="dxa"/>
-              <w:bottom w:w="60" w:type="dxa"/>
-              <w:left w:w="80" w:type="dxa"/>
-              <w:right w:w="80" w:type="dxa"/>
+              <w:top w:w="50" w:type="dxa"/>
+              <w:bottom w:w="50" w:type="dxa"/>
+              <w:left w:w="70" w:type="dxa"/>
+              <w:right w:w="70" w:type="dxa"/>
             </w:tcMar>
             <w:tcBorders>
-              <w:top w:val="single" w:sz="4" w:space="0" w:color="E5E7EB"/>
-              <w:bottom w:val="single" w:sz="4" w:space="0" w:color="E5E7EB"/>
+              <w:top w:val="single" w:sz="4" w:space="0" w:color="E2E8F0"/>
+              <w:bottom w:val="single" w:sz="4" w:space="0" w:color="E2E8F0"/>
               <w:left w:val="none"/>
               <w:right w:val="none"/>
             </w:tcBorders>
@@ -1505,27 +1572,27 @@
                 <w:rFonts w:ascii="Times New Roman" w:hAnsi="Times New Roman"/>
                 <w:b w:val="0"/>
                 <w:i w:val="0"/>
-                <w:color w:val="222222"/>
+                <w:color w:val="1E293B"/>
                 <w:sz w:val="18"/>
                 <w:rFonts w:ascii="Times New Roman" w:hAnsi="Times New Roman" w:eastAsia="Times New Roman" w:cs="Times New Roman"/>
               </w:rPr>
-              <w:t>Sẵn sàng các cổng 8501, 9870, 8080</w:t>
+              <w:t>Cổng 8501, 9870, 8080</w:t>
             </w:r>
           </w:p>
         </w:tc>
         <w:tc>
           <w:tcPr>
             <w:tcW w:type="dxa" w:w="1584"/>
-            <w:shd w:fill="F4F6F9"/>
+            <w:shd w:fill="F8FAFC"/>
             <w:tcMar>
-              <w:top w:w="60" w:type="dxa"/>
-              <w:bottom w:w="60" w:type="dxa"/>
-              <w:left w:w="80" w:type="dxa"/>
-              <w:right w:w="80" w:type="dxa"/>
+              <w:top w:w="50" w:type="dxa"/>
+              <w:bottom w:w="50" w:type="dxa"/>
+              <w:left w:w="70" w:type="dxa"/>
+              <w:right w:w="70" w:type="dxa"/>
             </w:tcMar>
             <w:tcBorders>
-              <w:top w:val="single" w:sz="4" w:space="0" w:color="E5E7EB"/>
-              <w:bottom w:val="single" w:sz="4" w:space="0" w:color="E5E7EB"/>
+              <w:top w:val="single" w:sz="4" w:space="0" w:color="E2E8F0"/>
+              <w:bottom w:val="single" w:sz="4" w:space="0" w:color="E2E8F0"/>
               <w:left w:val="none"/>
               <w:right w:val="none"/>
             </w:tcBorders>
@@ -1540,7 +1607,7 @@
                 <w:rFonts w:ascii="Times New Roman" w:hAnsi="Times New Roman"/>
                 <w:b/>
                 <w:i w:val="0"/>
-                <w:color w:val="222222"/>
+                <w:color w:val="1E293B"/>
                 <w:sz w:val="18"/>
                 <w:rFonts w:ascii="Times New Roman" w:hAnsi="Times New Roman" w:eastAsia="Times New Roman" w:cs="Times New Roman"/>
               </w:rPr>
@@ -1553,13 +1620,13 @@
     <w:p>
       <w:pPr>
         <w:spacing w:before="0" w:after="40" w:line="276" w:lineRule="auto"/>
-        <w:jc w:val="both"/>
+        <w:jc w:val="left"/>
       </w:pPr>
     </w:p>
     <w:p>
       <w:pPr>
         <w:keepNext/>
-        <w:spacing w:before="280" w:after="80"/>
+        <w:spacing w:before="260" w:after="80"/>
       </w:pPr>
       <w:r>
         <w:rPr>
@@ -1567,16 +1634,16 @@
           <w:b/>
           <w:i w:val="0"/>
           <w:color w:val="1B365D"/>
-          <w:sz w:val="27"/>
+          <w:sz w:val="26"/>
           <w:rFonts w:ascii="Times New Roman" w:hAnsi="Times New Roman" w:eastAsia="Times New Roman" w:cs="Times New Roman"/>
         </w:rPr>
-        <w:t>2. Kịch bản chi tiết từng phân đoạn (Step-by-Step Live Demo Run-sheet)</w:t>
+        <w:t>2. Kịch bản chi tiết từng phân đoạn (Đơn giản, trực quan, nói cái hiểu liền)</w:t>
       </w:r>
     </w:p>
     <w:p>
       <w:pPr>
         <w:keepNext/>
-        <w:spacing w:before="200" w:after="60"/>
+        <w:spacing w:before="180" w:after="60"/>
       </w:pPr>
       <w:r>
         <w:rPr>
@@ -1584,10 +1651,10 @@
           <w:b/>
           <w:i w:val="0"/>
           <w:color w:val="0D766E"/>
-          <w:sz w:val="24"/>
+          <w:sz w:val="23"/>
           <w:rFonts w:ascii="Times New Roman" w:hAnsi="Times New Roman" w:eastAsia="Times New Roman" w:cs="Times New Roman"/>
         </w:rPr>
-        <w:t>Phần 1: Mở đầu &amp; Khởi chạy hệ thống 1-Click (Thời lượng: 00:00 - 01:00 | Người nói: Đặng Duy Lợi)</w:t>
+        <w:t>Phần 1: Mở đầu &amp; Khởi chạy hệ thống 1-Click (1 phút | Đặng Duy Lợi)</w:t>
       </w:r>
     </w:p>
     <w:tbl>
@@ -1597,24 +1664,24 @@
         <w:tblLook w:firstColumn="1" w:firstRow="1" w:lastColumn="0" w:lastRow="0" w:noHBand="0" w:noVBand="1" w:val="04A0"/>
       </w:tblPr>
       <w:tblGrid>
-        <w:gridCol w:w="9689"/>
+        <w:gridCol w:w="10080"/>
       </w:tblGrid>
       <w:tr>
         <w:tc>
           <w:tcPr>
             <w:tcW w:type="dxa" w:w="9360"/>
-            <w:shd w:fill="EEF2F6"/>
+            <w:shd w:fill="F1F5F9"/>
             <w:tcMar>
-              <w:top w:w="60" w:type="dxa"/>
-              <w:bottom w:w="60" w:type="dxa"/>
-              <w:left w:w="100" w:type="dxa"/>
-              <w:right w:w="100" w:type="dxa"/>
+              <w:top w:w="50" w:type="dxa"/>
+              <w:bottom w:w="50" w:type="dxa"/>
+              <w:left w:w="90" w:type="dxa"/>
+              <w:right w:w="90" w:type="dxa"/>
             </w:tcMar>
             <w:tcBorders>
-              <w:top w:val="single" w:sz="8" w:space="0" w:color="1B365D"/>
-              <w:bottom w:val="single" w:sz="8" w:space="0" w:color="1B365D"/>
-              <w:left w:val="single" w:sz="8" w:space="0" w:color="1B365D"/>
-              <w:right w:val="single" w:sz="8" w:space="0" w:color="1B365D"/>
+              <w:top w:val="single" w:sz="6" w:space="0" w:color="1B365D"/>
+              <w:bottom w:val="single" w:sz="6" w:space="0" w:color="1B365D"/>
+              <w:left w:val="single" w:sz="6" w:space="0" w:color="1B365D"/>
+              <w:right w:val="single" w:sz="6" w:space="0" w:color="1B365D"/>
             </w:tcBorders>
           </w:tcPr>
           <w:p>
@@ -1630,7 +1697,7 @@
                 <w:sz w:val="19"/>
                 <w:rFonts w:ascii="Times New Roman" w:hAnsi="Times New Roman" w:eastAsia="Times New Roman" w:cs="Times New Roman"/>
               </w:rPr>
-              <w:t>[ĐỊA CHỈ TRUY CẬP VÀ PHÂN HỆ GIAO DIỆN]</w:t>
+              <w:t>[ĐỊNH VỊ GIAO DIỆN &amp; URL TRUY CẬP]</w:t>
               <w:br/>
             </w:r>
             <w:r>
@@ -1638,34 +1705,12 @@
                 <w:rFonts w:ascii="Times New Roman" w:hAnsi="Times New Roman"/>
                 <w:b/>
                 <w:i w:val="0"/>
-                <w:color w:val="222222"/>
+                <w:color w:val="0D766E"/>
                 <w:sz w:val="20"/>
                 <w:rFonts w:ascii="Times New Roman" w:hAnsi="Times New Roman" w:eastAsia="Times New Roman" w:cs="Times New Roman"/>
               </w:rPr>
-              <w:t xml:space="preserve">• Tên Tab trên Sidebar: </w:t>
-            </w:r>
-            <w:r>
-              <w:rPr>
-                <w:rFonts w:ascii="Times New Roman" w:hAnsi="Times New Roman"/>
-                <w:b/>
-                <w:i w:val="0"/>
-                <w:color w:val="0D766E"/>
-                <w:sz w:val="21"/>
-                <w:rFonts w:ascii="Times New Roman" w:hAnsi="Times New Roman" w:eastAsia="Times New Roman" w:cs="Times New Roman"/>
-              </w:rPr>
-              <w:t>"Trang bìa Web Dashboard"</w:t>
+              <w:t>• Bấm Tab trên Sidebar: "Trang chủ Web Dashboard"</w:t>
               <w:br/>
-            </w:r>
-            <w:r>
-              <w:rPr>
-                <w:rFonts w:ascii="Times New Roman" w:hAnsi="Times New Roman"/>
-                <w:b/>
-                <w:i w:val="0"/>
-                <w:color w:val="222222"/>
-                <w:sz w:val="19"/>
-                <w:rFonts w:ascii="Times New Roman" w:hAnsi="Times New Roman" w:eastAsia="Times New Roman" w:cs="Times New Roman"/>
-              </w:rPr>
-              <w:t xml:space="preserve">• URL Web Dashboard: </w:t>
             </w:r>
             <w:r>
               <w:rPr>
@@ -1676,7 +1721,7 @@
                 <w:sz w:val="18"/>
                 <w:rFonts w:ascii="Consolas" w:hAnsi="Consolas" w:eastAsia="Consolas" w:cs="Consolas"/>
               </w:rPr>
-              <w:t>http://localhost:8501</w:t>
+              <w:t>• Đường dẫn trực tiếp: http://localhost:8501</w:t>
               <w:br/>
             </w:r>
           </w:p>
@@ -1686,7 +1731,7 @@
     <w:p>
       <w:pPr>
         <w:spacing w:before="0" w:after="20" w:line="276" w:lineRule="auto"/>
-        <w:jc w:val="both"/>
+        <w:jc w:val="left"/>
       </w:pPr>
     </w:p>
     <w:tbl>
@@ -1696,29 +1741,29 @@
         <w:tblLook w:firstColumn="1" w:firstRow="1" w:lastColumn="0" w:lastRow="0" w:noHBand="0" w:noVBand="1" w:val="04A0"/>
       </w:tblPr>
       <w:tblGrid>
-        <w:gridCol w:w="9689"/>
+        <w:gridCol w:w="10080"/>
       </w:tblGrid>
       <w:tr>
         <w:tc>
           <w:tcPr>
             <w:tcW w:type="dxa" w:w="9360"/>
-            <w:shd w:fill="F4F6F9"/>
+            <w:shd w:fill="EFF6FF"/>
             <w:tcMar>
-              <w:top w:w="70" w:type="dxa"/>
-              <w:bottom w:w="70" w:type="dxa"/>
-              <w:left w:w="100" w:type="dxa"/>
-              <w:right w:w="100" w:type="dxa"/>
+              <w:top w:w="60" w:type="dxa"/>
+              <w:bottom w:w="60" w:type="dxa"/>
+              <w:left w:w="90" w:type="dxa"/>
+              <w:right w:w="90" w:type="dxa"/>
             </w:tcMar>
             <w:tcBorders>
-              <w:top w:val="single" w:sz="8" w:space="0" w:color="1B365D"/>
-              <w:bottom w:val="single" w:sz="8" w:space="0" w:color="1B365D"/>
-              <w:left w:val="single" w:sz="8" w:space="0" w:color="1B365D"/>
-              <w:right w:val="single" w:sz="8" w:space="0" w:color="1B365D"/>
+              <w:top w:val="single" w:sz="6" w:space="0" w:color="1B365D"/>
+              <w:bottom w:val="single" w:sz="6" w:space="0" w:color="1B365D"/>
+              <w:left w:val="single" w:sz="6" w:space="0" w:color="1B365D"/>
+              <w:right w:val="single" w:sz="6" w:space="0" w:color="1B365D"/>
             </w:tcBorders>
           </w:tcPr>
           <w:p>
             <w:pPr>
-              <w:spacing w:before="0" w:after="60" w:line="276" w:lineRule="auto"/>
+              <w:spacing w:before="0" w:after="40" w:line="276" w:lineRule="auto"/>
             </w:pPr>
             <w:r>
               <w:rPr>
@@ -1726,61 +1771,61 @@
                 <w:b/>
                 <w:i w:val="0"/>
                 <w:color w:val="1B365D"/>
-                <w:sz w:val="21"/>
+                <w:sz w:val="20"/>
                 <w:rFonts w:ascii="Times New Roman" w:hAnsi="Times New Roman" w:eastAsia="Times New Roman" w:cs="Times New Roman"/>
               </w:rPr>
-              <w:t>[THAO TÁC MÀN HÌNH &amp; CHUỘT] HÀNH ĐỘNG THAO TÁC MÀN HÌNH</w:t>
+              <w:t>[THAO TÁC MÀN HÌNH &amp; CHUỘT] THAO TÁC MÀN HÌNH</w:t>
             </w:r>
           </w:p>
           <w:p>
             <w:pPr>
               <w:spacing w:before="20" w:after="40" w:line="276" w:lineRule="auto"/>
-              <w:jc w:val="both"/>
+              <w:jc w:val="left"/>
             </w:pPr>
             <w:r>
               <w:rPr>
                 <w:rFonts w:ascii="Times New Roman" w:hAnsi="Times New Roman"/>
                 <w:b w:val="0"/>
                 <w:i w:val="0"/>
-                <w:color w:val="222222"/>
-                <w:sz w:val="20"/>
+                <w:color w:val="1E293B"/>
+                <w:sz w:val="19"/>
                 <w:rFonts w:ascii="Times New Roman" w:hAnsi="Times New Roman" w:eastAsia="Times New Roman" w:cs="Times New Roman"/>
               </w:rPr>
-              <w:t>1. Trên màn hình máy chiếu, mở trình duyệt Chrome/Edge đang chạy URL: http://localhost:8501.</w:t>
+              <w:t>1. Mở trình duyệt Chrome/Edge đang chạy URL: http://localhost:8501.</w:t>
             </w:r>
           </w:p>
           <w:p>
             <w:pPr>
               <w:spacing w:before="20" w:after="40" w:line="276" w:lineRule="auto"/>
-              <w:jc w:val="both"/>
+              <w:jc w:val="left"/>
             </w:pPr>
             <w:r>
               <w:rPr>
                 <w:rFonts w:ascii="Times New Roman" w:hAnsi="Times New Roman"/>
                 <w:b w:val="0"/>
                 <w:i w:val="0"/>
-                <w:color w:val="222222"/>
-                <w:sz w:val="20"/>
+                <w:color w:val="1E293B"/>
+                <w:sz w:val="19"/>
                 <w:rFonts w:ascii="Times New Roman" w:hAnsi="Times New Roman" w:eastAsia="Times New Roman" w:cs="Times New Roman"/>
               </w:rPr>
-              <w:t>2. Nhấn phím F11 để bật chế độ Toàn màn hình (Full Screen), ẩn thanh URL để hiển thị chuyên nghiệp.</w:t>
+              <w:t>2. Bấm phím F11 để bật Toàn màn hình (Full Screen) cho đẹp và gọn gàng.</w:t>
             </w:r>
           </w:p>
           <w:p>
             <w:pPr>
               <w:spacing w:before="20" w:after="40" w:line="276" w:lineRule="auto"/>
-              <w:jc w:val="both"/>
+              <w:jc w:val="left"/>
             </w:pPr>
             <w:r>
               <w:rPr>
                 <w:rFonts w:ascii="Times New Roman" w:hAnsi="Times New Roman"/>
                 <w:b w:val="0"/>
                 <w:i w:val="0"/>
-                <w:color w:val="222222"/>
-                <w:sz w:val="20"/>
+                <w:color w:val="1E293B"/>
+                <w:sz w:val="19"/>
                 <w:rFonts w:ascii="Times New Roman" w:hAnsi="Times New Roman" w:eastAsia="Times New Roman" w:cs="Times New Roman"/>
               </w:rPr>
-              <w:t>3. Chỉ tay vào Header chính: 'HỆ THỐNG PHÂN TÍCH DỮ LIỆU LỚN THỊ TRƯỜNG BÓNG ĐÁ' và 4 badge trạng thái xanh (HDFS: 872.5 MB, Spark 4.2 Engine, Kafka Port 9092, Airflow 7 Tasks OK).</w:t>
+              <w:t>3. Chỉ tay vào Header chính và 4 ô trạng thái xanh: HDFS (872.5 MB), Spark 4.2 Engine, Kafka Port 9092, Airflow 7 Tasks OK.</w:t>
             </w:r>
           </w:p>
         </w:tc>
@@ -1789,7 +1834,7 @@
     <w:p>
       <w:pPr>
         <w:spacing w:before="0" w:after="20" w:line="276" w:lineRule="auto"/>
-        <w:jc w:val="both"/>
+        <w:jc w:val="left"/>
       </w:pPr>
     </w:p>
     <w:tbl>
@@ -1799,29 +1844,29 @@
         <w:tblLook w:firstColumn="1" w:firstRow="1" w:lastColumn="0" w:lastRow="0" w:noHBand="0" w:noVBand="1" w:val="04A0"/>
       </w:tblPr>
       <w:tblGrid>
-        <w:gridCol w:w="9689"/>
+        <w:gridCol w:w="10080"/>
       </w:tblGrid>
       <w:tr>
         <w:tc>
           <w:tcPr>
             <w:tcW w:type="dxa" w:w="9360"/>
-            <w:shd w:fill="E6F4F1"/>
+            <w:shd w:fill="F0FDF4"/>
             <w:tcMar>
-              <w:top w:w="70" w:type="dxa"/>
-              <w:bottom w:w="70" w:type="dxa"/>
-              <w:left w:w="100" w:type="dxa"/>
-              <w:right w:w="100" w:type="dxa"/>
+              <w:top w:w="60" w:type="dxa"/>
+              <w:bottom w:w="60" w:type="dxa"/>
+              <w:left w:w="90" w:type="dxa"/>
+              <w:right w:w="90" w:type="dxa"/>
             </w:tcMar>
             <w:tcBorders>
-              <w:top w:val="single" w:sz="8" w:space="0" w:color="0D766E"/>
-              <w:bottom w:val="single" w:sz="8" w:space="0" w:color="0D766E"/>
-              <w:left w:val="single" w:sz="8" w:space="0" w:color="0D766E"/>
-              <w:right w:val="single" w:sz="8" w:space="0" w:color="0D766E"/>
+              <w:top w:val="single" w:sz="6" w:space="0" w:color="0D766E"/>
+              <w:bottom w:val="single" w:sz="6" w:space="0" w:color="0D766E"/>
+              <w:left w:val="single" w:sz="6" w:space="0" w:color="0D766E"/>
+              <w:right w:val="single" w:sz="6" w:space="0" w:color="0D766E"/>
             </w:tcBorders>
           </w:tcPr>
           <w:p>
             <w:pPr>
-              <w:spacing w:before="0" w:after="60" w:line="276" w:lineRule="auto"/>
+              <w:spacing w:before="0" w:after="40" w:line="276" w:lineRule="auto"/>
             </w:pPr>
             <w:r>
               <w:rPr>
@@ -1829,61 +1874,61 @@
                 <w:b/>
                 <w:i w:val="0"/>
                 <w:color w:val="0D766E"/>
-                <w:sz w:val="21"/>
+                <w:sz w:val="20"/>
                 <w:rFonts w:ascii="Times New Roman" w:hAnsi="Times New Roman" w:eastAsia="Times New Roman" w:cs="Times New Roman"/>
               </w:rPr>
-              <w:t>[LỜI THOẠI THUYẾT TRÌNH MẪU] LỜI THOẠI THUYẾT TRÌNH MẪU</w:t>
+              <w:t>[LỜI THOẠI NÓI CÁI HIỂU LIỀN] LỜI THOẠI MẪU (NÓI TỰ NHIÊN, DỄ HIỂU)</w:t>
             </w:r>
           </w:p>
           <w:p>
             <w:pPr>
               <w:spacing w:before="20" w:after="40" w:line="276" w:lineRule="auto"/>
-              <w:jc w:val="both"/>
+              <w:jc w:val="left"/>
             </w:pPr>
             <w:r>
               <w:rPr>
                 <w:rFonts w:ascii="Times New Roman" w:hAnsi="Times New Roman"/>
                 <w:b w:val="0"/>
                 <w:i/>
-                <w:color w:val="222222"/>
-                <w:sz w:val="20"/>
+                <w:color w:val="1E293B"/>
+                <w:sz w:val="19"/>
                 <w:rFonts w:ascii="Times New Roman" w:hAnsi="Times New Roman" w:eastAsia="Times New Roman" w:cs="Times New Roman"/>
               </w:rPr>
-              <w:t>"Kính thưa Thầy Huỳnh Thái Học và Hội đồng đánh giá! Nhóm 5 chúng em xin phép được trình bày và bảo vệ đồ án môn học Công nghệ Dữ liệu lớn với đề tài: 'Xây dựng Data Pipeline thu thập, xử lý phân tán và phân tích dữ liệu thị trường chuyển nhượng bóng đá quốc tế'."</w:t>
+              <w:t>"Kính chào Thầy Huỳnh Thái Học và các bạn trong lớp! Hôm nay Nhóm 5 xin báo cáo bài tập lớn cuối kỳ môn Công nghệ Dữ liệu lớn với đề tài: 'Xây dựng Data Pipeline phân tích thị trường chuyển nhượng bóng đá'."</w:t>
             </w:r>
           </w:p>
           <w:p>
             <w:pPr>
               <w:spacing w:before="20" w:after="40" w:line="276" w:lineRule="auto"/>
-              <w:jc w:val="both"/>
+              <w:jc w:val="left"/>
             </w:pPr>
             <w:r>
               <w:rPr>
                 <w:rFonts w:ascii="Times New Roman" w:hAnsi="Times New Roman"/>
                 <w:b w:val="0"/>
                 <w:i/>
-                <w:color w:val="222222"/>
-                <w:sz w:val="20"/>
+                <w:color w:val="1E293B"/>
+                <w:sz w:val="19"/>
                 <w:rFonts w:ascii="Times New Roman" w:hAnsi="Times New Roman" w:eastAsia="Times New Roman" w:cs="Times New Roman"/>
               </w:rPr>
-              <w:t>"Thị trường chuyển nhượng bóng đá toàn cầu có quy mô hàng chục tỷ Euro mỗi năm nhưng trước đây chủ yếu dựa trên cảm tính. Nhóm em đã giải quyết bài toán này bằng cách ứng dụng trọn vẹn kiến trúc Big Data phân tán: từ lưu trữ HDFS Data Lake, xử lý phân tán Apache Spark, truyền tải thời gian thực Apache Kafka, điều phối tự động Apache Airflow đến phục vụ trực quan hóa trên Web Dashboard Enterprise."</w:t>
+              <w:t>"Trước đây dữ liệu bóng đá rất rời rạc, các câu lạc bộ thường định giá cầu thủ bằng cảm tính. Nhóm em đã giải quyết bài toán này bằng một hệ thống Big Data hoàn chỉnh từ đầu đến cuối: thu thập 7.5 triệu dòng dữ liệu vào HDFS, dùng Apache Spark xử lý phân tán siêu tốc, Apache Kafka bắt tin chuyển nhượng thời gian thực, Apache Airflow lên lịch tự động và hiển thị trực quan lên Web Dashboard này."</w:t>
             </w:r>
           </w:p>
           <w:p>
             <w:pPr>
               <w:spacing w:before="20" w:after="40" w:line="276" w:lineRule="auto"/>
-              <w:jc w:val="both"/>
+              <w:jc w:val="left"/>
             </w:pPr>
             <w:r>
               <w:rPr>
                 <w:rFonts w:ascii="Times New Roman" w:hAnsi="Times New Roman"/>
                 <w:b w:val="0"/>
                 <w:i/>
-                <w:color w:val="222222"/>
-                <w:sz w:val="20"/>
+                <w:color w:val="1E293B"/>
+                <w:sz w:val="19"/>
                 <w:rFonts w:ascii="Times New Roman" w:hAnsi="Times New Roman" w:eastAsia="Times New Roman" w:cs="Times New Roman"/>
               </w:rPr>
-              <w:t>"Toàn bộ hệ sinh thái đã được đóng gói 1-Click tự động hóa qua tệp CHAY_WEB.bat. Bây giờ em xin mời Thầy cùng bước vào từng phân hệ kỹ thuật của hệ thống!"</w:t>
+              <w:t>"Toàn bộ hệ sinh thái đã được nhóm đóng gói tự động hóa 1-Click qua file CHAY_WEB.bat. Sau đây em xin bắt đầu trình diễn từng phân hệ!"</w:t>
             </w:r>
           </w:p>
         </w:tc>
@@ -1892,13 +1937,13 @@
     <w:p>
       <w:pPr>
         <w:spacing w:before="0" w:after="20" w:line="276" w:lineRule="auto"/>
-        <w:jc w:val="both"/>
+        <w:jc w:val="left"/>
       </w:pPr>
     </w:p>
     <w:p>
       <w:pPr>
         <w:keepNext/>
-        <w:spacing w:before="200" w:after="60"/>
+        <w:spacing w:before="180" w:after="60"/>
       </w:pPr>
       <w:r>
         <w:rPr>
@@ -1906,10 +1951,10 @@
           <w:b/>
           <w:i w:val="0"/>
           <w:color w:val="0D766E"/>
-          <w:sz w:val="24"/>
+          <w:sz w:val="23"/>
           <w:rFonts w:ascii="Times New Roman" w:hAnsi="Times New Roman" w:eastAsia="Times New Roman" w:cs="Times New Roman"/>
         </w:rPr>
-        <w:t>Phần 2: Kiến trúc Lambda 5 lớp &amp; Khám phá HDFS Data Lake (Thời lượng: 01:00 - 02:30 | Người nói: Đặng Duy Lợi)</w:t>
+        <w:t>Phần 2: Kiến trúc Lambda 5 lớp &amp; Kho dữ liệu HDFS (1.5 phút | Đặng Duy Lợi)</w:t>
       </w:r>
     </w:p>
     <w:tbl>
@@ -1919,24 +1964,24 @@
         <w:tblLook w:firstColumn="1" w:firstRow="1" w:lastColumn="0" w:lastRow="0" w:noHBand="0" w:noVBand="1" w:val="04A0"/>
       </w:tblPr>
       <w:tblGrid>
-        <w:gridCol w:w="9689"/>
+        <w:gridCol w:w="10080"/>
       </w:tblGrid>
       <w:tr>
         <w:tc>
           <w:tcPr>
             <w:tcW w:type="dxa" w:w="9360"/>
-            <w:shd w:fill="EEF2F6"/>
+            <w:shd w:fill="F1F5F9"/>
             <w:tcMar>
-              <w:top w:w="60" w:type="dxa"/>
-              <w:bottom w:w="60" w:type="dxa"/>
-              <w:left w:w="100" w:type="dxa"/>
-              <w:right w:w="100" w:type="dxa"/>
+              <w:top w:w="50" w:type="dxa"/>
+              <w:bottom w:w="50" w:type="dxa"/>
+              <w:left w:w="90" w:type="dxa"/>
+              <w:right w:w="90" w:type="dxa"/>
             </w:tcMar>
             <w:tcBorders>
-              <w:top w:val="single" w:sz="8" w:space="0" w:color="1B365D"/>
-              <w:bottom w:val="single" w:sz="8" w:space="0" w:color="1B365D"/>
-              <w:left w:val="single" w:sz="8" w:space="0" w:color="1B365D"/>
-              <w:right w:val="single" w:sz="8" w:space="0" w:color="1B365D"/>
+              <w:top w:val="single" w:sz="6" w:space="0" w:color="1B365D"/>
+              <w:bottom w:val="single" w:sz="6" w:space="0" w:color="1B365D"/>
+              <w:left w:val="single" w:sz="6" w:space="0" w:color="1B365D"/>
+              <w:right w:val="single" w:sz="6" w:space="0" w:color="1B365D"/>
             </w:tcBorders>
           </w:tcPr>
           <w:p>
@@ -1952,7 +1997,7 @@
                 <w:sz w:val="19"/>
                 <w:rFonts w:ascii="Times New Roman" w:hAnsi="Times New Roman" w:eastAsia="Times New Roman" w:cs="Times New Roman"/>
               </w:rPr>
-              <w:t>[ĐỊA CHỈ TRUY CẬP VÀ PHÂN HỆ GIAO DIỆN]</w:t>
+              <w:t>[ĐỊNH VỊ GIAO DIỆN &amp; URL TRUY CẬP]</w:t>
               <w:br/>
             </w:r>
             <w:r>
@@ -1960,34 +2005,12 @@
                 <w:rFonts w:ascii="Times New Roman" w:hAnsi="Times New Roman"/>
                 <w:b/>
                 <w:i w:val="0"/>
-                <w:color w:val="222222"/>
+                <w:color w:val="0D766E"/>
                 <w:sz w:val="20"/>
                 <w:rFonts w:ascii="Times New Roman" w:hAnsi="Times New Roman" w:eastAsia="Times New Roman" w:cs="Times New Roman"/>
               </w:rPr>
-              <w:t xml:space="preserve">• Tên Tab trên Sidebar: </w:t>
-            </w:r>
-            <w:r>
-              <w:rPr>
-                <w:rFonts w:ascii="Times New Roman" w:hAnsi="Times New Roman"/>
-                <w:b/>
-                <w:i w:val="0"/>
-                <w:color w:val="0D766E"/>
-                <w:sz w:val="21"/>
-                <w:rFonts w:ascii="Times New Roman" w:hAnsi="Times New Roman" w:eastAsia="Times New Roman" w:cs="Times New Roman"/>
-              </w:rPr>
-              <w:t>"Bản đồ ứng dụng Big Data &amp; Quản trị dữ liệu HDFS Data Lake"</w:t>
+              <w:t>• Bấm Tab trên Sidebar: "Bản đồ ứng dụng Big Data &amp; Quản trị dữ liệu HDFS Data Lake"</w:t>
               <w:br/>
-            </w:r>
-            <w:r>
-              <w:rPr>
-                <w:rFonts w:ascii="Times New Roman" w:hAnsi="Times New Roman"/>
-                <w:b/>
-                <w:i w:val="0"/>
-                <w:color w:val="222222"/>
-                <w:sz w:val="19"/>
-                <w:rFonts w:ascii="Times New Roman" w:hAnsi="Times New Roman" w:eastAsia="Times New Roman" w:cs="Times New Roman"/>
-              </w:rPr>
-              <w:t xml:space="preserve">• URL Web Dashboard: </w:t>
             </w:r>
             <w:r>
               <w:rPr>
@@ -1998,30 +2021,19 @@
                 <w:sz w:val="18"/>
                 <w:rFonts w:ascii="Consolas" w:hAnsi="Consolas" w:eastAsia="Consolas" w:cs="Consolas"/>
               </w:rPr>
-              <w:t>http://localhost:8501/?page=Bản+đồ+ứng+dụng+Big+Data</w:t>
+              <w:t>• Đường dẫn trực tiếp: http://localhost:8501/?page=Bản+đồ+ứng+dụng+Big+Data</w:t>
               <w:br/>
-            </w:r>
-            <w:r>
-              <w:rPr>
-                <w:rFonts w:ascii="Times New Roman" w:hAnsi="Times New Roman"/>
-                <w:b/>
-                <w:i w:val="0"/>
-                <w:color w:val="5A5A5A"/>
-                <w:sz w:val="19"/>
-                <w:rFonts w:ascii="Times New Roman" w:hAnsi="Times New Roman" w:eastAsia="Times New Roman" w:cs="Times New Roman"/>
-              </w:rPr>
-              <w:t xml:space="preserve">• Cổng dịch vụ hạ tầng liên kết: </w:t>
             </w:r>
             <w:r>
               <w:rPr>
                 <w:rFonts w:ascii="Consolas" w:hAnsi="Consolas"/>
                 <w:b w:val="0"/>
                 <w:i w:val="0"/>
-                <w:color w:val="5A5A5A"/>
-                <w:sz w:val="18"/>
+                <w:color w:val="64748B"/>
+                <w:sz w:val="17"/>
                 <w:rFonts w:ascii="Consolas" w:hAnsi="Consolas" w:eastAsia="Consolas" w:cs="Consolas"/>
               </w:rPr>
-              <w:t>http://localhost:8501/?page=Quản+trị+dữ+liệu+HDFS+Data+Lake (HDFS Web UI: http://localhost:9870)</w:t>
+              <w:t>• Cổng dịch vụ phụ: http://localhost:8501/?page=Quản+trị+dữ+liệu+HDFS+Data+Lake (HDFS Web UI: http://localhost:9870)</w:t>
             </w:r>
           </w:p>
         </w:tc>
@@ -2030,7 +2042,7 @@
     <w:p>
       <w:pPr>
         <w:spacing w:before="0" w:after="20" w:line="276" w:lineRule="auto"/>
-        <w:jc w:val="both"/>
+        <w:jc w:val="left"/>
       </w:pPr>
     </w:p>
     <w:tbl>
@@ -2040,29 +2052,29 @@
         <w:tblLook w:firstColumn="1" w:firstRow="1" w:lastColumn="0" w:lastRow="0" w:noHBand="0" w:noVBand="1" w:val="04A0"/>
       </w:tblPr>
       <w:tblGrid>
-        <w:gridCol w:w="9689"/>
+        <w:gridCol w:w="10080"/>
       </w:tblGrid>
       <w:tr>
         <w:tc>
           <w:tcPr>
             <w:tcW w:type="dxa" w:w="9360"/>
-            <w:shd w:fill="F4F6F9"/>
+            <w:shd w:fill="EFF6FF"/>
             <w:tcMar>
-              <w:top w:w="70" w:type="dxa"/>
-              <w:bottom w:w="70" w:type="dxa"/>
-              <w:left w:w="100" w:type="dxa"/>
-              <w:right w:w="100" w:type="dxa"/>
+              <w:top w:w="60" w:type="dxa"/>
+              <w:bottom w:w="60" w:type="dxa"/>
+              <w:left w:w="90" w:type="dxa"/>
+              <w:right w:w="90" w:type="dxa"/>
             </w:tcMar>
             <w:tcBorders>
-              <w:top w:val="single" w:sz="8" w:space="0" w:color="1B365D"/>
-              <w:bottom w:val="single" w:sz="8" w:space="0" w:color="1B365D"/>
-              <w:left w:val="single" w:sz="8" w:space="0" w:color="1B365D"/>
-              <w:right w:val="single" w:sz="8" w:space="0" w:color="1B365D"/>
+              <w:top w:val="single" w:sz="6" w:space="0" w:color="1B365D"/>
+              <w:bottom w:val="single" w:sz="6" w:space="0" w:color="1B365D"/>
+              <w:left w:val="single" w:sz="6" w:space="0" w:color="1B365D"/>
+              <w:right w:val="single" w:sz="6" w:space="0" w:color="1B365D"/>
             </w:tcBorders>
           </w:tcPr>
           <w:p>
             <w:pPr>
-              <w:spacing w:before="0" w:after="60" w:line="276" w:lineRule="auto"/>
+              <w:spacing w:before="0" w:after="40" w:line="276" w:lineRule="auto"/>
             </w:pPr>
             <w:r>
               <w:rPr>
@@ -2070,61 +2082,61 @@
                 <w:b/>
                 <w:i w:val="0"/>
                 <w:color w:val="1B365D"/>
-                <w:sz w:val="21"/>
+                <w:sz w:val="20"/>
                 <w:rFonts w:ascii="Times New Roman" w:hAnsi="Times New Roman" w:eastAsia="Times New Roman" w:cs="Times New Roman"/>
               </w:rPr>
-              <w:t>[THAO TÁC MÀN HÌNH &amp; CHUỘT] HÀNH ĐỘNG THAO TÁC MÀN HÌNH</w:t>
+              <w:t>[THAO TÁC MÀN HÌNH &amp; CHUỘT] THAO TÁC MÀN HÌNH</w:t>
             </w:r>
           </w:p>
           <w:p>
             <w:pPr>
               <w:spacing w:before="20" w:after="40" w:line="276" w:lineRule="auto"/>
-              <w:jc w:val="both"/>
+              <w:jc w:val="left"/>
             </w:pPr>
             <w:r>
               <w:rPr>
                 <w:rFonts w:ascii="Times New Roman" w:hAnsi="Times New Roman"/>
                 <w:b w:val="0"/>
                 <w:i w:val="0"/>
-                <w:color w:val="222222"/>
-                <w:sz w:val="20"/>
+                <w:color w:val="1E293B"/>
+                <w:sz w:val="19"/>
                 <w:rFonts w:ascii="Times New Roman" w:hAnsi="Times New Roman" w:eastAsia="Times New Roman" w:cs="Times New Roman"/>
               </w:rPr>
-              <w:t>1. Trên Sidebar bên trái, click chọn menu: 'Bản đồ ứng dụng Big Data'. Cuộn nhẹ để Hội đồng nhìn thấy ma trận 5 tầng công nghệ.</w:t>
+              <w:t>1. Trên Sidebar bên trái, bấm chọn menu: 'Bản đồ ứng dụng Big Data' -&gt; Chỉ vào sơ đồ 5 lớp công nghệ.</w:t>
             </w:r>
           </w:p>
           <w:p>
             <w:pPr>
               <w:spacing w:before="20" w:after="40" w:line="276" w:lineRule="auto"/>
-              <w:jc w:val="both"/>
+              <w:jc w:val="left"/>
             </w:pPr>
             <w:r>
               <w:rPr>
                 <w:rFonts w:ascii="Times New Roman" w:hAnsi="Times New Roman"/>
                 <w:b w:val="0"/>
                 <w:i w:val="0"/>
-                <w:color w:val="222222"/>
-                <w:sz w:val="20"/>
+                <w:color w:val="1E293B"/>
+                <w:sz w:val="19"/>
                 <w:rFonts w:ascii="Times New Roman" w:hAnsi="Times New Roman" w:eastAsia="Times New Roman" w:cs="Times New Roman"/>
               </w:rPr>
-              <w:t>2. Tiếp tục click chọn menu: 'Quản trị dữ liệu HDFS Data Lake'.</w:t>
+              <w:t>2. Tiếp tục bấm chọn menu: 'Quản trị dữ liệu HDFS Data Lake'.</w:t>
             </w:r>
           </w:p>
           <w:p>
             <w:pPr>
               <w:spacing w:before="20" w:after="40" w:line="276" w:lineRule="auto"/>
-              <w:jc w:val="both"/>
+              <w:jc w:val="left"/>
             </w:pPr>
             <w:r>
               <w:rPr>
                 <w:rFonts w:ascii="Times New Roman" w:hAnsi="Times New Roman"/>
                 <w:b w:val="0"/>
                 <w:i w:val="0"/>
-                <w:color w:val="222222"/>
-                <w:sz w:val="20"/>
+                <w:color w:val="1E293B"/>
+                <w:sz w:val="19"/>
                 <w:rFonts w:ascii="Times New Roman" w:hAnsi="Times New Roman" w:eastAsia="Times New Roman" w:cs="Times New Roman"/>
               </w:rPr>
-              <w:t>3. Tại ô dropdown chọn bảng, lần lượt chọn 'game_lineups.csv (3.18 Triệu dòng)' và 'players.csv (50,149 dòng)' để màn hình hiển thị trực tiếp Schema 26 cột và 8 dòng dữ liệu mẫu trích xuất từ đĩa HDFS.</w:t>
+              <w:t>3. Tại ô chọn bảng, lần lượt bấm chọn 'game_lineups.csv' và 'players.csv' để xem số dòng và bảng dữ liệu mẫu.</w:t>
             </w:r>
           </w:p>
         </w:tc>
@@ -2133,7 +2145,7 @@
     <w:p>
       <w:pPr>
         <w:spacing w:before="0" w:after="20" w:line="276" w:lineRule="auto"/>
-        <w:jc w:val="both"/>
+        <w:jc w:val="left"/>
       </w:pPr>
     </w:p>
     <w:tbl>
@@ -2143,29 +2155,29 @@
         <w:tblLook w:firstColumn="1" w:firstRow="1" w:lastColumn="0" w:lastRow="0" w:noHBand="0" w:noVBand="1" w:val="04A0"/>
       </w:tblPr>
       <w:tblGrid>
-        <w:gridCol w:w="9689"/>
+        <w:gridCol w:w="10080"/>
       </w:tblGrid>
       <w:tr>
         <w:tc>
           <w:tcPr>
             <w:tcW w:type="dxa" w:w="9360"/>
-            <w:shd w:fill="E6F4F1"/>
+            <w:shd w:fill="F0FDF4"/>
             <w:tcMar>
-              <w:top w:w="70" w:type="dxa"/>
-              <w:bottom w:w="70" w:type="dxa"/>
-              <w:left w:w="100" w:type="dxa"/>
-              <w:right w:w="100" w:type="dxa"/>
+              <w:top w:w="60" w:type="dxa"/>
+              <w:bottom w:w="60" w:type="dxa"/>
+              <w:left w:w="90" w:type="dxa"/>
+              <w:right w:w="90" w:type="dxa"/>
             </w:tcMar>
             <w:tcBorders>
-              <w:top w:val="single" w:sz="8" w:space="0" w:color="0D766E"/>
-              <w:bottom w:val="single" w:sz="8" w:space="0" w:color="0D766E"/>
-              <w:left w:val="single" w:sz="8" w:space="0" w:color="0D766E"/>
-              <w:right w:val="single" w:sz="8" w:space="0" w:color="0D766E"/>
+              <w:top w:val="single" w:sz="6" w:space="0" w:color="0D766E"/>
+              <w:bottom w:val="single" w:sz="6" w:space="0" w:color="0D766E"/>
+              <w:left w:val="single" w:sz="6" w:space="0" w:color="0D766E"/>
+              <w:right w:val="single" w:sz="6" w:space="0" w:color="0D766E"/>
             </w:tcBorders>
           </w:tcPr>
           <w:p>
             <w:pPr>
-              <w:spacing w:before="0" w:after="60" w:line="276" w:lineRule="auto"/>
+              <w:spacing w:before="0" w:after="40" w:line="276" w:lineRule="auto"/>
             </w:pPr>
             <w:r>
               <w:rPr>
@@ -2173,61 +2185,61 @@
                 <w:b/>
                 <w:i w:val="0"/>
                 <w:color w:val="0D766E"/>
-                <w:sz w:val="21"/>
+                <w:sz w:val="20"/>
                 <w:rFonts w:ascii="Times New Roman" w:hAnsi="Times New Roman" w:eastAsia="Times New Roman" w:cs="Times New Roman"/>
               </w:rPr>
-              <w:t>[LỜI THOẠI THUYẾT TRÌNH MẪU] LỜI THOẠI THUYẾT TRÌNH MẪU</w:t>
+              <w:t>[LỜI THOẠI NÓI CÁI HIỂU LIỀN] LỜI THOẠI MẪU (NÓI CÁI HIỂU LIỀN)</w:t>
             </w:r>
           </w:p>
           <w:p>
             <w:pPr>
               <w:spacing w:before="20" w:after="40" w:line="276" w:lineRule="auto"/>
-              <w:jc w:val="both"/>
+              <w:jc w:val="left"/>
             </w:pPr>
             <w:r>
               <w:rPr>
                 <w:rFonts w:ascii="Times New Roman" w:hAnsi="Times New Roman"/>
                 <w:b w:val="0"/>
                 <w:i/>
-                <w:color w:val="222222"/>
-                <w:sz w:val="20"/>
+                <w:color w:val="1E293B"/>
+                <w:sz w:val="19"/>
                 <w:rFonts w:ascii="Times New Roman" w:hAnsi="Times New Roman" w:eastAsia="Times New Roman" w:cs="Times New Roman"/>
               </w:rPr>
-              <w:t>"Thưa Thầy, đồ án của nhóm được thiết kế chặt chẽ theo mô hình Lambda Architecture gồm 5 lớp phân tách: Tầng 1 Lưu trữ HDFS Data Lake, Tầng 2 Xử lý phân tán Spark, Tầng 3 Xử lý luồng Kafka, Tầng 4 Điều phối Airflow và Tầng 5 Serving Data Mart."</w:t>
+              <w:t>"Thưa Thầy và các bạn, hệ thống của nhóm được thiết kế theo đúng kiến trúc Lambda 5 lớp chuẩn trong Big Data: Tầng 1 Lưu trữ HDFS -&gt; Tầng 2 Xử lý mẻ Spark -&gt; Tầng 3 Xử lý luồng Kafka -&gt; Tầng 4 Điều phối Airflow -&gt; Tầng 5 Web Data Mart."</w:t>
             </w:r>
           </w:p>
           <w:p>
             <w:pPr>
               <w:spacing w:before="20" w:after="40" w:line="276" w:lineRule="auto"/>
-              <w:jc w:val="both"/>
+              <w:jc w:val="left"/>
             </w:pPr>
             <w:r>
               <w:rPr>
                 <w:rFonts w:ascii="Times New Roman" w:hAnsi="Times New Roman"/>
                 <w:b w:val="0"/>
                 <w:i/>
-                <w:color w:val="222222"/>
-                <w:sz w:val="20"/>
+                <w:color w:val="1E293B"/>
+                <w:sz w:val="19"/>
                 <w:rFonts w:ascii="Times New Roman" w:hAnsi="Times New Roman" w:eastAsia="Times New Roman" w:cs="Times New Roman"/>
               </w:rPr>
-              <w:t>"Tại Tầng 1, kho dữ liệu thô được nạp lên Hadoop HDFS tại thư mục phân tán /football_project/ gồm trọn vẹn 12 bảng CSV với hơn 7.49 triệu bản ghi, dung lượng xấp xỉ 872.5 MB, cấu hình Replication factor = 3 và Block size 128MB."</w:t>
+              <w:t>"Tại Tầng lưu trữ HDFS: Nhóm lưu trữ trọn vẹn 12 bảng dữ liệu thô với hơn 7.49 triệu dòng, tổng dung lượng 872.5 MB, cấu hình Block size 128MB và nhân bản 3 lần an toàn."</w:t>
             </w:r>
           </w:p>
           <w:p>
             <w:pPr>
               <w:spacing w:before="20" w:after="40" w:line="276" w:lineRule="auto"/>
-              <w:jc w:val="both"/>
+              <w:jc w:val="left"/>
             </w:pPr>
             <w:r>
               <w:rPr>
                 <w:rFonts w:ascii="Times New Roman" w:hAnsi="Times New Roman"/>
                 <w:b w:val="0"/>
                 <w:i/>
-                <w:color w:val="222222"/>
-                <w:sz w:val="20"/>
+                <w:color w:val="1E293B"/>
+                <w:sz w:val="19"/>
                 <w:rFonts w:ascii="Times New Roman" w:hAnsi="Times New Roman" w:eastAsia="Times New Roman" w:cs="Times New Roman"/>
               </w:rPr>
-              <w:t>"Em xin trích xuất trực tiếp cấu trúc của bảng game_lineups.csv gồm gần 3.2 triệu dòng và bảng trung tâm players.csv gồm 26 thuộc tính. Toàn bộ dữ liệu đều được quản lý phân tán và sẵn sàng cấp phát cho tầng tính toán phía sau."</w:t>
+              <w:t>"Như Thầy và các bạn thấy trên màn hình: bảng game_lineups chứa gần 3.2 triệu dòng lịch sử thi đấu, và bảng trung tâm players gồm hơn 50 nghìn cầu thủ với 26 cột thông tin. Toàn bộ dữ liệu lớn này đã nằm sẵn trên HDFS để cấp phát cho tầng tính toán phía sau!"</w:t>
             </w:r>
           </w:p>
         </w:tc>
@@ -2236,7 +2248,7 @@
     <w:p>
       <w:pPr>
         <w:spacing w:before="0" w:after="20" w:line="276" w:lineRule="auto"/>
-        <w:jc w:val="both"/>
+        <w:jc w:val="left"/>
       </w:pPr>
     </w:p>
     <w:tbl>
@@ -2246,29 +2258,29 @@
         <w:tblLook w:firstColumn="1" w:firstRow="1" w:lastColumn="0" w:lastRow="0" w:noHBand="0" w:noVBand="1" w:val="04A0"/>
       </w:tblPr>
       <w:tblGrid>
-        <w:gridCol w:w="9689"/>
+        <w:gridCol w:w="10080"/>
       </w:tblGrid>
       <w:tr>
         <w:tc>
           <w:tcPr>
             <w:tcW w:type="dxa" w:w="9360"/>
-            <w:shd w:fill="FFF8E7"/>
+            <w:shd w:fill="FEF3C7"/>
             <w:tcMar>
-              <w:top w:w="70" w:type="dxa"/>
-              <w:bottom w:w="70" w:type="dxa"/>
-              <w:left w:w="100" w:type="dxa"/>
-              <w:right w:w="100" w:type="dxa"/>
+              <w:top w:w="60" w:type="dxa"/>
+              <w:bottom w:w="60" w:type="dxa"/>
+              <w:left w:w="90" w:type="dxa"/>
+              <w:right w:w="90" w:type="dxa"/>
             </w:tcMar>
             <w:tcBorders>
-              <w:top w:val="single" w:sz="8" w:space="0" w:color="D97706"/>
-              <w:bottom w:val="single" w:sz="8" w:space="0" w:color="D97706"/>
-              <w:left w:val="single" w:sz="8" w:space="0" w:color="D97706"/>
-              <w:right w:val="single" w:sz="8" w:space="0" w:color="D97706"/>
+              <w:top w:val="single" w:sz="6" w:space="0" w:color="D97706"/>
+              <w:bottom w:val="single" w:sz="6" w:space="0" w:color="D97706"/>
+              <w:left w:val="single" w:sz="6" w:space="0" w:color="D97706"/>
+              <w:right w:val="single" w:sz="6" w:space="0" w:color="D97706"/>
             </w:tcBorders>
           </w:tcPr>
           <w:p>
             <w:pPr>
-              <w:spacing w:before="0" w:after="60" w:line="276" w:lineRule="auto"/>
+              <w:spacing w:before="0" w:after="40" w:line="276" w:lineRule="auto"/>
             </w:pPr>
             <w:r>
               <w:rPr>
@@ -2276,44 +2288,44 @@
                 <w:b/>
                 <w:i w:val="0"/>
                 <w:color w:val="B45309"/>
-                <w:sz w:val="21"/>
+                <w:sz w:val="20"/>
                 <w:rFonts w:ascii="Times New Roman" w:hAnsi="Times New Roman" w:eastAsia="Times New Roman" w:cs="Times New Roman"/>
               </w:rPr>
-              <w:t>[ĐIỂM NHẤN CÔNG NGHỆ BẮT BUỘC NÓI] ĐIỂM NHẤN CÔNG NGHỆ CẦN NÓI</w:t>
+              <w:t>[TỪ KHÓA BIG DATA ĂN ĐIỂM] Ý CHÍNH CẦN NHỚ</w:t>
             </w:r>
           </w:p>
           <w:p>
             <w:pPr>
               <w:spacing w:before="20" w:after="40" w:line="276" w:lineRule="auto"/>
-              <w:jc w:val="both"/>
+              <w:jc w:val="left"/>
             </w:pPr>
             <w:r>
               <w:rPr>
                 <w:rFonts w:ascii="Times New Roman" w:hAnsi="Times New Roman"/>
                 <w:b w:val="0"/>
                 <w:i w:val="0"/>
-                <w:color w:val="222222"/>
-                <w:sz w:val="20"/>
+                <w:color w:val="1E293B"/>
+                <w:sz w:val="19"/>
                 <w:rFonts w:ascii="Times New Roman" w:hAnsi="Times New Roman" w:eastAsia="Times New Roman" w:cs="Times New Roman"/>
               </w:rPr>
-              <w:t>• Quy mô dữ liệu: 12 bảng CSV, 7.497.433 bản ghi thô, 872.5 MB.</w:t>
+              <w:t>• Quy mô dữ liệu: 12 file CSV, 7.497.433 bản ghi thô, 872.5 MB.</w:t>
             </w:r>
           </w:p>
           <w:p>
             <w:pPr>
               <w:spacing w:before="20" w:after="40" w:line="276" w:lineRule="auto"/>
-              <w:jc w:val="both"/>
+              <w:jc w:val="left"/>
             </w:pPr>
             <w:r>
               <w:rPr>
                 <w:rFonts w:ascii="Times New Roman" w:hAnsi="Times New Roman"/>
                 <w:b w:val="0"/>
                 <w:i w:val="0"/>
-                <w:color w:val="222222"/>
-                <w:sz w:val="20"/>
+                <w:color w:val="1E293B"/>
+                <w:sz w:val="19"/>
                 <w:rFonts w:ascii="Times New Roman" w:hAnsi="Times New Roman" w:eastAsia="Times New Roman" w:cs="Times New Roman"/>
               </w:rPr>
-              <w:t>• URL HDFS: hdfs://localhost:9820/football_project/ (Replication = 3, dung lượng vật lý 2.58 GB).</w:t>
+              <w:t>• Kiến trúc: Lambda 5 tầng, HDFS Block size 128MB, Replication factor 3.</w:t>
             </w:r>
           </w:p>
         </w:tc>
@@ -2322,13 +2334,13 @@
     <w:p>
       <w:pPr>
         <w:spacing w:before="0" w:after="20" w:line="276" w:lineRule="auto"/>
-        <w:jc w:val="both"/>
+        <w:jc w:val="left"/>
       </w:pPr>
     </w:p>
     <w:p>
       <w:pPr>
         <w:keepNext/>
-        <w:spacing w:before="200" w:after="60"/>
+        <w:spacing w:before="180" w:after="60"/>
       </w:pPr>
       <w:r>
         <w:rPr>
@@ -2336,10 +2348,10 @@
           <w:b/>
           <w:i w:val="0"/>
           <w:color w:val="0D766E"/>
-          <w:sz w:val="24"/>
+          <w:sz w:val="23"/>
           <w:rFonts w:ascii="Times New Roman" w:hAnsi="Times New Roman" w:eastAsia="Times New Roman" w:cs="Times New Roman"/>
         </w:rPr>
-        <w:t>Phần 3: Benchmark Thực nghiệm Hiệu năng Spark 4.2 vs Pandas (Thời lượng: 02:30 - 04:00 | Người nói: Đặng Duy Lợi)</w:t>
+        <w:t>Phần 3: Benchmark Spark 4.2 vs Pandas - Trả lời: Sao phải dùng Big Data? (1.5 phút | Đặng Duy Lợi)</w:t>
       </w:r>
     </w:p>
     <w:tbl>
@@ -2349,24 +2361,24 @@
         <w:tblLook w:firstColumn="1" w:firstRow="1" w:lastColumn="0" w:lastRow="0" w:noHBand="0" w:noVBand="1" w:val="04A0"/>
       </w:tblPr>
       <w:tblGrid>
-        <w:gridCol w:w="9689"/>
+        <w:gridCol w:w="10080"/>
       </w:tblGrid>
       <w:tr>
         <w:tc>
           <w:tcPr>
             <w:tcW w:type="dxa" w:w="9360"/>
-            <w:shd w:fill="EEF2F6"/>
+            <w:shd w:fill="F1F5F9"/>
             <w:tcMar>
-              <w:top w:w="60" w:type="dxa"/>
-              <w:bottom w:w="60" w:type="dxa"/>
-              <w:left w:w="100" w:type="dxa"/>
-              <w:right w:w="100" w:type="dxa"/>
+              <w:top w:w="50" w:type="dxa"/>
+              <w:bottom w:w="50" w:type="dxa"/>
+              <w:left w:w="90" w:type="dxa"/>
+              <w:right w:w="90" w:type="dxa"/>
             </w:tcMar>
             <w:tcBorders>
-              <w:top w:val="single" w:sz="8" w:space="0" w:color="1B365D"/>
-              <w:bottom w:val="single" w:sz="8" w:space="0" w:color="1B365D"/>
-              <w:left w:val="single" w:sz="8" w:space="0" w:color="1B365D"/>
-              <w:right w:val="single" w:sz="8" w:space="0" w:color="1B365D"/>
+              <w:top w:val="single" w:sz="6" w:space="0" w:color="1B365D"/>
+              <w:bottom w:val="single" w:sz="6" w:space="0" w:color="1B365D"/>
+              <w:left w:val="single" w:sz="6" w:space="0" w:color="1B365D"/>
+              <w:right w:val="single" w:sz="6" w:space="0" w:color="1B365D"/>
             </w:tcBorders>
           </w:tcPr>
           <w:p>
@@ -2382,7 +2394,7 @@
                 <w:sz w:val="19"/>
                 <w:rFonts w:ascii="Times New Roman" w:hAnsi="Times New Roman" w:eastAsia="Times New Roman" w:cs="Times New Roman"/>
               </w:rPr>
-              <w:t>[ĐỊA CHỈ TRUY CẬP VÀ PHÂN HỆ GIAO DIỆN]</w:t>
+              <w:t>[ĐỊNH VỊ GIAO DIỆN &amp; URL TRUY CẬP]</w:t>
               <w:br/>
             </w:r>
             <w:r>
@@ -2390,34 +2402,12 @@
                 <w:rFonts w:ascii="Times New Roman" w:hAnsi="Times New Roman"/>
                 <w:b/>
                 <w:i w:val="0"/>
-                <w:color w:val="222222"/>
+                <w:color w:val="0D766E"/>
                 <w:sz w:val="20"/>
                 <w:rFonts w:ascii="Times New Roman" w:hAnsi="Times New Roman" w:eastAsia="Times New Roman" w:cs="Times New Roman"/>
               </w:rPr>
-              <w:t xml:space="preserve">• Tên Tab trên Sidebar: </w:t>
-            </w:r>
-            <w:r>
-              <w:rPr>
-                <w:rFonts w:ascii="Times New Roman" w:hAnsi="Times New Roman"/>
-                <w:b/>
-                <w:i w:val="0"/>
-                <w:color w:val="0D766E"/>
-                <w:sz w:val="21"/>
-                <w:rFonts w:ascii="Times New Roman" w:hAnsi="Times New Roman" w:eastAsia="Times New Roman" w:cs="Times New Roman"/>
-              </w:rPr>
-              <w:t>"Benchmark hiệu năng Spark vs Pandas"</w:t>
+              <w:t>• Bấm Tab trên Sidebar: "Benchmark hiệu năng Spark vs Pandas"</w:t>
               <w:br/>
-            </w:r>
-            <w:r>
-              <w:rPr>
-                <w:rFonts w:ascii="Times New Roman" w:hAnsi="Times New Roman"/>
-                <w:b/>
-                <w:i w:val="0"/>
-                <w:color w:val="222222"/>
-                <w:sz w:val="19"/>
-                <w:rFonts w:ascii="Times New Roman" w:hAnsi="Times New Roman" w:eastAsia="Times New Roman" w:cs="Times New Roman"/>
-              </w:rPr>
-              <w:t xml:space="preserve">• URL Web Dashboard: </w:t>
             </w:r>
             <w:r>
               <w:rPr>
@@ -2428,7 +2418,7 @@
                 <w:sz w:val="18"/>
                 <w:rFonts w:ascii="Consolas" w:hAnsi="Consolas" w:eastAsia="Consolas" w:cs="Consolas"/>
               </w:rPr>
-              <w:t>http://localhost:8501/?page=Benchmark+hiệu+năng+Spark+vs+Pandas</w:t>
+              <w:t>• Đường dẫn trực tiếp: http://localhost:8501/?page=Benchmark+hiệu+năng+Spark+vs+Pandas</w:t>
               <w:br/>
             </w:r>
           </w:p>
@@ -2438,7 +2428,7 @@
     <w:p>
       <w:pPr>
         <w:spacing w:before="0" w:after="20" w:line="276" w:lineRule="auto"/>
-        <w:jc w:val="both"/>
+        <w:jc w:val="left"/>
       </w:pPr>
     </w:p>
     <w:tbl>
@@ -2448,29 +2438,29 @@
         <w:tblLook w:firstColumn="1" w:firstRow="1" w:lastColumn="0" w:lastRow="0" w:noHBand="0" w:noVBand="1" w:val="04A0"/>
       </w:tblPr>
       <w:tblGrid>
-        <w:gridCol w:w="9689"/>
+        <w:gridCol w:w="10080"/>
       </w:tblGrid>
       <w:tr>
         <w:tc>
           <w:tcPr>
             <w:tcW w:type="dxa" w:w="9360"/>
-            <w:shd w:fill="F4F6F9"/>
+            <w:shd w:fill="EFF6FF"/>
             <w:tcMar>
-              <w:top w:w="70" w:type="dxa"/>
-              <w:bottom w:w="70" w:type="dxa"/>
-              <w:left w:w="100" w:type="dxa"/>
-              <w:right w:w="100" w:type="dxa"/>
+              <w:top w:w="60" w:type="dxa"/>
+              <w:bottom w:w="60" w:type="dxa"/>
+              <w:left w:w="90" w:type="dxa"/>
+              <w:right w:w="90" w:type="dxa"/>
             </w:tcMar>
             <w:tcBorders>
-              <w:top w:val="single" w:sz="8" w:space="0" w:color="1B365D"/>
-              <w:bottom w:val="single" w:sz="8" w:space="0" w:color="1B365D"/>
-              <w:left w:val="single" w:sz="8" w:space="0" w:color="1B365D"/>
-              <w:right w:val="single" w:sz="8" w:space="0" w:color="1B365D"/>
+              <w:top w:val="single" w:sz="6" w:space="0" w:color="1B365D"/>
+              <w:bottom w:val="single" w:sz="6" w:space="0" w:color="1B365D"/>
+              <w:left w:val="single" w:sz="6" w:space="0" w:color="1B365D"/>
+              <w:right w:val="single" w:sz="6" w:space="0" w:color="1B365D"/>
             </w:tcBorders>
           </w:tcPr>
           <w:p>
             <w:pPr>
-              <w:spacing w:before="0" w:after="60" w:line="276" w:lineRule="auto"/>
+              <w:spacing w:before="0" w:after="40" w:line="276" w:lineRule="auto"/>
             </w:pPr>
             <w:r>
               <w:rPr>
@@ -2478,61 +2468,61 @@
                 <w:b/>
                 <w:i w:val="0"/>
                 <w:color w:val="1B365D"/>
-                <w:sz w:val="21"/>
+                <w:sz w:val="20"/>
                 <w:rFonts w:ascii="Times New Roman" w:hAnsi="Times New Roman" w:eastAsia="Times New Roman" w:cs="Times New Roman"/>
               </w:rPr>
-              <w:t>[THAO TÁC MÀN HÌNH &amp; CHUỘT] HÀNH ĐỘNG THAO TÁC MÀN HÌNH</w:t>
+              <w:t>[THAO TÁC MÀN HÌNH &amp; CHUỘT] THAO TÁC MÀN HÌNH</w:t>
             </w:r>
           </w:p>
           <w:p>
             <w:pPr>
               <w:spacing w:before="20" w:after="40" w:line="276" w:lineRule="auto"/>
-              <w:jc w:val="both"/>
+              <w:jc w:val="left"/>
             </w:pPr>
             <w:r>
               <w:rPr>
                 <w:rFonts w:ascii="Times New Roman" w:hAnsi="Times New Roman"/>
                 <w:b w:val="0"/>
                 <w:i w:val="0"/>
-                <w:color w:val="222222"/>
-                <w:sz w:val="20"/>
+                <w:color w:val="1E293B"/>
+                <w:sz w:val="19"/>
                 <w:rFonts w:ascii="Times New Roman" w:hAnsi="Times New Roman" w:eastAsia="Times New Roman" w:cs="Times New Roman"/>
               </w:rPr>
-              <w:t>1. Trên Sidebar, click chọn menu: 'Benchmark hiệu năng Spark vs Pandas'.</w:t>
+              <w:t>1. Bấm chọn menu: 'Benchmark hiệu năng Spark vs Pandas'.</w:t>
             </w:r>
           </w:p>
           <w:p>
             <w:pPr>
               <w:spacing w:before="20" w:after="40" w:line="276" w:lineRule="auto"/>
-              <w:jc w:val="both"/>
+              <w:jc w:val="left"/>
             </w:pPr>
             <w:r>
               <w:rPr>
                 <w:rFonts w:ascii="Times New Roman" w:hAnsi="Times New Roman"/>
                 <w:b w:val="0"/>
                 <w:i w:val="0"/>
-                <w:color w:val="222222"/>
-                <w:sz w:val="20"/>
+                <w:color w:val="1E293B"/>
+                <w:sz w:val="19"/>
                 <w:rFonts w:ascii="Times New Roman" w:hAnsi="Times New Roman" w:eastAsia="Times New Roman" w:cs="Times New Roman"/>
               </w:rPr>
-              <w:t>2. Nhấp chuột vào nút: 'Chạy kiểm tra tốc độ đọc 200,000 bản ghi'.</w:t>
+              <w:t>2. Bấm chuột vào nút màu đỏ: 'Chạy kiểm tra tốc độ đọc 200,000 bản ghi'.</w:t>
             </w:r>
           </w:p>
           <w:p>
             <w:pPr>
               <w:spacing w:before="20" w:after="40" w:line="276" w:lineRule="auto"/>
-              <w:jc w:val="both"/>
+              <w:jc w:val="left"/>
             </w:pPr>
             <w:r>
               <w:rPr>
                 <w:rFonts w:ascii="Times New Roman" w:hAnsi="Times New Roman"/>
                 <w:b w:val="0"/>
                 <w:i w:val="0"/>
-                <w:color w:val="222222"/>
-                <w:sz w:val="20"/>
+                <w:color w:val="1E293B"/>
+                <w:sz w:val="19"/>
                 <w:rFonts w:ascii="Times New Roman" w:hAnsi="Times New Roman" w:eastAsia="Times New Roman" w:cs="Times New Roman"/>
               </w:rPr>
-              <w:t>3. Đợi 1 giây để thanh tiến trình hoàn thành và biểu đồ so sánh cột thời gian hiển thị.</w:t>
+              <w:t>3. Đợi 1 giây thanh tiến trình chạy xong, chỉ tay vào biểu đồ cột so sánh thời gian.</w:t>
             </w:r>
           </w:p>
         </w:tc>
@@ -2541,7 +2531,7 @@
     <w:p>
       <w:pPr>
         <w:spacing w:before="0" w:after="20" w:line="276" w:lineRule="auto"/>
-        <w:jc w:val="both"/>
+        <w:jc w:val="left"/>
       </w:pPr>
     </w:p>
     <w:tbl>
@@ -2551,29 +2541,29 @@
         <w:tblLook w:firstColumn="1" w:firstRow="1" w:lastColumn="0" w:lastRow="0" w:noHBand="0" w:noVBand="1" w:val="04A0"/>
       </w:tblPr>
       <w:tblGrid>
-        <w:gridCol w:w="9689"/>
+        <w:gridCol w:w="10080"/>
       </w:tblGrid>
       <w:tr>
         <w:tc>
           <w:tcPr>
             <w:tcW w:type="dxa" w:w="9360"/>
-            <w:shd w:fill="E6F4F1"/>
+            <w:shd w:fill="F0FDF4"/>
             <w:tcMar>
-              <w:top w:w="70" w:type="dxa"/>
-              <w:bottom w:w="70" w:type="dxa"/>
-              <w:left w:w="100" w:type="dxa"/>
-              <w:right w:w="100" w:type="dxa"/>
+              <w:top w:w="60" w:type="dxa"/>
+              <w:bottom w:w="60" w:type="dxa"/>
+              <w:left w:w="90" w:type="dxa"/>
+              <w:right w:w="90" w:type="dxa"/>
             </w:tcMar>
             <w:tcBorders>
-              <w:top w:val="single" w:sz="8" w:space="0" w:color="0D766E"/>
-              <w:bottom w:val="single" w:sz="8" w:space="0" w:color="0D766E"/>
-              <w:left w:val="single" w:sz="8" w:space="0" w:color="0D766E"/>
-              <w:right w:val="single" w:sz="8" w:space="0" w:color="0D766E"/>
+              <w:top w:val="single" w:sz="6" w:space="0" w:color="0D766E"/>
+              <w:bottom w:val="single" w:sz="6" w:space="0" w:color="0D766E"/>
+              <w:left w:val="single" w:sz="6" w:space="0" w:color="0D766E"/>
+              <w:right w:val="single" w:sz="6" w:space="0" w:color="0D766E"/>
             </w:tcBorders>
           </w:tcPr>
           <w:p>
             <w:pPr>
-              <w:spacing w:before="0" w:after="60" w:line="276" w:lineRule="auto"/>
+              <w:spacing w:before="0" w:after="40" w:line="276" w:lineRule="auto"/>
             </w:pPr>
             <w:r>
               <w:rPr>
@@ -2581,61 +2571,78 @@
                 <w:b/>
                 <w:i w:val="0"/>
                 <w:color w:val="0D766E"/>
-                <w:sz w:val="21"/>
+                <w:sz w:val="20"/>
                 <w:rFonts w:ascii="Times New Roman" w:hAnsi="Times New Roman" w:eastAsia="Times New Roman" w:cs="Times New Roman"/>
               </w:rPr>
-              <w:t>[LỜI THOẠI THUYẾT TRÌNH MẪU] LỜI THOẠI THUYẾT TRÌNH MẪU</w:t>
+              <w:t>[LỜI THOẠI NÓI CÁI HIỂU LIỀN] LỜI THOẠI MẪU (NÓI CÁI HIỂU LIỀN)</w:t>
             </w:r>
           </w:p>
           <w:p>
             <w:pPr>
               <w:spacing w:before="20" w:after="40" w:line="276" w:lineRule="auto"/>
-              <w:jc w:val="both"/>
+              <w:jc w:val="left"/>
             </w:pPr>
             <w:r>
               <w:rPr>
                 <w:rFonts w:ascii="Times New Roman" w:hAnsi="Times New Roman"/>
                 <w:b w:val="0"/>
                 <w:i/>
-                <w:color w:val="222222"/>
-                <w:sz w:val="20"/>
+                <w:color w:val="1E293B"/>
+                <w:sz w:val="19"/>
                 <w:rFonts w:ascii="Times New Roman" w:hAnsi="Times New Roman" w:eastAsia="Times New Roman" w:cs="Times New Roman"/>
               </w:rPr>
-              <w:t>"Một câu hỏi lớn mà Hội đồng thường đặt ra là: 'Tập dữ liệu này tại sao phải dùng Hadoop/Spark mà không dùng Pandas cho tiện?'. Nhóm em xin trả lời bằng mô-đun Benchmark đo đạc thực nghiệm trực tiếp ngay trên hệ thống."</w:t>
+              <w:t>"Nhiều bạn sẽ thắc mắc: 'Dữ liệu chưa tới 1GB thì sao không dùng thư viện Pandas cho tiện, cần chi cài đặt Hadoop với Spark phức tạp?'. Nhóm em xin trả lời bằng thực nghiệm đo đạc trực tiếp trên máy:"</w:t>
             </w:r>
           </w:p>
           <w:p>
             <w:pPr>
               <w:spacing w:before="20" w:after="40" w:line="276" w:lineRule="auto"/>
-              <w:jc w:val="both"/>
+              <w:jc w:val="left"/>
             </w:pPr>
             <w:r>
               <w:rPr>
                 <w:rFonts w:ascii="Times New Roman" w:hAnsi="Times New Roman"/>
                 <w:b w:val="0"/>
                 <w:i/>
-                <w:color w:val="222222"/>
-                <w:sz w:val="20"/>
+                <w:color w:val="1E293B"/>
+                <w:sz w:val="19"/>
                 <w:rFonts w:ascii="Times New Roman" w:hAnsi="Times New Roman" w:eastAsia="Times New Roman" w:cs="Times New Roman"/>
               </w:rPr>
-              <w:t>"Khi thực hiện thao tác quét và tính toán trên 200,000 bản ghi của bảng game_lineups.csv, thư viện Pandas truyền thống bắt buộc phải xử lý tuần tự trên 1 core CPU duy nhất và tiêu tốn hơn 12.45 giây."</w:t>
+              <w:t>"Khi quét và tính toán trên 200,000 dòng dữ liệu của bảng game_lineups: Thư viện Pandas chỉ chạy được trên 1 lõi CPU duy nhất và mất tận 12.45 giây."</w:t>
             </w:r>
           </w:p>
           <w:p>
             <w:pPr>
               <w:spacing w:before="20" w:after="40" w:line="276" w:lineRule="auto"/>
-              <w:jc w:val="both"/>
+              <w:jc w:val="left"/>
             </w:pPr>
             <w:r>
               <w:rPr>
                 <w:rFonts w:ascii="Times New Roman" w:hAnsi="Times New Roman"/>
                 <w:b w:val="0"/>
                 <w:i/>
-                <w:color w:val="222222"/>
-                <w:sz w:val="20"/>
+                <w:color w:val="1E293B"/>
+                <w:sz w:val="19"/>
                 <w:rFonts w:ascii="Times New Roman" w:hAnsi="Times New Roman" w:eastAsia="Times New Roman" w:cs="Times New Roman"/>
               </w:rPr>
-              <w:t>"Trong khi đó, Apache Spark 4.2 với động cơ tối ưu Tungsten và Catalyst Optimizer đã tự động chia nhỏ dữ liệu thành 16 partitions song song, tận dụng 16 luồng CPU phần cứng, hoàn thành chỉ trong 0.78 giây — đạt tốc độ xử lý nhanh gấp 16.0 lần so với Pandas! Điều này khẳng định năng lực mở rộng ngang (Horizontal Scalability) không thể thay thế của Spark khi dữ liệu tăng lên hàng chục triệu bản ghi."</w:t>
+              <w:t>"Trong khi đó, Apache Spark 4.2 tự động chia nhỏ dữ liệu thành 16 phân vùng, tận dụng song song 16 luồng CPU phần cứng, hoàn thành chỉ trong 0.78 giây — tức là Spark chạy nhanh gấp 16 lần so với Pandas!"</w:t>
+            </w:r>
+          </w:p>
+          <w:p>
+            <w:pPr>
+              <w:spacing w:before="20" w:after="40" w:line="276" w:lineRule="auto"/>
+              <w:jc w:val="left"/>
+            </w:pPr>
+            <w:r>
+              <w:rPr>
+                <w:rFonts w:ascii="Times New Roman" w:hAnsi="Times New Roman"/>
+                <w:b w:val="0"/>
+                <w:i/>
+                <w:color w:val="1E293B"/>
+                <w:sz w:val="19"/>
+                <w:rFonts w:ascii="Times New Roman" w:hAnsi="Times New Roman" w:eastAsia="Times New Roman" w:cs="Times New Roman"/>
+              </w:rPr>
+              <w:t>"Điều cốt lõi là: Khi dữ liệu tăng lên 10 triệu hay 50 triệu dòng, Pandas sẽ bị tràn RAM và sập máy, còn Spark chỉ cần gắn thêm máy (mở rộng ngang) là chạy bình thường!"</w:t>
             </w:r>
           </w:p>
         </w:tc>
@@ -2644,7 +2651,7 @@
     <w:p>
       <w:pPr>
         <w:spacing w:before="0" w:after="20" w:line="276" w:lineRule="auto"/>
-        <w:jc w:val="both"/>
+        <w:jc w:val="left"/>
       </w:pPr>
     </w:p>
     <w:tbl>
@@ -2654,29 +2661,29 @@
         <w:tblLook w:firstColumn="1" w:firstRow="1" w:lastColumn="0" w:lastRow="0" w:noHBand="0" w:noVBand="1" w:val="04A0"/>
       </w:tblPr>
       <w:tblGrid>
-        <w:gridCol w:w="9689"/>
+        <w:gridCol w:w="10080"/>
       </w:tblGrid>
       <w:tr>
         <w:tc>
           <w:tcPr>
             <w:tcW w:type="dxa" w:w="9360"/>
-            <w:shd w:fill="FFF8E7"/>
+            <w:shd w:fill="FEF3C7"/>
             <w:tcMar>
-              <w:top w:w="70" w:type="dxa"/>
-              <w:bottom w:w="70" w:type="dxa"/>
-              <w:left w:w="100" w:type="dxa"/>
-              <w:right w:w="100" w:type="dxa"/>
+              <w:top w:w="60" w:type="dxa"/>
+              <w:bottom w:w="60" w:type="dxa"/>
+              <w:left w:w="90" w:type="dxa"/>
+              <w:right w:w="90" w:type="dxa"/>
             </w:tcMar>
             <w:tcBorders>
-              <w:top w:val="single" w:sz="8" w:space="0" w:color="D97706"/>
-              <w:bottom w:val="single" w:sz="8" w:space="0" w:color="D97706"/>
-              <w:left w:val="single" w:sz="8" w:space="0" w:color="D97706"/>
-              <w:right w:val="single" w:sz="8" w:space="0" w:color="D97706"/>
+              <w:top w:val="single" w:sz="6" w:space="0" w:color="D97706"/>
+              <w:bottom w:val="single" w:sz="6" w:space="0" w:color="D97706"/>
+              <w:left w:val="single" w:sz="6" w:space="0" w:color="D97706"/>
+              <w:right w:val="single" w:sz="6" w:space="0" w:color="D97706"/>
             </w:tcBorders>
           </w:tcPr>
           <w:p>
             <w:pPr>
-              <w:spacing w:before="0" w:after="60" w:line="276" w:lineRule="auto"/>
+              <w:spacing w:before="0" w:after="40" w:line="276" w:lineRule="auto"/>
             </w:pPr>
             <w:r>
               <w:rPr>
@@ -2684,44 +2691,44 @@
                 <w:b/>
                 <w:i w:val="0"/>
                 <w:color w:val="B45309"/>
-                <w:sz w:val="21"/>
+                <w:sz w:val="20"/>
                 <w:rFonts w:ascii="Times New Roman" w:hAnsi="Times New Roman" w:eastAsia="Times New Roman" w:cs="Times New Roman"/>
               </w:rPr>
-              <w:t>[ĐIỂM NHẤN CÔNG NGHỆ BẮT BUỘC NÓI] ĐIỂM NHẤN CÔNG NGHỆ CẦN NÓI</w:t>
+              <w:t>[TỪ KHÓA BIG DATA ĂN ĐIỂM] Ý CHÍNH CẦN NHỚ</w:t>
             </w:r>
           </w:p>
           <w:p>
             <w:pPr>
               <w:spacing w:before="20" w:after="40" w:line="276" w:lineRule="auto"/>
-              <w:jc w:val="both"/>
+              <w:jc w:val="left"/>
             </w:pPr>
             <w:r>
               <w:rPr>
                 <w:rFonts w:ascii="Times New Roman" w:hAnsi="Times New Roman"/>
                 <w:b w:val="0"/>
                 <w:i w:val="0"/>
-                <w:color w:val="222222"/>
-                <w:sz w:val="20"/>
+                <w:color w:val="1E293B"/>
+                <w:sz w:val="19"/>
                 <w:rFonts w:ascii="Times New Roman" w:hAnsi="Times New Roman" w:eastAsia="Times New Roman" w:cs="Times New Roman"/>
               </w:rPr>
-              <w:t>• Pandas: Đơn luồng (Single Core), thời gian xử lý: ~12.45 giây.</w:t>
+              <w:t>• Pandas: Chạy đơn luồng (1 core), tốn 12.45 giây.</w:t>
             </w:r>
           </w:p>
           <w:p>
             <w:pPr>
               <w:spacing w:before="20" w:after="40" w:line="276" w:lineRule="auto"/>
-              <w:jc w:val="both"/>
+              <w:jc w:val="left"/>
             </w:pPr>
             <w:r>
               <w:rPr>
                 <w:rFonts w:ascii="Times New Roman" w:hAnsi="Times New Roman"/>
                 <w:b w:val="0"/>
                 <w:i w:val="0"/>
-                <w:color w:val="222222"/>
-                <w:sz w:val="20"/>
+                <w:color w:val="1E293B"/>
+                <w:sz w:val="19"/>
                 <w:rFonts w:ascii="Times New Roman" w:hAnsi="Times New Roman" w:eastAsia="Times New Roman" w:cs="Times New Roman"/>
               </w:rPr>
-              <w:t>• Apache Spark 4.2: 16 partitions song song, thời gian xử lý: ~0.78 giây (Tốc độ nhanh gấp 16.0 lần).</w:t>
+              <w:t>• Spark 4.2: Chạy song song 16 partitions trên 16 cores, chỉ tốn 0.78 giây (Nhanh gấp 16 lần).</w:t>
             </w:r>
           </w:p>
         </w:tc>
@@ -2730,13 +2737,13 @@
     <w:p>
       <w:pPr>
         <w:spacing w:before="0" w:after="20" w:line="276" w:lineRule="auto"/>
-        <w:jc w:val="both"/>
+        <w:jc w:val="left"/>
       </w:pPr>
     </w:p>
     <w:p>
       <w:pPr>
         <w:keepNext/>
-        <w:spacing w:before="200" w:after="60"/>
+        <w:spacing w:before="180" w:after="60"/>
       </w:pPr>
       <w:r>
         <w:rPr>
@@ -2744,10 +2751,10 @@
           <w:b/>
           <w:i w:val="0"/>
           <w:color w:val="0D766E"/>
-          <w:sz w:val="24"/>
+          <w:sz w:val="23"/>
           <w:rFonts w:ascii="Times New Roman" w:hAnsi="Times New Roman" w:eastAsia="Times New Roman" w:cs="Times New Roman"/>
         </w:rPr>
-        <w:t>Phần 4: PySpark ETL, Bộ lọc Niên độ &amp; Spark SQL (Thời lượng: 04:00 - 05:30 | Người nói: Chu Văn Quốc Trung)</w:t>
+        <w:t>Phần 4: PySpark ETL, Bộ lọc Niên độ &amp; Spark SQL (1.5 phút | Chu Văn Quốc Trung)</w:t>
       </w:r>
     </w:p>
     <w:tbl>
@@ -2757,24 +2764,24 @@
         <w:tblLook w:firstColumn="1" w:firstRow="1" w:lastColumn="0" w:lastRow="0" w:noHBand="0" w:noVBand="1" w:val="04A0"/>
       </w:tblPr>
       <w:tblGrid>
-        <w:gridCol w:w="9689"/>
+        <w:gridCol w:w="10080"/>
       </w:tblGrid>
       <w:tr>
         <w:tc>
           <w:tcPr>
             <w:tcW w:type="dxa" w:w="9360"/>
-            <w:shd w:fill="EEF2F6"/>
+            <w:shd w:fill="F1F5F9"/>
             <w:tcMar>
-              <w:top w:w="60" w:type="dxa"/>
-              <w:bottom w:w="60" w:type="dxa"/>
-              <w:left w:w="100" w:type="dxa"/>
-              <w:right w:w="100" w:type="dxa"/>
+              <w:top w:w="50" w:type="dxa"/>
+              <w:bottom w:w="50" w:type="dxa"/>
+              <w:left w:w="90" w:type="dxa"/>
+              <w:right w:w="90" w:type="dxa"/>
             </w:tcMar>
             <w:tcBorders>
-              <w:top w:val="single" w:sz="8" w:space="0" w:color="1B365D"/>
-              <w:bottom w:val="single" w:sz="8" w:space="0" w:color="1B365D"/>
-              <w:left w:val="single" w:sz="8" w:space="0" w:color="1B365D"/>
-              <w:right w:val="single" w:sz="8" w:space="0" w:color="1B365D"/>
+              <w:top w:val="single" w:sz="6" w:space="0" w:color="1B365D"/>
+              <w:bottom w:val="single" w:sz="6" w:space="0" w:color="1B365D"/>
+              <w:left w:val="single" w:sz="6" w:space="0" w:color="1B365D"/>
+              <w:right w:val="single" w:sz="6" w:space="0" w:color="1B365D"/>
             </w:tcBorders>
           </w:tcPr>
           <w:p>
@@ -2790,7 +2797,7 @@
                 <w:sz w:val="19"/>
                 <w:rFonts w:ascii="Times New Roman" w:hAnsi="Times New Roman" w:eastAsia="Times New Roman" w:cs="Times New Roman"/>
               </w:rPr>
-              <w:t>[ĐỊA CHỈ TRUY CẬP VÀ PHÂN HỆ GIAO DIỆN]</w:t>
+              <w:t>[ĐỊNH VỊ GIAO DIỆN &amp; URL TRUY CẬP]</w:t>
               <w:br/>
             </w:r>
             <w:r>
@@ -2798,34 +2805,12 @@
                 <w:rFonts w:ascii="Times New Roman" w:hAnsi="Times New Roman"/>
                 <w:b/>
                 <w:i w:val="0"/>
-                <w:color w:val="222222"/>
+                <w:color w:val="0D766E"/>
                 <w:sz w:val="20"/>
                 <w:rFonts w:ascii="Times New Roman" w:hAnsi="Times New Roman" w:eastAsia="Times New Roman" w:cs="Times New Roman"/>
               </w:rPr>
-              <w:t xml:space="preserve">• Tên Tab trên Sidebar: </w:t>
-            </w:r>
-            <w:r>
-              <w:rPr>
-                <w:rFonts w:ascii="Times New Roman" w:hAnsi="Times New Roman"/>
-                <w:b/>
-                <w:i w:val="0"/>
-                <w:color w:val="0D766E"/>
-                <w:sz w:val="21"/>
-                <w:rFonts w:ascii="Times New Roman" w:hAnsi="Times New Roman" w:eastAsia="Times New Roman" w:cs="Times New Roman"/>
-              </w:rPr>
-              <w:t>"Tổng quan thị trường &amp; Phân tích Spark SQL"</w:t>
+              <w:t>• Bấm Tab trên Sidebar: "Tổng quan thị trường &amp; Phân tích Spark SQL"</w:t>
               <w:br/>
-            </w:r>
-            <w:r>
-              <w:rPr>
-                <w:rFonts w:ascii="Times New Roman" w:hAnsi="Times New Roman"/>
-                <w:b/>
-                <w:i w:val="0"/>
-                <w:color w:val="222222"/>
-                <w:sz w:val="19"/>
-                <w:rFonts w:ascii="Times New Roman" w:hAnsi="Times New Roman" w:eastAsia="Times New Roman" w:cs="Times New Roman"/>
-              </w:rPr>
-              <w:t xml:space="preserve">• URL Web Dashboard: </w:t>
             </w:r>
             <w:r>
               <w:rPr>
@@ -2836,30 +2821,19 @@
                 <w:sz w:val="18"/>
                 <w:rFonts w:ascii="Consolas" w:hAnsi="Consolas" w:eastAsia="Consolas" w:cs="Consolas"/>
               </w:rPr>
-              <w:t>http://localhost:8501/?page=Tổng+quan+thị+trường</w:t>
+              <w:t>• Đường dẫn trực tiếp: http://localhost:8501/?page=Tổng+quan+thị+trường</w:t>
               <w:br/>
-            </w:r>
-            <w:r>
-              <w:rPr>
-                <w:rFonts w:ascii="Times New Roman" w:hAnsi="Times New Roman"/>
-                <w:b/>
-                <w:i w:val="0"/>
-                <w:color w:val="5A5A5A"/>
-                <w:sz w:val="19"/>
-                <w:rFonts w:ascii="Times New Roman" w:hAnsi="Times New Roman" w:eastAsia="Times New Roman" w:cs="Times New Roman"/>
-              </w:rPr>
-              <w:t xml:space="preserve">• Cổng dịch vụ hạ tầng liên kết: </w:t>
             </w:r>
             <w:r>
               <w:rPr>
                 <w:rFonts w:ascii="Consolas" w:hAnsi="Consolas"/>
                 <w:b w:val="0"/>
                 <w:i w:val="0"/>
-                <w:color w:val="5A5A5A"/>
-                <w:sz w:val="18"/>
+                <w:color w:val="64748B"/>
+                <w:sz w:val="17"/>
                 <w:rFonts w:ascii="Consolas" w:hAnsi="Consolas" w:eastAsia="Consolas" w:cs="Consolas"/>
               </w:rPr>
-              <w:t>http://localhost:8501/?page=Phân+tích+Spark+SQL</w:t>
+              <w:t>• Cổng dịch vụ phụ: http://localhost:8501/?page=Phân+tích+Spark+SQL</w:t>
             </w:r>
           </w:p>
         </w:tc>
@@ -2868,7 +2842,7 @@
     <w:p>
       <w:pPr>
         <w:spacing w:before="0" w:after="20" w:line="276" w:lineRule="auto"/>
-        <w:jc w:val="both"/>
+        <w:jc w:val="left"/>
       </w:pPr>
     </w:p>
     <w:tbl>
@@ -2878,29 +2852,29 @@
         <w:tblLook w:firstColumn="1" w:firstRow="1" w:lastColumn="0" w:lastRow="0" w:noHBand="0" w:noVBand="1" w:val="04A0"/>
       </w:tblPr>
       <w:tblGrid>
-        <w:gridCol w:w="9689"/>
+        <w:gridCol w:w="10080"/>
       </w:tblGrid>
       <w:tr>
         <w:tc>
           <w:tcPr>
             <w:tcW w:type="dxa" w:w="9360"/>
-            <w:shd w:fill="F4F6F9"/>
+            <w:shd w:fill="EFF6FF"/>
             <w:tcMar>
-              <w:top w:w="70" w:type="dxa"/>
-              <w:bottom w:w="70" w:type="dxa"/>
-              <w:left w:w="100" w:type="dxa"/>
-              <w:right w:w="100" w:type="dxa"/>
+              <w:top w:w="60" w:type="dxa"/>
+              <w:bottom w:w="60" w:type="dxa"/>
+              <w:left w:w="90" w:type="dxa"/>
+              <w:right w:w="90" w:type="dxa"/>
             </w:tcMar>
             <w:tcBorders>
-              <w:top w:val="single" w:sz="8" w:space="0" w:color="1B365D"/>
-              <w:bottom w:val="single" w:sz="8" w:space="0" w:color="1B365D"/>
-              <w:left w:val="single" w:sz="8" w:space="0" w:color="1B365D"/>
-              <w:right w:val="single" w:sz="8" w:space="0" w:color="1B365D"/>
+              <w:top w:val="single" w:sz="6" w:space="0" w:color="1B365D"/>
+              <w:bottom w:val="single" w:sz="6" w:space="0" w:color="1B365D"/>
+              <w:left w:val="single" w:sz="6" w:space="0" w:color="1B365D"/>
+              <w:right w:val="single" w:sz="6" w:space="0" w:color="1B365D"/>
             </w:tcBorders>
           </w:tcPr>
           <w:p>
             <w:pPr>
-              <w:spacing w:before="0" w:after="60" w:line="276" w:lineRule="auto"/>
+              <w:spacing w:before="0" w:after="40" w:line="276" w:lineRule="auto"/>
             </w:pPr>
             <w:r>
               <w:rPr>
@@ -2908,44 +2882,44 @@
                 <w:b/>
                 <w:i w:val="0"/>
                 <w:color w:val="1B365D"/>
-                <w:sz w:val="21"/>
+                <w:sz w:val="20"/>
                 <w:rFonts w:ascii="Times New Roman" w:hAnsi="Times New Roman" w:eastAsia="Times New Roman" w:cs="Times New Roman"/>
               </w:rPr>
-              <w:t>[THAO TÁC MÀN HÌNH &amp; CHUỘT] HÀNH ĐỘNG THAO TÁC MÀN HÌNH</w:t>
+              <w:t>[THAO TÁC MÀN HÌNH &amp; CHUỘT] THAO TÁC MÀN HÌNH</w:t>
             </w:r>
           </w:p>
           <w:p>
             <w:pPr>
               <w:spacing w:before="20" w:after="40" w:line="276" w:lineRule="auto"/>
-              <w:jc w:val="both"/>
+              <w:jc w:val="left"/>
             </w:pPr>
             <w:r>
               <w:rPr>
                 <w:rFonts w:ascii="Times New Roman" w:hAnsi="Times New Roman"/>
                 <w:b w:val="0"/>
                 <w:i w:val="0"/>
-                <w:color w:val="222222"/>
-                <w:sz w:val="20"/>
+                <w:color w:val="1E293B"/>
+                <w:sz w:val="19"/>
                 <w:rFonts w:ascii="Times New Roman" w:hAnsi="Times New Roman" w:eastAsia="Times New Roman" w:cs="Times New Roman"/>
               </w:rPr>
-              <w:t>1. Click chọn menu: 'Tổng quan thị trường'. Thao tác tích chọn / bỏ chọn checkbox 'Chỉ lấy niên độ gần nhất (2023 - Nay)', chỉ tay vào thẻ thống kê hiển thị: 22,751 cầu thủ đang thi đấu với tổng định giá 16.48 tỷ Euro.</w:t>
+              <w:t>1. Bấm menu: 'Tổng quan thị trường' -&gt; Tích vào ô 'Chỉ lấy niên độ gần nhất (2023 - Nay)', chỉ vào thẻ thống kê: 22,751 cầu thủ đang đá với tổng định giá 16.5 tỷ Euro.</w:t>
             </w:r>
           </w:p>
           <w:p>
             <w:pPr>
               <w:spacing w:before="20" w:after="40" w:line="276" w:lineRule="auto"/>
-              <w:jc w:val="both"/>
+              <w:jc w:val="left"/>
             </w:pPr>
             <w:r>
               <w:rPr>
                 <w:rFonts w:ascii="Times New Roman" w:hAnsi="Times New Roman"/>
                 <w:b w:val="0"/>
                 <w:i w:val="0"/>
-                <w:color w:val="222222"/>
-                <w:sz w:val="20"/>
+                <w:color w:val="1E293B"/>
+                <w:sz w:val="19"/>
                 <w:rFonts w:ascii="Times New Roman" w:hAnsi="Times New Roman" w:eastAsia="Times New Roman" w:cs="Times New Roman"/>
               </w:rPr>
-              <w:t>2. Click chọn menu: 'Phân tích Spark SQL'. Chuyển đổi giữa 4 tab phân tích: Top 15 siêu sao, Vị trí thi đấu, Top 10 quốc gia và Độ tuổi vàng. Bấm thử nút 'Trang tiếp ▶' trên thanh phân trang Enterprise.</w:t>
+              <w:t>2. Bấm menu: 'Phân tích Spark SQL' -&gt; Bấm chuyển giữa 4 tab: Top 15 siêu sao, Vị trí thi đấu, Quốc gia, Độ tuổi. Bấm thử nút 'Trang tiếp ▶' trên bảng phân trang.</w:t>
             </w:r>
           </w:p>
         </w:tc>
@@ -2954,7 +2928,7 @@
     <w:p>
       <w:pPr>
         <w:spacing w:before="0" w:after="20" w:line="276" w:lineRule="auto"/>
-        <w:jc w:val="both"/>
+        <w:jc w:val="left"/>
       </w:pPr>
     </w:p>
     <w:tbl>
@@ -2964,29 +2938,29 @@
         <w:tblLook w:firstColumn="1" w:firstRow="1" w:lastColumn="0" w:lastRow="0" w:noHBand="0" w:noVBand="1" w:val="04A0"/>
       </w:tblPr>
       <w:tblGrid>
-        <w:gridCol w:w="9689"/>
+        <w:gridCol w:w="10080"/>
       </w:tblGrid>
       <w:tr>
         <w:tc>
           <w:tcPr>
             <w:tcW w:type="dxa" w:w="9360"/>
-            <w:shd w:fill="E6F4F1"/>
+            <w:shd w:fill="F0FDF4"/>
             <w:tcMar>
-              <w:top w:w="70" w:type="dxa"/>
-              <w:bottom w:w="70" w:type="dxa"/>
-              <w:left w:w="100" w:type="dxa"/>
-              <w:right w:w="100" w:type="dxa"/>
+              <w:top w:w="60" w:type="dxa"/>
+              <w:bottom w:w="60" w:type="dxa"/>
+              <w:left w:w="90" w:type="dxa"/>
+              <w:right w:w="90" w:type="dxa"/>
             </w:tcMar>
             <w:tcBorders>
-              <w:top w:val="single" w:sz="8" w:space="0" w:color="0D766E"/>
-              <w:bottom w:val="single" w:sz="8" w:space="0" w:color="0D766E"/>
-              <w:left w:val="single" w:sz="8" w:space="0" w:color="0D766E"/>
-              <w:right w:val="single" w:sz="8" w:space="0" w:color="0D766E"/>
+              <w:top w:val="single" w:sz="6" w:space="0" w:color="0D766E"/>
+              <w:bottom w:val="single" w:sz="6" w:space="0" w:color="0D766E"/>
+              <w:left w:val="single" w:sz="6" w:space="0" w:color="0D766E"/>
+              <w:right w:val="single" w:sz="6" w:space="0" w:color="0D766E"/>
             </w:tcBorders>
           </w:tcPr>
           <w:p>
             <w:pPr>
-              <w:spacing w:before="0" w:after="60" w:line="276" w:lineRule="auto"/>
+              <w:spacing w:before="0" w:after="40" w:line="276" w:lineRule="auto"/>
             </w:pPr>
             <w:r>
               <w:rPr>
@@ -2994,78 +2968,78 @@
                 <w:b/>
                 <w:i w:val="0"/>
                 <w:color w:val="0D766E"/>
-                <w:sz w:val="21"/>
+                <w:sz w:val="20"/>
                 <w:rFonts w:ascii="Times New Roman" w:hAnsi="Times New Roman" w:eastAsia="Times New Roman" w:cs="Times New Roman"/>
               </w:rPr>
-              <w:t>[LỜI THOẠI THUYẾT TRÌNH MẪU] LỜI THOẠI THUYẾT TRÌNH MẪU</w:t>
+              <w:t>[LỜI THOẠI NÓI CÁI HIỂU LIỀN] LỜI THOẠI MẪU (NÓI CÁI HIỂU LIỀN)</w:t>
             </w:r>
           </w:p>
           <w:p>
             <w:pPr>
               <w:spacing w:before="20" w:after="40" w:line="276" w:lineRule="auto"/>
-              <w:jc w:val="both"/>
+              <w:jc w:val="left"/>
             </w:pPr>
             <w:r>
               <w:rPr>
                 <w:rFonts w:ascii="Times New Roman" w:hAnsi="Times New Roman"/>
                 <w:b w:val="0"/>
                 <w:i/>
-                <w:color w:val="222222"/>
-                <w:sz w:val="20"/>
+                <w:color w:val="1E293B"/>
+                <w:sz w:val="19"/>
                 <w:rFonts w:ascii="Times New Roman" w:hAnsi="Times New Roman" w:eastAsia="Times New Roman" w:cs="Times New Roman"/>
               </w:rPr>
-              <w:t>"Em xin chào Thầy và Hội đồng, em là Chu Văn Quốc Trung, phụ trách phần PySpark ETL, Spark SQL và Machine Learning."</w:t>
+              <w:t>"Chào Thầy và các bạn, em là Chu Văn Quốc Trung, phụ trách phần PySpark ETL, Spark SQL và Machine Learning."</w:t>
             </w:r>
           </w:p>
           <w:p>
             <w:pPr>
               <w:spacing w:before="20" w:after="40" w:line="276" w:lineRule="auto"/>
-              <w:jc w:val="both"/>
+              <w:jc w:val="left"/>
             </w:pPr>
             <w:r>
               <w:rPr>
                 <w:rFonts w:ascii="Times New Roman" w:hAnsi="Times New Roman"/>
                 <w:b w:val="0"/>
                 <w:i/>
-                <w:color w:val="222222"/>
-                <w:sz w:val="20"/>
+                <w:color w:val="1E293B"/>
+                <w:sz w:val="19"/>
                 <w:rFonts w:ascii="Times New Roman" w:hAnsi="Times New Roman" w:eastAsia="Times New Roman" w:cs="Times New Roman"/>
               </w:rPr>
-              <w:t>"Module 02_data_cleaning.py đã thực hiện làm sạch dữ liệu lớn: điền trung vị chiều cao, tính tuổi chuẩn xác từ ngày sinh và loại bỏ các bản ghi khuyết định giá. Kết quả từ 50,149 dòng thô đã được tinh lọc thành 40,749 bản ghi sạch, lưu trữ dưới định dạng nén Parquet Snappy chỉ tốn 1.41 MB, tiết kiệm tới 97.7% dung lượng lưu trữ."</w:t>
+              <w:t>"Thứ nhất, về làm sạch dữ liệu lớn: File thô có hơn 50 nghìn cầu thủ nhưng nhiều người bị thiếu giá tiền, thiếu chiều cao. PySpark đã tự động điền trung vị chiều cao, tính lại tuổi từ ngày sinh và lọc ra đúng 40,749 cầu thủ chuẩn, lưu vào file nén Parquet chỉ còn 1.4 MB — giúp tiết kiệm đến 97% dung lượng lưu trữ so với file gốc."</w:t>
             </w:r>
           </w:p>
           <w:p>
             <w:pPr>
               <w:spacing w:before="20" w:after="40" w:line="276" w:lineRule="auto"/>
-              <w:jc w:val="both"/>
+              <w:jc w:val="left"/>
             </w:pPr>
             <w:r>
               <w:rPr>
                 <w:rFonts w:ascii="Times New Roman" w:hAnsi="Times New Roman"/>
                 <w:b w:val="0"/>
                 <w:i/>
-                <w:color w:val="222222"/>
-                <w:sz w:val="20"/>
+                <w:color w:val="1E293B"/>
+                <w:sz w:val="19"/>
                 <w:rFonts w:ascii="Times New Roman" w:hAnsi="Times New Roman" w:eastAsia="Times New Roman" w:cs="Times New Roman"/>
               </w:rPr>
-              <w:t>"Để dữ liệu không bị loãng bởi các cầu thủ đã giải nghệ từ hàng chục năm trước, nhóm thiết kế Bộ lọc niên độ động 2023 - Nay, tự động gom 22,751 hồ sơ cầu thủ đương đại."</w:t>
+              <w:t>"Thứ hai, nhóm thiết kế thêm Bộ lọc niên độ 2023 - Nay để loại bỏ những cầu thủ đã giải nghệ từ 20 năm trước, giữ lại đúng 22 nghìn cầu thủ đang thi đấu thực tế."</w:t>
             </w:r>
           </w:p>
           <w:p>
             <w:pPr>
               <w:spacing w:before="20" w:after="40" w:line="276" w:lineRule="auto"/>
-              <w:jc w:val="both"/>
+              <w:jc w:val="left"/>
             </w:pPr>
             <w:r>
               <w:rPr>
                 <w:rFonts w:ascii="Times New Roman" w:hAnsi="Times New Roman"/>
                 <w:b w:val="0"/>
                 <w:i/>
-                <w:color w:val="222222"/>
-                <w:sz w:val="20"/>
+                <w:color w:val="1E293B"/>
+                <w:sz w:val="19"/>
                 <w:rFonts w:ascii="Times New Roman" w:hAnsi="Times New Roman" w:eastAsia="Times New Roman" w:cs="Times New Roman"/>
               </w:rPr>
-              <w:t>"Tại module 03_spark_analysis.py, nhóm đăng ký TempView để thực thi phân tán 4 truy vấn Spark SQL chuyên sâu: xác định Top 15 siêu sao đắt giá nhất (Haaland, Bellingham, Mbappe: 180M - 200M Euro), tương quan vị trí tiền đạo áp đảo giá trị, Top 10 quốc gia và độ tuổi vàng từ 25 - 28 tuổi. Đặc biệt, bảng dữ liệu được tích hợp bộ phân trang Enterprise thông minh đồng bộ trạng thái vào URL query params, giúp người dùng khi nhấn F5 refresh trình duyệt thì bảng vẫn giữ nguyên số trang đang xem!"</w:t>
+              <w:t>"Thứ ba, ở phần Spark SQL: Nhóm dùng Spark SQL chạy phân tán 4 truy vấn: tìm ra Top 15 siêu sao đắt nhất thế giới như Haaland, Mbappe giá 180 đến 200 triệu Euro; vị trí Tiền đạo luôn áp đảo về giá trị; và độ tuổi vàng đạt đỉnh giá trị là từ 25 đến 28 tuổi. Bảng dữ liệu có phân trang thông minh lưu trạng thái vào URL, khi bấm F5 vẫn giữ nguyên trang đang xem!"</w:t>
             </w:r>
           </w:p>
         </w:tc>
@@ -3074,7 +3048,7 @@
     <w:p>
       <w:pPr>
         <w:spacing w:before="0" w:after="20" w:line="276" w:lineRule="auto"/>
-        <w:jc w:val="both"/>
+        <w:jc w:val="left"/>
       </w:pPr>
     </w:p>
     <w:tbl>
@@ -3084,29 +3058,29 @@
         <w:tblLook w:firstColumn="1" w:firstRow="1" w:lastColumn="0" w:lastRow="0" w:noHBand="0" w:noVBand="1" w:val="04A0"/>
       </w:tblPr>
       <w:tblGrid>
-        <w:gridCol w:w="9689"/>
+        <w:gridCol w:w="10080"/>
       </w:tblGrid>
       <w:tr>
         <w:tc>
           <w:tcPr>
             <w:tcW w:type="dxa" w:w="9360"/>
-            <w:shd w:fill="FFF8E7"/>
+            <w:shd w:fill="FEF3C7"/>
             <w:tcMar>
-              <w:top w:w="70" w:type="dxa"/>
-              <w:bottom w:w="70" w:type="dxa"/>
-              <w:left w:w="100" w:type="dxa"/>
-              <w:right w:w="100" w:type="dxa"/>
+              <w:top w:w="60" w:type="dxa"/>
+              <w:bottom w:w="60" w:type="dxa"/>
+              <w:left w:w="90" w:type="dxa"/>
+              <w:right w:w="90" w:type="dxa"/>
             </w:tcMar>
             <w:tcBorders>
-              <w:top w:val="single" w:sz="8" w:space="0" w:color="D97706"/>
-              <w:bottom w:val="single" w:sz="8" w:space="0" w:color="D97706"/>
-              <w:left w:val="single" w:sz="8" w:space="0" w:color="D97706"/>
-              <w:right w:val="single" w:sz="8" w:space="0" w:color="D97706"/>
+              <w:top w:val="single" w:sz="6" w:space="0" w:color="D97706"/>
+              <w:bottom w:val="single" w:sz="6" w:space="0" w:color="D97706"/>
+              <w:left w:val="single" w:sz="6" w:space="0" w:color="D97706"/>
+              <w:right w:val="single" w:sz="6" w:space="0" w:color="D97706"/>
             </w:tcBorders>
           </w:tcPr>
           <w:p>
             <w:pPr>
-              <w:spacing w:before="0" w:after="60" w:line="276" w:lineRule="auto"/>
+              <w:spacing w:before="0" w:after="40" w:line="276" w:lineRule="auto"/>
             </w:pPr>
             <w:r>
               <w:rPr>
@@ -3114,61 +3088,61 @@
                 <w:b/>
                 <w:i w:val="0"/>
                 <w:color w:val="B45309"/>
-                <w:sz w:val="21"/>
+                <w:sz w:val="20"/>
                 <w:rFonts w:ascii="Times New Roman" w:hAnsi="Times New Roman" w:eastAsia="Times New Roman" w:cs="Times New Roman"/>
               </w:rPr>
-              <w:t>[ĐIỂM NHẤN CÔNG NGHỆ BẮT BUỘC NÓI] ĐIỂM NHẤN CÔNG NGHỆ CẦN NÓI</w:t>
+              <w:t>[TỪ KHÓA BIG DATA ĂN ĐIỂM] Ý CHÍNH CẦN NHỚ</w:t>
             </w:r>
           </w:p>
           <w:p>
             <w:pPr>
               <w:spacing w:before="20" w:after="40" w:line="276" w:lineRule="auto"/>
-              <w:jc w:val="both"/>
+              <w:jc w:val="left"/>
             </w:pPr>
             <w:r>
               <w:rPr>
                 <w:rFonts w:ascii="Times New Roman" w:hAnsi="Times New Roman"/>
                 <w:b w:val="0"/>
                 <w:i w:val="0"/>
-                <w:color w:val="222222"/>
-                <w:sz w:val="20"/>
+                <w:color w:val="1E293B"/>
+                <w:sz w:val="19"/>
                 <w:rFonts w:ascii="Times New Roman" w:hAnsi="Times New Roman" w:eastAsia="Times New Roman" w:cs="Times New Roman"/>
               </w:rPr>
-              <w:t>• PySpark ETL: 50.149 bản ghi thô -&gt; 40.749 bản ghi sạch (Tỷ lệ 81.25%).</w:t>
+              <w:t>• Làm sạch: 50.149 dòng thô -&gt; 40.749 dòng sạch (Parquet nén Snappy chỉ 1.4 MB).</w:t>
             </w:r>
           </w:p>
           <w:p>
             <w:pPr>
               <w:spacing w:before="20" w:after="40" w:line="276" w:lineRule="auto"/>
-              <w:jc w:val="both"/>
+              <w:jc w:val="left"/>
             </w:pPr>
             <w:r>
               <w:rPr>
                 <w:rFonts w:ascii="Times New Roman" w:hAnsi="Times New Roman"/>
                 <w:b w:val="0"/>
                 <w:i w:val="0"/>
-                <w:color w:val="222222"/>
-                <w:sz w:val="20"/>
+                <w:color w:val="1E293B"/>
+                <w:sz w:val="19"/>
                 <w:rFonts w:ascii="Times New Roman" w:hAnsi="Times New Roman" w:eastAsia="Times New Roman" w:cs="Times New Roman"/>
               </w:rPr>
-              <w:t>• Tối ưu Parquet Snappy: Giảm dung lượng đĩa từ 872.5 MB xuống 1.41 MB.</w:t>
+              <w:t>• Niên độ: Lọc 22.751 cầu thủ đang thi đấu (2023 - Nay).</w:t>
             </w:r>
           </w:p>
           <w:p>
             <w:pPr>
               <w:spacing w:before="20" w:after="40" w:line="276" w:lineRule="auto"/>
-              <w:jc w:val="both"/>
+              <w:jc w:val="left"/>
             </w:pPr>
             <w:r>
               <w:rPr>
                 <w:rFonts w:ascii="Times New Roman" w:hAnsi="Times New Roman"/>
                 <w:b w:val="0"/>
                 <w:i w:val="0"/>
-                <w:color w:val="222222"/>
-                <w:sz w:val="20"/>
+                <w:color w:val="1E293B"/>
+                <w:sz w:val="19"/>
                 <w:rFonts w:ascii="Times New Roman" w:hAnsi="Times New Roman" w:eastAsia="Times New Roman" w:cs="Times New Roman"/>
               </w:rPr>
-              <w:t>• Spark SQL: 4 góc độ đa chiều, phân trang Enterprise checkpoint URL query param.</w:t>
+              <w:t>• Spark SQL: Top 15 siêu sao, phân tích vị trí, quốc gia, độ tuổi vàng 25-28.</w:t>
             </w:r>
           </w:p>
         </w:tc>
@@ -3177,13 +3151,13 @@
     <w:p>
       <w:pPr>
         <w:spacing w:before="0" w:after="20" w:line="276" w:lineRule="auto"/>
-        <w:jc w:val="both"/>
+        <w:jc w:val="left"/>
       </w:pPr>
     </w:p>
     <w:p>
       <w:pPr>
         <w:keepNext/>
-        <w:spacing w:before="200" w:after="60"/>
+        <w:spacing w:before="180" w:after="60"/>
       </w:pPr>
       <w:r>
         <w:rPr>
@@ -3191,10 +3165,10 @@
           <w:b/>
           <w:i w:val="0"/>
           <w:color w:val="0D766E"/>
-          <w:sz w:val="24"/>
+          <w:sz w:val="23"/>
           <w:rFonts w:ascii="Times New Roman" w:hAnsi="Times New Roman" w:eastAsia="Times New Roman" w:cs="Times New Roman"/>
         </w:rPr>
-        <w:t>Phần 5: Đỉnh cao Machine Learning &amp; Săn cầu thủ theo Ngân sách (Thời lượng: 05:30 - 07:30 | Người nói: Chu Văn Quốc Trung)</w:t>
+        <w:t>Phần 5: Machine Learning - K-Means &amp; Săn cầu thủ giá hời (2 phút | Chu Văn Quốc Trung)</w:t>
       </w:r>
     </w:p>
     <w:tbl>
@@ -3204,24 +3178,24 @@
         <w:tblLook w:firstColumn="1" w:firstRow="1" w:lastColumn="0" w:lastRow="0" w:noHBand="0" w:noVBand="1" w:val="04A0"/>
       </w:tblPr>
       <w:tblGrid>
-        <w:gridCol w:w="9689"/>
+        <w:gridCol w:w="10080"/>
       </w:tblGrid>
       <w:tr>
         <w:tc>
           <w:tcPr>
             <w:tcW w:type="dxa" w:w="9360"/>
-            <w:shd w:fill="EEF2F6"/>
+            <w:shd w:fill="F1F5F9"/>
             <w:tcMar>
-              <w:top w:w="60" w:type="dxa"/>
-              <w:bottom w:w="60" w:type="dxa"/>
-              <w:left w:w="100" w:type="dxa"/>
-              <w:right w:w="100" w:type="dxa"/>
+              <w:top w:w="50" w:type="dxa"/>
+              <w:bottom w:w="50" w:type="dxa"/>
+              <w:left w:w="90" w:type="dxa"/>
+              <w:right w:w="90" w:type="dxa"/>
             </w:tcMar>
             <w:tcBorders>
-              <w:top w:val="single" w:sz="8" w:space="0" w:color="1B365D"/>
-              <w:bottom w:val="single" w:sz="8" w:space="0" w:color="1B365D"/>
-              <w:left w:val="single" w:sz="8" w:space="0" w:color="1B365D"/>
-              <w:right w:val="single" w:sz="8" w:space="0" w:color="1B365D"/>
+              <w:top w:val="single" w:sz="6" w:space="0" w:color="1B365D"/>
+              <w:bottom w:val="single" w:sz="6" w:space="0" w:color="1B365D"/>
+              <w:left w:val="single" w:sz="6" w:space="0" w:color="1B365D"/>
+              <w:right w:val="single" w:sz="6" w:space="0" w:color="1B365D"/>
             </w:tcBorders>
           </w:tcPr>
           <w:p>
@@ -3237,7 +3211,7 @@
                 <w:sz w:val="19"/>
                 <w:rFonts w:ascii="Times New Roman" w:hAnsi="Times New Roman" w:eastAsia="Times New Roman" w:cs="Times New Roman"/>
               </w:rPr>
-              <w:t>[ĐỊA CHỈ TRUY CẬP VÀ PHÂN HỆ GIAO DIỆN]</w:t>
+              <w:t>[ĐỊNH VỊ GIAO DIỆN &amp; URL TRUY CẬP]</w:t>
               <w:br/>
             </w:r>
             <w:r>
@@ -3245,34 +3219,12 @@
                 <w:rFonts w:ascii="Times New Roman" w:hAnsi="Times New Roman"/>
                 <w:b/>
                 <w:i w:val="0"/>
-                <w:color w:val="222222"/>
+                <w:color w:val="0D766E"/>
                 <w:sz w:val="20"/>
                 <w:rFonts w:ascii="Times New Roman" w:hAnsi="Times New Roman" w:eastAsia="Times New Roman" w:cs="Times New Roman"/>
               </w:rPr>
-              <w:t xml:space="preserve">• Tên Tab trên Sidebar: </w:t>
-            </w:r>
-            <w:r>
-              <w:rPr>
-                <w:rFonts w:ascii="Times New Roman" w:hAnsi="Times New Roman"/>
-                <w:b/>
-                <w:i w:val="0"/>
-                <w:color w:val="0D766E"/>
-                <w:sz w:val="21"/>
-                <w:rFonts w:ascii="Times New Roman" w:hAnsi="Times New Roman" w:eastAsia="Times New Roman" w:cs="Times New Roman"/>
-              </w:rPr>
-              <w:t>"Phân cụm K-Means &amp; Dự đoán định giá (ML)"</w:t>
+              <w:t>• Bấm Tab trên Sidebar: "Phân cụm K-Means &amp; Dự đoán định giá (ML)"</w:t>
               <w:br/>
-            </w:r>
-            <w:r>
-              <w:rPr>
-                <w:rFonts w:ascii="Times New Roman" w:hAnsi="Times New Roman"/>
-                <w:b/>
-                <w:i w:val="0"/>
-                <w:color w:val="222222"/>
-                <w:sz w:val="19"/>
-                <w:rFonts w:ascii="Times New Roman" w:hAnsi="Times New Roman" w:eastAsia="Times New Roman" w:cs="Times New Roman"/>
-              </w:rPr>
-              <w:t xml:space="preserve">• URL Web Dashboard: </w:t>
             </w:r>
             <w:r>
               <w:rPr>
@@ -3283,30 +3235,19 @@
                 <w:sz w:val="18"/>
                 <w:rFonts w:ascii="Consolas" w:hAnsi="Consolas" w:eastAsia="Consolas" w:cs="Consolas"/>
               </w:rPr>
-              <w:t>http://localhost:8501/?page=Phân+cụm+K-Means</w:t>
+              <w:t>• Đường dẫn trực tiếp: http://localhost:8501/?page=Phân+cụm+K-Means</w:t>
               <w:br/>
-            </w:r>
-            <w:r>
-              <w:rPr>
-                <w:rFonts w:ascii="Times New Roman" w:hAnsi="Times New Roman"/>
-                <w:b/>
-                <w:i w:val="0"/>
-                <w:color w:val="5A5A5A"/>
-                <w:sz w:val="19"/>
-                <w:rFonts w:ascii="Times New Roman" w:hAnsi="Times New Roman" w:eastAsia="Times New Roman" w:cs="Times New Roman"/>
-              </w:rPr>
-              <w:t xml:space="preserve">• Cổng dịch vụ hạ tầng liên kết: </w:t>
             </w:r>
             <w:r>
               <w:rPr>
                 <w:rFonts w:ascii="Consolas" w:hAnsi="Consolas"/>
                 <w:b w:val="0"/>
                 <w:i w:val="0"/>
-                <w:color w:val="5A5A5A"/>
-                <w:sz w:val="18"/>
+                <w:color w:val="64748B"/>
+                <w:sz w:val="17"/>
                 <w:rFonts w:ascii="Consolas" w:hAnsi="Consolas" w:eastAsia="Consolas" w:cs="Consolas"/>
               </w:rPr>
-              <w:t>http://localhost:8501/?page=Dự+đoán+định+giá+(ML)</w:t>
+              <w:t>• Cổng dịch vụ phụ: http://localhost:8501/?page=Dự+đoán+định+giá+(ML)</w:t>
             </w:r>
           </w:p>
         </w:tc>
@@ -3315,7 +3256,7 @@
     <w:p>
       <w:pPr>
         <w:spacing w:before="0" w:after="20" w:line="276" w:lineRule="auto"/>
-        <w:jc w:val="both"/>
+        <w:jc w:val="left"/>
       </w:pPr>
     </w:p>
     <w:tbl>
@@ -3325,29 +3266,29 @@
         <w:tblLook w:firstColumn="1" w:firstRow="1" w:lastColumn="0" w:lastRow="0" w:noHBand="0" w:noVBand="1" w:val="04A0"/>
       </w:tblPr>
       <w:tblGrid>
-        <w:gridCol w:w="9689"/>
+        <w:gridCol w:w="10080"/>
       </w:tblGrid>
       <w:tr>
         <w:tc>
           <w:tcPr>
             <w:tcW w:type="dxa" w:w="9360"/>
-            <w:shd w:fill="F4F6F9"/>
+            <w:shd w:fill="EFF6FF"/>
             <w:tcMar>
-              <w:top w:w="70" w:type="dxa"/>
-              <w:bottom w:w="70" w:type="dxa"/>
-              <w:left w:w="100" w:type="dxa"/>
-              <w:right w:w="100" w:type="dxa"/>
+              <w:top w:w="60" w:type="dxa"/>
+              <w:bottom w:w="60" w:type="dxa"/>
+              <w:left w:w="90" w:type="dxa"/>
+              <w:right w:w="90" w:type="dxa"/>
             </w:tcMar>
             <w:tcBorders>
-              <w:top w:val="single" w:sz="8" w:space="0" w:color="1B365D"/>
-              <w:bottom w:val="single" w:sz="8" w:space="0" w:color="1B365D"/>
-              <w:left w:val="single" w:sz="8" w:space="0" w:color="1B365D"/>
-              <w:right w:val="single" w:sz="8" w:space="0" w:color="1B365D"/>
+              <w:top w:val="single" w:sz="6" w:space="0" w:color="1B365D"/>
+              <w:bottom w:val="single" w:sz="6" w:space="0" w:color="1B365D"/>
+              <w:left w:val="single" w:sz="6" w:space="0" w:color="1B365D"/>
+              <w:right w:val="single" w:sz="6" w:space="0" w:color="1B365D"/>
             </w:tcBorders>
           </w:tcPr>
           <w:p>
             <w:pPr>
-              <w:spacing w:before="0" w:after="60" w:line="276" w:lineRule="auto"/>
+              <w:spacing w:before="0" w:after="40" w:line="276" w:lineRule="auto"/>
             </w:pPr>
             <w:r>
               <w:rPr>
@@ -3355,78 +3296,78 @@
                 <w:b/>
                 <w:i w:val="0"/>
                 <w:color w:val="1B365D"/>
-                <w:sz w:val="21"/>
+                <w:sz w:val="20"/>
                 <w:rFonts w:ascii="Times New Roman" w:hAnsi="Times New Roman" w:eastAsia="Times New Roman" w:cs="Times New Roman"/>
               </w:rPr>
-              <w:t>[THAO TÁC MÀN HÌNH &amp; CHUỘT] HÀNH ĐỘNG THAO TÁC MÀN HÌNH</w:t>
+              <w:t>[THAO TÁC MÀN HÌNH &amp; CHUỘT] THAO TÁC MÀN HÌNH</w:t>
             </w:r>
           </w:p>
           <w:p>
             <w:pPr>
               <w:spacing w:before="20" w:after="40" w:line="276" w:lineRule="auto"/>
-              <w:jc w:val="both"/>
+              <w:jc w:val="left"/>
             </w:pPr>
             <w:r>
               <w:rPr>
                 <w:rFonts w:ascii="Times New Roman" w:hAnsi="Times New Roman"/>
                 <w:b w:val="0"/>
                 <w:i w:val="0"/>
-                <w:color w:val="222222"/>
-                <w:sz w:val="20"/>
+                <w:color w:val="1E293B"/>
+                <w:sz w:val="19"/>
                 <w:rFonts w:ascii="Times New Roman" w:hAnsi="Times New Roman" w:eastAsia="Times New Roman" w:cs="Times New Roman"/>
               </w:rPr>
-              <w:t>1. Click chọn menu: 'Phân cụm K-Means': Chỉ vào biểu đồ phân cụm 3 màu và bảng Silhouette Score k=3 đạt 0.6429.</w:t>
+              <w:t>1. Bấm menu: 'Phân cụm K-Means' -&gt; Chỉ vào biểu đồ 3 cụm màu sắc và điểm Silhouette Score k=3 đạt 0.6429.</w:t>
             </w:r>
           </w:p>
           <w:p>
             <w:pPr>
               <w:spacing w:before="20" w:after="40" w:line="276" w:lineRule="auto"/>
-              <w:jc w:val="both"/>
+              <w:jc w:val="left"/>
             </w:pPr>
             <w:r>
               <w:rPr>
                 <w:rFonts w:ascii="Times New Roman" w:hAnsi="Times New Roman"/>
                 <w:b w:val="0"/>
                 <w:i w:val="0"/>
-                <w:color w:val="222222"/>
-                <w:sz w:val="20"/>
+                <w:color w:val="1E293B"/>
+                <w:sz w:val="19"/>
                 <w:rFonts w:ascii="Times New Roman" w:hAnsi="Times New Roman" w:eastAsia="Times New Roman" w:cs="Times New Roman"/>
               </w:rPr>
-              <w:t>2. Click chọn menu: 'Dự đoán định giá (ML)':</w:t>
+              <w:t>2. Bấm menu: 'Dự đoán định giá (ML)':</w:t>
             </w:r>
           </w:p>
           <w:p>
             <w:pPr>
               <w:spacing w:before="20" w:after="40" w:line="276" w:lineRule="auto"/>
-              <w:jc w:val="both"/>
+              <w:jc w:val="left"/>
             </w:pPr>
             <w:r>
               <w:rPr>
                 <w:rFonts w:ascii="Times New Roman" w:hAnsi="Times New Roman"/>
                 <w:b w:val="0"/>
                 <w:i w:val="0"/>
-                <w:color w:val="222222"/>
-                <w:sz w:val="20"/>
+                <w:color w:val="1E293B"/>
+                <w:sz w:val="19"/>
                 <w:rFonts w:ascii="Times New Roman" w:hAnsi="Times New Roman" w:eastAsia="Times New Roman" w:cs="Times New Roman"/>
               </w:rPr>
-              <w:t xml:space="preserve">   - Tại ô chọn cầu thủ, gõ tên 'Erling Haaland' (hoặc 'Lamine Yamal', 'Kylian Mbappé'). Quan sát kết quả định giá AI nhảy ra tức thì kèm Thẻ trạng thái 'Đúng giá / Kèo hời'. Cuộn chuột chỉ vào 5 bước giải trình Explainable AI (XAI) và khoảng tin cậy 95%.</w:t>
+              <w:t xml:space="preserve">   - Tại ô chọn cầu thủ: Gõ tên 'Erling Haaland' (hoặc chọn 'Lamine Yamal') -&gt; Xem AI dự đoán giá và 5 bước giải thích XAI.</w:t>
             </w:r>
           </w:p>
           <w:p>
             <w:pPr>
               <w:spacing w:before="20" w:after="40" w:line="276" w:lineRule="auto"/>
-              <w:jc w:val="both"/>
+              <w:jc w:val="left"/>
             </w:pPr>
             <w:r>
               <w:rPr>
                 <w:rFonts w:ascii="Times New Roman" w:hAnsi="Times New Roman"/>
                 <w:b w:val="0"/>
                 <w:i w:val="0"/>
-                <w:color w:val="222222"/>
-                <w:sz w:val="20"/>
+                <w:color w:val="1E293B"/>
+                <w:sz w:val="19"/>
                 <w:rFonts w:ascii="Times New Roman" w:hAnsi="Times New Roman" w:eastAsia="Times New Roman" w:cs="Times New Roman"/>
               </w:rPr>
-              <w:t xml:space="preserve">   - Cuộn xuống phân hệ 'Săn cầu thủ theo Ngân sách (Scouting Engine)': Kéo thanh ngân sách về mức 35 triệu EUR, chọn Vị trí 'Attack', tích chọn 'Chỉ tìm cầu thủ Kèo hời (Undervalued)'. Xem danh sách các viên ngọc quý được AI phát hiện.</w:t>
+              <w:t xml:space="preserve">   - Cuộn xuống tính năng 'Săn cầu thủ theo Ngân sách (Scouting Engine)': Kéo thanh ngân sách về 35 triệu EUR, chọn Vị trí 'Attack', tích ô 'Chỉ tìm cầu thủ Kèo hời' -&gt; Xem danh sách cầu thủ hiện ra.</w:t>
             </w:r>
           </w:p>
         </w:tc>
@@ -3435,7 +3376,7 @@
     <w:p>
       <w:pPr>
         <w:spacing w:before="0" w:after="20" w:line="276" w:lineRule="auto"/>
-        <w:jc w:val="both"/>
+        <w:jc w:val="left"/>
       </w:pPr>
     </w:p>
     <w:tbl>
@@ -3445,29 +3386,29 @@
         <w:tblLook w:firstColumn="1" w:firstRow="1" w:lastColumn="0" w:lastRow="0" w:noHBand="0" w:noVBand="1" w:val="04A0"/>
       </w:tblPr>
       <w:tblGrid>
-        <w:gridCol w:w="9689"/>
+        <w:gridCol w:w="10080"/>
       </w:tblGrid>
       <w:tr>
         <w:tc>
           <w:tcPr>
             <w:tcW w:type="dxa" w:w="9360"/>
-            <w:shd w:fill="E6F4F1"/>
+            <w:shd w:fill="F0FDF4"/>
             <w:tcMar>
-              <w:top w:w="70" w:type="dxa"/>
-              <w:bottom w:w="70" w:type="dxa"/>
-              <w:left w:w="100" w:type="dxa"/>
-              <w:right w:w="100" w:type="dxa"/>
+              <w:top w:w="60" w:type="dxa"/>
+              <w:bottom w:w="60" w:type="dxa"/>
+              <w:left w:w="90" w:type="dxa"/>
+              <w:right w:w="90" w:type="dxa"/>
             </w:tcMar>
             <w:tcBorders>
-              <w:top w:val="single" w:sz="8" w:space="0" w:color="0D766E"/>
-              <w:bottom w:val="single" w:sz="8" w:space="0" w:color="0D766E"/>
-              <w:left w:val="single" w:sz="8" w:space="0" w:color="0D766E"/>
-              <w:right w:val="single" w:sz="8" w:space="0" w:color="0D766E"/>
+              <w:top w:val="single" w:sz="6" w:space="0" w:color="0D766E"/>
+              <w:bottom w:val="single" w:sz="6" w:space="0" w:color="0D766E"/>
+              <w:left w:val="single" w:sz="6" w:space="0" w:color="0D766E"/>
+              <w:right w:val="single" w:sz="6" w:space="0" w:color="0D766E"/>
             </w:tcBorders>
           </w:tcPr>
           <w:p>
             <w:pPr>
-              <w:spacing w:before="0" w:after="60" w:line="276" w:lineRule="auto"/>
+              <w:spacing w:before="0" w:after="40" w:line="276" w:lineRule="auto"/>
             </w:pPr>
             <w:r>
               <w:rPr>
@@ -3475,78 +3416,78 @@
                 <w:b/>
                 <w:i w:val="0"/>
                 <w:color w:val="0D766E"/>
-                <w:sz w:val="21"/>
+                <w:sz w:val="20"/>
                 <w:rFonts w:ascii="Times New Roman" w:hAnsi="Times New Roman" w:eastAsia="Times New Roman" w:cs="Times New Roman"/>
               </w:rPr>
-              <w:t>[LỜI THOẠI THUYẾT TRÌNH MẪU] LỜI THOẠI THUYẾT TRÌNH MẪU</w:t>
+              <w:t>[LỜI THOẠI NÓI CÁI HIỂU LIỀN] LỜI THOẠI MẪU (NÓI CÁI HIỂU LIỀN)</w:t>
             </w:r>
           </w:p>
           <w:p>
             <w:pPr>
               <w:spacing w:before="20" w:after="40" w:line="276" w:lineRule="auto"/>
-              <w:jc w:val="both"/>
+              <w:jc w:val="left"/>
             </w:pPr>
             <w:r>
               <w:rPr>
                 <w:rFonts w:ascii="Times New Roman" w:hAnsi="Times New Roman"/>
                 <w:b w:val="0"/>
                 <w:i/>
-                <w:color w:val="222222"/>
-                <w:sz w:val="20"/>
+                <w:color w:val="1E293B"/>
+                <w:sz w:val="19"/>
                 <w:rFonts w:ascii="Times New Roman" w:hAnsi="Times New Roman" w:eastAsia="Times New Roman" w:cs="Times New Roman"/>
               </w:rPr>
-              <w:t>"Tiếp theo là phần cốt lõi tạo nên giá trị kinh tế của đồ án: Ứng dụng Machine Learning phân tán giải quyết bài toán phân đoạn và định giá cầu thủ."</w:t>
+              <w:t>"Tiếp theo là phần thông minh nhất của đồ án: Ứng dụng Machine Learning phân tán để giải quyết bài toán định giá cầu thủ."</w:t>
             </w:r>
           </w:p>
           <w:p>
             <w:pPr>
               <w:spacing w:before="20" w:after="40" w:line="276" w:lineRule="auto"/>
-              <w:jc w:val="both"/>
+              <w:jc w:val="left"/>
             </w:pPr>
             <w:r>
               <w:rPr>
                 <w:rFonts w:ascii="Times New Roman" w:hAnsi="Times New Roman"/>
                 <w:b w:val="0"/>
                 <w:i/>
-                <w:color w:val="222222"/>
-                <w:sz w:val="20"/>
+                <w:color w:val="1E293B"/>
+                <w:sz w:val="19"/>
                 <w:rFonts w:ascii="Times New Roman" w:hAnsi="Times New Roman" w:eastAsia="Times New Roman" w:cs="Times New Roman"/>
               </w:rPr>
-              <w:t>"Thứ nhất, phân cụm Spark MLlib K-Means: Nhóm đã thực nghiệm Silhouette Analysis từ k=2 đến k=6 và xác định k=3 là tối ưu nhất với Silhouette Score đạt 0.6429. Mô hình chia cầu thủ thành 3 phân khúc chuẩn xác: Cụm 0 là Siêu sao thế giới (định giá trung bình 29.7 triệu EUR), Cụm 1 là Cầu thủ trụ cột các giải hàng đầu (1.2 triệu EUR) và Cụm 2 là Cầu thủ tiềm năng/phổ thông (0.4 triệu EUR)."</w:t>
+              <w:t>"1. Về Phân cụm K-Means: Nhóm đã thử nghiệm Silhouette từ k=2 đến k=6 và chọn k=3 tối ưu nhất với điểm Silhouette đạt 0.6429. Thuật toán tự chia cầu thủ làm 3 phân khúc rất chuẩn: Cụm Siêu sao thế giới (giá trung bình gần 30 triệu Euro), Cụm Cầu thủ trụ cột (1.2 triệu Euro) và Cụm Cầu thủ tiềm năng/phổ thông (400 nghìn Euro)."</w:t>
             </w:r>
           </w:p>
           <w:p>
             <w:pPr>
               <w:spacing w:before="20" w:after="40" w:line="276" w:lineRule="auto"/>
-              <w:jc w:val="both"/>
+              <w:jc w:val="left"/>
             </w:pPr>
             <w:r>
               <w:rPr>
                 <w:rFonts w:ascii="Times New Roman" w:hAnsi="Times New Roman"/>
                 <w:b w:val="0"/>
                 <w:i/>
-                <w:color w:val="222222"/>
-                <w:sz w:val="20"/>
+                <w:color w:val="1E293B"/>
+                <w:sz w:val="19"/>
                 <w:rFonts w:ascii="Times New Roman" w:hAnsi="Times New Roman" w:eastAsia="Times New Roman" w:cs="Times New Roman"/>
               </w:rPr>
-              <w:t>"Thứ hai, mô hình Random Forest Regressor dự đoán giá trị chuyển nhượng: Do biến giá trị thị trường bị lệch phải nặng nề, nhóm áp dụng phép biến đổi logarit chuẩn hóa y = ln(1 + market_value), giúp mô hình đạt độ chính xác R2 = 84.68% trên tập kiểm thử Test 20%. Hệ thống tích hợp Explainable AI (XAI) giải trình rõ 5 nhân tố cấu thành định giá cùng khoảng tin cậy 95%."</w:t>
+              <w:t>"2. Về Dự đoán giá chuyển nhượng bằng Random Forest: Do giá cầu thủ bị lệch rất mạnh (đa số cầu thủ giá rẻ, chỉ vài người giá cực cao), nhóm dùng phép biến đổi logarit chuẩn hóa y = ln(1 + market_value), giúp mô hình đạt độ chính xác R2 = 84.7%. Ví dụ khi chọn Erling Haaland, AI dự đoán khoảng 175 triệu Euro — rất sát thực tế. Hệ thống còn có Explainable AI giải thích rõ 5 lý do tại sao cầu thủ này có giá đó."</w:t>
             </w:r>
           </w:p>
           <w:p>
             <w:pPr>
               <w:spacing w:before="20" w:after="40" w:line="276" w:lineRule="auto"/>
-              <w:jc w:val="both"/>
+              <w:jc w:val="left"/>
             </w:pPr>
             <w:r>
               <w:rPr>
                 <w:rFonts w:ascii="Times New Roman" w:hAnsi="Times New Roman"/>
                 <w:b w:val="0"/>
                 <w:i/>
-                <w:color w:val="222222"/>
-                <w:sz w:val="20"/>
+                <w:color w:val="1E293B"/>
+                <w:sz w:val="19"/>
                 <w:rFonts w:ascii="Times New Roman" w:hAnsi="Times New Roman" w:eastAsia="Times New Roman" w:cs="Times New Roman"/>
               </w:rPr>
-              <w:t>"Đặc biệt nhất, nhóm đã xây dựng tính năng 'Scouting Engine' phục vụ các chuyên gia tuyển trạch: Khi CLB nhập ngân sách 35 triệu Euro, mô hình Random Forest sẽ tự động quét đồng loạt toàn bộ 40,749 hồ sơ để phát hiện các 'Kèo hời' (Undervalued) — tức những cầu thủ mà giá trị thuật toán dự đoán cao hơn nhiều so với giá trị niêm yết trên thị trường, giúp CLB tiết kiệm hàng chục triệu Euro ngân sách chuyển nhượng!"</w:t>
+              <w:t>"3. Đặc biệt là tính năng Săn cầu thủ giá hời: Ví dụ một CLB có ngân sách 35 triệu Euro, công cụ sẽ quét toàn bộ 40 nghìn hồ sơ để tìm ra những cầu thủ có tài năng vượt trội nhưng đang bị thị trường định giá thấp, giúp CLB mua được cầu thủ giỏi với giá rẻ!"</w:t>
             </w:r>
           </w:p>
         </w:tc>
@@ -3555,7 +3496,7 @@
     <w:p>
       <w:pPr>
         <w:spacing w:before="0" w:after="20" w:line="276" w:lineRule="auto"/>
-        <w:jc w:val="both"/>
+        <w:jc w:val="left"/>
       </w:pPr>
     </w:p>
     <w:tbl>
@@ -3565,29 +3506,29 @@
         <w:tblLook w:firstColumn="1" w:firstRow="1" w:lastColumn="0" w:lastRow="0" w:noHBand="0" w:noVBand="1" w:val="04A0"/>
       </w:tblPr>
       <w:tblGrid>
-        <w:gridCol w:w="9689"/>
+        <w:gridCol w:w="10080"/>
       </w:tblGrid>
       <w:tr>
         <w:tc>
           <w:tcPr>
             <w:tcW w:type="dxa" w:w="9360"/>
-            <w:shd w:fill="FFF8E7"/>
+            <w:shd w:fill="FEF3C7"/>
             <w:tcMar>
-              <w:top w:w="70" w:type="dxa"/>
-              <w:bottom w:w="70" w:type="dxa"/>
-              <w:left w:w="100" w:type="dxa"/>
-              <w:right w:w="100" w:type="dxa"/>
+              <w:top w:w="60" w:type="dxa"/>
+              <w:bottom w:w="60" w:type="dxa"/>
+              <w:left w:w="90" w:type="dxa"/>
+              <w:right w:w="90" w:type="dxa"/>
             </w:tcMar>
             <w:tcBorders>
-              <w:top w:val="single" w:sz="8" w:space="0" w:color="D97706"/>
-              <w:bottom w:val="single" w:sz="8" w:space="0" w:color="D97706"/>
-              <w:left w:val="single" w:sz="8" w:space="0" w:color="D97706"/>
-              <w:right w:val="single" w:sz="8" w:space="0" w:color="D97706"/>
+              <w:top w:val="single" w:sz="6" w:space="0" w:color="D97706"/>
+              <w:bottom w:val="single" w:sz="6" w:space="0" w:color="D97706"/>
+              <w:left w:val="single" w:sz="6" w:space="0" w:color="D97706"/>
+              <w:right w:val="single" w:sz="6" w:space="0" w:color="D97706"/>
             </w:tcBorders>
           </w:tcPr>
           <w:p>
             <w:pPr>
-              <w:spacing w:before="0" w:after="60" w:line="276" w:lineRule="auto"/>
+              <w:spacing w:before="0" w:after="40" w:line="276" w:lineRule="auto"/>
             </w:pPr>
             <w:r>
               <w:rPr>
@@ -3595,78 +3536,61 @@
                 <w:b/>
                 <w:i w:val="0"/>
                 <w:color w:val="B45309"/>
-                <w:sz w:val="21"/>
+                <w:sz w:val="20"/>
                 <w:rFonts w:ascii="Times New Roman" w:hAnsi="Times New Roman" w:eastAsia="Times New Roman" w:cs="Times New Roman"/>
               </w:rPr>
-              <w:t>[ĐIỂM NHẤN CÔNG NGHỆ BẮT BUỘC NÓI] ĐIỂM NHẤN CÔNG NGHỆ CẦN NÓI</w:t>
+              <w:t>[TỪ KHÓA BIG DATA ĂN ĐIỂM] Ý CHÍNH CẦN NHỚ</w:t>
             </w:r>
           </w:p>
           <w:p>
             <w:pPr>
               <w:spacing w:before="20" w:after="40" w:line="276" w:lineRule="auto"/>
-              <w:jc w:val="both"/>
+              <w:jc w:val="left"/>
             </w:pPr>
             <w:r>
               <w:rPr>
                 <w:rFonts w:ascii="Times New Roman" w:hAnsi="Times New Roman"/>
                 <w:b w:val="0"/>
                 <w:i w:val="0"/>
-                <w:color w:val="222222"/>
-                <w:sz w:val="20"/>
+                <w:color w:val="1E293B"/>
+                <w:sz w:val="19"/>
                 <w:rFonts w:ascii="Times New Roman" w:hAnsi="Times New Roman" w:eastAsia="Times New Roman" w:cs="Times New Roman"/>
               </w:rPr>
-              <w:t>• K-Means: k=3 tối ưu, Silhouette Score = 0.6429.</w:t>
+              <w:t>• K-Means: k=3 tối ưu, Silhouette Score = 0.6429 (3 phân khúc cầu thủ rõ rệt).</w:t>
             </w:r>
           </w:p>
           <w:p>
             <w:pPr>
               <w:spacing w:before="20" w:after="40" w:line="276" w:lineRule="auto"/>
-              <w:jc w:val="both"/>
+              <w:jc w:val="left"/>
             </w:pPr>
             <w:r>
               <w:rPr>
                 <w:rFonts w:ascii="Times New Roman" w:hAnsi="Times New Roman"/>
                 <w:b w:val="0"/>
                 <w:i w:val="0"/>
-                <w:color w:val="222222"/>
-                <w:sz w:val="20"/>
+                <w:color w:val="1E293B"/>
+                <w:sz w:val="19"/>
                 <w:rFonts w:ascii="Times New Roman" w:hAnsi="Times New Roman" w:eastAsia="Times New Roman" w:cs="Times New Roman"/>
               </w:rPr>
-              <w:t>• Random Forest Regressor: R2 = 84.68%, RMSE = 0.5942, MAE = 0.4120, file rf_model.joblib.</w:t>
+              <w:t>• Random Forest Regressor: R2 = 84.68%, biến đổi log1p(y) triệt tiêu độ lệch phải.</w:t>
             </w:r>
           </w:p>
           <w:p>
             <w:pPr>
               <w:spacing w:before="20" w:after="40" w:line="276" w:lineRule="auto"/>
-              <w:jc w:val="both"/>
+              <w:jc w:val="left"/>
             </w:pPr>
             <w:r>
               <w:rPr>
                 <w:rFonts w:ascii="Times New Roman" w:hAnsi="Times New Roman"/>
                 <w:b w:val="0"/>
                 <w:i w:val="0"/>
-                <w:color w:val="222222"/>
-                <w:sz w:val="20"/>
+                <w:color w:val="1E293B"/>
+                <w:sz w:val="19"/>
                 <w:rFonts w:ascii="Times New Roman" w:hAnsi="Times New Roman" w:eastAsia="Times New Roman" w:cs="Times New Roman"/>
               </w:rPr>
-              <w:t>• Kỹ thuật toán học: Chuẩn hóa log1p(y) triệt tiêu độ lệch phải (Right-skewness).</w:t>
-            </w:r>
-          </w:p>
-          <w:p>
-            <w:pPr>
-              <w:spacing w:before="20" w:after="40" w:line="276" w:lineRule="auto"/>
-              <w:jc w:val="both"/>
-            </w:pPr>
-            <w:r>
-              <w:rPr>
-                <w:rFonts w:ascii="Times New Roman" w:hAnsi="Times New Roman"/>
-                <w:b w:val="0"/>
-                <w:i w:val="0"/>
-                <w:color w:val="222222"/>
-                <w:sz w:val="20"/>
-                <w:rFonts w:ascii="Times New Roman" w:hAnsi="Times New Roman" w:eastAsia="Times New Roman" w:cs="Times New Roman"/>
-              </w:rPr>
-              <w:t>• XAI &amp; Scouting Engine: Giải trình suy luận 5 bước và phát hiện Kèo hời (Undervalued).</w:t>
+              <w:t>• Tính năng thực tế: Explainable AI (XAI 5 bước) &amp; Scouting Engine săn cầu thủ giá hời.</w:t>
             </w:r>
           </w:p>
         </w:tc>
@@ -3675,13 +3599,13 @@
     <w:p>
       <w:pPr>
         <w:spacing w:before="0" w:after="20" w:line="276" w:lineRule="auto"/>
-        <w:jc w:val="both"/>
+        <w:jc w:val="left"/>
       </w:pPr>
     </w:p>
     <w:p>
       <w:pPr>
         <w:keepNext/>
-        <w:spacing w:before="200" w:after="60"/>
+        <w:spacing w:before="180" w:after="60"/>
       </w:pPr>
       <w:r>
         <w:rPr>
@@ -3689,10 +3613,10 @@
           <w:b/>
           <w:i w:val="0"/>
           <w:color w:val="0D766E"/>
-          <w:sz w:val="24"/>
+          <w:sz w:val="23"/>
           <w:rFonts w:ascii="Times New Roman" w:hAnsi="Times New Roman" w:eastAsia="Times New Roman" w:cs="Times New Roman"/>
         </w:rPr>
-        <w:t>Phần 6: Kafka Streaming &amp; Điều phối Airflow DAG (Thời lượng: 07:30 - 08:30 | Người nói: Nguyễn Thế Quang)</w:t>
+        <w:t>Phần 6: Kafka Streaming &amp; Điều phối Airflow DAG (1 phút | Nguyễn Thế Quang)</w:t>
       </w:r>
     </w:p>
     <w:tbl>
@@ -3702,24 +3626,24 @@
         <w:tblLook w:firstColumn="1" w:firstRow="1" w:lastColumn="0" w:lastRow="0" w:noHBand="0" w:noVBand="1" w:val="04A0"/>
       </w:tblPr>
       <w:tblGrid>
-        <w:gridCol w:w="9689"/>
+        <w:gridCol w:w="10080"/>
       </w:tblGrid>
       <w:tr>
         <w:tc>
           <w:tcPr>
             <w:tcW w:type="dxa" w:w="9360"/>
-            <w:shd w:fill="EEF2F6"/>
+            <w:shd w:fill="F1F5F9"/>
             <w:tcMar>
-              <w:top w:w="60" w:type="dxa"/>
-              <w:bottom w:w="60" w:type="dxa"/>
-              <w:left w:w="100" w:type="dxa"/>
-              <w:right w:w="100" w:type="dxa"/>
+              <w:top w:w="50" w:type="dxa"/>
+              <w:bottom w:w="50" w:type="dxa"/>
+              <w:left w:w="90" w:type="dxa"/>
+              <w:right w:w="90" w:type="dxa"/>
             </w:tcMar>
             <w:tcBorders>
-              <w:top w:val="single" w:sz="8" w:space="0" w:color="1B365D"/>
-              <w:bottom w:val="single" w:sz="8" w:space="0" w:color="1B365D"/>
-              <w:left w:val="single" w:sz="8" w:space="0" w:color="1B365D"/>
-              <w:right w:val="single" w:sz="8" w:space="0" w:color="1B365D"/>
+              <w:top w:val="single" w:sz="6" w:space="0" w:color="1B365D"/>
+              <w:bottom w:val="single" w:sz="6" w:space="0" w:color="1B365D"/>
+              <w:left w:val="single" w:sz="6" w:space="0" w:color="1B365D"/>
+              <w:right w:val="single" w:sz="6" w:space="0" w:color="1B365D"/>
             </w:tcBorders>
           </w:tcPr>
           <w:p>
@@ -3735,7 +3659,7 @@
                 <w:sz w:val="19"/>
                 <w:rFonts w:ascii="Times New Roman" w:hAnsi="Times New Roman" w:eastAsia="Times New Roman" w:cs="Times New Roman"/>
               </w:rPr>
-              <w:t>[ĐỊA CHỈ TRUY CẬP VÀ PHÂN HỆ GIAO DIỆN]</w:t>
+              <w:t>[ĐỊNH VỊ GIAO DIỆN &amp; URL TRUY CẬP]</w:t>
               <w:br/>
             </w:r>
             <w:r>
@@ -3743,34 +3667,12 @@
                 <w:rFonts w:ascii="Times New Roman" w:hAnsi="Times New Roman"/>
                 <w:b/>
                 <w:i w:val="0"/>
-                <w:color w:val="222222"/>
+                <w:color w:val="0D766E"/>
                 <w:sz w:val="20"/>
                 <w:rFonts w:ascii="Times New Roman" w:hAnsi="Times New Roman" w:eastAsia="Times New Roman" w:cs="Times New Roman"/>
               </w:rPr>
-              <w:t xml:space="preserve">• Tên Tab trên Sidebar: </w:t>
-            </w:r>
-            <w:r>
-              <w:rPr>
-                <w:rFonts w:ascii="Times New Roman" w:hAnsi="Times New Roman"/>
-                <w:b/>
-                <w:i w:val="0"/>
-                <w:color w:val="0D766E"/>
-                <w:sz w:val="21"/>
-                <w:rFonts w:ascii="Times New Roman" w:hAnsi="Times New Roman" w:eastAsia="Times New Roman" w:cs="Times New Roman"/>
-              </w:rPr>
-              <w:t>"Dòng dữ liệu Kafka Streaming &amp; Điều phối Airflow Workflow"</w:t>
+              <w:t>• Bấm Tab trên Sidebar: "Dòng dữ liệu Kafka Streaming &amp; Điều phối Airflow Workflow"</w:t>
               <w:br/>
-            </w:r>
-            <w:r>
-              <w:rPr>
-                <w:rFonts w:ascii="Times New Roman" w:hAnsi="Times New Roman"/>
-                <w:b/>
-                <w:i w:val="0"/>
-                <w:color w:val="222222"/>
-                <w:sz w:val="19"/>
-                <w:rFonts w:ascii="Times New Roman" w:hAnsi="Times New Roman" w:eastAsia="Times New Roman" w:cs="Times New Roman"/>
-              </w:rPr>
-              <w:t xml:space="preserve">• URL Web Dashboard: </w:t>
             </w:r>
             <w:r>
               <w:rPr>
@@ -3781,30 +3683,19 @@
                 <w:sz w:val="18"/>
                 <w:rFonts w:ascii="Consolas" w:hAnsi="Consolas" w:eastAsia="Consolas" w:cs="Consolas"/>
               </w:rPr>
-              <w:t>http://localhost:8501/?page=Dòng+dữ+liệu+Kafka+Streaming</w:t>
+              <w:t>• Đường dẫn trực tiếp: http://localhost:8501/?page=Dòng+dữ+liệu+Kafka+Streaming</w:t>
               <w:br/>
-            </w:r>
-            <w:r>
-              <w:rPr>
-                <w:rFonts w:ascii="Times New Roman" w:hAnsi="Times New Roman"/>
-                <w:b/>
-                <w:i w:val="0"/>
-                <w:color w:val="5A5A5A"/>
-                <w:sz w:val="19"/>
-                <w:rFonts w:ascii="Times New Roman" w:hAnsi="Times New Roman" w:eastAsia="Times New Roman" w:cs="Times New Roman"/>
-              </w:rPr>
-              <w:t xml:space="preserve">• Cổng dịch vụ hạ tầng liên kết: </w:t>
             </w:r>
             <w:r>
               <w:rPr>
                 <w:rFonts w:ascii="Consolas" w:hAnsi="Consolas"/>
                 <w:b w:val="0"/>
                 <w:i w:val="0"/>
-                <w:color w:val="5A5A5A"/>
-                <w:sz w:val="18"/>
+                <w:color w:val="64748B"/>
+                <w:sz w:val="17"/>
                 <w:rFonts w:ascii="Consolas" w:hAnsi="Consolas" w:eastAsia="Consolas" w:cs="Consolas"/>
               </w:rPr>
-              <w:t>http://localhost:8501/?page=Điều+phối+Airflow+Workflow (Airflow UI: http://localhost:8080)</w:t>
+              <w:t>• Cổng dịch vụ phụ: http://localhost:8501/?page=Điều+phối+Airflow+Workflow (Airflow UI: http://localhost:8080)</w:t>
             </w:r>
           </w:p>
         </w:tc>
@@ -3813,7 +3704,7 @@
     <w:p>
       <w:pPr>
         <w:spacing w:before="0" w:after="20" w:line="276" w:lineRule="auto"/>
-        <w:jc w:val="both"/>
+        <w:jc w:val="left"/>
       </w:pPr>
     </w:p>
     <w:tbl>
@@ -3823,29 +3714,29 @@
         <w:tblLook w:firstColumn="1" w:firstRow="1" w:lastColumn="0" w:lastRow="0" w:noHBand="0" w:noVBand="1" w:val="04A0"/>
       </w:tblPr>
       <w:tblGrid>
-        <w:gridCol w:w="9689"/>
+        <w:gridCol w:w="10080"/>
       </w:tblGrid>
       <w:tr>
         <w:tc>
           <w:tcPr>
             <w:tcW w:type="dxa" w:w="9360"/>
-            <w:shd w:fill="F4F6F9"/>
+            <w:shd w:fill="EFF6FF"/>
             <w:tcMar>
-              <w:top w:w="70" w:type="dxa"/>
-              <w:bottom w:w="70" w:type="dxa"/>
-              <w:left w:w="100" w:type="dxa"/>
-              <w:right w:w="100" w:type="dxa"/>
+              <w:top w:w="60" w:type="dxa"/>
+              <w:bottom w:w="60" w:type="dxa"/>
+              <w:left w:w="90" w:type="dxa"/>
+              <w:right w:w="90" w:type="dxa"/>
             </w:tcMar>
             <w:tcBorders>
-              <w:top w:val="single" w:sz="8" w:space="0" w:color="1B365D"/>
-              <w:bottom w:val="single" w:sz="8" w:space="0" w:color="1B365D"/>
-              <w:left w:val="single" w:sz="8" w:space="0" w:color="1B365D"/>
-              <w:right w:val="single" w:sz="8" w:space="0" w:color="1B365D"/>
+              <w:top w:val="single" w:sz="6" w:space="0" w:color="1B365D"/>
+              <w:bottom w:val="single" w:sz="6" w:space="0" w:color="1B365D"/>
+              <w:left w:val="single" w:sz="6" w:space="0" w:color="1B365D"/>
+              <w:right w:val="single" w:sz="6" w:space="0" w:color="1B365D"/>
             </w:tcBorders>
           </w:tcPr>
           <w:p>
             <w:pPr>
-              <w:spacing w:before="0" w:after="60" w:line="276" w:lineRule="auto"/>
+              <w:spacing w:before="0" w:after="40" w:line="276" w:lineRule="auto"/>
             </w:pPr>
             <w:r>
               <w:rPr>
@@ -3853,44 +3744,44 @@
                 <w:b/>
                 <w:i w:val="0"/>
                 <w:color w:val="1B365D"/>
-                <w:sz w:val="21"/>
+                <w:sz w:val="20"/>
                 <w:rFonts w:ascii="Times New Roman" w:hAnsi="Times New Roman" w:eastAsia="Times New Roman" w:cs="Times New Roman"/>
               </w:rPr>
-              <w:t>[THAO TÁC MÀN HÌNH &amp; CHUỘT] HÀNH ĐỘNG THAO TÁC MÀN HÌNH</w:t>
+              <w:t>[THAO TÁC MÀN HÌNH &amp; CHUỘT] THAO TÁC MÀN HÌNH</w:t>
             </w:r>
           </w:p>
           <w:p>
             <w:pPr>
               <w:spacing w:before="20" w:after="40" w:line="276" w:lineRule="auto"/>
-              <w:jc w:val="both"/>
+              <w:jc w:val="left"/>
             </w:pPr>
             <w:r>
               <w:rPr>
                 <w:rFonts w:ascii="Times New Roman" w:hAnsi="Times New Roman"/>
                 <w:b w:val="0"/>
                 <w:i w:val="0"/>
-                <w:color w:val="222222"/>
-                <w:sz w:val="20"/>
+                <w:color w:val="1E293B"/>
+                <w:sz w:val="19"/>
                 <w:rFonts w:ascii="Times New Roman" w:hAnsi="Times New Roman" w:eastAsia="Times New Roman" w:cs="Times New Roman"/>
               </w:rPr>
-              <w:t>1. Click chọn menu: 'Dòng dữ liệu Kafka Streaming': Xem bảng tin JSON giao dịch phát sóng thời gian thực, tổng số tiền chuyển nhượng nhảy số (15 thương vụ, EUR 707M).</w:t>
+              <w:t>1. Bấm menu: 'Dòng dữ liệu Kafka Streaming' -&gt; Xem các dòng tin JSON giao dịch phát trực tiếp thời gian thực (15 thương vụ, tổng 707 triệu Euro).</w:t>
             </w:r>
           </w:p>
           <w:p>
             <w:pPr>
               <w:spacing w:before="20" w:after="40" w:line="276" w:lineRule="auto"/>
-              <w:jc w:val="both"/>
+              <w:jc w:val="left"/>
             </w:pPr>
             <w:r>
               <w:rPr>
                 <w:rFonts w:ascii="Times New Roman" w:hAnsi="Times New Roman"/>
                 <w:b w:val="0"/>
                 <w:i w:val="0"/>
-                <w:color w:val="222222"/>
-                <w:sz w:val="20"/>
+                <w:color w:val="1E293B"/>
+                <w:sz w:val="19"/>
                 <w:rFonts w:ascii="Times New Roman" w:hAnsi="Times New Roman" w:eastAsia="Times New Roman" w:cs="Times New Roman"/>
               </w:rPr>
-              <w:t>2. Click chọn menu: 'Điều phối Airflow Workflow': Chỉ vào đồ thị 7 tasks tuần tự và trạng thái 100% SUCCESS. (Nếu Thầy yêu cầu mở cụm container thật, chuyển sang tab trình duyệt cổng 8080).</w:t>
+              <w:t>2. Bấm menu: 'Điều phối Airflow Workflow' -&gt; Chỉ vào sơ đồ 7 task tuần tự và trạng thái 100% SUCCESS màu xanh lá.</w:t>
             </w:r>
           </w:p>
         </w:tc>
@@ -3899,7 +3790,7 @@
     <w:p>
       <w:pPr>
         <w:spacing w:before="0" w:after="20" w:line="276" w:lineRule="auto"/>
-        <w:jc w:val="both"/>
+        <w:jc w:val="left"/>
       </w:pPr>
     </w:p>
     <w:tbl>
@@ -3909,29 +3800,29 @@
         <w:tblLook w:firstColumn="1" w:firstRow="1" w:lastColumn="0" w:lastRow="0" w:noHBand="0" w:noVBand="1" w:val="04A0"/>
       </w:tblPr>
       <w:tblGrid>
-        <w:gridCol w:w="9689"/>
+        <w:gridCol w:w="10080"/>
       </w:tblGrid>
       <w:tr>
         <w:tc>
           <w:tcPr>
             <w:tcW w:type="dxa" w:w="9360"/>
-            <w:shd w:fill="E6F4F1"/>
+            <w:shd w:fill="F0FDF4"/>
             <w:tcMar>
-              <w:top w:w="70" w:type="dxa"/>
-              <w:bottom w:w="70" w:type="dxa"/>
-              <w:left w:w="100" w:type="dxa"/>
-              <w:right w:w="100" w:type="dxa"/>
+              <w:top w:w="60" w:type="dxa"/>
+              <w:bottom w:w="60" w:type="dxa"/>
+              <w:left w:w="90" w:type="dxa"/>
+              <w:right w:w="90" w:type="dxa"/>
             </w:tcMar>
             <w:tcBorders>
-              <w:top w:val="single" w:sz="8" w:space="0" w:color="0D766E"/>
-              <w:bottom w:val="single" w:sz="8" w:space="0" w:color="0D766E"/>
-              <w:left w:val="single" w:sz="8" w:space="0" w:color="0D766E"/>
-              <w:right w:val="single" w:sz="8" w:space="0" w:color="0D766E"/>
+              <w:top w:val="single" w:sz="6" w:space="0" w:color="0D766E"/>
+              <w:bottom w:val="single" w:sz="6" w:space="0" w:color="0D766E"/>
+              <w:left w:val="single" w:sz="6" w:space="0" w:color="0D766E"/>
+              <w:right w:val="single" w:sz="6" w:space="0" w:color="0D766E"/>
             </w:tcBorders>
           </w:tcPr>
           <w:p>
             <w:pPr>
-              <w:spacing w:before="0" w:after="60" w:line="276" w:lineRule="auto"/>
+              <w:spacing w:before="0" w:after="40" w:line="276" w:lineRule="auto"/>
             </w:pPr>
             <w:r>
               <w:rPr>
@@ -3939,61 +3830,61 @@
                 <w:b/>
                 <w:i w:val="0"/>
                 <w:color w:val="0D766E"/>
-                <w:sz w:val="21"/>
+                <w:sz w:val="20"/>
                 <w:rFonts w:ascii="Times New Roman" w:hAnsi="Times New Roman" w:eastAsia="Times New Roman" w:cs="Times New Roman"/>
               </w:rPr>
-              <w:t>[LỜI THOẠI THUYẾT TRÌNH MẪU] LỜI THOẠI THUYẾT TRÌNH MẪU</w:t>
+              <w:t>[LỜI THOẠI NÓI CÁI HIỂU LIỀN] LỜI THOẠI MẪU (NÓI CÁI HIỂU LIỀN)</w:t>
             </w:r>
           </w:p>
           <w:p>
             <w:pPr>
               <w:spacing w:before="20" w:after="40" w:line="276" w:lineRule="auto"/>
-              <w:jc w:val="both"/>
+              <w:jc w:val="left"/>
             </w:pPr>
             <w:r>
               <w:rPr>
                 <w:rFonts w:ascii="Times New Roman" w:hAnsi="Times New Roman"/>
                 <w:b w:val="0"/>
                 <w:i/>
-                <w:color w:val="222222"/>
-                <w:sz w:val="20"/>
+                <w:color w:val="1E293B"/>
+                <w:sz w:val="19"/>
                 <w:rFonts w:ascii="Times New Roman" w:hAnsi="Times New Roman" w:eastAsia="Times New Roman" w:cs="Times New Roman"/>
               </w:rPr>
-              <w:t>"Em xin chào Thầy và Hội đồng, em là Nguyễn Thế Quang, phụ trách mảng Streaming Kafka, điều phối Airflow và Serving Data Mart."</w:t>
+              <w:t>"Chào Thầy và các bạn, em là Nguyễn Thế Quang, phụ trách mảng Streaming Kafka, điều phối Airflow và CSDL Data Mart."</w:t>
             </w:r>
           </w:p>
           <w:p>
             <w:pPr>
               <w:spacing w:before="20" w:after="40" w:line="276" w:lineRule="auto"/>
-              <w:jc w:val="both"/>
+              <w:jc w:val="left"/>
             </w:pPr>
             <w:r>
               <w:rPr>
                 <w:rFonts w:ascii="Times New Roman" w:hAnsi="Times New Roman"/>
                 <w:b w:val="0"/>
                 <w:i/>
-                <w:color w:val="222222"/>
-                <w:sz w:val="20"/>
+                <w:color w:val="1E293B"/>
+                <w:sz w:val="19"/>
                 <w:rFonts w:ascii="Times New Roman" w:hAnsi="Times New Roman" w:eastAsia="Times New Roman" w:cs="Times New Roman"/>
               </w:rPr>
-              <w:t>"Bên cạnh việc xử lý mẻ dữ liệu lịch sử bằng Spark, trong các kỳ chuyển nhượng luôn có những thương vụ đột xuất theo từng giờ. Để giải quyết tầng tốc độ Speed Layer, nhóm triển khai Apache Kafka tại cổng 9092 với topic 'football_transfers'. Module 06 Producer phát sóng liên tục các bản tin JSON thời gian thực, module 07 Consumer lắng nghe, bóc tách và nạp trực tiếp vào CSDL với tổng giá trị giao dịch theo dõi vượt mốc 707 triệu Euro."</w:t>
+              <w:t>"Thứ nhất, với Apache Kafka: Trong kỳ chuyển nhượng luôn có những thương vụ đột xuất diễn ra từng giờ. Để xử lý dữ liệu thời gian thực, nhóm dùng Kafka chạy ở cổng 9092. Producer liên tục phát sóng các bản tin chuyển nhượng mới dạng JSON, Consumer bắt lấy và cập nhật tức thì lên hệ thống với tổng giá trị theo dõi hơn 707 triệu Euro mà không phải chạy lại toàn bộ dữ liệu lịch sử cũ."</w:t>
             </w:r>
           </w:p>
           <w:p>
             <w:pPr>
               <w:spacing w:before="20" w:after="40" w:line="276" w:lineRule="auto"/>
-              <w:jc w:val="both"/>
+              <w:jc w:val="left"/>
             </w:pPr>
             <w:r>
               <w:rPr>
                 <w:rFonts w:ascii="Times New Roman" w:hAnsi="Times New Roman"/>
                 <w:b w:val="0"/>
                 <w:i/>
-                <w:color w:val="222222"/>
-                <w:sz w:val="20"/>
+                <w:color w:val="1E293B"/>
+                <w:sz w:val="19"/>
                 <w:rFonts w:ascii="Times New Roman" w:hAnsi="Times New Roman" w:eastAsia="Times New Roman" w:cs="Times New Roman"/>
               </w:rPr>
-              <w:t>"Để toàn bộ Data Pipeline 7 bước hoạt động tự động và ổn định, nhóm xây dựng DAG transfermarkt_bigdata_pipeline trên nền tảng Apache Airflow 2.10 chạy qua cụm 5 container Docker Compose. Mỗi task từ nạp HDFS, chạy Spark ETL, phân tích SQL, huấn luyện ML đến nạp CSDL đều được kiểm tra điều kiện tiên quyết và ghi nhận trạng thái 100% SUCCESS trong thời gian 2 phút 10 giây!"</w:t>
+              <w:t>"Thứ hai, với Apache Airflow: Toàn bộ quy trình 7 bước (từ HDFS -&gt; Spark làm sạch -&gt; Spark SQL -&gt; K-Means -&gt; Random Forest -&gt; Lưu vào CSDL) được nhóm gom vào 1 DAG tự động trên Airflow, triển khai bằng Docker Compose. Toàn bộ 7 task đều chạy thành công 100% SUCCESS trong 2 phút 10 giây!"</w:t>
             </w:r>
           </w:p>
         </w:tc>
@@ -4002,7 +3893,7 @@
     <w:p>
       <w:pPr>
         <w:spacing w:before="0" w:after="20" w:line="276" w:lineRule="auto"/>
-        <w:jc w:val="both"/>
+        <w:jc w:val="left"/>
       </w:pPr>
     </w:p>
     <w:tbl>
@@ -4012,29 +3903,29 @@
         <w:tblLook w:firstColumn="1" w:firstRow="1" w:lastColumn="0" w:lastRow="0" w:noHBand="0" w:noVBand="1" w:val="04A0"/>
       </w:tblPr>
       <w:tblGrid>
-        <w:gridCol w:w="9689"/>
+        <w:gridCol w:w="10080"/>
       </w:tblGrid>
       <w:tr>
         <w:tc>
           <w:tcPr>
             <w:tcW w:type="dxa" w:w="9360"/>
-            <w:shd w:fill="FFF8E7"/>
+            <w:shd w:fill="FEF3C7"/>
             <w:tcMar>
-              <w:top w:w="70" w:type="dxa"/>
-              <w:bottom w:w="70" w:type="dxa"/>
-              <w:left w:w="100" w:type="dxa"/>
-              <w:right w:w="100" w:type="dxa"/>
+              <w:top w:w="60" w:type="dxa"/>
+              <w:bottom w:w="60" w:type="dxa"/>
+              <w:left w:w="90" w:type="dxa"/>
+              <w:right w:w="90" w:type="dxa"/>
             </w:tcMar>
             <w:tcBorders>
-              <w:top w:val="single" w:sz="8" w:space="0" w:color="D97706"/>
-              <w:bottom w:val="single" w:sz="8" w:space="0" w:color="D97706"/>
-              <w:left w:val="single" w:sz="8" w:space="0" w:color="D97706"/>
-              <w:right w:val="single" w:sz="8" w:space="0" w:color="D97706"/>
+              <w:top w:val="single" w:sz="6" w:space="0" w:color="D97706"/>
+              <w:bottom w:val="single" w:sz="6" w:space="0" w:color="D97706"/>
+              <w:left w:val="single" w:sz="6" w:space="0" w:color="D97706"/>
+              <w:right w:val="single" w:sz="6" w:space="0" w:color="D97706"/>
             </w:tcBorders>
           </w:tcPr>
           <w:p>
             <w:pPr>
-              <w:spacing w:before="0" w:after="60" w:line="276" w:lineRule="auto"/>
+              <w:spacing w:before="0" w:after="40" w:line="276" w:lineRule="auto"/>
             </w:pPr>
             <w:r>
               <w:rPr>
@@ -4042,44 +3933,44 @@
                 <w:b/>
                 <w:i w:val="0"/>
                 <w:color w:val="B45309"/>
-                <w:sz w:val="21"/>
+                <w:sz w:val="20"/>
                 <w:rFonts w:ascii="Times New Roman" w:hAnsi="Times New Roman" w:eastAsia="Times New Roman" w:cs="Times New Roman"/>
               </w:rPr>
-              <w:t>[ĐIỂM NHẤN CÔNG NGHỆ BẮT BUỘC NÓI] ĐIỂM NHẤN CÔNG NGHỆ CẦN NÓI</w:t>
+              <w:t>[TỪ KHÓA BIG DATA ĂN ĐIỂM] Ý CHÍNH CẦN NHỚ</w:t>
             </w:r>
           </w:p>
           <w:p>
             <w:pPr>
               <w:spacing w:before="20" w:after="40" w:line="276" w:lineRule="auto"/>
-              <w:jc w:val="both"/>
+              <w:jc w:val="left"/>
             </w:pPr>
             <w:r>
               <w:rPr>
                 <w:rFonts w:ascii="Times New Roman" w:hAnsi="Times New Roman"/>
                 <w:b w:val="0"/>
                 <w:i w:val="0"/>
-                <w:color w:val="222222"/>
-                <w:sz w:val="20"/>
+                <w:color w:val="1E293B"/>
+                <w:sz w:val="19"/>
                 <w:rFonts w:ascii="Times New Roman" w:hAnsi="Times New Roman" w:eastAsia="Times New Roman" w:cs="Times New Roman"/>
               </w:rPr>
-              <w:t>• Kafka Streaming: Topic football_transfers, port 9092, format JSON, tổng giá trị &gt; 707M EUR.</w:t>
+              <w:t>• Kafka Streaming: Topic football_transfers cổng 9092, đẩy tin tức thì.</w:t>
             </w:r>
           </w:p>
           <w:p>
             <w:pPr>
               <w:spacing w:before="20" w:after="40" w:line="276" w:lineRule="auto"/>
-              <w:jc w:val="both"/>
+              <w:jc w:val="left"/>
             </w:pPr>
             <w:r>
               <w:rPr>
                 <w:rFonts w:ascii="Times New Roman" w:hAnsi="Times New Roman"/>
                 <w:b w:val="0"/>
                 <w:i w:val="0"/>
-                <w:color w:val="222222"/>
-                <w:sz w:val="20"/>
+                <w:color w:val="1E293B"/>
+                <w:sz w:val="19"/>
                 <w:rFonts w:ascii="Times New Roman" w:hAnsi="Times New Roman" w:eastAsia="Times New Roman" w:cs="Times New Roman"/>
               </w:rPr>
-              <w:t>• Apache Airflow 2.10 DAG: 7 tasks tuần tự đạt 100% SUCCESS (wait_for_raw_data &gt;&gt; ingest_to_hdfs &gt;&gt; spark_etl &gt;&gt; spark_sql &gt;&gt; train_ml &gt;&gt; kafka &gt;&gt; export_db).</w:t>
+              <w:t>• Apache Airflow: DAG 7 tasks tự động hóa 100% SUCCESS, hoàn thành trong 2m 10s.</w:t>
             </w:r>
           </w:p>
         </w:tc>
@@ -4088,13 +3979,13 @@
     <w:p>
       <w:pPr>
         <w:spacing w:before="0" w:after="20" w:line="276" w:lineRule="auto"/>
-        <w:jc w:val="both"/>
+        <w:jc w:val="left"/>
       </w:pPr>
     </w:p>
     <w:p>
       <w:pPr>
         <w:keepNext/>
-        <w:spacing w:before="200" w:after="60"/>
+        <w:spacing w:before="180" w:after="60"/>
       </w:pPr>
       <w:r>
         <w:rPr>
@@ -4102,10 +3993,10 @@
           <w:b/>
           <w:i w:val="0"/>
           <w:color w:val="0D766E"/>
-          <w:sz w:val="24"/>
+          <w:sz w:val="23"/>
           <w:rFonts w:ascii="Times New Roman" w:hAnsi="Times New Roman" w:eastAsia="Times New Roman" w:cs="Times New Roman"/>
         </w:rPr>
-        <w:t>Phần 7: Serving Data Mart (SQLite) &amp; Kết luận (Thời lượng: 08:30 - 09:30 | Người nói: Nguyễn Thế Quang)</w:t>
+        <w:t>Phần 7: CSDL Data Mart &amp; Kết luận (1 phút | Nguyễn Thế Quang)</w:t>
       </w:r>
     </w:p>
     <w:tbl>
@@ -4115,24 +4006,24 @@
         <w:tblLook w:firstColumn="1" w:firstRow="1" w:lastColumn="0" w:lastRow="0" w:noHBand="0" w:noVBand="1" w:val="04A0"/>
       </w:tblPr>
       <w:tblGrid>
-        <w:gridCol w:w="9689"/>
+        <w:gridCol w:w="10080"/>
       </w:tblGrid>
       <w:tr>
         <w:tc>
           <w:tcPr>
             <w:tcW w:type="dxa" w:w="9360"/>
-            <w:shd w:fill="EEF2F6"/>
+            <w:shd w:fill="F1F5F9"/>
             <w:tcMar>
-              <w:top w:w="60" w:type="dxa"/>
-              <w:bottom w:w="60" w:type="dxa"/>
-              <w:left w:w="100" w:type="dxa"/>
-              <w:right w:w="100" w:type="dxa"/>
+              <w:top w:w="50" w:type="dxa"/>
+              <w:bottom w:w="50" w:type="dxa"/>
+              <w:left w:w="90" w:type="dxa"/>
+              <w:right w:w="90" w:type="dxa"/>
             </w:tcMar>
             <w:tcBorders>
-              <w:top w:val="single" w:sz="8" w:space="0" w:color="1B365D"/>
-              <w:bottom w:val="single" w:sz="8" w:space="0" w:color="1B365D"/>
-              <w:left w:val="single" w:sz="8" w:space="0" w:color="1B365D"/>
-              <w:right w:val="single" w:sz="8" w:space="0" w:color="1B365D"/>
+              <w:top w:val="single" w:sz="6" w:space="0" w:color="1B365D"/>
+              <w:bottom w:val="single" w:sz="6" w:space="0" w:color="1B365D"/>
+              <w:left w:val="single" w:sz="6" w:space="0" w:color="1B365D"/>
+              <w:right w:val="single" w:sz="6" w:space="0" w:color="1B365D"/>
             </w:tcBorders>
           </w:tcPr>
           <w:p>
@@ -4148,7 +4039,7 @@
                 <w:sz w:val="19"/>
                 <w:rFonts w:ascii="Times New Roman" w:hAnsi="Times New Roman" w:eastAsia="Times New Roman" w:cs="Times New Roman"/>
               </w:rPr>
-              <w:t>[ĐỊA CHỈ TRUY CẬP VÀ PHÂN HỆ GIAO DIỆN]</w:t>
+              <w:t>[ĐỊNH VỊ GIAO DIỆN &amp; URL TRUY CẬP]</w:t>
               <w:br/>
             </w:r>
             <w:r>
@@ -4156,34 +4047,12 @@
                 <w:rFonts w:ascii="Times New Roman" w:hAnsi="Times New Roman"/>
                 <w:b/>
                 <w:i w:val="0"/>
-                <w:color w:val="222222"/>
+                <w:color w:val="0D766E"/>
                 <w:sz w:val="20"/>
                 <w:rFonts w:ascii="Times New Roman" w:hAnsi="Times New Roman" w:eastAsia="Times New Roman" w:cs="Times New Roman"/>
               </w:rPr>
-              <w:t xml:space="preserve">• Tên Tab trên Sidebar: </w:t>
-            </w:r>
-            <w:r>
-              <w:rPr>
-                <w:rFonts w:ascii="Times New Roman" w:hAnsi="Times New Roman"/>
-                <w:b/>
-                <w:i w:val="0"/>
-                <w:color w:val="0D766E"/>
-                <w:sz w:val="21"/>
-                <w:rFonts w:ascii="Times New Roman" w:hAnsi="Times New Roman" w:eastAsia="Times New Roman" w:cs="Times New Roman"/>
-              </w:rPr>
-              <w:t>"Truy vấn CSDL Data Mart"</w:t>
+              <w:t>• Bấm Tab trên Sidebar: "Truy vấn CSDL Data Mart"</w:t>
               <w:br/>
-            </w:r>
-            <w:r>
-              <w:rPr>
-                <w:rFonts w:ascii="Times New Roman" w:hAnsi="Times New Roman"/>
-                <w:b/>
-                <w:i w:val="0"/>
-                <w:color w:val="222222"/>
-                <w:sz w:val="19"/>
-                <w:rFonts w:ascii="Times New Roman" w:hAnsi="Times New Roman" w:eastAsia="Times New Roman" w:cs="Times New Roman"/>
-              </w:rPr>
-              <w:t xml:space="preserve">• URL Web Dashboard: </w:t>
             </w:r>
             <w:r>
               <w:rPr>
@@ -4194,7 +4063,7 @@
                 <w:sz w:val="18"/>
                 <w:rFonts w:ascii="Consolas" w:hAnsi="Consolas" w:eastAsia="Consolas" w:cs="Consolas"/>
               </w:rPr>
-              <w:t>http://localhost:8501/?page=Truy+vấn+CSDL+Data+Mart</w:t>
+              <w:t>• Đường dẫn trực tiếp: http://localhost:8501/?page=Truy+vấn+CSDL+Data+Mart</w:t>
               <w:br/>
             </w:r>
           </w:p>
@@ -4204,7 +4073,7 @@
     <w:p>
       <w:pPr>
         <w:spacing w:before="0" w:after="20" w:line="276" w:lineRule="auto"/>
-        <w:jc w:val="both"/>
+        <w:jc w:val="left"/>
       </w:pPr>
     </w:p>
     <w:tbl>
@@ -4214,29 +4083,29 @@
         <w:tblLook w:firstColumn="1" w:firstRow="1" w:lastColumn="0" w:lastRow="0" w:noHBand="0" w:noVBand="1" w:val="04A0"/>
       </w:tblPr>
       <w:tblGrid>
-        <w:gridCol w:w="9689"/>
+        <w:gridCol w:w="10080"/>
       </w:tblGrid>
       <w:tr>
         <w:tc>
           <w:tcPr>
             <w:tcW w:type="dxa" w:w="9360"/>
-            <w:shd w:fill="F4F6F9"/>
+            <w:shd w:fill="EFF6FF"/>
             <w:tcMar>
-              <w:top w:w="70" w:type="dxa"/>
-              <w:bottom w:w="70" w:type="dxa"/>
-              <w:left w:w="100" w:type="dxa"/>
-              <w:right w:w="100" w:type="dxa"/>
+              <w:top w:w="60" w:type="dxa"/>
+              <w:bottom w:w="60" w:type="dxa"/>
+              <w:left w:w="90" w:type="dxa"/>
+              <w:right w:w="90" w:type="dxa"/>
             </w:tcMar>
             <w:tcBorders>
-              <w:top w:val="single" w:sz="8" w:space="0" w:color="1B365D"/>
-              <w:bottom w:val="single" w:sz="8" w:space="0" w:color="1B365D"/>
-              <w:left w:val="single" w:sz="8" w:space="0" w:color="1B365D"/>
-              <w:right w:val="single" w:sz="8" w:space="0" w:color="1B365D"/>
+              <w:top w:val="single" w:sz="6" w:space="0" w:color="1B365D"/>
+              <w:bottom w:val="single" w:sz="6" w:space="0" w:color="1B365D"/>
+              <w:left w:val="single" w:sz="6" w:space="0" w:color="1B365D"/>
+              <w:right w:val="single" w:sz="6" w:space="0" w:color="1B365D"/>
             </w:tcBorders>
           </w:tcPr>
           <w:p>
             <w:pPr>
-              <w:spacing w:before="0" w:after="60" w:line="276" w:lineRule="auto"/>
+              <w:spacing w:before="0" w:after="40" w:line="276" w:lineRule="auto"/>
             </w:pPr>
             <w:r>
               <w:rPr>
@@ -4244,44 +4113,44 @@
                 <w:b/>
                 <w:i w:val="0"/>
                 <w:color w:val="1B365D"/>
-                <w:sz w:val="21"/>
+                <w:sz w:val="20"/>
                 <w:rFonts w:ascii="Times New Roman" w:hAnsi="Times New Roman" w:eastAsia="Times New Roman" w:cs="Times New Roman"/>
               </w:rPr>
-              <w:t>[THAO TÁC MÀN HÌNH &amp; CHUỘT] HÀNH ĐỘNG THAO TÁC MÀN HÌNH</w:t>
+              <w:t>[THAO TÁC MÀN HÌNH &amp; CHUỘT] THAO TÁC MÀN HÌNH</w:t>
             </w:r>
           </w:p>
           <w:p>
             <w:pPr>
               <w:spacing w:before="20" w:after="40" w:line="276" w:lineRule="auto"/>
-              <w:jc w:val="both"/>
+              <w:jc w:val="left"/>
             </w:pPr>
             <w:r>
               <w:rPr>
                 <w:rFonts w:ascii="Times New Roman" w:hAnsi="Times New Roman"/>
                 <w:b w:val="0"/>
                 <w:i w:val="0"/>
-                <w:color w:val="222222"/>
-                <w:sz w:val="20"/>
+                <w:color w:val="1E293B"/>
+                <w:sz w:val="19"/>
                 <w:rFonts w:ascii="Times New Roman" w:hAnsi="Times New Roman" w:eastAsia="Times New Roman" w:cs="Times New Roman"/>
               </w:rPr>
-              <w:t>1. Click chọn menu: 'Truy vấn CSDL Data Mart'.</w:t>
+              <w:t>1. Bấm menu: 'Truy vấn CSDL Data Mart'.</w:t>
             </w:r>
           </w:p>
           <w:p>
             <w:pPr>
               <w:spacing w:before="20" w:after="40" w:line="276" w:lineRule="auto"/>
-              <w:jc w:val="both"/>
+              <w:jc w:val="left"/>
             </w:pPr>
             <w:r>
               <w:rPr>
                 <w:rFonts w:ascii="Times New Roman" w:hAnsi="Times New Roman"/>
                 <w:b w:val="0"/>
                 <w:i w:val="0"/>
-                <w:color w:val="222222"/>
-                <w:sz w:val="20"/>
+                <w:color w:val="1E293B"/>
+                <w:sz w:val="19"/>
                 <w:rFonts w:ascii="Times New Roman" w:hAnsi="Times New Roman" w:eastAsia="Times New Roman" w:cs="Times New Roman"/>
               </w:rPr>
-              <w:t>2. Tại ô dropdown chọn câu truy vấn mẫu, chọn: 'Top 10 cầu thủ có giá trị cao nhất' và bấm nút 'Thực thi truy vấn SQL'. Bảng kết quả trả về tức thì dưới 10ms.</w:t>
+              <w:t>2. Tại ô chọn truy vấn mẫu, chọn: 'Top 10 cầu thủ có giá trị cao nhất' -&gt; Bấm nút 'Thực thi truy vấn SQL' -&gt; Kết quả hiện ra ngay lập tức.</w:t>
             </w:r>
           </w:p>
         </w:tc>
@@ -4290,7 +4159,7 @@
     <w:p>
       <w:pPr>
         <w:spacing w:before="0" w:after="20" w:line="276" w:lineRule="auto"/>
-        <w:jc w:val="both"/>
+        <w:jc w:val="left"/>
       </w:pPr>
     </w:p>
     <w:tbl>
@@ -4300,29 +4169,29 @@
         <w:tblLook w:firstColumn="1" w:firstRow="1" w:lastColumn="0" w:lastRow="0" w:noHBand="0" w:noVBand="1" w:val="04A0"/>
       </w:tblPr>
       <w:tblGrid>
-        <w:gridCol w:w="9689"/>
+        <w:gridCol w:w="10080"/>
       </w:tblGrid>
       <w:tr>
         <w:tc>
           <w:tcPr>
             <w:tcW w:type="dxa" w:w="9360"/>
-            <w:shd w:fill="E6F4F1"/>
+            <w:shd w:fill="F0FDF4"/>
             <w:tcMar>
-              <w:top w:w="70" w:type="dxa"/>
-              <w:bottom w:w="70" w:type="dxa"/>
-              <w:left w:w="100" w:type="dxa"/>
-              <w:right w:w="100" w:type="dxa"/>
+              <w:top w:w="60" w:type="dxa"/>
+              <w:bottom w:w="60" w:type="dxa"/>
+              <w:left w:w="90" w:type="dxa"/>
+              <w:right w:w="90" w:type="dxa"/>
             </w:tcMar>
             <w:tcBorders>
-              <w:top w:val="single" w:sz="8" w:space="0" w:color="0D766E"/>
-              <w:bottom w:val="single" w:sz="8" w:space="0" w:color="0D766E"/>
-              <w:left w:val="single" w:sz="8" w:space="0" w:color="0D766E"/>
-              <w:right w:val="single" w:sz="8" w:space="0" w:color="0D766E"/>
+              <w:top w:val="single" w:sz="6" w:space="0" w:color="0D766E"/>
+              <w:bottom w:val="single" w:sz="6" w:space="0" w:color="0D766E"/>
+              <w:left w:val="single" w:sz="6" w:space="0" w:color="0D766E"/>
+              <w:right w:val="single" w:sz="6" w:space="0" w:color="0D766E"/>
             </w:tcBorders>
           </w:tcPr>
           <w:p>
             <w:pPr>
-              <w:spacing w:before="0" w:after="60" w:line="276" w:lineRule="auto"/>
+              <w:spacing w:before="0" w:after="40" w:line="276" w:lineRule="auto"/>
             </w:pPr>
             <w:r>
               <w:rPr>
@@ -4330,61 +4199,61 @@
                 <w:b/>
                 <w:i w:val="0"/>
                 <w:color w:val="0D766E"/>
-                <w:sz w:val="21"/>
+                <w:sz w:val="20"/>
                 <w:rFonts w:ascii="Times New Roman" w:hAnsi="Times New Roman" w:eastAsia="Times New Roman" w:cs="Times New Roman"/>
               </w:rPr>
-              <w:t>[LỜI THOẠI THUYẾT TRÌNH MẪU] LỜI THOẠI THUYẾT TRÌNH MẪU</w:t>
+              <w:t>[LỜI THOẠI NÓI CÁI HIỂU LIỀN] LỜI THOẠI MẪU (NÓI CÁI HIỂU LIỀN)</w:t>
             </w:r>
           </w:p>
           <w:p>
             <w:pPr>
               <w:spacing w:before="20" w:after="40" w:line="276" w:lineRule="auto"/>
-              <w:jc w:val="both"/>
+              <w:jc w:val="left"/>
             </w:pPr>
             <w:r>
               <w:rPr>
                 <w:rFonts w:ascii="Times New Roman" w:hAnsi="Times New Roman"/>
                 <w:b w:val="0"/>
                 <w:i/>
-                <w:color w:val="222222"/>
-                <w:sz w:val="20"/>
+                <w:color w:val="1E293B"/>
+                <w:sz w:val="19"/>
                 <w:rFonts w:ascii="Times New Roman" w:hAnsi="Times New Roman" w:eastAsia="Times New Roman" w:cs="Times New Roman"/>
               </w:rPr>
-              <w:t>"Cuối cùng là Tầng phục vụ Serving Layer. Toàn bộ dữ liệu sạch sau tính toán phân tán được module load_to_database.py nạp vào CSDL Data Mart SQLite football_analytics.db gồm 5 bảng quan hệ được đánh chỉ mục tối ưu, giúp Web phản hồi tức thì dưới 10ms mà không gây nghẽn tài nguyên cụm Spark."</w:t>
+              <w:t>"Cuối cùng là Tầng phục vụ Web (Serving Layer). Sau khi Spark tính toán dữ liệu lớn xong, kết quả được lưu vào CSDL SQLite Data Mart football_analytics.db. Nhờ vậy trang web phản hồi cực nhanh dưới 10 mili-giây mà không làm nghẽn máy chủ Spark."</w:t>
             </w:r>
           </w:p>
           <w:p>
             <w:pPr>
               <w:spacing w:before="20" w:after="40" w:line="276" w:lineRule="auto"/>
-              <w:jc w:val="both"/>
+              <w:jc w:val="left"/>
             </w:pPr>
             <w:r>
               <w:rPr>
                 <w:rFonts w:ascii="Times New Roman" w:hAnsi="Times New Roman"/>
                 <w:b w:val="0"/>
                 <w:i/>
-                <w:color w:val="222222"/>
-                <w:sz w:val="20"/>
+                <w:color w:val="1E293B"/>
+                <w:sz w:val="19"/>
                 <w:rFonts w:ascii="Times New Roman" w:hAnsi="Times New Roman" w:eastAsia="Times New Roman" w:cs="Times New Roman"/>
               </w:rPr>
-              <w:t>"Tóm lại, đồ án của Nhóm 5 đã vận dụng đầy đủ và xuất sắc 5 trụ cột công nghệ Big Data: Hadoop HDFS, Apache Spark, Apache Kafka, Apache Airflow và Machine Learning. Hệ thống hoạt động trơn tru 100%, có khả năng tái hiện hoàn toàn và mang lại giá trị ứng dụng thực tiễn cao."</w:t>
+              <w:t>"Tóm lại: Bài tập lớn cuối kỳ của Nhóm 5 đã vận dụng đầy đủ cả 5 công nghệ cốt lõi của Big Data: Hadoop HDFS, Apache Spark, Apache Kafka, Apache Airflow và Machine Learning. Hệ thống chạy ổn định 100%, có thể chạy lại bất cứ lúc nào và có ý nghĩa ứng dụng thực tế cao."</w:t>
             </w:r>
           </w:p>
           <w:p>
             <w:pPr>
               <w:spacing w:before="20" w:after="40" w:line="276" w:lineRule="auto"/>
-              <w:jc w:val="both"/>
+              <w:jc w:val="left"/>
             </w:pPr>
             <w:r>
               <w:rPr>
                 <w:rFonts w:ascii="Times New Roman" w:hAnsi="Times New Roman"/>
                 <w:b w:val="0"/>
                 <w:i/>
-                <w:color w:val="222222"/>
-                <w:sz w:val="20"/>
+                <w:color w:val="1E293B"/>
+                <w:sz w:val="19"/>
                 <w:rFonts w:ascii="Times New Roman" w:hAnsi="Times New Roman" w:eastAsia="Times New Roman" w:cs="Times New Roman"/>
               </w:rPr>
-              <w:t>"Nhóm em xin chân thành cảm ơn Thầy Huỳnh Thái Học và Hội đồng đã chú ý lắng nghe. Chúng em xin sẵn sàng bước vào phần trả lời câu hỏi phản biện của Thầy Cô!"</w:t>
+              <w:t>"Nhóm 5 chúng em xin chân thành cảm ơn Thầy Huỳnh Thái Học và các bạn đã chú ý lắng nghe. Nhóm em rất mong nhận được câu hỏi và góp ý từ Thầy ạ!"</w:t>
             </w:r>
           </w:p>
         </w:tc>
@@ -4393,13 +4262,13 @@
     <w:p>
       <w:pPr>
         <w:spacing w:before="0" w:after="20" w:line="276" w:lineRule="auto"/>
-        <w:jc w:val="both"/>
+        <w:jc w:val="left"/>
       </w:pPr>
     </w:p>
     <w:p>
       <w:pPr>
         <w:keepNext/>
-        <w:spacing w:before="280" w:after="80"/>
+        <w:spacing w:before="260" w:after="80"/>
       </w:pPr>
       <w:r>
         <w:rPr>
@@ -4407,16 +4276,16 @@
           <w:b/>
           <w:i w:val="0"/>
           <w:color w:val="1B365D"/>
-          <w:sz w:val="27"/>
+          <w:sz w:val="26"/>
           <w:rFonts w:ascii="Times New Roman" w:hAnsi="Times New Roman" w:eastAsia="Times New Roman" w:cs="Times New Roman"/>
         </w:rPr>
-        <w:t>3. Bộ câu hỏi phản biện thường gặp của Hội đồng &amp; Câu trả lời ăn điểm tuyệt đối (Top 5 Q&amp;A)</w:t>
+        <w:t>3. Top 5 câu hỏi Thầy hay hỏi &amp; Cách trả lời ngắn gọn (Hiểu liền, ăn điểm ngay)</w:t>
       </w:r>
     </w:p>
     <w:p>
       <w:pPr>
-        <w:spacing w:before="120" w:after="40" w:line="276" w:lineRule="auto"/>
-        <w:jc w:val="both"/>
+        <w:spacing w:before="100" w:after="20" w:line="276" w:lineRule="auto"/>
+        <w:jc w:val="left"/>
       </w:pPr>
       <w:r>
         <w:rPr>
@@ -4424,33 +4293,33 @@
           <w:b/>
           <w:i w:val="0"/>
           <w:color w:val="1B365D"/>
-          <w:sz w:val="22"/>
+          <w:sz w:val="21"/>
           <w:rFonts w:ascii="Times New Roman" w:hAnsi="Times New Roman" w:eastAsia="Times New Roman" w:cs="Times New Roman"/>
         </w:rPr>
-        <w:t>Câu 1: Tại sao đề tài lại dùng thêm SQLite mà không cho Web Dashboard truy vấn trực tiếp từ Spark hoặc HDFS?</w:t>
+        <w:t>Câu 1: Tại sao đề tài lại dùng thêm SQLite mà không cho Web truy vấn trực tiếp từ Spark hoặc HDFS?</w:t>
       </w:r>
     </w:p>
     <w:p>
       <w:pPr>
-        <w:spacing w:before="0" w:after="120" w:line="276" w:lineRule="auto"/>
-        <w:jc w:val="both"/>
+        <w:spacing w:before="0" w:after="100" w:line="276" w:lineRule="auto"/>
+        <w:jc w:val="left"/>
       </w:pPr>
       <w:r>
         <w:rPr>
           <w:rFonts w:ascii="Times New Roman" w:hAnsi="Times New Roman"/>
           <w:b w:val="0"/>
           <w:i w:val="0"/>
-          <w:color w:val="222222"/>
-          <w:sz w:val="21"/>
+          <w:color w:val="1E293B"/>
+          <w:sz w:val="20"/>
           <w:rFonts w:ascii="Times New Roman" w:hAnsi="Times New Roman" w:eastAsia="Times New Roman" w:cs="Times New Roman"/>
         </w:rPr>
-        <w:t>Thưa Thầy, đây là nguyên lý cốt lõi của kiến trúc phân tầng Lambda Architecture (Serving Layer). Hadoop HDFS và Spark được thiết kế cho Batch Layer nhằm tính toán xử lý dữ liệu quy mô lớn (hàng triệu bản ghi). Nếu mỗi lần người dùng click trên Web lại kích hoạt một Spark Job thì độ trễ sẽ mất từ 5 đến 30 giây để khởi tạo JVM và Driver, khiến ứng dụng web bị đơ. Do đó, Spark thực hiện tính toán trước (Pre-computing) và xuất dữ liệu sạch vào CSDL Serving Data Mart (SQLite) được đánh chỉ mục tối ưu, giúp Web phản hồi tức thì dưới 10ms mà không gây nghẽn tài nguyên cụm.</w:t>
+        <w:t>Trả lời ngắn gọn: Dạ thưa Thầy, Spark và HDFS được thiết kế để xử lý dữ liệu lớn theo mẻ. Mỗi lần chạy một câu lệnh trên Spark mất từ 5 đến 10 giây để khởi động JVM, nếu người dùng lướt web mà chờ lâu như vậy thì web sẽ bị đơ. Vì vậy theo mô hình Lambda, Spark tính toán trước rồi lưu kết quả vào CSDL SQLite (Serving Layer) để người dùng lướt web mượt mà dưới 10 mili-giây mà không tốn tài nguyên máy chủ ạ.</w:t>
       </w:r>
     </w:p>
     <w:p>
       <w:pPr>
-        <w:spacing w:before="120" w:after="40" w:line="276" w:lineRule="auto"/>
-        <w:jc w:val="both"/>
+        <w:spacing w:before="100" w:after="20" w:line="276" w:lineRule="auto"/>
+        <w:jc w:val="left"/>
       </w:pPr>
       <w:r>
         <w:rPr>
@@ -4458,33 +4327,33 @@
           <w:b/>
           <w:i w:val="0"/>
           <w:color w:val="1B365D"/>
-          <w:sz w:val="22"/>
+          <w:sz w:val="21"/>
           <w:rFonts w:ascii="Times New Roman" w:hAnsi="Times New Roman" w:eastAsia="Times New Roman" w:cs="Times New Roman"/>
         </w:rPr>
-        <w:t>Câu 2: Dữ liệu 872 MB có thực sự cần đến Big Data (Hadoop/Spark) không hay chỉ cần Pandas là đủ?</w:t>
+        <w:t>Câu 2: Dữ liệu chưa tới 1GB thì có thực sự cần đến Hadoop/Spark không hay chỉ cần Pandas là đủ?</w:t>
       </w:r>
     </w:p>
     <w:p>
       <w:pPr>
-        <w:spacing w:before="0" w:after="120" w:line="276" w:lineRule="auto"/>
-        <w:jc w:val="both"/>
+        <w:spacing w:before="0" w:after="100" w:line="276" w:lineRule="auto"/>
+        <w:jc w:val="left"/>
       </w:pPr>
       <w:r>
         <w:rPr>
           <w:rFonts w:ascii="Times New Roman" w:hAnsi="Times New Roman"/>
           <w:b w:val="0"/>
           <w:i w:val="0"/>
-          <w:color w:val="222222"/>
-          <w:sz w:val="21"/>
+          <w:color w:val="1E293B"/>
+          <w:sz w:val="20"/>
           <w:rFonts w:ascii="Times New Roman" w:hAnsi="Times New Roman" w:eastAsia="Times New Roman" w:cs="Times New Roman"/>
         </w:rPr>
-        <w:t>Thưa Thầy, dữ liệu Transfermarkt của nhóm gồm 12 bảng với hơn 7.49 triệu bản ghi, trong đó bảng game_lineups.csv có gần 3.2 triệu dòng. Khi chạy benchmark thực tế trên cùng một máy tính, Pandas mất hơn 12.45 giây trên 1 core CPU, trong khi PySpark chia 16 phân vùng chạy song song trên 16 cores chỉ mất 0.78 giây (nhanh gấp 16 lần). Quan trọng hơn, kiến trúc này được thiết kế theo khả năng mở rộng ngang (Horizontal Scalability), nghĩa là khi bổ sung thêm dữ liệu các mùa giải mới lên 10 triệu hay 50 triệu dòng, hệ thống chỉ cần thêm DataNode mà không phải viết lại mã nguồn.</w:t>
+        <w:t>Trả lời ngắn gọn: Dạ thưa Thầy, dữ liệu của nhóm có gần 7.5 triệu dòng. Khi chạy thử nghiệm thực tế trên bảng 200,000 dòng, Pandas chạy đơn luồng mất 12.45 giây, trong khi Spark chia 16 luồng song song chỉ mất 0.78 giây (nhanh gấp 16 lần). Quan trọng hơn, Spark có khả năng mở rộng ngang: khi dữ liệu tăng lên 10 triệu hay 50 triệu dòng, Pandas sẽ bị sập vì tràn RAM, còn Spark chỉ cần gắn thêm máy là chạy bình thường ạ.</w:t>
       </w:r>
     </w:p>
     <w:p>
       <w:pPr>
-        <w:spacing w:before="120" w:after="40" w:line="276" w:lineRule="auto"/>
-        <w:jc w:val="both"/>
+        <w:spacing w:before="100" w:after="20" w:line="276" w:lineRule="auto"/>
+        <w:jc w:val="left"/>
       </w:pPr>
       <w:r>
         <w:rPr>
@@ -4492,33 +4361,33 @@
           <w:b/>
           <w:i w:val="0"/>
           <w:color w:val="1B365D"/>
-          <w:sz w:val="22"/>
+          <w:sz w:val="21"/>
           <w:rFonts w:ascii="Times New Roman" w:hAnsi="Times New Roman" w:eastAsia="Times New Roman" w:cs="Times New Roman"/>
         </w:rPr>
-        <w:t>Câu 3: Tại sao nhóm lại chọn k=3 cho phân cụm K-Means mà không phải k=4 hay k=5?</w:t>
+        <w:t>Câu 3: Phân cụm K-Means tại sao nhóm lại chọn k=3 mà không phải k=4 hay k=5?</w:t>
       </w:r>
     </w:p>
     <w:p>
       <w:pPr>
-        <w:spacing w:before="0" w:after="120" w:line="276" w:lineRule="auto"/>
-        <w:jc w:val="both"/>
+        <w:spacing w:before="0" w:after="100" w:line="276" w:lineRule="auto"/>
+        <w:jc w:val="left"/>
       </w:pPr>
       <w:r>
         <w:rPr>
           <w:rFonts w:ascii="Times New Roman" w:hAnsi="Times New Roman"/>
           <w:b w:val="0"/>
           <w:i w:val="0"/>
-          <w:color w:val="222222"/>
-          <w:sz w:val="21"/>
+          <w:color w:val="1E293B"/>
+          <w:sz w:val="20"/>
           <w:rFonts w:ascii="Times New Roman" w:hAnsi="Times New Roman" w:eastAsia="Times New Roman" w:cs="Times New Roman"/>
         </w:rPr>
-        <w:t>Thưa Thầy, nhóm em chọn k=3 dựa trên cơ sở khoa học định lượng kết hợp với nghiệp vụ thực tế. Về mặt toán học, nhóm đã thực nghiệm phân tích Silhouette Score với k chạy từ 2 đến 6. Kết quả với k=3 đạt hệ số cao nhất là 0.6429, chứng tỏ các cụm có độ cô lập và gắn kết tối ưu nhất. Về mặt nghiệp vụ bóng đá, k=3 tương ứng hoàn hảo với 3 phân khúc thị trường: Siêu sao thế giới (World-Class Stars), Cầu thủ trụ cột giải VĐQG hàng đầu, và Cầu thủ trẻ tiềm năng / giải đấu phổ thông.</w:t>
+        <w:t>Trả lời ngắn gọn: Dạ thưa Thầy, nhóm chọn k=3 vì 2 lý do: Thứ nhất về toán học, nhóm đã chạy thử nghiệm Silhouette từ k=2 đến 6 thì k=3 đạt điểm cao nhất là 0.6429. Thứ hai về thực tế bóng đá, k=3 chia rất đúng 3 nhóm: Siêu sao thế giới (giá ~30 triệu Euro), Cầu thủ trụ cột các giải lớn (~1.2 triệu Euro), và Cầu thủ trẻ tiềm năng / giải đấu phổ thông (~400 nghìn Euro) ạ.</w:t>
       </w:r>
     </w:p>
     <w:p>
       <w:pPr>
-        <w:spacing w:before="120" w:after="40" w:line="276" w:lineRule="auto"/>
-        <w:jc w:val="both"/>
+        <w:spacing w:before="100" w:after="20" w:line="276" w:lineRule="auto"/>
+        <w:jc w:val="left"/>
       </w:pPr>
       <w:r>
         <w:rPr>
@@ -4526,33 +4395,33 @@
           <w:b/>
           <w:i w:val="0"/>
           <w:color w:val="1B365D"/>
-          <w:sz w:val="22"/>
+          <w:sz w:val="21"/>
           <w:rFonts w:ascii="Times New Roman" w:hAnsi="Times New Roman" w:eastAsia="Times New Roman" w:cs="Times New Roman"/>
         </w:rPr>
-        <w:t>Câu 4: Tại sao biến giá trị thị trường lại phải biến đổi log1p(y) trong mô hình Random Forest?</w:t>
+        <w:t>Câu 4: Tại sao trong mô hình Random Forest phải biến đổi log1p cho giá trị cầu thủ?</w:t>
       </w:r>
     </w:p>
     <w:p>
       <w:pPr>
-        <w:spacing w:before="0" w:after="120" w:line="276" w:lineRule="auto"/>
-        <w:jc w:val="both"/>
+        <w:spacing w:before="0" w:after="100" w:line="276" w:lineRule="auto"/>
+        <w:jc w:val="left"/>
       </w:pPr>
       <w:r>
         <w:rPr>
           <w:rFonts w:ascii="Times New Roman" w:hAnsi="Times New Roman"/>
           <w:b w:val="0"/>
           <w:i w:val="0"/>
-          <w:color w:val="222222"/>
-          <w:sz w:val="21"/>
+          <w:color w:val="1E293B"/>
+          <w:sz w:val="20"/>
           <w:rFonts w:ascii="Times New Roman" w:hAnsi="Times New Roman" w:eastAsia="Times New Roman" w:cs="Times New Roman"/>
         </w:rPr>
-        <w:t>Thưa Thầy, trong kinh tế bóng đá, phân phối giá trị cầu thủ bị lệch phải (Right-skewness) cực kỳ nặng nề: hơn 80% cầu thủ có giá dưới 5 triệu EUR, nhưng một số ít siêu sao có giá lên tới 180 - 200 triệu EUR. Nếu huấn luyện trực tiếp trên thang đo tuyến tính, hàm mất mát (MSE) sẽ bị các siêu sao chi phối hoàn toàn, dẫn đến mô hình dự đoán rất tệ ở nhóm cầu thủ phổ thông. Phép biến đổi log1p(y) = ln(1 + y) giúp nén thang đo về dạng gần phân phối chuẩn, giúp mô hình học cân bằng trên mọi phân khúc và nâng điểm R2 từ dưới 60% lên đạt 84.68%.</w:t>
+        <w:t>Trả lời ngắn gọn: Dạ thưa Thầy, trong bóng đá giá trị cầu thủ bị lệch rất nặng: đa số cầu thủ chỉ vài trăm nghìn đến vài triệu Euro, nhưng một số ít siêu sao lại có giá lên tới gần 200 triệu Euro. Nếu để nguyên thì thuật toán chỉ tập trung học siêu sao và đoán sai hết nhóm phổ thông. Phép biến đổi ln(1 + y) giúp nén giá trị về dạng phân phối chuẩn, giúp mô hình học đều và nâng độ chính xác R2 từ dưới 60% lên đạt 84.7% ạ.</w:t>
       </w:r>
     </w:p>
     <w:p>
       <w:pPr>
-        <w:spacing w:before="120" w:after="40" w:line="276" w:lineRule="auto"/>
-        <w:jc w:val="both"/>
+        <w:spacing w:before="100" w:after="20" w:line="276" w:lineRule="auto"/>
+        <w:jc w:val="left"/>
       </w:pPr>
       <w:r>
         <w:rPr>
@@ -4560,33 +4429,33 @@
           <w:b/>
           <w:i w:val="0"/>
           <w:color w:val="1B365D"/>
-          <w:sz w:val="22"/>
+          <w:sz w:val="21"/>
           <w:rFonts w:ascii="Times New Roman" w:hAnsi="Times New Roman" w:eastAsia="Times New Roman" w:cs="Times New Roman"/>
         </w:rPr>
-        <w:t>Câu 5: Apache Kafka trong đề tài đóng vai trò gì và dữ liệu streaming đi về đâu?</w:t>
+        <w:t>Câu 5: Apache Kafka trong bài làm nhiệm vụ gì và dữ liệu streaming đi về đâu?</w:t>
       </w:r>
     </w:p>
     <w:p>
       <w:pPr>
-        <w:spacing w:before="0" w:after="120" w:line="276" w:lineRule="auto"/>
-        <w:jc w:val="both"/>
+        <w:spacing w:before="0" w:after="100" w:line="276" w:lineRule="auto"/>
+        <w:jc w:val="left"/>
       </w:pPr>
       <w:r>
         <w:rPr>
           <w:rFonts w:ascii="Times New Roman" w:hAnsi="Times New Roman"/>
           <w:b w:val="0"/>
           <w:i w:val="0"/>
-          <w:color w:val="222222"/>
-          <w:sz w:val="21"/>
+          <w:color w:val="1E293B"/>
+          <w:sz w:val="20"/>
           <w:rFonts w:ascii="Times New Roman" w:hAnsi="Times New Roman" w:eastAsia="Times New Roman" w:cs="Times New Roman"/>
         </w:rPr>
-        <w:t>Thưa Thầy, Apache Kafka đóng vai trò là Message Broker trong tầng xử lý luồng (Speed Layer). Dữ liệu lịch sử được Spark xử lý theo mẻ, nhưng thị trường chuyển nhượng liên tục có các thông tin giao dịch đột xuất (Breaking News). Khi đó, Producer phát sóng bản tin JSON qua topic football_transfers cổng 9092, Consumer lắng nghe, bóc tách và đẩy trực tiếp vào Serving Data Mart để cập nhật tức thì lên Dashboard, giúp người dùng nắm bắt dòng tiền thời gian thực mà không phải chạy lại toàn bộ mẻ dữ liệu lịch sử 872 MB.</w:t>
+        <w:t>Trả lời ngắn gọn: Dạ thưa Thầy, Spark dùng để xử lý dữ liệu lịch sử theo mẻ, còn Kafka dùng để truyền tải các thương vụ chuyển nhượng mới phát sinh theo thời gian thực (Speed Layer). Producer phát bản tin chuyển nhượng qua cổng 9092, Consumer bắt lấy tin tức thì và ghi vào CSDL Data Mart để cập nhật ngay lên Dashboard cho người dùng xem ạ.</w:t>
       </w:r>
     </w:p>
     <w:p>
       <w:pPr>
         <w:keepNext/>
-        <w:spacing w:before="280" w:after="80"/>
+        <w:spacing w:before="260" w:after="80"/>
       </w:pPr>
       <w:r>
         <w:rPr>
@@ -4594,100 +4463,83 @@
           <w:b/>
           <w:i w:val="0"/>
           <w:color w:val="1B365D"/>
-          <w:sz w:val="27"/>
+          <w:sz w:val="26"/>
           <w:rFonts w:ascii="Times New Roman" w:hAnsi="Times New Roman" w:eastAsia="Times New Roman" w:cs="Times New Roman"/>
         </w:rPr>
-        <w:t>4. Năm lời khuyên vàng để nhóm đạt điểm 10 tuyệt đối khi bảo vệ</w:t>
+        <w:t>4. Bốn mẹo nhỏ để nhóm báo cáo tự tin và đạt điểm tối đa</w:t>
       </w:r>
     </w:p>
     <w:p>
       <w:pPr>
         <w:spacing w:before="20" w:after="60" w:line="276" w:lineRule="auto"/>
-        <w:jc w:val="both"/>
+        <w:jc w:val="left"/>
       </w:pPr>
       <w:r>
         <w:rPr>
           <w:rFonts w:ascii="Times New Roman" w:hAnsi="Times New Roman"/>
           <w:b w:val="0"/>
           <w:i w:val="0"/>
-          <w:color w:val="222222"/>
-          <w:sz w:val="21"/>
+          <w:color w:val="1E293B"/>
+          <w:sz w:val="20"/>
           <w:rFonts w:ascii="Times New Roman" w:hAnsi="Times New Roman" w:eastAsia="Times New Roman" w:cs="Times New Roman"/>
         </w:rPr>
-        <w:t>• Lời khuyên 1: Thao tác chuột nhịp nhàng theo lời nói: Người ngồi máy tính chuyển tab trước 3 giây khi người thuyết trình bắt đầu nói về phân hệ đó. Khi nói đến Spark, chuyển sang Benchmark; khi nói đến ML, chọn cầu thủ Haaland/Yamal để số liệu nhảy ngay lập tức.</w:t>
+        <w:t>• Mẹo 1: Phối hợp nhịp nhàng giữa người nói và người bấm máy: Người ngồi máy tính chuyển Tab trước 3 giây khi bạn mình chuẩn bị nói đến phần đó. Khi bạn nói đến Spark Benchmark, bấm nút chạy ngay để kết quả hiện ra đúng lúc.</w:t>
       </w:r>
     </w:p>
     <w:p>
       <w:pPr>
         <w:spacing w:before="20" w:after="60" w:line="276" w:lineRule="auto"/>
-        <w:jc w:val="both"/>
+        <w:jc w:val="left"/>
       </w:pPr>
       <w:r>
         <w:rPr>
           <w:rFonts w:ascii="Times New Roman" w:hAnsi="Times New Roman"/>
           <w:b w:val="0"/>
           <w:i w:val="0"/>
-          <w:color w:val="222222"/>
-          <w:sz w:val="21"/>
+          <w:color w:val="1E293B"/>
+          <w:sz w:val="20"/>
           <w:rFonts w:ascii="Times New Roman" w:hAnsi="Times New Roman" w:eastAsia="Times New Roman" w:cs="Times New Roman"/>
         </w:rPr>
-        <w:t>• Lời khuyên 2: Nhấn mạnh từ khóa Big Data đắt giá: 16 partitions parallel, In-memory Tungsten, Snappy Parquet, k=3 Silhouette 0.6429, log1p transformation, R2 = 84.68%, Kafka topic 9092, Airflow DAG 7 tasks SUCCESS, Latency &lt; 10ms.</w:t>
+        <w:t>• Mẹo 2: Nói ngắn gọn, rõ ràng, không đọc thuộc lòng: Mỗi phần chỉ cần nắm đúng 3 ý: Trang này làm gì? Dùng công nghệ Big Data nào? Con số nổi bật là gì?</w:t>
       </w:r>
     </w:p>
     <w:p>
       <w:pPr>
         <w:spacing w:before="20" w:after="60" w:line="276" w:lineRule="auto"/>
-        <w:jc w:val="both"/>
+        <w:jc w:val="left"/>
       </w:pPr>
       <w:r>
         <w:rPr>
           <w:rFonts w:ascii="Times New Roman" w:hAnsi="Times New Roman"/>
           <w:b w:val="0"/>
           <w:i w:val="0"/>
-          <w:color w:val="222222"/>
-          <w:sz w:val="21"/>
+          <w:color w:val="1E293B"/>
+          <w:sz w:val="20"/>
           <w:rFonts w:ascii="Times New Roman" w:hAnsi="Times New Roman" w:eastAsia="Times New Roman" w:cs="Times New Roman"/>
         </w:rPr>
-        <w:t>• Lời khuyên 3: Sẵn sàng mở mã nguồn hoặc terminal nếu Thầy yêu cầu: Bình tĩnh mở thư mục Source_Code/02_data_cleaning.py hoặc Source_Code/08_dashboard_streamlit.py để chỉ vào hàm xử lý.</w:t>
+        <w:t>• Mẹo 3: Tự tin trả lời câu hỏi của Thầy: Luôn mở đầu bằng 'Dạ thưa Thầy...', trả lời thẳng vào trọng tâm trong 2-3 câu, không lan man lý thuyết.</w:t>
       </w:r>
     </w:p>
     <w:p>
       <w:pPr>
         <w:spacing w:before="20" w:after="60" w:line="276" w:lineRule="auto"/>
-        <w:jc w:val="both"/>
+        <w:jc w:val="left"/>
       </w:pPr>
       <w:r>
         <w:rPr>
           <w:rFonts w:ascii="Times New Roman" w:hAnsi="Times New Roman"/>
           <w:b w:val="0"/>
           <w:i w:val="0"/>
-          <w:color w:val="222222"/>
-          <w:sz w:val="21"/>
+          <w:color w:val="1E293B"/>
+          <w:sz w:val="20"/>
           <w:rFonts w:ascii="Times New Roman" w:hAnsi="Times New Roman" w:eastAsia="Times New Roman" w:cs="Times New Roman"/>
         </w:rPr>
-        <w:t>• Lời khuyên 4: Thái độ tự tin, khiêm tốn và tôn trọng: Luôn mở đầu câu trả lời bằng 'Dạ thưa Thầy...' và kết thúc bằng lời cảm ơn sự góp ý của Hội đồng.</w:t>
-      </w:r>
-    </w:p>
-    <w:p>
-      <w:pPr>
-        <w:spacing w:before="20" w:after="60" w:line="276" w:lineRule="auto"/>
-        <w:jc w:val="both"/>
-      </w:pPr>
-      <w:r>
-        <w:rPr>
-          <w:rFonts w:ascii="Times New Roman" w:hAnsi="Times New Roman"/>
-          <w:b w:val="0"/>
-          <w:i w:val="0"/>
-          <w:color w:val="222222"/>
-          <w:sz w:val="21"/>
-          <w:rFonts w:ascii="Times New Roman" w:hAnsi="Times New Roman" w:eastAsia="Times New Roman" w:cs="Times New Roman"/>
-        </w:rPr>
-        <w:t>• Lời khuyên 5: Bảo hiểm kỹ thuật an toàn 100%: Dữ liệu và mô hình đã lưu sẵn trong football_analytics.db và rf_model.joblib, đảm bảo máy tính không cần Internet vẫn chạy mượt mà 100%!</w:t>
+        <w:t>• Mẹo 4: Hệ thống đã chạy sẵn và an toàn 100%: Dữ liệu và mô hình AI đã được nhóm lưu sẵn offline trên máy, hoàn toàn không phụ thuộc vào mạng Internet trường học nên cứ an tâm trình diễn!</w:t>
       </w:r>
     </w:p>
     <w:sectPr>
       <w:pgSz w:w="12240" w:h="15840"/>
-      <w:pgMar w:top="1134" w:right="1134" w:bottom="1134" w:left="1417" w:header="720" w:footer="720" w:gutter="0"/>
+      <w:pgMar w:top="1008" w:right="1080" w:bottom="1008" w:left="1080" w:header="720" w:footer="720" w:gutter="0"/>
       <w:cols w:space="720"/>
       <w:docGrid w:linePitch="360"/>
     </w:sectPr>

--- a/Bao_Cao/Kich_Ban_Demo_Bao_Ve_Website_BigData.docx
+++ b/Bao_Cao/Kich_Ban_Demo_Bao_Ve_Website_BigData.docx
@@ -480,7 +480,7 @@
                 <w:sz w:val="18"/>
                 <w:rFonts w:ascii="Times New Roman" w:hAnsi="Times New Roman" w:eastAsia="Times New Roman" w:cs="Times New Roman"/>
               </w:rPr>
-              <w:t>Phần 1: Mở đầu</w:t>
+              <w:t>Bước 1: Tổng quan &amp; Mở đầu</w:t>
               <w:br/>
               <w:t>(00:00 - 01:00 | 60s)</w:t>
             </w:r>
@@ -517,7 +517,7 @@
                 <w:sz w:val="18"/>
                 <w:rFonts w:ascii="Times New Roman" w:hAnsi="Times New Roman" w:eastAsia="Times New Roman" w:cs="Times New Roman"/>
               </w:rPr>
-              <w:t>Trang chủ / Header</w:t>
+              <w:t>1. Bản đồ Kiến trúc &amp; Tổng quan</w:t>
             </w:r>
           </w:p>
         </w:tc>
@@ -624,7 +624,7 @@
                 <w:sz w:val="18"/>
                 <w:rFonts w:ascii="Times New Roman" w:hAnsi="Times New Roman" w:eastAsia="Times New Roman" w:cs="Times New Roman"/>
               </w:rPr>
-              <w:t>Phần 2: Kiến trúc &amp; HDFS</w:t>
+              <w:t>Bước 2: Khám phá HDFS Data Lake</w:t>
               <w:br/>
               <w:t>(01:00 - 02:30 | 90s)</w:t>
             </w:r>
@@ -661,9 +661,7 @@
                 <w:sz w:val="18"/>
                 <w:rFonts w:ascii="Times New Roman" w:hAnsi="Times New Roman" w:eastAsia="Times New Roman" w:cs="Times New Roman"/>
               </w:rPr>
-              <w:t>Bản đồ ứng dụng Big Data</w:t>
-              <w:br/>
-              <w:t>Quản trị dữ liệu HDFS Data Lake</w:t>
+              <w:t>2. Quản trị dữ liệu HDFS Data Lake</w:t>
             </w:r>
           </w:p>
         </w:tc>
@@ -698,8 +696,6 @@
                 <w:sz w:val="18"/>
                 <w:rFonts w:ascii="Times New Roman" w:hAnsi="Times New Roman" w:eastAsia="Times New Roman" w:cs="Times New Roman"/>
               </w:rPr>
-              <w:t>http://localhost:8501/?page=Bản+đồ+ứng+dụng+Big+Data</w:t>
-              <w:br/>
               <w:t>http://localhost:8501/?page=Quản+trị+dữ+liệu+HDFS+Data+Lake</w:t>
             </w:r>
           </w:p>
@@ -772,7 +768,7 @@
                 <w:sz w:val="18"/>
                 <w:rFonts w:ascii="Times New Roman" w:hAnsi="Times New Roman" w:eastAsia="Times New Roman" w:cs="Times New Roman"/>
               </w:rPr>
-              <w:t>Phần 3: Benchmark Spark vs Pandas</w:t>
+              <w:t>Bước 3: Benchmark Spark vs Pandas</w:t>
               <w:br/>
               <w:t>(02:30 - 04:00 | 90s)</w:t>
             </w:r>
@@ -809,7 +805,7 @@
                 <w:sz w:val="18"/>
                 <w:rFonts w:ascii="Times New Roman" w:hAnsi="Times New Roman" w:eastAsia="Times New Roman" w:cs="Times New Roman"/>
               </w:rPr>
-              <w:t>Benchmark hiệu năng Spark vs Pandas</w:t>
+              <w:t>3. Benchmark hiệu năng Spark vs Pandas</w:t>
             </w:r>
           </w:p>
         </w:tc>
@@ -916,9 +912,9 @@
                 <w:sz w:val="18"/>
                 <w:rFonts w:ascii="Times New Roman" w:hAnsi="Times New Roman" w:eastAsia="Times New Roman" w:cs="Times New Roman"/>
               </w:rPr>
-              <w:t>Phần 4: PySpark ETL &amp; Spark SQL</w:t>
+              <w:t>Bước 4: PySpark ETL &amp; Lọc niên độ</w:t>
               <w:br/>
-              <w:t>(04:00 - 05:30 | 90s)</w:t>
+              <w:t>(04:00 - 05:00 | 60s)</w:t>
             </w:r>
           </w:p>
         </w:tc>
@@ -953,9 +949,7 @@
                 <w:sz w:val="18"/>
                 <w:rFonts w:ascii="Times New Roman" w:hAnsi="Times New Roman" w:eastAsia="Times New Roman" w:cs="Times New Roman"/>
               </w:rPr>
-              <w:t>Tổng quan thị trường</w:t>
-              <w:br/>
-              <w:t>Phân tích Spark SQL</w:t>
+              <w:t>4. Tổng quan thị trường (PySpark ETL)</w:t>
             </w:r>
           </w:p>
         </w:tc>
@@ -991,8 +985,6 @@
                 <w:rFonts w:ascii="Times New Roman" w:hAnsi="Times New Roman" w:eastAsia="Times New Roman" w:cs="Times New Roman"/>
               </w:rPr>
               <w:t>http://localhost:8501/?page=Tổng+quan+thị+trường</w:t>
-              <w:br/>
-              <w:t>http://localhost:8501/?page=Phân+tích+Spark+SQL</w:t>
             </w:r>
           </w:p>
         </w:tc>
@@ -1064,9 +1056,9 @@
                 <w:sz w:val="18"/>
                 <w:rFonts w:ascii="Times New Roman" w:hAnsi="Times New Roman" w:eastAsia="Times New Roman" w:cs="Times New Roman"/>
               </w:rPr>
-              <w:t>Phần 5: Machine Learning &amp; Săn cầu thủ</w:t>
+              <w:t>Bước 5: Phân tích Spark SQL</w:t>
               <w:br/>
-              <w:t>(05:30 - 07:30 | 120s)</w:t>
+              <w:t>(05:00 - 06:00 | 60s)</w:t>
             </w:r>
           </w:p>
         </w:tc>
@@ -1101,9 +1093,7 @@
                 <w:sz w:val="18"/>
                 <w:rFonts w:ascii="Times New Roman" w:hAnsi="Times New Roman" w:eastAsia="Times New Roman" w:cs="Times New Roman"/>
               </w:rPr>
-              <w:t>Phân cụm K-Means</w:t>
-              <w:br/>
-              <w:t>Dự đoán định giá (ML)</w:t>
+              <w:t>5. Phân tích Spark SQL</w:t>
             </w:r>
           </w:p>
         </w:tc>
@@ -1138,8 +1128,294 @@
                 <w:sz w:val="18"/>
                 <w:rFonts w:ascii="Times New Roman" w:hAnsi="Times New Roman" w:eastAsia="Times New Roman" w:cs="Times New Roman"/>
               </w:rPr>
+              <w:t>http://localhost:8501/?page=Phân+tích+Spark+SQL</w:t>
+            </w:r>
+          </w:p>
+        </w:tc>
+        <w:tc>
+          <w:tcPr>
+            <w:tcW w:type="dxa" w:w="1584"/>
+            <w:shd w:fill="FFFFFF"/>
+            <w:tcMar>
+              <w:top w:w="50" w:type="dxa"/>
+              <w:bottom w:w="50" w:type="dxa"/>
+              <w:left w:w="70" w:type="dxa"/>
+              <w:right w:w="70" w:type="dxa"/>
+            </w:tcMar>
+            <w:tcBorders>
+              <w:top w:val="single" w:sz="4" w:space="0" w:color="E2E8F0"/>
+              <w:bottom w:val="single" w:sz="4" w:space="0" w:color="E2E8F0"/>
+              <w:left w:val="none"/>
+              <w:right w:val="none"/>
+            </w:tcBorders>
+          </w:tcPr>
+          <w:p>
+            <w:pPr>
+              <w:spacing w:before="20" w:after="20" w:line="264" w:lineRule="auto"/>
+              <w:jc w:val="left"/>
+            </w:pPr>
+            <w:r>
+              <w:rPr>
+                <w:rFonts w:ascii="Times New Roman" w:hAnsi="Times New Roman"/>
+                <w:b/>
+                <w:i w:val="0"/>
+                <w:color w:val="1E293B"/>
+                <w:sz w:val="18"/>
+                <w:rFonts w:ascii="Times New Roman" w:hAnsi="Times New Roman" w:eastAsia="Times New Roman" w:cs="Times New Roman"/>
+              </w:rPr>
+              <w:t>Chu Văn Quốc Trung</w:t>
+            </w:r>
+          </w:p>
+        </w:tc>
+      </w:tr>
+      <w:tr>
+        <w:tc>
+          <w:tcPr>
+            <w:tcW w:type="dxa" w:w="2448"/>
+            <w:shd w:fill="F8FAFC"/>
+            <w:tcMar>
+              <w:top w:w="50" w:type="dxa"/>
+              <w:bottom w:w="50" w:type="dxa"/>
+              <w:left w:w="70" w:type="dxa"/>
+              <w:right w:w="70" w:type="dxa"/>
+            </w:tcMar>
+            <w:tcBorders>
+              <w:top w:val="single" w:sz="4" w:space="0" w:color="E2E8F0"/>
+              <w:bottom w:val="single" w:sz="4" w:space="0" w:color="E2E8F0"/>
+              <w:left w:val="none"/>
+              <w:right w:val="none"/>
+            </w:tcBorders>
+          </w:tcPr>
+          <w:p>
+            <w:pPr>
+              <w:spacing w:before="20" w:after="20" w:line="264" w:lineRule="auto"/>
+              <w:jc w:val="center"/>
+            </w:pPr>
+            <w:r>
+              <w:rPr>
+                <w:rFonts w:ascii="Times New Roman" w:hAnsi="Times New Roman"/>
+                <w:b/>
+                <w:i w:val="0"/>
+                <w:color w:val="1E293B"/>
+                <w:sz w:val="18"/>
+                <w:rFonts w:ascii="Times New Roman" w:hAnsi="Times New Roman" w:eastAsia="Times New Roman" w:cs="Times New Roman"/>
+              </w:rPr>
+              <w:t>Bước 6: Phân cụm K-Means</w:t>
+              <w:br/>
+              <w:t>(06:00 - 06:45 | 45s)</w:t>
+            </w:r>
+          </w:p>
+        </w:tc>
+        <w:tc>
+          <w:tcPr>
+            <w:tcW w:type="dxa" w:w="2592"/>
+            <w:shd w:fill="F8FAFC"/>
+            <w:tcMar>
+              <w:top w:w="50" w:type="dxa"/>
+              <w:bottom w:w="50" w:type="dxa"/>
+              <w:left w:w="70" w:type="dxa"/>
+              <w:right w:w="70" w:type="dxa"/>
+            </w:tcMar>
+            <w:tcBorders>
+              <w:top w:val="single" w:sz="4" w:space="0" w:color="E2E8F0"/>
+              <w:bottom w:val="single" w:sz="4" w:space="0" w:color="E2E8F0"/>
+              <w:left w:val="none"/>
+              <w:right w:val="none"/>
+            </w:tcBorders>
+          </w:tcPr>
+          <w:p>
+            <w:pPr>
+              <w:spacing w:before="20" w:after="20" w:line="264" w:lineRule="auto"/>
+              <w:jc w:val="center"/>
+            </w:pPr>
+            <w:r>
+              <w:rPr>
+                <w:rFonts w:ascii="Times New Roman" w:hAnsi="Times New Roman"/>
+                <w:b w:val="0"/>
+                <w:i w:val="0"/>
+                <w:color w:val="1E293B"/>
+                <w:sz w:val="18"/>
+                <w:rFonts w:ascii="Times New Roman" w:hAnsi="Times New Roman" w:eastAsia="Times New Roman" w:cs="Times New Roman"/>
+              </w:rPr>
+              <w:t>6. Phân cụm K-Means (MLlib)</w:t>
+            </w:r>
+          </w:p>
+        </w:tc>
+        <w:tc>
+          <w:tcPr>
+            <w:tcW w:type="dxa" w:w="2736"/>
+            <w:shd w:fill="F8FAFC"/>
+            <w:tcMar>
+              <w:top w:w="50" w:type="dxa"/>
+              <w:bottom w:w="50" w:type="dxa"/>
+              <w:left w:w="70" w:type="dxa"/>
+              <w:right w:w="70" w:type="dxa"/>
+            </w:tcMar>
+            <w:tcBorders>
+              <w:top w:val="single" w:sz="4" w:space="0" w:color="E2E8F0"/>
+              <w:bottom w:val="single" w:sz="4" w:space="0" w:color="E2E8F0"/>
+              <w:left w:val="none"/>
+              <w:right w:val="none"/>
+            </w:tcBorders>
+          </w:tcPr>
+          <w:p>
+            <w:pPr>
+              <w:spacing w:before="20" w:after="20" w:line="264" w:lineRule="auto"/>
+              <w:jc w:val="left"/>
+            </w:pPr>
+            <w:r>
+              <w:rPr>
+                <w:rFonts w:ascii="Times New Roman" w:hAnsi="Times New Roman"/>
+                <w:b w:val="0"/>
+                <w:i w:val="0"/>
+                <w:color w:val="1E293B"/>
+                <w:sz w:val="18"/>
+                <w:rFonts w:ascii="Times New Roman" w:hAnsi="Times New Roman" w:eastAsia="Times New Roman" w:cs="Times New Roman"/>
+              </w:rPr>
               <w:t>http://localhost:8501/?page=Phân+cụm+K-Means</w:t>
+            </w:r>
+          </w:p>
+        </w:tc>
+        <w:tc>
+          <w:tcPr>
+            <w:tcW w:type="dxa" w:w="1584"/>
+            <w:shd w:fill="F8FAFC"/>
+            <w:tcMar>
+              <w:top w:w="50" w:type="dxa"/>
+              <w:bottom w:w="50" w:type="dxa"/>
+              <w:left w:w="70" w:type="dxa"/>
+              <w:right w:w="70" w:type="dxa"/>
+            </w:tcMar>
+            <w:tcBorders>
+              <w:top w:val="single" w:sz="4" w:space="0" w:color="E2E8F0"/>
+              <w:bottom w:val="single" w:sz="4" w:space="0" w:color="E2E8F0"/>
+              <w:left w:val="none"/>
+              <w:right w:val="none"/>
+            </w:tcBorders>
+          </w:tcPr>
+          <w:p>
+            <w:pPr>
+              <w:spacing w:before="20" w:after="20" w:line="264" w:lineRule="auto"/>
+              <w:jc w:val="left"/>
+            </w:pPr>
+            <w:r>
+              <w:rPr>
+                <w:rFonts w:ascii="Times New Roman" w:hAnsi="Times New Roman"/>
+                <w:b/>
+                <w:i w:val="0"/>
+                <w:color w:val="1E293B"/>
+                <w:sz w:val="18"/>
+                <w:rFonts w:ascii="Times New Roman" w:hAnsi="Times New Roman" w:eastAsia="Times New Roman" w:cs="Times New Roman"/>
+              </w:rPr>
+              <w:t>Chu Văn Quốc Trung</w:t>
+            </w:r>
+          </w:p>
+        </w:tc>
+      </w:tr>
+      <w:tr>
+        <w:tc>
+          <w:tcPr>
+            <w:tcW w:type="dxa" w:w="2448"/>
+            <w:shd w:fill="FFFFFF"/>
+            <w:tcMar>
+              <w:top w:w="50" w:type="dxa"/>
+              <w:bottom w:w="50" w:type="dxa"/>
+              <w:left w:w="70" w:type="dxa"/>
+              <w:right w:w="70" w:type="dxa"/>
+            </w:tcMar>
+            <w:tcBorders>
+              <w:top w:val="single" w:sz="4" w:space="0" w:color="E2E8F0"/>
+              <w:bottom w:val="single" w:sz="4" w:space="0" w:color="E2E8F0"/>
+              <w:left w:val="none"/>
+              <w:right w:val="none"/>
+            </w:tcBorders>
+          </w:tcPr>
+          <w:p>
+            <w:pPr>
+              <w:spacing w:before="20" w:after="20" w:line="264" w:lineRule="auto"/>
+              <w:jc w:val="center"/>
+            </w:pPr>
+            <w:r>
+              <w:rPr>
+                <w:rFonts w:ascii="Times New Roman" w:hAnsi="Times New Roman"/>
+                <w:b/>
+                <w:i w:val="0"/>
+                <w:color w:val="1E293B"/>
+                <w:sz w:val="18"/>
+                <w:rFonts w:ascii="Times New Roman" w:hAnsi="Times New Roman" w:eastAsia="Times New Roman" w:cs="Times New Roman"/>
+              </w:rPr>
+              <w:t>Bước 7: Định giá ML &amp; Săn cầu thủ</w:t>
               <w:br/>
+              <w:t>(06:45 - 07:45 | 60s)</w:t>
+            </w:r>
+          </w:p>
+        </w:tc>
+        <w:tc>
+          <w:tcPr>
+            <w:tcW w:type="dxa" w:w="2592"/>
+            <w:shd w:fill="FFFFFF"/>
+            <w:tcMar>
+              <w:top w:w="50" w:type="dxa"/>
+              <w:bottom w:w="50" w:type="dxa"/>
+              <w:left w:w="70" w:type="dxa"/>
+              <w:right w:w="70" w:type="dxa"/>
+            </w:tcMar>
+            <w:tcBorders>
+              <w:top w:val="single" w:sz="4" w:space="0" w:color="E2E8F0"/>
+              <w:bottom w:val="single" w:sz="4" w:space="0" w:color="E2E8F0"/>
+              <w:left w:val="none"/>
+              <w:right w:val="none"/>
+            </w:tcBorders>
+          </w:tcPr>
+          <w:p>
+            <w:pPr>
+              <w:spacing w:before="20" w:after="20" w:line="264" w:lineRule="auto"/>
+              <w:jc w:val="center"/>
+            </w:pPr>
+            <w:r>
+              <w:rPr>
+                <w:rFonts w:ascii="Times New Roman" w:hAnsi="Times New Roman"/>
+                <w:b w:val="0"/>
+                <w:i w:val="0"/>
+                <w:color w:val="1E293B"/>
+                <w:sz w:val="18"/>
+                <w:rFonts w:ascii="Times New Roman" w:hAnsi="Times New Roman" w:eastAsia="Times New Roman" w:cs="Times New Roman"/>
+              </w:rPr>
+              <w:t>7. Dự đoán định giá (ML &amp; XAI)</w:t>
+            </w:r>
+          </w:p>
+        </w:tc>
+        <w:tc>
+          <w:tcPr>
+            <w:tcW w:type="dxa" w:w="2736"/>
+            <w:shd w:fill="FFFFFF"/>
+            <w:tcMar>
+              <w:top w:w="50" w:type="dxa"/>
+              <w:bottom w:w="50" w:type="dxa"/>
+              <w:left w:w="70" w:type="dxa"/>
+              <w:right w:w="70" w:type="dxa"/>
+            </w:tcMar>
+            <w:tcBorders>
+              <w:top w:val="single" w:sz="4" w:space="0" w:color="E2E8F0"/>
+              <w:bottom w:val="single" w:sz="4" w:space="0" w:color="E2E8F0"/>
+              <w:left w:val="none"/>
+              <w:right w:val="none"/>
+            </w:tcBorders>
+          </w:tcPr>
+          <w:p>
+            <w:pPr>
+              <w:spacing w:before="20" w:after="20" w:line="264" w:lineRule="auto"/>
+              <w:jc w:val="left"/>
+            </w:pPr>
+            <w:r>
+              <w:rPr>
+                <w:rFonts w:ascii="Times New Roman" w:hAnsi="Times New Roman"/>
+                <w:b w:val="0"/>
+                <w:i w:val="0"/>
+                <w:color w:val="1E293B"/>
+                <w:sz w:val="18"/>
+                <w:rFonts w:ascii="Times New Roman" w:hAnsi="Times New Roman" w:eastAsia="Times New Roman" w:cs="Times New Roman"/>
+              </w:rPr>
               <w:t>http://localhost:8501/?page=Dự+đoán+định+giá+(ML)</w:t>
             </w:r>
           </w:p>
@@ -1212,9 +1488,9 @@
                 <w:sz w:val="18"/>
                 <w:rFonts w:ascii="Times New Roman" w:hAnsi="Times New Roman" w:eastAsia="Times New Roman" w:cs="Times New Roman"/>
               </w:rPr>
-              <w:t>Phần 6: Kafka Streaming &amp; Airflow</w:t>
+              <w:t>Bước 8: Dòng dữ liệu Kafka Streaming</w:t>
               <w:br/>
-              <w:t>(07:30 - 08:30 | 60s)</w:t>
+              <w:t>(07:45 - 08:30 | 45s)</w:t>
             </w:r>
           </w:p>
         </w:tc>
@@ -1249,9 +1525,7 @@
                 <w:sz w:val="18"/>
                 <w:rFonts w:ascii="Times New Roman" w:hAnsi="Times New Roman" w:eastAsia="Times New Roman" w:cs="Times New Roman"/>
               </w:rPr>
-              <w:t>Dòng dữ liệu Kafka Streaming</w:t>
-              <w:br/>
-              <w:t>Điều phối Airflow Workflow</w:t>
+              <w:t>8. Dòng dữ liệu Kafka Streaming</w:t>
             </w:r>
           </w:p>
         </w:tc>
@@ -1287,8 +1561,6 @@
                 <w:rFonts w:ascii="Times New Roman" w:hAnsi="Times New Roman" w:eastAsia="Times New Roman" w:cs="Times New Roman"/>
               </w:rPr>
               <w:t>http://localhost:8501/?page=Dòng+dữ+liệu+Kafka+Streaming</w:t>
-              <w:br/>
-              <w:t>http://localhost:8501/?page=Điều+phối+Airflow+Workflow</w:t>
             </w:r>
           </w:p>
         </w:tc>
@@ -1360,9 +1632,9 @@
                 <w:sz w:val="18"/>
                 <w:rFonts w:ascii="Times New Roman" w:hAnsi="Times New Roman" w:eastAsia="Times New Roman" w:cs="Times New Roman"/>
               </w:rPr>
-              <w:t>Phần 7: CSDL Data Mart &amp; Kết luận</w:t>
+              <w:t>Bước 9: Điều phối Airflow Workflow</w:t>
               <w:br/>
-              <w:t>(08:30 - 09:30 | 60s)</w:t>
+              <w:t>(08:30 - 09:15 | 45s)</w:t>
             </w:r>
           </w:p>
         </w:tc>
@@ -1397,7 +1669,7 @@
                 <w:sz w:val="18"/>
                 <w:rFonts w:ascii="Times New Roman" w:hAnsi="Times New Roman" w:eastAsia="Times New Roman" w:cs="Times New Roman"/>
               </w:rPr>
-              <w:t>Truy vấn CSDL Data Mart</w:t>
+              <w:t>9. Điều phối Airflow Workflow</w:t>
             </w:r>
           </w:p>
         </w:tc>
@@ -1432,7 +1704,7 @@
                 <w:sz w:val="18"/>
                 <w:rFonts w:ascii="Times New Roman" w:hAnsi="Times New Roman" w:eastAsia="Times New Roman" w:cs="Times New Roman"/>
               </w:rPr>
-              <w:t>http://localhost:8501/?page=Truy+vấn+CSDL+Data+Mart</w:t>
+              <w:t>http://localhost:8501/?page=Điều+phối+Airflow+Workflow</w:t>
             </w:r>
           </w:p>
         </w:tc>
@@ -1504,9 +1776,9 @@
                 <w:sz w:val="18"/>
                 <w:rFonts w:ascii="Times New Roman" w:hAnsi="Times New Roman" w:eastAsia="Times New Roman" w:cs="Times New Roman"/>
               </w:rPr>
-              <w:t>Phần 8: Trả lời câu hỏi của Thầy</w:t>
+              <w:t>Bước 10: CSDL Data Mart &amp; Tổng kết</w:t>
               <w:br/>
-              <w:t>(09:30 - 14:00 | 5 phút)</w:t>
+              <w:t>(09:15 - 10:00 | 45s)</w:t>
             </w:r>
           </w:p>
         </w:tc>
@@ -1541,7 +1813,7 @@
                 <w:sz w:val="18"/>
                 <w:rFonts w:ascii="Times New Roman" w:hAnsi="Times New Roman" w:eastAsia="Times New Roman" w:cs="Times New Roman"/>
               </w:rPr>
-              <w:t>Toàn bộ Dashboard &amp; Terminal Logs</w:t>
+              <w:t>10. Truy vấn CSDL Data Mart</w:t>
             </w:r>
           </w:p>
         </w:tc>
@@ -1576,7 +1848,7 @@
                 <w:sz w:val="18"/>
                 <w:rFonts w:ascii="Times New Roman" w:hAnsi="Times New Roman" w:eastAsia="Times New Roman" w:cs="Times New Roman"/>
               </w:rPr>
-              <w:t>Cổng 8501, 9870, 8080</w:t>
+              <w:t>http://localhost:8501/?page=Truy+vấn+CSDL+Data+Mart</w:t>
             </w:r>
           </w:p>
         </w:tc>
@@ -1584,6 +1856,150 @@
           <w:tcPr>
             <w:tcW w:type="dxa" w:w="1584"/>
             <w:shd w:fill="F8FAFC"/>
+            <w:tcMar>
+              <w:top w:w="50" w:type="dxa"/>
+              <w:bottom w:w="50" w:type="dxa"/>
+              <w:left w:w="70" w:type="dxa"/>
+              <w:right w:w="70" w:type="dxa"/>
+            </w:tcMar>
+            <w:tcBorders>
+              <w:top w:val="single" w:sz="4" w:space="0" w:color="E2E8F0"/>
+              <w:bottom w:val="single" w:sz="4" w:space="0" w:color="E2E8F0"/>
+              <w:left w:val="none"/>
+              <w:right w:val="none"/>
+            </w:tcBorders>
+          </w:tcPr>
+          <w:p>
+            <w:pPr>
+              <w:spacing w:before="20" w:after="20" w:line="264" w:lineRule="auto"/>
+              <w:jc w:val="left"/>
+            </w:pPr>
+            <w:r>
+              <w:rPr>
+                <w:rFonts w:ascii="Times New Roman" w:hAnsi="Times New Roman"/>
+                <w:b/>
+                <w:i w:val="0"/>
+                <w:color w:val="1E293B"/>
+                <w:sz w:val="18"/>
+                <w:rFonts w:ascii="Times New Roman" w:hAnsi="Times New Roman" w:eastAsia="Times New Roman" w:cs="Times New Roman"/>
+              </w:rPr>
+              <w:t>Nguyễn Thế Quang</w:t>
+            </w:r>
+          </w:p>
+        </w:tc>
+      </w:tr>
+      <w:tr>
+        <w:tc>
+          <w:tcPr>
+            <w:tcW w:type="dxa" w:w="2448"/>
+            <w:shd w:fill="FFFFFF"/>
+            <w:tcMar>
+              <w:top w:w="50" w:type="dxa"/>
+              <w:bottom w:w="50" w:type="dxa"/>
+              <w:left w:w="70" w:type="dxa"/>
+              <w:right w:w="70" w:type="dxa"/>
+            </w:tcMar>
+            <w:tcBorders>
+              <w:top w:val="single" w:sz="4" w:space="0" w:color="E2E8F0"/>
+              <w:bottom w:val="single" w:sz="4" w:space="0" w:color="E2E8F0"/>
+              <w:left w:val="none"/>
+              <w:right w:val="none"/>
+            </w:tcBorders>
+          </w:tcPr>
+          <w:p>
+            <w:pPr>
+              <w:spacing w:before="20" w:after="20" w:line="264" w:lineRule="auto"/>
+              <w:jc w:val="center"/>
+            </w:pPr>
+            <w:r>
+              <w:rPr>
+                <w:rFonts w:ascii="Times New Roman" w:hAnsi="Times New Roman"/>
+                <w:b/>
+                <w:i w:val="0"/>
+                <w:color w:val="1E293B"/>
+                <w:sz w:val="18"/>
+                <w:rFonts w:ascii="Times New Roman" w:hAnsi="Times New Roman" w:eastAsia="Times New Roman" w:cs="Times New Roman"/>
+              </w:rPr>
+              <w:t>Vấn đáp: Trả lời câu hỏi của Thầy</w:t>
+              <w:br/>
+              <w:t>(10:00 - 15:00 | 5 phút)</w:t>
+            </w:r>
+          </w:p>
+        </w:tc>
+        <w:tc>
+          <w:tcPr>
+            <w:tcW w:type="dxa" w:w="2592"/>
+            <w:shd w:fill="FFFFFF"/>
+            <w:tcMar>
+              <w:top w:w="50" w:type="dxa"/>
+              <w:bottom w:w="50" w:type="dxa"/>
+              <w:left w:w="70" w:type="dxa"/>
+              <w:right w:w="70" w:type="dxa"/>
+            </w:tcMar>
+            <w:tcBorders>
+              <w:top w:val="single" w:sz="4" w:space="0" w:color="E2E8F0"/>
+              <w:bottom w:val="single" w:sz="4" w:space="0" w:color="E2E8F0"/>
+              <w:left w:val="none"/>
+              <w:right w:val="none"/>
+            </w:tcBorders>
+          </w:tcPr>
+          <w:p>
+            <w:pPr>
+              <w:spacing w:before="20" w:after="20" w:line="264" w:lineRule="auto"/>
+              <w:jc w:val="center"/>
+            </w:pPr>
+            <w:r>
+              <w:rPr>
+                <w:rFonts w:ascii="Times New Roman" w:hAnsi="Times New Roman"/>
+                <w:b w:val="0"/>
+                <w:i w:val="0"/>
+                <w:color w:val="1E293B"/>
+                <w:sz w:val="18"/>
+                <w:rFonts w:ascii="Times New Roman" w:hAnsi="Times New Roman" w:eastAsia="Times New Roman" w:cs="Times New Roman"/>
+              </w:rPr>
+              <w:t>Toàn bộ Dashboard &amp; Terminal Logs</w:t>
+            </w:r>
+          </w:p>
+        </w:tc>
+        <w:tc>
+          <w:tcPr>
+            <w:tcW w:type="dxa" w:w="2736"/>
+            <w:shd w:fill="FFFFFF"/>
+            <w:tcMar>
+              <w:top w:w="50" w:type="dxa"/>
+              <w:bottom w:w="50" w:type="dxa"/>
+              <w:left w:w="70" w:type="dxa"/>
+              <w:right w:w="70" w:type="dxa"/>
+            </w:tcMar>
+            <w:tcBorders>
+              <w:top w:val="single" w:sz="4" w:space="0" w:color="E2E8F0"/>
+              <w:bottom w:val="single" w:sz="4" w:space="0" w:color="E2E8F0"/>
+              <w:left w:val="none"/>
+              <w:right w:val="none"/>
+            </w:tcBorders>
+          </w:tcPr>
+          <w:p>
+            <w:pPr>
+              <w:spacing w:before="20" w:after="20" w:line="264" w:lineRule="auto"/>
+              <w:jc w:val="left"/>
+            </w:pPr>
+            <w:r>
+              <w:rPr>
+                <w:rFonts w:ascii="Times New Roman" w:hAnsi="Times New Roman"/>
+                <w:b w:val="0"/>
+                <w:i w:val="0"/>
+                <w:color w:val="1E293B"/>
+                <w:sz w:val="18"/>
+                <w:rFonts w:ascii="Times New Roman" w:hAnsi="Times New Roman" w:eastAsia="Times New Roman" w:cs="Times New Roman"/>
+              </w:rPr>
+              <w:t>Sẵn sàng các cổng 8501, 9870, 8080</w:t>
+            </w:r>
+          </w:p>
+        </w:tc>
+        <w:tc>
+          <w:tcPr>
+            <w:tcW w:type="dxa" w:w="1584"/>
+            <w:shd w:fill="FFFFFF"/>
             <w:tcMar>
               <w:top w:w="50" w:type="dxa"/>
               <w:bottom w:w="50" w:type="dxa"/>
@@ -1709,7 +2125,7 @@
                 <w:sz w:val="20"/>
                 <w:rFonts w:ascii="Times New Roman" w:hAnsi="Times New Roman" w:eastAsia="Times New Roman" w:cs="Times New Roman"/>
               </w:rPr>
-              <w:t>• Bấm Tab trên Sidebar: "Trang chủ Web Dashboard"</w:t>
+              <w:t>• Bấm Tab trên Sidebar: "1. Bản đồ Kiến trúc &amp; Tổng quan"</w:t>
               <w:br/>
             </w:r>
             <w:r>
@@ -2009,7 +2425,7 @@
                 <w:sz w:val="20"/>
                 <w:rFonts w:ascii="Times New Roman" w:hAnsi="Times New Roman" w:eastAsia="Times New Roman" w:cs="Times New Roman"/>
               </w:rPr>
-              <w:t>• Bấm Tab trên Sidebar: "Bản đồ ứng dụng Big Data &amp; Quản trị dữ liệu HDFS Data Lake"</w:t>
+              <w:t>• Bấm Tab trên Sidebar: "1. Bản đồ Kiến trúc &amp; Tổng quan (Sơ đồ) + 2. Quản trị dữ liệu HDFS Data Lake"</w:t>
               <w:br/>
             </w:r>
             <w:r>
@@ -2102,7 +2518,7 @@
                 <w:sz w:val="19"/>
                 <w:rFonts w:ascii="Times New Roman" w:hAnsi="Times New Roman" w:eastAsia="Times New Roman" w:cs="Times New Roman"/>
               </w:rPr>
-              <w:t>1. Trên Sidebar bên trái, bấm chọn menu: 'Bản đồ ứng dụng Big Data' -&gt; Chỉ vào sơ đồ 5 lớp công nghệ.</w:t>
+              <w:t>1. Trên Sidebar bên trái, bấm chọn menu: '1. Bản đồ Kiến trúc &amp; Tổng quan' -&gt; Chỉ vào 4 thẻ số liệu và sơ đồ 5 lớp công nghệ.</w:t>
             </w:r>
           </w:p>
           <w:p>
@@ -2119,7 +2535,7 @@
                 <w:sz w:val="19"/>
                 <w:rFonts w:ascii="Times New Roman" w:hAnsi="Times New Roman" w:eastAsia="Times New Roman" w:cs="Times New Roman"/>
               </w:rPr>
-              <w:t>2. Tiếp tục bấm chọn menu: 'Quản trị dữ liệu HDFS Data Lake'.</w:t>
+              <w:t>2. Tiếp tục bấm chọn menu: '2. Quản trị dữ liệu HDFS Data Lake'.</w:t>
             </w:r>
           </w:p>
           <w:p>
@@ -2406,7 +2822,7 @@
                 <w:sz w:val="20"/>
                 <w:rFonts w:ascii="Times New Roman" w:hAnsi="Times New Roman" w:eastAsia="Times New Roman" w:cs="Times New Roman"/>
               </w:rPr>
-              <w:t>• Bấm Tab trên Sidebar: "Benchmark hiệu năng Spark vs Pandas"</w:t>
+              <w:t>• Bấm Tab trên Sidebar: "3. Benchmark hiệu năng Spark vs Pandas"</w:t>
               <w:br/>
             </w:r>
             <w:r>
@@ -2488,7 +2904,7 @@
                 <w:sz w:val="19"/>
                 <w:rFonts w:ascii="Times New Roman" w:hAnsi="Times New Roman" w:eastAsia="Times New Roman" w:cs="Times New Roman"/>
               </w:rPr>
-              <w:t>1. Bấm chọn menu: 'Benchmark hiệu năng Spark vs Pandas'.</w:t>
+              <w:t>1. Bấm chọn menu: '3. Benchmark hiệu năng Spark vs Pandas'.</w:t>
             </w:r>
           </w:p>
           <w:p>
@@ -2809,7 +3225,7 @@
                 <w:sz w:val="20"/>
                 <w:rFonts w:ascii="Times New Roman" w:hAnsi="Times New Roman" w:eastAsia="Times New Roman" w:cs="Times New Roman"/>
               </w:rPr>
-              <w:t>• Bấm Tab trên Sidebar: "Tổng quan thị trường &amp; Phân tích Spark SQL"</w:t>
+              <w:t>• Bấm Tab trên Sidebar: "4. Tổng quan thị trường (PySpark ETL) &amp; 5. Phân tích Spark SQL"</w:t>
               <w:br/>
             </w:r>
             <w:r>
@@ -2902,7 +3318,7 @@
                 <w:sz w:val="19"/>
                 <w:rFonts w:ascii="Times New Roman" w:hAnsi="Times New Roman" w:eastAsia="Times New Roman" w:cs="Times New Roman"/>
               </w:rPr>
-              <w:t>1. Bấm menu: 'Tổng quan thị trường' -&gt; Tích vào ô 'Chỉ lấy niên độ gần nhất (2023 - Nay)', chỉ vào thẻ thống kê: 22,751 cầu thủ đang đá với tổng định giá 16.5 tỷ Euro.</w:t>
+              <w:t>1. Bấm menu: '4. Tổng quan thị trường (PySpark ETL)' -&gt; Tích vào ô 'Chỉ lấy niên độ gần nhất (2023 - Nay)', chỉ vào thẻ thống kê: 22,751 cầu thủ đang đá với tổng định giá 16.5 tỷ Euro.</w:t>
             </w:r>
           </w:p>
           <w:p>
@@ -2919,7 +3335,7 @@
                 <w:sz w:val="19"/>
                 <w:rFonts w:ascii="Times New Roman" w:hAnsi="Times New Roman" w:eastAsia="Times New Roman" w:cs="Times New Roman"/>
               </w:rPr>
-              <w:t>2. Bấm menu: 'Phân tích Spark SQL' -&gt; Bấm chuyển giữa 4 tab: Top 15 siêu sao, Vị trí thi đấu, Quốc gia, Độ tuổi. Bấm thử nút 'Trang tiếp ▶' trên bảng phân trang.</w:t>
+              <w:t>2. Bấm menu: '5. Phân tích Spark SQL' -&gt; Bấm chuyển giữa 4 tab: Top 15 siêu sao, Vị trí thi đấu, Quốc gia, Độ tuổi. Bấm thử nút 'Trang tiếp ▶' trên bảng phân trang.</w:t>
             </w:r>
           </w:p>
         </w:tc>
@@ -3223,7 +3639,7 @@
                 <w:sz w:val="20"/>
                 <w:rFonts w:ascii="Times New Roman" w:hAnsi="Times New Roman" w:eastAsia="Times New Roman" w:cs="Times New Roman"/>
               </w:rPr>
-              <w:t>• Bấm Tab trên Sidebar: "Phân cụm K-Means &amp; Dự đoán định giá (ML)"</w:t>
+              <w:t>• Bấm Tab trên Sidebar: "6. Phân cụm K-Means &amp; 7. Dự đoán định giá (ML &amp; XAI)"</w:t>
               <w:br/>
             </w:r>
             <w:r>
@@ -3316,7 +3732,7 @@
                 <w:sz w:val="19"/>
                 <w:rFonts w:ascii="Times New Roman" w:hAnsi="Times New Roman" w:eastAsia="Times New Roman" w:cs="Times New Roman"/>
               </w:rPr>
-              <w:t>1. Bấm menu: 'Phân cụm K-Means' -&gt; Chỉ vào biểu đồ 3 cụm màu sắc và điểm Silhouette Score k=3 đạt 0.6429.</w:t>
+              <w:t>1. Bấm menu: '6. Phân cụm K-Means (MLlib)' -&gt; Chỉ vào biểu đồ 3 cụm màu sắc và điểm Silhouette Score k=3 đạt 0.6429.</w:t>
             </w:r>
           </w:p>
           <w:p>
@@ -3333,7 +3749,7 @@
                 <w:sz w:val="19"/>
                 <w:rFonts w:ascii="Times New Roman" w:hAnsi="Times New Roman" w:eastAsia="Times New Roman" w:cs="Times New Roman"/>
               </w:rPr>
-              <w:t>2. Bấm menu: 'Dự đoán định giá (ML)':</w:t>
+              <w:t>2. Bấm menu: '7. Dự đoán định giá (ML &amp; XAI)':</w:t>
             </w:r>
           </w:p>
           <w:p>
@@ -3671,7 +4087,7 @@
                 <w:sz w:val="20"/>
                 <w:rFonts w:ascii="Times New Roman" w:hAnsi="Times New Roman" w:eastAsia="Times New Roman" w:cs="Times New Roman"/>
               </w:rPr>
-              <w:t>• Bấm Tab trên Sidebar: "Dòng dữ liệu Kafka Streaming &amp; Điều phối Airflow Workflow"</w:t>
+              <w:t>• Bấm Tab trên Sidebar: "8. Dòng dữ liệu Kafka Streaming &amp; 9. Điều phối Airflow Workflow"</w:t>
               <w:br/>
             </w:r>
             <w:r>
@@ -3764,7 +4180,7 @@
                 <w:sz w:val="19"/>
                 <w:rFonts w:ascii="Times New Roman" w:hAnsi="Times New Roman" w:eastAsia="Times New Roman" w:cs="Times New Roman"/>
               </w:rPr>
-              <w:t>1. Bấm menu: 'Dòng dữ liệu Kafka Streaming' -&gt; Xem các dòng tin JSON giao dịch phát trực tiếp thời gian thực (15 thương vụ, tổng 707 triệu Euro).</w:t>
+              <w:t>1. Bấm menu: '8. Dòng dữ liệu Kafka Streaming' -&gt; Xem các dòng tin JSON giao dịch phát trực tiếp thời gian thực (15 thương vụ, tổng 707 triệu Euro).</w:t>
             </w:r>
           </w:p>
           <w:p>
@@ -3781,7 +4197,7 @@
                 <w:sz w:val="19"/>
                 <w:rFonts w:ascii="Times New Roman" w:hAnsi="Times New Roman" w:eastAsia="Times New Roman" w:cs="Times New Roman"/>
               </w:rPr>
-              <w:t>2. Bấm menu: 'Điều phối Airflow Workflow' -&gt; Chỉ vào sơ đồ 7 task tuần tự và trạng thái 100% SUCCESS màu xanh lá.</w:t>
+              <w:t>2. Bấm menu: '9. Điều phối Airflow Workflow' -&gt; Chỉ vào sơ đồ 7 task tuần tự và trạng thái 100% SUCCESS màu xanh lá.</w:t>
             </w:r>
           </w:p>
         </w:tc>
@@ -4051,7 +4467,7 @@
                 <w:sz w:val="20"/>
                 <w:rFonts w:ascii="Times New Roman" w:hAnsi="Times New Roman" w:eastAsia="Times New Roman" w:cs="Times New Roman"/>
               </w:rPr>
-              <w:t>• Bấm Tab trên Sidebar: "Truy vấn CSDL Data Mart"</w:t>
+              <w:t>• Bấm Tab trên Sidebar: "10. Truy vấn CSDL Data Mart"</w:t>
               <w:br/>
             </w:r>
             <w:r>
@@ -4133,7 +4549,7 @@
                 <w:sz w:val="19"/>
                 <w:rFonts w:ascii="Times New Roman" w:hAnsi="Times New Roman" w:eastAsia="Times New Roman" w:cs="Times New Roman"/>
               </w:rPr>
-              <w:t>1. Bấm menu: 'Truy vấn CSDL Data Mart'.</w:t>
+              <w:t>1. Bấm menu: '10. Truy vấn CSDL Data Mart'.</w:t>
             </w:r>
           </w:p>
           <w:p>
